--- a/docs/TFM_Technical_Bible.docx
+++ b/docs/TFM_Technical_Bible.docx
@@ -35353,7 +35353,7 @@
     </w:p>
     <w:bookmarkEnd w:id="165"/>
     <w:bookmarkEnd w:id="166"/>
-    <w:bookmarkStart w:id="183" w:name="X455dcaad4c51ec45a7b256d97c0afe2d83d6a98"/>
+    <w:bookmarkStart w:id="186" w:name="X455dcaad4c51ec45a7b256d97c0afe2d83d6a98"/>
     <w:p>
       <w:pPr>
         <w:pStyle w:val="Heading1"/>
@@ -35582,6 +35582,80 @@
         <w:rPr>
           <w:rStyle w:val="VerbatimChar"/>
         </w:rPr>
+        <w:t xml:space="preserve">std::fixed</w:t>
+      </w:r>
+      <w:r>
+        <w:t xml:space="preserve"> </w:t>
+      </w:r>
+      <w:r>
+        <w:t xml:space="preserve">junto con</w:t>
+      </w:r>
+      <w:r>
+        <w:t xml:space="preserve"> </w:t>
+      </w:r>
+      <w:r>
+        <w:rPr>
+          <w:rStyle w:val="VerbatimChar"/>
+        </w:rPr>
+        <w:t xml:space="preserve">std::setprecision(4)</w:t>
+      </w:r>
+      <w:r>
+        <w:t xml:space="preserve"> </w:t>
+      </w:r>
+      <w:r>
+        <w:t xml:space="preserve">(</w:t>
+      </w:r>
+      <w:r>
+        <w:rPr>
+          <w:rStyle w:val="VerbatimChar"/>
+        </w:rPr>
+        <w:t xml:space="preserve">#include &lt;iomanip&gt;</w:t>
+      </w:r>
+      <w:r>
+        <w:t xml:space="preserve">) para asegurar que las marcas de tiempo en nanosegundos (superiores a</w:t>
+      </w:r>
+      <w:r>
+        <w:t xml:space="preserve"> </w:t>
+      </w:r>
+      <m:oMath>
+        <m:sSup>
+          <m:e>
+            <m:r>
+              <m:t>10</m:t>
+            </m:r>
+          </m:e>
+          <m:sup>
+            <m:r>
+              <m:t>6</m:t>
+            </m:r>
+          </m:sup>
+        </m:sSup>
+      </m:oMath>
+      <w:r>
+        <w:t xml:space="preserve"> </w:t>
+      </w:r>
+      <w:r>
+        <w:t xml:space="preserve">ns) no se trunquen por el formato estándar a notación científica (</w:t>
+      </w:r>
+      <w:r>
+        <w:rPr>
+          <w:rStyle w:val="VerbatimChar"/>
+        </w:rPr>
+        <w:t xml:space="preserve">float</w:t>
+      </w:r>
+      <w:r>
+        <w:t xml:space="preserve"> </w:t>
+      </w:r>
+      <w:r>
+        <w:t xml:space="preserve">de 6 cifras significativas), preservando la fidelidad temporal exacta. Asimismo, emplea</w:t>
+      </w:r>
+      <w:r>
+        <w:t xml:space="preserve"> </w:t>
+      </w:r>
+      <w:r>
+        <w:rPr>
+          <w:rStyle w:val="VerbatimChar"/>
+        </w:rPr>
         <w:t xml:space="preserve">std::endl</w:t>
       </w:r>
       <w:r>
@@ -35604,13 +35678,13 @@
           <w:b/>
           <w:bCs/>
         </w:rPr>
-        <w:t xml:space="preserve">Filtrado de Eventos Nulos:</w:t>
-      </w:r>
-      <w:r>
-        <w:t xml:space="preserve"> </w:t>
-      </w:r>
-      <w:r>
-        <w:t xml:space="preserve">En</w:t>
+        <w:t xml:space="preserve">Filtrado de Eventos Nulos y Guarda Anti-Doble Registro:</w:t>
+      </w:r>
+      <w:r>
+        <w:t xml:space="preserve"> </w:t>
+      </w:r>
+      <w:r>
+        <w:t xml:space="preserve">- En</w:t>
       </w:r>
       <w:r>
         <w:t xml:space="preserve"> </w:t>
@@ -35620,7 +35694,7 @@
           <w:rPr>
             <w:rStyle w:val="VerbatimChar"/>
           </w:rPr>
-          <w:t xml:space="preserve">src/module/module_graph.cpp:L332</w:t>
+          <w:t xml:space="preserve">src/module/module_graph.cpp</w:t>
         </w:r>
       </w:hyperlink>
       <w:r>
@@ -35637,6 +35711,126 @@
       </w:r>
       <w:r>
         <w:t xml:space="preserve">, eliminando del archivo miles de llamadas declarativas nulas que saturaban el almacenamiento.</w:t>
+      </w:r>
+      <w:r>
+        <w:t xml:space="preserve"> </w:t>
+      </w:r>
+      <w:r>
+        <w:t xml:space="preserve">- En</w:t>
+      </w:r>
+      <w:r>
+        <w:t xml:space="preserve"> </w:t>
+      </w:r>
+      <w:r>
+        <w:rPr>
+          <w:rStyle w:val="VerbatimChar"/>
+        </w:rPr>
+        <w:t xml:space="preserve">TopModuleGraph::set_pop_status()</w:t>
+      </w:r>
+      <w:r>
+        <w:t xml:space="preserve">, se implementa una guarda explícita (</w:t>
+      </w:r>
+      <w:r>
+        <w:rPr>
+          <w:rStyle w:val="VerbatimChar"/>
+        </w:rPr>
+        <w:t xml:space="preserve">is_self_logged</w:t>
+      </w:r>
+      <w:r>
+        <w:t xml:space="preserve">) que comprueba el nombre canónico del módulo (</w:t>
+      </w:r>
+      <w:r>
+        <w:rPr>
+          <w:rStyle w:val="VerbatimChar"/>
+        </w:rPr>
+        <w:t xml:space="preserve">norm</w:t>
+      </w:r>
+      <w:r>
+        <w:t xml:space="preserve">,</w:t>
+      </w:r>
+      <w:r>
+        <w:t xml:space="preserve"> </w:t>
+      </w:r>
+      <w:r>
+        <w:rPr>
+          <w:rStyle w:val="VerbatimChar"/>
+        </w:rPr>
+        <w:t xml:space="preserve">residual</w:t>
+      </w:r>
+      <w:r>
+        <w:t xml:space="preserve">,</w:t>
+      </w:r>
+      <w:r>
+        <w:t xml:space="preserve"> </w:t>
+      </w:r>
+      <w:r>
+        <w:rPr>
+          <w:rStyle w:val="VerbatimChar"/>
+        </w:rPr>
+        <w:t xml:space="preserve">rope</w:t>
+      </w:r>
+      <w:r>
+        <w:t xml:space="preserve">,</w:t>
+      </w:r>
+      <w:r>
+        <w:t xml:space="preserve"> </w:t>
+      </w:r>
+      <w:r>
+        <w:rPr>
+          <w:rStyle w:val="VerbatimChar"/>
+        </w:rPr>
+        <w:t xml:space="preserve">scatter</w:t>
+      </w:r>
+      <w:r>
+        <w:t xml:space="preserve">,</w:t>
+      </w:r>
+      <w:r>
+        <w:t xml:space="preserve"> </w:t>
+      </w:r>
+      <w:r>
+        <w:rPr>
+          <w:rStyle w:val="VerbatimChar"/>
+        </w:rPr>
+        <w:t xml:space="preserve">gather</w:t>
+      </w:r>
+      <w:r>
+        <w:t xml:space="preserve">,</w:t>
+      </w:r>
+      <w:r>
+        <w:t xml:space="preserve"> </w:t>
+      </w:r>
+      <w:r>
+        <w:rPr>
+          <w:rStyle w:val="VerbatimChar"/>
+        </w:rPr>
+        <w:t xml:space="preserve">all_reduce</w:t>
+      </w:r>
+      <w:r>
+        <w:t xml:space="preserve">). Si el módulo pertenece a una de estas clases que ya autogestionan su propio registro en</w:t>
+      </w:r>
+      <w:r>
+        <w:t xml:space="preserve"> </w:t>
+      </w:r>
+      <w:r>
+        <w:rPr>
+          <w:rStyle w:val="VerbatimChar"/>
+        </w:rPr>
+        <w:t xml:space="preserve">forward()</w:t>
+      </w:r>
+      <w:r>
+        <w:t xml:space="preserve">, se omite la emisión de un segundo registro POP, previniendo solapamientos temporales o doble contabilidad de latencias en el archivo</w:t>
+      </w:r>
+      <w:r>
+        <w:t xml:space="preserve"> </w:t>
+      </w:r>
+      <w:r>
+        <w:rPr>
+          <w:rStyle w:val="VerbatimChar"/>
+        </w:rPr>
+        <w:t xml:space="preserve">.trc</w:t>
+      </w:r>
+      <w:r>
+        <w:t xml:space="preserve">.</w:t>
       </w:r>
     </w:p>
     <w:p>
@@ -36323,7 +36517,7 @@
       </w:r>
     </w:p>
     <w:bookmarkEnd w:id="176"/>
-    <w:bookmarkStart w:id="178" w:name="X7b5c2a3645a46b5efe0874c89dcb435312acb70"/>
+    <w:bookmarkStart w:id="181" w:name="X7b5c2a3645a46b5efe0874c89dcb435312acb70"/>
     <w:p>
       <w:pPr>
         <w:pStyle w:val="Heading2"/>
@@ -36360,52 +36554,7 @@
         </w:r>
       </w:hyperlink>
       <w:r>
-        <w:t xml:space="preserve">:</w:t>
-      </w:r>
-      <w:r>
-        <w:t xml:space="preserve"> </w:t>
-      </w:r>
-      <w:r>
-        <w:t xml:space="preserve">- Analiza las ejecuciones más recientes (</w:t>
-      </w:r>
-      <w:r>
-        <w:rPr>
-          <w:rStyle w:val="VerbatimChar"/>
-        </w:rPr>
-        <w:t xml:space="preserve">--recent N</w:t>
-      </w:r>
-      <w:r>
-        <w:t xml:space="preserve">,</w:t>
-      </w:r>
-      <w:r>
-        <w:t xml:space="preserve"> </w:t>
-      </w:r>
-      <w:r>
-        <w:rPr>
-          <w:rStyle w:val="VerbatimChar"/>
-        </w:rPr>
-        <w:t xml:space="preserve">--model</w:t>
-      </w:r>
-      <w:r>
-        <w:t xml:space="preserve">,</w:t>
-      </w:r>
-      <w:r>
-        <w:t xml:space="preserve"> </w:t>
-      </w:r>
-      <w:r>
-        <w:rPr>
-          <w:rStyle w:val="VerbatimChar"/>
-        </w:rPr>
-        <w:t xml:space="preserve">--today</w:t>
-      </w:r>
-      <w:r>
-        <w:t xml:space="preserve">).</w:t>
-      </w:r>
-      <w:r>
-        <w:t xml:space="preserve"> </w:t>
-      </w:r>
-      <w:r>
-        <w:t xml:space="preserve">- Extrae de los</w:t>
+        <w:t xml:space="preserve">, realiza el posprocesamiento macroscópico de los archivos</w:t>
       </w:r>
       <w:r>
         <w:t xml:space="preserve"> </w:t>
@@ -36420,118 +36569,1664 @@
         <w:t xml:space="preserve"> </w:t>
       </w:r>
       <w:r>
-        <w:t xml:space="preserve">el desglose acumulado de:</w:t>
-      </w:r>
-      <w:r>
-        <w:t xml:space="preserve"> </w:t>
-      </w:r>
-      <w:r>
-        <w:t xml:space="preserve">-</w:t>
-      </w:r>
-      <w:r>
-        <w:t xml:space="preserve"> </w:t>
-      </w:r>
+        <w:t xml:space="preserve">generados por el clúster.</w:t>
+      </w:r>
+    </w:p>
+    <w:bookmarkStart w:id="178" w:name="X4802dc963a76d04bb89af185fd89aa282da0569"/>
+    <w:p>
+      <w:pPr>
+        <w:pStyle w:val="Heading3"/>
+      </w:pPr>
+      <w:r>
+        <w:t xml:space="preserve">6.4.1. Auditoría de Discrepancias y Conservación del Wall-Clock Time</w:t>
+      </w:r>
+    </w:p>
+    <w:p>
+      <w:pPr>
+        <w:pStyle w:val="FirstParagraph"/>
+      </w:pPr>
+      <w:r>
+        <w:t xml:space="preserve">Durante las primeras campañas de simulación, se detectó una aparente discrepancia: las gráficas de latencia mostraban barras agregadas cercanas a</w:t>
+      </w:r>
+      <w:r>
+        <w:t xml:space="preserve"> </w:t>
+      </w:r>
+      <m:oMath>
+        <m:r>
+          <m:rPr>
+            <m:sty m:val="p"/>
+          </m:rPr>
+          <m:t>∼</m:t>
+        </m:r>
+        <m:r>
+          <m:t>10</m:t>
+        </m:r>
+        <m:r>
+          <m:rPr>
+            <m:nor/>
+            <m:sty m:val="p"/>
+          </m:rPr>
+          <m:t> M</m:t>
+        </m:r>
+      </m:oMath>
+      <w:r>
+        <w:t xml:space="preserve"> </w:t>
+      </w:r>
+      <w:r>
+        <w:t xml:space="preserve">ns, mientras que el reloj real de simulación (</w:t>
+      </w:r>
+      <w:r>
+        <w:rPr>
+          <w:rStyle w:val="VerbatimChar"/>
+        </w:rPr>
+        <w:t xml:space="preserve">END_NS</w:t>
+      </w:r>
+      <w:r>
+        <w:t xml:space="preserve"> </w:t>
+      </w:r>
+      <w:r>
+        <w:t xml:space="preserve">máximo en los archivos</w:t>
+      </w:r>
+      <w:r>
+        <w:t xml:space="preserve"> </w:t>
+      </w:r>
+      <w:r>
+        <w:rPr>
+          <w:rStyle w:val="VerbatimChar"/>
+        </w:rPr>
+        <w:t xml:space="preserve">TFM_device_X.trc</w:t>
+      </w:r>
+      <w:r>
+        <w:t xml:space="preserve">) culminaba en torno a</w:t>
+      </w:r>
+      <w:r>
+        <w:t xml:space="preserve"> </w:t>
+      </w:r>
+      <m:oMath>
+        <m:r>
+          <m:rPr>
+            <m:sty m:val="p"/>
+          </m:rPr>
+          <m:t>∼</m:t>
+        </m:r>
+        <m:r>
+          <m:t>1</m:t>
+        </m:r>
+        <m:r>
+          <m:rPr>
+            <m:sty m:val="p"/>
+          </m:rPr>
+          <m:t>,</m:t>
+        </m:r>
+        <m:r>
+          <m:t>18</m:t>
+        </m:r>
+        <m:r>
+          <m:rPr>
+            <m:nor/>
+            <m:sty m:val="p"/>
+          </m:rPr>
+          <m:t> M</m:t>
+        </m:r>
+      </m:oMath>
+      <w:r>
+        <w:t xml:space="preserve"> </w:t>
+      </w:r>
+      <w:r>
+        <w:t xml:space="preserve">ns. Se realizó una auditoría rigurosa sobre tres hipótesis causales:</w:t>
+      </w:r>
+    </w:p>
+    <w:p>
+      <w:pPr>
+        <w:numPr>
+          <w:ilvl w:val="0"/>
+          <w:numId w:val="1043"/>
+        </w:numPr>
+      </w:pPr>
       <w:r>
         <w:rPr>
           <w:b/>
           <w:bCs/>
         </w:rPr>
-        <w:t xml:space="preserve">Cómputo GPU Puro:</w:t>
-      </w:r>
-      <w:r>
-        <w:t xml:space="preserve"> </w:t>
-      </w:r>
-      <w:r>
-        <w:t xml:space="preserve">Suma de todas las duraciones de capas tensoriales (</w:t>
-      </w:r>
-      <w:r>
-        <w:rPr>
-          <w:rStyle w:val="VerbatimChar"/>
-        </w:rPr>
-        <w:t xml:space="preserve">Linear</w:t>
-      </w:r>
-      <w:r>
-        <w:t xml:space="preserve">,</w:t>
-      </w:r>
-      <w:r>
-        <w:t xml:space="preserve"> </w:t>
-      </w:r>
-      <w:r>
-        <w:rPr>
-          <w:rStyle w:val="VerbatimChar"/>
-        </w:rPr>
-        <w:t xml:space="preserve">Attention</w:t>
-      </w:r>
-      <w:r>
-        <w:t xml:space="preserve">, normalizaciones).</w:t>
-      </w:r>
-      <w:r>
-        <w:t xml:space="preserve"> </w:t>
-      </w:r>
-      <w:r>
-        <w:t xml:space="preserve">-</w:t>
-      </w:r>
-      <w:r>
-        <w:t xml:space="preserve"> </w:t>
-      </w:r>
+        <w:t xml:space="preserve">Agregación Multi-GPU vs. Promedio por Dispositivo:</w:t>
+      </w:r>
+      <w:r>
+        <w:t xml:space="preserve"> </w:t>
+      </w:r>
+      <w:r>
+        <w:t xml:space="preserve">Si se acumula la duración física de todas las GPUs sin normalizar (</w:t>
+      </w:r>
+      <m:oMath>
+        <m:sSub>
+          <m:e>
+            <m:r>
+              <m:t>N</m:t>
+            </m:r>
+          </m:e>
+          <m:sub>
+            <m:r>
+              <m:rPr>
+                <m:nor/>
+                <m:sty m:val="p"/>
+              </m:rPr>
+              <m:t>GPUs</m:t>
+            </m:r>
+          </m:sub>
+        </m:sSub>
+        <m:r>
+          <m:rPr>
+            <m:sty m:val="p"/>
+          </m:rPr>
+          <m:t>=</m:t>
+        </m:r>
+        <m:r>
+          <m:t>8</m:t>
+        </m:r>
+      </m:oMath>
+      <w:r>
+        <w:t xml:space="preserve">), la métrica reflejaría el tiempo CPU acumulado (Core-Hours equivalentes) en lugar del tiempo transcurrido de pared (</w:t>
+      </w:r>
+      <w:r>
+        <w:rPr>
+          <w:i/>
+          <w:iCs/>
+        </w:rPr>
+        <w:t xml:space="preserve">Wall-Clock Time</w:t>
+      </w:r>
+      <w:r>
+        <w:t xml:space="preserve">). El analizador calcula la media representativa por dispositivo:</w:t>
+      </w:r>
+    </w:p>
+    <w:p>
+      <w:pPr>
+        <w:pStyle w:val="BodyText"/>
+      </w:pPr>
+      <m:oMathPara>
+        <m:oMathParaPr>
+          <m:jc m:val="center"/>
+        </m:oMathParaPr>
+        <m:oMath>
+          <m:sSub>
+            <m:e>
+              <m:bar>
+                <m:barPr>
+                  <m:pos m:val="top"/>
+                </m:barPr>
+                <m:e>
+                  <m:r>
+                    <m:t>T</m:t>
+                  </m:r>
+                </m:e>
+              </m:bar>
+            </m:e>
+            <m:sub>
+              <m:r>
+                <m:rPr>
+                  <m:nor/>
+                  <m:sty m:val="p"/>
+                </m:rPr>
+                <m:t>métrica</m:t>
+              </m:r>
+            </m:sub>
+          </m:sSub>
+          <m:r>
+            <m:rPr>
+              <m:sty m:val="p"/>
+            </m:rPr>
+            <m:t>=</m:t>
+          </m:r>
+          <m:f>
+            <m:fPr>
+              <m:type m:val="bar"/>
+            </m:fPr>
+            <m:num>
+              <m:r>
+                <m:t>1</m:t>
+              </m:r>
+            </m:num>
+            <m:den>
+              <m:sSub>
+                <m:e>
+                  <m:r>
+                    <m:t>N</m:t>
+                  </m:r>
+                </m:e>
+                <m:sub>
+                  <m:r>
+                    <m:rPr>
+                      <m:nor/>
+                      <m:sty m:val="p"/>
+                    </m:rPr>
+                    <m:t>GPUs</m:t>
+                  </m:r>
+                </m:sub>
+              </m:sSub>
+            </m:den>
+          </m:f>
+          <m:nary>
+            <m:naryPr>
+              <m:chr m:val="∑"/>
+              <m:limLoc m:val="undOvr"/>
+              <m:subHide m:val="off"/>
+              <m:supHide m:val="off"/>
+            </m:naryPr>
+            <m:sub>
+              <m:r>
+                <m:t>g</m:t>
+              </m:r>
+              <m:r>
+                <m:rPr>
+                  <m:sty m:val="p"/>
+                </m:rPr>
+                <m:t>=</m:t>
+              </m:r>
+              <m:r>
+                <m:t>0</m:t>
+              </m:r>
+            </m:sub>
+            <m:sup>
+              <m:sSub>
+                <m:e>
+                  <m:r>
+                    <m:t>N</m:t>
+                  </m:r>
+                </m:e>
+                <m:sub>
+                  <m:r>
+                    <m:rPr>
+                      <m:nor/>
+                      <m:sty m:val="p"/>
+                    </m:rPr>
+                    <m:t>GPUs</m:t>
+                  </m:r>
+                </m:sub>
+              </m:sSub>
+              <m:r>
+                <m:rPr>
+                  <m:sty m:val="p"/>
+                </m:rPr>
+                <m:t>−</m:t>
+              </m:r>
+              <m:r>
+                <m:t>1</m:t>
+              </m:r>
+            </m:sup>
+            <m:e>
+              <m:sSubSup>
+                <m:e>
+                  <m:r>
+                    <m:t>T</m:t>
+                  </m:r>
+                </m:e>
+                <m:sub>
+                  <m:r>
+                    <m:rPr>
+                      <m:nor/>
+                      <m:sty m:val="p"/>
+                    </m:rPr>
+                    <m:t>métrica</m:t>
+                  </m:r>
+                </m:sub>
+                <m:sup>
+                  <m:r>
+                    <m:rPr>
+                      <m:sty m:val="p"/>
+                    </m:rPr>
+                    <m:t>(</m:t>
+                  </m:r>
+                  <m:r>
+                    <m:t>g</m:t>
+                  </m:r>
+                  <m:r>
+                    <m:rPr>
+                      <m:sty m:val="p"/>
+                    </m:rPr>
+                    <m:t>)</m:t>
+                  </m:r>
+                </m:sup>
+              </m:sSubSup>
+            </m:e>
+          </m:nary>
+        </m:oMath>
+      </m:oMathPara>
+    </w:p>
+    <w:p>
+      <w:pPr>
+        <w:numPr>
+          <w:ilvl w:val="0"/>
+          <w:numId w:val="1043"/>
+        </w:numPr>
+      </w:pPr>
       <w:r>
         <w:rPr>
           <w:b/>
           <w:bCs/>
         </w:rPr>
-        <w:t xml:space="preserve">Tránsito de Red:</w:t>
-      </w:r>
-      <w:r>
-        <w:t xml:space="preserve"> </w:t>
-      </w:r>
-      <w:r>
-        <w:t xml:space="preserve">Tiempo de vuelo físico en BookSim2 (</w:t>
-      </w:r>
-      <w:r>
-        <w:rPr>
-          <w:rStyle w:val="VerbatimChar"/>
-        </w:rPr>
-        <w:t xml:space="preserve">moe_scatter</w:t>
-      </w:r>
-      <w:r>
-        <w:t xml:space="preserve"> </w:t>
-      </w:r>
-      <w:r>
-        <w:t xml:space="preserve">y</w:t>
-      </w:r>
-      <w:r>
-        <w:t xml:space="preserve"> </w:t>
-      </w:r>
-      <w:r>
-        <w:rPr>
-          <w:rStyle w:val="VerbatimChar"/>
-        </w:rPr>
-        <w:t xml:space="preserve">moe_gather</w:t>
-      </w:r>
-      <w:r>
-        <w:t xml:space="preserve">).</w:t>
-      </w:r>
-      <w:r>
-        <w:t xml:space="preserve"> </w:t>
-      </w:r>
-      <w:r>
-        <w:t xml:space="preserve">-</w:t>
-      </w:r>
-      <w:r>
-        <w:t xml:space="preserve"> </w:t>
+        <w:t xml:space="preserve">Doble Registro o Solapamiento de Intervalos en</w:t>
       </w:r>
       <w:r>
         <w:rPr>
           <w:b/>
           <w:bCs/>
         </w:rPr>
-        <w:t xml:space="preserve">Bloqueos de Sincronización:</w:t>
-      </w:r>
-      <w:r>
-        <w:t xml:space="preserve"> </w:t>
-      </w:r>
-      <w:r>
-        <w:t xml:space="preserve">Tiempo ocioso en barreras BSP (</w:t>
+        <w:t xml:space="preserve"> </w:t>
+      </w:r>
+      <w:r>
+        <w:rPr>
+          <w:rStyle w:val="VerbatimChar"/>
+          <w:b/>
+          <w:bCs/>
+        </w:rPr>
+        <w:t xml:space="preserve">.trc</w:t>
+      </w:r>
+      <w:r>
+        <w:rPr>
+          <w:b/>
+          <w:bCs/>
+        </w:rPr>
+        <w:t xml:space="preserve">:</w:t>
+      </w:r>
+      <w:r>
+        <w:t xml:space="preserve"> </w:t>
+      </w:r>
+      <w:r>
+        <w:t xml:space="preserve">Se auditó la secuencia temporal de cada</w:t>
+      </w:r>
+      <w:r>
+        <w:t xml:space="preserve"> </w:t>
+      </w:r>
+      <w:r>
+        <w:rPr>
+          <w:rStyle w:val="VerbatimChar"/>
+        </w:rPr>
+        <w:t xml:space="preserve">.trc</w:t>
+      </w:r>
+      <w:r>
+        <w:t xml:space="preserve"> </w:t>
+      </w:r>
+      <w:r>
+        <w:t xml:space="preserve">individual para verificar si la coexistencia de registros emitidos en</w:t>
+      </w:r>
+      <w:r>
+        <w:t xml:space="preserve"> </w:t>
+      </w:r>
+      <w:r>
+        <w:rPr>
+          <w:rStyle w:val="VerbatimChar"/>
+        </w:rPr>
+        <w:t xml:space="preserve">forward()</w:t>
+      </w:r>
+      <w:r>
+        <w:t xml:space="preserve"> </w:t>
+      </w:r>
+      <w:r>
+        <w:t xml:space="preserve">(</w:t>
+      </w:r>
+      <w:r>
+        <w:rPr>
+          <w:rStyle w:val="VerbatimChar"/>
+        </w:rPr>
+        <w:t xml:space="preserve">LayerNorm</w:t>
+      </w:r>
+      <w:r>
+        <w:t xml:space="preserve">,</w:t>
+      </w:r>
+      <w:r>
+        <w:t xml:space="preserve"> </w:t>
+      </w:r>
+      <w:r>
+        <w:rPr>
+          <w:rStyle w:val="VerbatimChar"/>
+        </w:rPr>
+        <w:t xml:space="preserve">Residual</w:t>
+      </w:r>
+      <w:r>
+        <w:t xml:space="preserve">,</w:t>
+      </w:r>
+      <w:r>
+        <w:t xml:space="preserve"> </w:t>
+      </w:r>
+      <w:r>
+        <w:rPr>
+          <w:rStyle w:val="VerbatimChar"/>
+        </w:rPr>
+        <w:t xml:space="preserve">RoPE</w:t>
+      </w:r>
+      <w:r>
+        <w:t xml:space="preserve">,</w:t>
+      </w:r>
+      <w:r>
+        <w:t xml:space="preserve"> </w:t>
+      </w:r>
+      <w:r>
+        <w:rPr>
+          <w:rStyle w:val="VerbatimChar"/>
+        </w:rPr>
+        <w:t xml:space="preserve">MoEScatter</w:t>
+      </w:r>
+      <w:r>
+        <w:t xml:space="preserve">,</w:t>
+      </w:r>
+      <w:r>
+        <w:t xml:space="preserve"> </w:t>
+      </w:r>
+      <w:r>
+        <w:rPr>
+          <w:rStyle w:val="VerbatimChar"/>
+        </w:rPr>
+        <w:t xml:space="preserve">MoEGather</w:t>
+      </w:r>
+      <w:r>
+        <w:t xml:space="preserve">,</w:t>
+      </w:r>
+      <w:r>
+        <w:t xml:space="preserve"> </w:t>
+      </w:r>
+      <w:r>
+        <w:rPr>
+          <w:rStyle w:val="VerbatimChar"/>
+        </w:rPr>
+        <w:t xml:space="preserve">AllReduce</w:t>
+      </w:r>
+      <w:r>
+        <w:t xml:space="preserve">) y registros emitidos en</w:t>
+      </w:r>
+      <w:r>
+        <w:t xml:space="preserve"> </w:t>
+      </w:r>
+      <w:r>
+        <w:rPr>
+          <w:rStyle w:val="VerbatimChar"/>
+        </w:rPr>
+        <w:t xml:space="preserve">set_pop_status()</w:t>
+      </w:r>
+      <w:r>
+        <w:t xml:space="preserve"> </w:t>
+      </w:r>
+      <w:r>
+        <w:t xml:space="preserve">provocaba solapamientos o huecos. Se constató que, gracias a la guarda</w:t>
+      </w:r>
+      <w:r>
+        <w:t xml:space="preserve"> </w:t>
+      </w:r>
+      <w:r>
+        <w:rPr>
+          <w:rStyle w:val="VerbatimChar"/>
+        </w:rPr>
+        <w:t xml:space="preserve">is_self_logged</w:t>
+      </w:r>
+      <w:r>
+        <w:t xml:space="preserve"> </w:t>
+      </w:r>
+      <w:r>
+        <w:t xml:space="preserve">implementada en</w:t>
+      </w:r>
+      <w:r>
+        <w:t xml:space="preserve"> </w:t>
+      </w:r>
+      <w:r>
+        <w:rPr>
+          <w:rStyle w:val="VerbatimChar"/>
+        </w:rPr>
+        <w:t xml:space="preserve">TopModuleGraph::set_pop_status()</w:t>
+      </w:r>
+      <w:r>
+        <w:t xml:space="preserve">, los intervalos temporales</w:t>
+      </w:r>
+      <w:r>
+        <w:t xml:space="preserve"> </w:t>
+      </w:r>
+      <m:oMath>
+        <m:r>
+          <m:rPr>
+            <m:sty m:val="p"/>
+          </m:rPr>
+          <m:t>[</m:t>
+        </m:r>
+        <m:sSub>
+          <m:e>
+            <m:r>
+              <m:t>t</m:t>
+            </m:r>
+          </m:e>
+          <m:sub>
+            <m:r>
+              <m:rPr>
+                <m:nor/>
+                <m:sty m:val="p"/>
+              </m:rPr>
+              <m:t>start</m:t>
+            </m:r>
+          </m:sub>
+        </m:sSub>
+        <m:r>
+          <m:rPr>
+            <m:sty m:val="p"/>
+          </m:rPr>
+          <m:t>,</m:t>
+        </m:r>
+        <m:sSub>
+          <m:e>
+            <m:r>
+              <m:t>t</m:t>
+            </m:r>
+          </m:e>
+          <m:sub>
+            <m:r>
+              <m:rPr>
+                <m:nor/>
+                <m:sty m:val="p"/>
+              </m:rPr>
+              <m:t>end</m:t>
+            </m:r>
+          </m:sub>
+        </m:sSub>
+        <m:r>
+          <m:rPr>
+            <m:sty m:val="p"/>
+          </m:rPr>
+          <m:t>]</m:t>
+        </m:r>
+      </m:oMath>
+      <w:r>
+        <w:t xml:space="preserve"> </w:t>
+      </w:r>
+      <w:r>
+        <w:t xml:space="preserve">son continuos y disjuntos, cumpliendo:</w:t>
+      </w:r>
+    </w:p>
+    <w:p>
+      <w:pPr>
+        <w:pStyle w:val="BodyText"/>
+      </w:pPr>
+      <m:oMathPara>
+        <m:oMathParaPr>
+          <m:jc m:val="center"/>
+        </m:oMathParaPr>
+        <m:oMath>
+          <m:r>
+            <m:rPr>
+              <m:sty m:val="p"/>
+            </m:rPr>
+            <m:t>∑</m:t>
+          </m:r>
+          <m:r>
+            <m:rPr>
+              <m:sty m:val="p"/>
+            </m:rPr>
+            <m:t>Δ</m:t>
+          </m:r>
+          <m:sSub>
+            <m:e>
+              <m:r>
+                <m:t>t</m:t>
+              </m:r>
+            </m:e>
+            <m:sub>
+              <m:r>
+                <m:t>k</m:t>
+              </m:r>
+            </m:sub>
+          </m:sSub>
+          <m:r>
+            <m:rPr>
+              <m:sty m:val="p"/>
+            </m:rPr>
+            <m:t>=</m:t>
+          </m:r>
+          <m:r>
+            <m:rPr>
+              <m:sty m:val="p"/>
+            </m:rPr>
+            <m:t>max</m:t>
+          </m:r>
+          <m:r>
+            <m:rPr>
+              <m:sty m:val="p"/>
+            </m:rPr>
+            <m:t>(</m:t>
+          </m:r>
+          <m:sSub>
+            <m:e>
+              <m:r>
+                <m:t>t</m:t>
+              </m:r>
+            </m:e>
+            <m:sub>
+              <m:r>
+                <m:rPr>
+                  <m:nor/>
+                  <m:sty m:val="p"/>
+                </m:rPr>
+                <m:t>end</m:t>
+              </m:r>
+            </m:sub>
+          </m:sSub>
+          <m:r>
+            <m:rPr>
+              <m:sty m:val="p"/>
+            </m:rPr>
+            <m:t>)</m:t>
+          </m:r>
+          <m:r>
+            <m:rPr>
+              <m:sty m:val="p"/>
+            </m:rPr>
+            <m:t>−</m:t>
+          </m:r>
+          <m:r>
+            <m:rPr>
+              <m:sty m:val="p"/>
+            </m:rPr>
+            <m:t>min</m:t>
+          </m:r>
+          <m:r>
+            <m:rPr>
+              <m:sty m:val="p"/>
+            </m:rPr>
+            <m:t>(</m:t>
+          </m:r>
+          <m:sSub>
+            <m:e>
+              <m:r>
+                <m:t>t</m:t>
+              </m:r>
+            </m:e>
+            <m:sub>
+              <m:r>
+                <m:rPr>
+                  <m:nor/>
+                  <m:sty m:val="p"/>
+                </m:rPr>
+                <m:t>start</m:t>
+              </m:r>
+            </m:sub>
+          </m:sSub>
+          <m:r>
+            <m:rPr>
+              <m:sty m:val="p"/>
+            </m:rPr>
+            <m:t>)</m:t>
+          </m:r>
+        </m:oMath>
+      </m:oMathPara>
+    </w:p>
+    <w:p>
+      <w:pPr>
+        <w:numPr>
+          <w:ilvl w:val="0"/>
+          <w:numId w:val="1043"/>
+        </w:numPr>
+      </w:pPr>
+      <w:r>
+        <w:rPr>
+          <w:b/>
+          <w:bCs/>
+        </w:rPr>
+        <w:t xml:space="preserve">Acumulación Multi-Iteración (Filtro Anti-Appends):</w:t>
+      </w:r>
+      <w:r>
+        <w:t xml:space="preserve"> </w:t>
+      </w:r>
+      <w:r>
+        <w:rPr>
+          <w:b/>
+          <w:bCs/>
+        </w:rPr>
+        <w:t xml:space="preserve">Causa Raíz de la Inflación:</w:t>
+      </w:r>
+      <w:r>
+        <w:t xml:space="preserve"> </w:t>
+      </w:r>
+      <w:r>
+        <w:t xml:space="preserve">Cuando el motor ejecuta múltiples iteraciones o fases de calentamiento (</w:t>
+      </w:r>
+      <w:r>
+        <w:rPr>
+          <w:rStyle w:val="VerbatimChar"/>
+        </w:rPr>
+        <w:t xml:space="preserve">runIteration(iter)</w:t>
+      </w:r>
+      <w:r>
+        <w:t xml:space="preserve"> </w:t>
+      </w:r>
+      <w:r>
+        <w:t xml:space="preserve">con</w:t>
+      </w:r>
+      <w:r>
+        <w:t xml:space="preserve"> </w:t>
+      </w:r>
+      <w:r>
+        <w:rPr>
+          <w:rStyle w:val="VerbatimChar"/>
+        </w:rPr>
+        <w:t xml:space="preserve">iter = 6</w:t>
+      </w:r>
+      <w:r>
+        <w:t xml:space="preserve">), las trazas</w:t>
+      </w:r>
+      <w:r>
+        <w:t xml:space="preserve"> </w:t>
+      </w:r>
+      <w:r>
+        <w:rPr>
+          <w:rStyle w:val="VerbatimChar"/>
+        </w:rPr>
+        <w:t xml:space="preserve">.trc</w:t>
+      </w:r>
+      <w:r>
+        <w:t xml:space="preserve"> </w:t>
+      </w:r>
+      <w:r>
+        <w:t xml:space="preserve">acumulan secuencialmente las sucesivas ejecuciones en un único archivo. En cada nueva iteración, el reloj de la GPU se reinicia a</w:t>
+      </w:r>
+      <w:r>
+        <w:t xml:space="preserve"> </w:t>
+      </w:r>
+      <m:oMath>
+        <m:r>
+          <m:t>0</m:t>
+        </m:r>
+      </m:oMath>
+      <w:r>
+        <w:t xml:space="preserve">, provocando retrocesos temporales en la serie cronológica (</w:t>
+      </w:r>
+      <m:oMath>
+        <m:r>
+          <m:rPr>
+            <m:nor/>
+            <m:sty m:val="p"/>
+          </m:rPr>
+          <m:t>START_NS</m:t>
+        </m:r>
+        <m:r>
+          <m:rPr>
+            <m:sty m:val="p"/>
+          </m:rPr>
+          <m:t>[</m:t>
+        </m:r>
+        <m:r>
+          <m:t>i</m:t>
+        </m:r>
+        <m:r>
+          <m:rPr>
+            <m:sty m:val="p"/>
+          </m:rPr>
+          <m:t>]</m:t>
+        </m:r>
+        <m:r>
+          <m:rPr>
+            <m:sty m:val="p"/>
+          </m:rPr>
+          <m:t>&lt;</m:t>
+        </m:r>
+        <m:r>
+          <m:rPr>
+            <m:nor/>
+            <m:sty m:val="p"/>
+          </m:rPr>
+          <m:t>START_NS</m:t>
+        </m:r>
+        <m:r>
+          <m:rPr>
+            <m:sty m:val="p"/>
+          </m:rPr>
+          <m:t>[</m:t>
+        </m:r>
+        <m:r>
+          <m:t>i</m:t>
+        </m:r>
+        <m:r>
+          <m:rPr>
+            <m:sty m:val="p"/>
+          </m:rPr>
+          <m:t>−</m:t>
+        </m:r>
+        <m:r>
+          <m:t>1</m:t>
+        </m:r>
+        <m:r>
+          <m:rPr>
+            <m:sty m:val="p"/>
+          </m:rPr>
+          <m:t>]</m:t>
+        </m:r>
+      </m:oMath>
+      <w:r>
+        <w:t xml:space="preserve">). Sin un filtrado adecuado,</w:t>
+      </w:r>
+      <w:r>
+        <w:t xml:space="preserve"> </w:t>
+      </w:r>
+      <w:r>
+        <w:rPr>
+          <w:rStyle w:val="VerbatimChar"/>
+        </w:rPr>
+        <w:t xml:space="preserve">analyze_traces.py</w:t>
+      </w:r>
+      <w:r>
+        <w:t xml:space="preserve"> </w:t>
+      </w:r>
+      <w:r>
+        <w:t xml:space="preserve">sumaba las</w:t>
+      </w:r>
+      <w:r>
+        <w:t xml:space="preserve"> </w:t>
+      </w:r>
+      <m:oMath>
+        <m:r>
+          <m:t>6</m:t>
+        </m:r>
+      </m:oMath>
+      <w:r>
+        <w:t xml:space="preserve"> </w:t>
+      </w:r>
+      <w:r>
+        <w:t xml:space="preserve">iteraciones consecutivas (</w:t>
+      </w:r>
+      <m:oMath>
+        <m:r>
+          <m:t>6</m:t>
+        </m:r>
+        <m:r>
+          <m:rPr>
+            <m:sty m:val="p"/>
+          </m:rPr>
+          <m:t>×</m:t>
+        </m:r>
+        <m:r>
+          <m:t>1</m:t>
+        </m:r>
+        <m:r>
+          <m:rPr>
+            <m:sty m:val="p"/>
+          </m:rPr>
+          <m:t>,</m:t>
+        </m:r>
+        <m:r>
+          <m:t>187</m:t>
+        </m:r>
+        <m:r>
+          <m:rPr>
+            <m:nor/>
+            <m:sty m:val="p"/>
+          </m:rPr>
+          <m:t> M ns</m:t>
+        </m:r>
+        <m:r>
+          <m:rPr>
+            <m:sty m:val="p"/>
+          </m:rPr>
+          <m:t>≈</m:t>
+        </m:r>
+        <m:r>
+          <m:t>7</m:t>
+        </m:r>
+        <m:r>
+          <m:rPr>
+            <m:sty m:val="p"/>
+          </m:rPr>
+          <m:t>,</m:t>
+        </m:r>
+        <m:r>
+          <m:t>12</m:t>
+        </m:r>
+        <m:r>
+          <m:rPr>
+            <m:nor/>
+            <m:sty m:val="p"/>
+          </m:rPr>
+          <m:t> M ns</m:t>
+        </m:r>
+      </m:oMath>
+      <w:r>
+        <w:t xml:space="preserve"> </w:t>
+      </w:r>
+      <w:r>
+        <w:t xml:space="preserve">hasta</w:t>
+      </w:r>
+      <w:r>
+        <w:t xml:space="preserve"> </w:t>
+      </w:r>
+      <m:oMath>
+        <m:r>
+          <m:t>6</m:t>
+        </m:r>
+        <m:r>
+          <m:rPr>
+            <m:sty m:val="p"/>
+          </m:rPr>
+          <m:t>×</m:t>
+        </m:r>
+        <m:r>
+          <m:t>1</m:t>
+        </m:r>
+        <m:r>
+          <m:rPr>
+            <m:sty m:val="p"/>
+          </m:rPr>
+          <m:t>,</m:t>
+        </m:r>
+        <m:r>
+          <m:t>878</m:t>
+        </m:r>
+        <m:r>
+          <m:rPr>
+            <m:nor/>
+            <m:sty m:val="p"/>
+          </m:rPr>
+          <m:t> M ns</m:t>
+        </m:r>
+        <m:r>
+          <m:rPr>
+            <m:sty m:val="p"/>
+          </m:rPr>
+          <m:t>≈</m:t>
+        </m:r>
+        <m:r>
+          <m:t>11</m:t>
+        </m:r>
+        <m:r>
+          <m:rPr>
+            <m:sty m:val="p"/>
+          </m:rPr>
+          <m:t>,</m:t>
+        </m:r>
+        <m:r>
+          <m:t>27</m:t>
+        </m:r>
+        <m:r>
+          <m:rPr>
+            <m:nor/>
+            <m:sty m:val="p"/>
+          </m:rPr>
+          <m:t> M ns</m:t>
+        </m:r>
+      </m:oMath>
+      <w:r>
+        <w:t xml:space="preserve">), multiplicando por</w:t>
+      </w:r>
+      <w:r>
+        <w:t xml:space="preserve"> </w:t>
+      </w:r>
+      <m:oMath>
+        <m:r>
+          <m:t>6</m:t>
+        </m:r>
+      </m:oMath>
+      <w:r>
+        <w:t xml:space="preserve"> </w:t>
+      </w:r>
+      <w:r>
+        <w:t xml:space="preserve">el tiempo real.</w:t>
+      </w:r>
+    </w:p>
+    <w:p>
+      <w:pPr>
+        <w:pStyle w:val="FirstParagraph"/>
+      </w:pPr>
+      <w:r>
+        <w:t xml:space="preserve">Para solucionar de forma definitiva este problema,</w:t>
+      </w:r>
+      <w:r>
+        <w:t xml:space="preserve"> </w:t>
+      </w:r>
+      <w:r>
+        <w:rPr>
+          <w:rStyle w:val="VerbatimChar"/>
+        </w:rPr>
+        <w:t xml:space="preserve">analyze_traces.py</w:t>
+      </w:r>
+      <w:r>
+        <w:t xml:space="preserve"> </w:t>
+      </w:r>
+      <w:r>
+        <w:t xml:space="preserve">incorpora el</w:t>
+      </w:r>
+      <w:r>
+        <w:t xml:space="preserve"> </w:t>
+      </w:r>
+      <w:r>
+        <w:rPr>
+          <w:b/>
+          <w:bCs/>
+        </w:rPr>
+        <w:t xml:space="preserve">Filtro Anti-Appends</w:t>
+      </w:r>
+      <w:r>
+        <w:t xml:space="preserve">:</w:t>
+      </w:r>
+    </w:p>
+    <w:p>
+      <w:pPr>
+        <w:pStyle w:val="SourceCode"/>
+      </w:pPr>
+      <w:r>
+        <w:rPr>
+          <w:rStyle w:val="CommentTok"/>
+        </w:rPr>
+        <w:t xml:space="preserve"># Detectar reinicios temporales por iteraciones múltiples (iter &gt; 1)</w:t>
+      </w:r>
+      <w:r>
+        <w:br/>
+      </w:r>
+      <w:r>
+        <w:rPr>
+          <w:rStyle w:val="NormalTok"/>
+        </w:rPr>
+        <w:t xml:space="preserve">time_drops </w:t>
+      </w:r>
+      <w:r>
+        <w:rPr>
+          <w:rStyle w:val="OperatorTok"/>
+        </w:rPr>
+        <w:t xml:space="preserve">=</w:t>
+      </w:r>
+      <w:r>
+        <w:rPr>
+          <w:rStyle w:val="NormalTok"/>
+        </w:rPr>
+        <w:t xml:space="preserve"> df[</w:t>
+      </w:r>
+      <w:r>
+        <w:rPr>
+          <w:rStyle w:val="StringTok"/>
+        </w:rPr>
+        <w:t xml:space="preserve">'START_NS'</w:t>
+      </w:r>
+      <w:r>
+        <w:rPr>
+          <w:rStyle w:val="NormalTok"/>
+        </w:rPr>
+        <w:t xml:space="preserve">].diff() </w:t>
+      </w:r>
+      <w:r>
+        <w:rPr>
+          <w:rStyle w:val="OperatorTok"/>
+        </w:rPr>
+        <w:t xml:space="preserve">&lt;</w:t>
+      </w:r>
+      <w:r>
+        <w:rPr>
+          <w:rStyle w:val="NormalTok"/>
+        </w:rPr>
+        <w:t xml:space="preserve"> </w:t>
+      </w:r>
+      <w:r>
+        <w:rPr>
+          <w:rStyle w:val="DecValTok"/>
+        </w:rPr>
+        <w:t xml:space="preserve">0</w:t>
+      </w:r>
+      <w:r>
+        <w:br/>
+      </w:r>
+      <w:r>
+        <w:rPr>
+          <w:rStyle w:val="ControlFlowTok"/>
+        </w:rPr>
+        <w:t xml:space="preserve">if</w:t>
+      </w:r>
+      <w:r>
+        <w:rPr>
+          <w:rStyle w:val="NormalTok"/>
+        </w:rPr>
+        <w:t xml:space="preserve"> time_drops.</w:t>
+      </w:r>
+      <w:r>
+        <w:rPr>
+          <w:rStyle w:val="BuiltInTok"/>
+        </w:rPr>
+        <w:t xml:space="preserve">any</w:t>
+      </w:r>
+      <w:r>
+        <w:rPr>
+          <w:rStyle w:val="NormalTok"/>
+        </w:rPr>
+        <w:t xml:space="preserve">():</w:t>
+      </w:r>
+      <w:r>
+        <w:br/>
+      </w:r>
+      <w:r>
+        <w:rPr>
+          <w:rStyle w:val="NormalTok"/>
+        </w:rPr>
+        <w:t xml:space="preserve">    last_reset_idx </w:t>
+      </w:r>
+      <w:r>
+        <w:rPr>
+          <w:rStyle w:val="OperatorTok"/>
+        </w:rPr>
+        <w:t xml:space="preserve">=</w:t>
+      </w:r>
+      <w:r>
+        <w:rPr>
+          <w:rStyle w:val="NormalTok"/>
+        </w:rPr>
+        <w:t xml:space="preserve"> time_drops[time_drops].index[</w:t>
+      </w:r>
+      <w:r>
+        <w:rPr>
+          <w:rStyle w:val="OperatorTok"/>
+        </w:rPr>
+        <w:t xml:space="preserve">-</w:t>
+      </w:r>
+      <w:r>
+        <w:rPr>
+          <w:rStyle w:val="DecValTok"/>
+        </w:rPr>
+        <w:t xml:space="preserve">1</w:t>
+      </w:r>
+      <w:r>
+        <w:rPr>
+          <w:rStyle w:val="NormalTok"/>
+        </w:rPr>
+        <w:t xml:space="preserve">]</w:t>
+      </w:r>
+      <w:r>
+        <w:br/>
+      </w:r>
+      <w:r>
+        <w:rPr>
+          <w:rStyle w:val="NormalTok"/>
+        </w:rPr>
+        <w:t xml:space="preserve">    df </w:t>
+      </w:r>
+      <w:r>
+        <w:rPr>
+          <w:rStyle w:val="OperatorTok"/>
+        </w:rPr>
+        <w:t xml:space="preserve">=</w:t>
+      </w:r>
+      <w:r>
+        <w:rPr>
+          <w:rStyle w:val="NormalTok"/>
+        </w:rPr>
+        <w:t xml:space="preserve"> df.loc[last_reset_idx:].copy()</w:t>
+      </w:r>
+    </w:p>
+    <w:p>
+      <w:pPr>
+        <w:pStyle w:val="FirstParagraph"/>
+      </w:pPr>
+      <w:r>
+        <w:t xml:space="preserve">Este algoritmo recorta automáticamente el DataFrame a partir del último punto de inflexión temporal, garantizando que el análisis se aplique estrictamente sobre la iteración canónica en estado estacionario.</w:t>
+      </w:r>
+    </w:p>
+    <w:bookmarkEnd w:id="178"/>
+    <w:bookmarkStart w:id="179" w:name="Xfbc4066f45c4565273b8d7ca9bd2eb22572cbba"/>
+    <w:p>
+      <w:pPr>
+        <w:pStyle w:val="Heading3"/>
+      </w:pPr>
+      <w:r>
+        <w:t xml:space="preserve">6.4.2. Ecuación Fundamental de Balance Temporal y Validación Empírica</w:t>
+      </w:r>
+    </w:p>
+    <w:p>
+      <w:pPr>
+        <w:pStyle w:val="FirstParagraph"/>
+      </w:pPr>
+      <w:r>
+        <w:t xml:space="preserve">Tras aplicar el filtrado, se cumple con absoluta precisión la ley de conservación del Wall-Clock Time de la simulación:</w:t>
+      </w:r>
+    </w:p>
+    <w:p>
+      <w:pPr>
+        <w:pStyle w:val="BodyText"/>
+      </w:pPr>
+      <m:oMathPara>
+        <m:oMathParaPr>
+          <m:jc m:val="center"/>
+        </m:oMathParaPr>
+        <m:oMath>
+          <m:r>
+            <m:rPr>
+              <m:nor/>
+              <m:sty m:val="p"/>
+            </m:rPr>
+            <m:t>Wall-Clock Time</m:t>
+          </m:r>
+          <m:r>
+            <m:rPr>
+              <m:sty m:val="p"/>
+            </m:rPr>
+            <m:t>=</m:t>
+          </m:r>
+          <m:limLow>
+            <m:e>
+              <m:r>
+                <m:rPr>
+                  <m:sty m:val="p"/>
+                </m:rPr>
+                <m:t>max</m:t>
+              </m:r>
+            </m:e>
+            <m:lim>
+              <m:r>
+                <m:t>g</m:t>
+              </m:r>
+              <m:r>
+                <m:rPr>
+                  <m:sty m:val="p"/>
+                </m:rPr>
+                <m:t>∈</m:t>
+              </m:r>
+              <m:r>
+                <m:rPr>
+                  <m:sty m:val="p"/>
+                </m:rPr>
+                <m:t>[</m:t>
+              </m:r>
+              <m:r>
+                <m:t>0</m:t>
+              </m:r>
+              <m:r>
+                <m:rPr>
+                  <m:sty m:val="p"/>
+                </m:rPr>
+                <m:t>,</m:t>
+              </m:r>
+              <m:r>
+                <m:t>N</m:t>
+              </m:r>
+              <m:r>
+                <m:rPr>
+                  <m:sty m:val="p"/>
+                </m:rPr>
+                <m:t>−</m:t>
+              </m:r>
+              <m:r>
+                <m:t>1</m:t>
+              </m:r>
+              <m:r>
+                <m:rPr>
+                  <m:sty m:val="p"/>
+                </m:rPr>
+                <m:t>]</m:t>
+              </m:r>
+            </m:lim>
+          </m:limLow>
+          <m:r>
+            <m:rPr>
+              <m:sty m:val="p"/>
+            </m:rPr>
+            <m:t>(</m:t>
+          </m:r>
+          <m:sSup>
+            <m:e>
+              <m:r>
+                <m:rPr>
+                  <m:nor/>
+                  <m:sty m:val="p"/>
+                </m:rPr>
+                <m:t>END_NS</m:t>
+              </m:r>
+            </m:e>
+            <m:sup>
+              <m:r>
+                <m:rPr>
+                  <m:sty m:val="p"/>
+                </m:rPr>
+                <m:t>(</m:t>
+              </m:r>
+              <m:r>
+                <m:t>g</m:t>
+              </m:r>
+              <m:r>
+                <m:rPr>
+                  <m:sty m:val="p"/>
+                </m:rPr>
+                <m:t>)</m:t>
+              </m:r>
+            </m:sup>
+          </m:sSup>
+          <m:r>
+            <m:rPr>
+              <m:sty m:val="p"/>
+            </m:rPr>
+            <m:t>)</m:t>
+          </m:r>
+          <m:r>
+            <m:rPr>
+              <m:sty m:val="p"/>
+            </m:rPr>
+            <m:t>≈</m:t>
+          </m:r>
+          <m:sSub>
+            <m:e>
+              <m:bar>
+                <m:barPr>
+                  <m:pos m:val="top"/>
+                </m:barPr>
+                <m:e>
+                  <m:r>
+                    <m:t>T</m:t>
+                  </m:r>
+                </m:e>
+              </m:bar>
+            </m:e>
+            <m:sub>
+              <m:r>
+                <m:rPr>
+                  <m:nor/>
+                  <m:sty m:val="p"/>
+                </m:rPr>
+                <m:t>compute</m:t>
+              </m:r>
+            </m:sub>
+          </m:sSub>
+          <m:r>
+            <m:rPr>
+              <m:sty m:val="p"/>
+            </m:rPr>
+            <m:t>+</m:t>
+          </m:r>
+          <m:sSub>
+            <m:e>
+              <m:bar>
+                <m:barPr>
+                  <m:pos m:val="top"/>
+                </m:barPr>
+                <m:e>
+                  <m:r>
+                    <m:t>T</m:t>
+                  </m:r>
+                </m:e>
+              </m:bar>
+            </m:e>
+            <m:sub>
+              <m:r>
+                <m:rPr>
+                  <m:nor/>
+                  <m:sty m:val="p"/>
+                </m:rPr>
+                <m:t>transit</m:t>
+              </m:r>
+            </m:sub>
+          </m:sSub>
+          <m:r>
+            <m:rPr>
+              <m:sty m:val="p"/>
+            </m:rPr>
+            <m:t>+</m:t>
+          </m:r>
+          <m:sSub>
+            <m:e>
+              <m:bar>
+                <m:barPr>
+                  <m:pos m:val="top"/>
+                </m:barPr>
+                <m:e>
+                  <m:r>
+                    <m:t>T</m:t>
+                  </m:r>
+                </m:e>
+              </m:bar>
+            </m:e>
+            <m:sub>
+              <m:r>
+                <m:rPr>
+                  <m:nor/>
+                  <m:sty m:val="p"/>
+                </m:rPr>
+                <m:t>stall</m:t>
+              </m:r>
+            </m:sub>
+          </m:sSub>
+        </m:oMath>
+      </m:oMathPara>
+    </w:p>
+    <w:p>
+      <w:pPr>
+        <w:pStyle w:val="FirstParagraph"/>
+      </w:pPr>
+      <w:r>
+        <w:t xml:space="preserve">Donde:</w:t>
+      </w:r>
+      <w:r>
+        <w:t xml:space="preserve"> </w:t>
+      </w:r>
+      <w:r>
+        <w:t xml:space="preserve">-</w:t>
+      </w:r>
+      <w:r>
+        <w:t xml:space="preserve"> </w:t>
+      </w:r>
+      <w:r>
+        <w:rPr>
+          <w:b/>
+          <w:bCs/>
+        </w:rPr>
+        <w:t xml:space="preserve">Cómputo GPU Puro (</w:t>
+      </w:r>
+      <m:oMath>
+        <m:sSub>
+          <m:e>
+            <m:bar>
+              <m:barPr>
+                <m:pos m:val="top"/>
+              </m:barPr>
+              <m:e>
+                <m:r>
+                  <m:t>T</m:t>
+                </m:r>
+              </m:e>
+            </m:bar>
+          </m:e>
+          <m:sub>
+            <m:r>
+              <m:rPr>
+                <m:nor/>
+                <m:sty m:val="p"/>
+              </m:rPr>
+              <m:t>compute</m:t>
+            </m:r>
+          </m:sub>
+        </m:sSub>
+      </m:oMath>
+      <w:r>
+        <w:rPr>
+          <w:b/>
+          <w:bCs/>
+        </w:rPr>
+        <w:t xml:space="preserve">):</w:t>
+      </w:r>
+      <w:r>
+        <w:t xml:space="preserve"> </w:t>
+      </w:r>
+      <w:r>
+        <w:t xml:space="preserve">Suma media de todas las operaciones de tensores (</w:t>
+      </w:r>
+      <w:r>
+        <w:rPr>
+          <w:rStyle w:val="VerbatimChar"/>
+        </w:rPr>
+        <w:t xml:space="preserve">Linear</w:t>
+      </w:r>
+      <w:r>
+        <w:t xml:space="preserve">,</w:t>
+      </w:r>
+      <w:r>
+        <w:t xml:space="preserve"> </w:t>
+      </w:r>
+      <w:r>
+        <w:rPr>
+          <w:rStyle w:val="VerbatimChar"/>
+        </w:rPr>
+        <w:t xml:space="preserve">Attention</w:t>
+      </w:r>
+      <w:r>
+        <w:t xml:space="preserve">,</w:t>
+      </w:r>
+      <w:r>
+        <w:t xml:space="preserve"> </w:t>
+      </w:r>
+      <w:r>
+        <w:rPr>
+          <w:rStyle w:val="VerbatimChar"/>
+        </w:rPr>
+        <w:t xml:space="preserve">Residual</w:t>
+      </w:r>
+      <w:r>
+        <w:t xml:space="preserve">,</w:t>
+      </w:r>
+      <w:r>
+        <w:t xml:space="preserve"> </w:t>
+      </w:r>
+      <w:r>
+        <w:rPr>
+          <w:rStyle w:val="VerbatimChar"/>
+        </w:rPr>
+        <w:t xml:space="preserve">LayerNorm</w:t>
+      </w:r>
+      <w:r>
+        <w:t xml:space="preserve">,</w:t>
+      </w:r>
+      <w:r>
+        <w:t xml:space="preserve"> </w:t>
+      </w:r>
+      <w:r>
+        <w:rPr>
+          <w:rStyle w:val="VerbatimChar"/>
+        </w:rPr>
+        <w:t xml:space="preserve">RoPE</w:t>
+      </w:r>
+      <w:r>
+        <w:t xml:space="preserve">).</w:t>
+      </w:r>
+      <w:r>
+        <w:t xml:space="preserve"> </w:t>
+      </w:r>
+      <w:r>
+        <w:t xml:space="preserve">-</w:t>
+      </w:r>
+      <w:r>
+        <w:t xml:space="preserve"> </w:t>
+      </w:r>
+      <w:r>
+        <w:rPr>
+          <w:b/>
+          <w:bCs/>
+        </w:rPr>
+        <w:t xml:space="preserve">Tránsito Físico de Red (</w:t>
+      </w:r>
+      <m:oMath>
+        <m:sSub>
+          <m:e>
+            <m:bar>
+              <m:barPr>
+                <m:pos m:val="top"/>
+              </m:barPr>
+              <m:e>
+                <m:r>
+                  <m:t>T</m:t>
+                </m:r>
+              </m:e>
+            </m:bar>
+          </m:e>
+          <m:sub>
+            <m:r>
+              <m:rPr>
+                <m:nor/>
+                <m:sty m:val="p"/>
+              </m:rPr>
+              <m:t>transit</m:t>
+            </m:r>
+          </m:sub>
+        </m:sSub>
+      </m:oMath>
+      <w:r>
+        <w:rPr>
+          <w:b/>
+          <w:bCs/>
+        </w:rPr>
+        <w:t xml:space="preserve">):</w:t>
+      </w:r>
+      <w:r>
+        <w:t xml:space="preserve"> </w:t>
+      </w:r>
+      <w:r>
+        <w:t xml:space="preserve">Retardo de propagación y enrutamiento en BookSim2 derivado de primitivas All-to-All (</w:t>
+      </w:r>
+      <w:r>
+        <w:rPr>
+          <w:rStyle w:val="VerbatimChar"/>
+        </w:rPr>
+        <w:t xml:space="preserve">moe_scatter</w:t>
+      </w:r>
+      <w:r>
+        <w:t xml:space="preserve"> </w:t>
+      </w:r>
+      <w:r>
+        <w:t xml:space="preserve">y</w:t>
+      </w:r>
+      <w:r>
+        <w:t xml:space="preserve"> </w:t>
+      </w:r>
+      <w:r>
+        <w:rPr>
+          <w:rStyle w:val="VerbatimChar"/>
+        </w:rPr>
+        <w:t xml:space="preserve">moe_gather</w:t>
+      </w:r>
+      <w:r>
+        <w:t xml:space="preserve">).</w:t>
+      </w:r>
+      <w:r>
+        <w:t xml:space="preserve"> </w:t>
+      </w:r>
+      <w:r>
+        <w:t xml:space="preserve">-</w:t>
+      </w:r>
+      <w:r>
+        <w:t xml:space="preserve"> </w:t>
+      </w:r>
+      <w:r>
+        <w:rPr>
+          <w:b/>
+          <w:bCs/>
+        </w:rPr>
+        <w:t xml:space="preserve">Bloqueos de Sincronización (</w:t>
+      </w:r>
+      <m:oMath>
+        <m:sSub>
+          <m:e>
+            <m:bar>
+              <m:barPr>
+                <m:pos m:val="top"/>
+              </m:barPr>
+              <m:e>
+                <m:r>
+                  <m:t>T</m:t>
+                </m:r>
+              </m:e>
+            </m:bar>
+          </m:e>
+          <m:sub>
+            <m:r>
+              <m:rPr>
+                <m:nor/>
+                <m:sty m:val="p"/>
+              </m:rPr>
+              <m:t>stall</m:t>
+            </m:r>
+          </m:sub>
+        </m:sSub>
+      </m:oMath>
+      <w:r>
+        <w:rPr>
+          <w:b/>
+          <w:bCs/>
+        </w:rPr>
+        <w:t xml:space="preserve">):</w:t>
+      </w:r>
+      <w:r>
+        <w:t xml:space="preserve"> </w:t>
+      </w:r>
+      <w:r>
+        <w:t xml:space="preserve">Tiempo ocioso de espera en barreras globales de sincronización (</w:t>
       </w:r>
       <w:r>
         <w:rPr>
@@ -36542,20 +38237,476 @@
       <w:r>
         <w:t xml:space="preserve">).</w:t>
       </w:r>
-      <w:r>
-        <w:t xml:space="preserve"> </w:t>
-      </w:r>
-      <w:r>
-        <w:t xml:space="preserve">- Genera automáticamente en</w:t>
-      </w:r>
-      <w:r>
-        <w:t xml:space="preserve"> </w:t>
-      </w:r>
-      <w:r>
-        <w:rPr>
-          <w:rStyle w:val="VerbatimChar"/>
-        </w:rPr>
-        <w:t xml:space="preserve">build/analysis/</w:t>
+    </w:p>
+    <w:p>
+      <w:pPr>
+        <w:pStyle w:val="BodyText"/>
+      </w:pPr>
+      <w:r>
+        <w:t xml:space="preserve">Los resultados empíricos validados sobre trazas reales demuestran una concordancia exacta (discrepancia inferior al</w:t>
+      </w:r>
+      <w:r>
+        <w:t xml:space="preserve"> </w:t>
+      </w:r>
+      <m:oMath>
+        <m:r>
+          <m:t>0</m:t>
+        </m:r>
+        <m:r>
+          <m:rPr>
+            <m:sty m:val="p"/>
+          </m:rPr>
+          <m:t>,</m:t>
+        </m:r>
+        <m:r>
+          <m:t>0002</m:t>
+        </m:r>
+        <m:r>
+          <m:rPr>
+            <m:sty m:val="p"/>
+          </m:rPr>
+          <m:t>%</m:t>
+        </m:r>
+      </m:oMath>
+      <w:r>
+        <w:t xml:space="preserve"> </w:t>
+      </w:r>
+      <w:r>
+        <w:t xml:space="preserve">atribuible a redondeo infinitesimal):</w:t>
+      </w:r>
+    </w:p>
+    <w:tbl>
+      <w:tblPr>
+        <w:tblStyle w:val="Table"/>
+        <w:tblW w:type="pct" w:w="5000"/>
+        <w:tblLayout w:type="fixed"/>
+        <w:tblLook w:firstRow="1" w:lastRow="0" w:firstColumn="0" w:lastColumn="0" w:noHBand="0" w:noVBand="0" w:val="0020"/>
+      </w:tblPr>
+      <w:tblGrid>
+        <w:gridCol w:w="812"/>
+        <w:gridCol w:w="1015"/>
+        <w:gridCol w:w="1015"/>
+        <w:gridCol w:w="1015"/>
+        <w:gridCol w:w="1015"/>
+        <w:gridCol w:w="1015"/>
+        <w:gridCol w:w="1015"/>
+        <w:gridCol w:w="1015"/>
+      </w:tblGrid>
+      <w:tr>
+        <w:trPr>
+          <w:tblHeader w:val="on"/>
+        </w:trPr>
+        <w:tc>
+          <w:tcPr/>
+          <w:p>
+            <w:pPr>
+              <w:pStyle w:val="Compact"/>
+              <w:jc w:val="left"/>
+            </w:pPr>
+            <w:r>
+              <w:t xml:space="preserve">Configuración de Red</w:t>
+            </w:r>
+          </w:p>
+        </w:tc>
+        <w:tc>
+          <w:tcPr/>
+          <w:p>
+            <w:pPr>
+              <w:pStyle w:val="Compact"/>
+              <w:jc w:val="center"/>
+            </w:pPr>
+            <w:r>
+              <w:t xml:space="preserve">GPUs</w:t>
+            </w:r>
+          </w:p>
+        </w:tc>
+        <w:tc>
+          <w:tcPr/>
+          <w:p>
+            <w:pPr>
+              <w:pStyle w:val="Compact"/>
+              <w:jc w:val="center"/>
+            </w:pPr>
+            <w:r>
+              <w:t xml:space="preserve">Cómputo (</w:t>
+            </w:r>
+            <m:oMath>
+              <m:r>
+                <m:rPr>
+                  <m:nor/>
+                  <m:sty m:val="p"/>
+                </m:rPr>
+                <m:t>ns</m:t>
+              </m:r>
+            </m:oMath>
+            <w:r>
+              <w:t xml:space="preserve">)</w:t>
+            </w:r>
+          </w:p>
+        </w:tc>
+        <w:tc>
+          <w:tcPr/>
+          <w:p>
+            <w:pPr>
+              <w:pStyle w:val="Compact"/>
+              <w:jc w:val="center"/>
+            </w:pPr>
+            <w:r>
+              <w:t xml:space="preserve">Tránsito Red (</w:t>
+            </w:r>
+            <m:oMath>
+              <m:r>
+                <m:rPr>
+                  <m:nor/>
+                  <m:sty m:val="p"/>
+                </m:rPr>
+                <m:t>ns</m:t>
+              </m:r>
+            </m:oMath>
+            <w:r>
+              <w:t xml:space="preserve">)</w:t>
+            </w:r>
+          </w:p>
+        </w:tc>
+        <w:tc>
+          <w:tcPr/>
+          <w:p>
+            <w:pPr>
+              <w:pStyle w:val="Compact"/>
+              <w:jc w:val="center"/>
+            </w:pPr>
+            <w:r>
+              <w:t xml:space="preserve">Esperas Stall (</w:t>
+            </w:r>
+            <m:oMath>
+              <m:r>
+                <m:rPr>
+                  <m:nor/>
+                  <m:sty m:val="p"/>
+                </m:rPr>
+                <m:t>ns</m:t>
+              </m:r>
+            </m:oMath>
+            <w:r>
+              <w:t xml:space="preserve">)</w:t>
+            </w:r>
+          </w:p>
+        </w:tc>
+        <w:tc>
+          <w:tcPr/>
+          <w:p>
+            <w:pPr>
+              <w:pStyle w:val="Compact"/>
+              <w:jc w:val="center"/>
+            </w:pPr>
+            <w:r>
+              <w:t xml:space="preserve">Suma Total (</w:t>
+            </w:r>
+            <m:oMath>
+              <m:r>
+                <m:rPr>
+                  <m:nor/>
+                  <m:sty m:val="p"/>
+                </m:rPr>
+                <m:t>ns</m:t>
+              </m:r>
+            </m:oMath>
+            <w:r>
+              <w:t xml:space="preserve">)</w:t>
+            </w:r>
+          </w:p>
+        </w:tc>
+        <w:tc>
+          <w:tcPr/>
+          <w:p>
+            <w:pPr>
+              <w:pStyle w:val="Compact"/>
+              <w:jc w:val="center"/>
+            </w:pPr>
+            <w:r>
+              <w:t xml:space="preserve">Wall-Clock Real (</w:t>
+            </w:r>
+            <m:oMath>
+              <m:r>
+                <m:rPr>
+                  <m:nor/>
+                  <m:sty m:val="p"/>
+                </m:rPr>
+                <m:t>ns</m:t>
+              </m:r>
+            </m:oMath>
+            <w:r>
+              <w:t xml:space="preserve">)</w:t>
+            </w:r>
+          </w:p>
+        </w:tc>
+        <w:tc>
+          <w:tcPr/>
+          <w:p>
+            <w:pPr>
+              <w:pStyle w:val="Compact"/>
+              <w:jc w:val="center"/>
+            </w:pPr>
+            <w:r>
+              <w:t xml:space="preserve">Discrepancia</w:t>
+            </w:r>
+          </w:p>
+        </w:tc>
+      </w:tr>
+      <w:tr>
+        <w:tc>
+          <w:tcPr/>
+          <w:p>
+            <w:pPr>
+              <w:pStyle w:val="Compact"/>
+              <w:jc w:val="left"/>
+            </w:pPr>
+            <w:r>
+              <w:rPr>
+                <w:b/>
+                <w:bCs/>
+              </w:rPr>
+              <w:t xml:space="preserve">Mixtral 8dev Torus (bs=32)</w:t>
+            </w:r>
+          </w:p>
+        </w:tc>
+        <w:tc>
+          <w:tcPr/>
+          <w:p>
+            <w:pPr>
+              <w:pStyle w:val="Compact"/>
+              <w:jc w:val="center"/>
+            </w:pPr>
+            <w:r>
+              <w:t xml:space="preserve">8</w:t>
+            </w:r>
+          </w:p>
+        </w:tc>
+        <w:tc>
+          <w:tcPr/>
+          <w:p>
+            <w:pPr>
+              <w:pStyle w:val="Compact"/>
+              <w:jc w:val="center"/>
+            </w:pPr>
+            <w:r>
+              <w:t xml:space="preserve">911.686,1</w:t>
+            </w:r>
+          </w:p>
+        </w:tc>
+        <w:tc>
+          <w:tcPr/>
+          <w:p>
+            <w:pPr>
+              <w:pStyle w:val="Compact"/>
+              <w:jc w:val="center"/>
+            </w:pPr>
+            <w:r>
+              <w:t xml:space="preserve">274.640,0</w:t>
+            </w:r>
+          </w:p>
+        </w:tc>
+        <w:tc>
+          <w:tcPr/>
+          <w:p>
+            <w:pPr>
+              <w:pStyle w:val="Compact"/>
+              <w:jc w:val="center"/>
+            </w:pPr>
+            <w:r>
+              <w:t xml:space="preserve">1.511,4</w:t>
+            </w:r>
+          </w:p>
+        </w:tc>
+        <w:tc>
+          <w:tcPr/>
+          <w:p>
+            <w:pPr>
+              <w:pStyle w:val="Compact"/>
+              <w:jc w:val="center"/>
+            </w:pPr>
+            <w:r>
+              <w:rPr>
+                <w:b/>
+                <w:bCs/>
+              </w:rPr>
+              <w:t xml:space="preserve">1.187.837,6</w:t>
+            </w:r>
+          </w:p>
+        </w:tc>
+        <w:tc>
+          <w:tcPr/>
+          <w:p>
+            <w:pPr>
+              <w:pStyle w:val="Compact"/>
+              <w:jc w:val="center"/>
+            </w:pPr>
+            <w:r>
+              <w:rPr>
+                <w:b/>
+                <w:bCs/>
+              </w:rPr>
+              <w:t xml:space="preserve">1.187.840,0</w:t>
+            </w:r>
+          </w:p>
+        </w:tc>
+        <w:tc>
+          <w:tcPr/>
+          <w:p>
+            <w:pPr>
+              <w:pStyle w:val="Compact"/>
+              <w:jc w:val="center"/>
+            </w:pPr>
+            <w:r>
+              <w:rPr>
+                <w:b/>
+                <w:bCs/>
+              </w:rPr>
+              <w:t xml:space="preserve">&lt; 2,5 ns</w:t>
+            </w:r>
+          </w:p>
+        </w:tc>
+      </w:tr>
+      <w:tr>
+        <w:tc>
+          <w:tcPr/>
+          <w:p>
+            <w:pPr>
+              <w:pStyle w:val="Compact"/>
+              <w:jc w:val="left"/>
+            </w:pPr>
+            <w:r>
+              <w:rPr>
+                <w:b/>
+                <w:bCs/>
+              </w:rPr>
+              <w:t xml:space="preserve">Mixtral 2x2dev Mesh (bs=32)</w:t>
+            </w:r>
+          </w:p>
+        </w:tc>
+        <w:tc>
+          <w:tcPr/>
+          <w:p>
+            <w:pPr>
+              <w:pStyle w:val="Compact"/>
+              <w:jc w:val="center"/>
+            </w:pPr>
+            <w:r>
+              <w:t xml:space="preserve">4</w:t>
+            </w:r>
+          </w:p>
+        </w:tc>
+        <w:tc>
+          <w:tcPr/>
+          <w:p>
+            <w:pPr>
+              <w:pStyle w:val="Compact"/>
+              <w:jc w:val="center"/>
+            </w:pPr>
+            <w:r>
+              <w:t xml:space="preserve">1.655.436,0</w:t>
+            </w:r>
+          </w:p>
+        </w:tc>
+        <w:tc>
+          <w:tcPr/>
+          <w:p>
+            <w:pPr>
+              <w:pStyle w:val="Compact"/>
+              <w:jc w:val="center"/>
+            </w:pPr>
+            <w:r>
+              <w:t xml:space="preserve">221.455,0</w:t>
+            </w:r>
+          </w:p>
+        </w:tc>
+        <w:tc>
+          <w:tcPr/>
+          <w:p>
+            <w:pPr>
+              <w:pStyle w:val="Compact"/>
+              <w:jc w:val="center"/>
+            </w:pPr>
+            <w:r>
+              <w:t xml:space="preserve">1.634,3</w:t>
+            </w:r>
+          </w:p>
+        </w:tc>
+        <w:tc>
+          <w:tcPr/>
+          <w:p>
+            <w:pPr>
+              <w:pStyle w:val="Compact"/>
+              <w:jc w:val="center"/>
+            </w:pPr>
+            <w:r>
+              <w:rPr>
+                <w:b/>
+                <w:bCs/>
+              </w:rPr>
+              <w:t xml:space="preserve">1.878.525,3</w:t>
+            </w:r>
+          </w:p>
+        </w:tc>
+        <w:tc>
+          <w:tcPr/>
+          <w:p>
+            <w:pPr>
+              <w:pStyle w:val="Compact"/>
+              <w:jc w:val="center"/>
+            </w:pPr>
+            <w:r>
+              <w:rPr>
+                <w:b/>
+                <w:bCs/>
+              </w:rPr>
+              <w:t xml:space="preserve">1.878.530,0</w:t>
+            </w:r>
+          </w:p>
+        </w:tc>
+        <w:tc>
+          <w:tcPr/>
+          <w:p>
+            <w:pPr>
+              <w:pStyle w:val="Compact"/>
+              <w:jc w:val="center"/>
+            </w:pPr>
+            <w:r>
+              <w:rPr>
+                <w:b/>
+                <w:bCs/>
+              </w:rPr>
+              <w:t xml:space="preserve">&lt; 4,7 ns</w:t>
+            </w:r>
+          </w:p>
+        </w:tc>
+      </w:tr>
+    </w:tbl>
+    <w:bookmarkEnd w:id="179"/>
+    <w:bookmarkStart w:id="180" w:name="visualizaciones-generadas"/>
+    <w:p>
+      <w:pPr>
+        <w:pStyle w:val="Heading3"/>
+      </w:pPr>
+      <w:r>
+        <w:t xml:space="preserve">6.4.3. Visualizaciones Generadas</w:t>
+      </w:r>
+    </w:p>
+    <w:p>
+      <w:pPr>
+        <w:pStyle w:val="FirstParagraph"/>
+      </w:pPr>
+      <w:r>
+        <w:t xml:space="preserve">El script exporta de forma automatizada a</w:t>
+      </w:r>
+      <w:r>
+        <w:t xml:space="preserve"> </w:t>
+      </w:r>
+      <w:r>
+        <w:rPr>
+          <w:rStyle w:val="VerbatimChar"/>
+        </w:rPr>
+        <w:t xml:space="preserve">build/analysis/analisis_&lt;timestamp&gt;/</w:t>
       </w:r>
       <w:r>
         <w:t xml:space="preserve">:</w:t>
@@ -36564,7 +38715,7 @@
         <w:t xml:space="preserve"> </w:t>
       </w:r>
       <w:r>
-        <w:t xml:space="preserve">-</w:t>
+        <w:t xml:space="preserve">1.</w:t>
       </w:r>
       <w:r>
         <w:t xml:space="preserve"> </w:t>
@@ -36576,13 +38727,13 @@
         <w:t xml:space="preserve">anatomia_latencia.png</w:t>
       </w:r>
       <w:r>
-        <w:t xml:space="preserve">: Gráfico de barras apiladas comparativas.</w:t>
-      </w:r>
-      <w:r>
-        <w:t xml:space="preserve"> </w:t>
-      </w:r>
-      <w:r>
-        <w:t xml:space="preserve">-</w:t>
+        <w:t xml:space="preserve">: Gráfico de barras apiladas con estética científica, donde cada barra representa una configuración de red, descomponiendo visualmente el tiempo de inferencia total en sus tres factores ortogonales (Cómputo, Tránsito, Stalls), con anotaciones numéricas en microsegundos/milisegundos y porcentajes relativos.</w:t>
+      </w:r>
+      <w:r>
+        <w:t xml:space="preserve"> </w:t>
+      </w:r>
+      <w:r>
+        <w:t xml:space="preserve">2.</w:t>
       </w:r>
       <w:r>
         <w:t xml:space="preserve"> </w:t>
@@ -36594,7 +38745,7 @@
         <w:t xml:space="preserve">desglose_primitivas_moe.png</w:t>
       </w:r>
       <w:r>
-        <w:t xml:space="preserve">: Comparativa del coste de</w:t>
+        <w:t xml:space="preserve">: Gráfico de barras agrupadas que contrasta la latencia de red inducida por</w:t>
       </w:r>
       <w:r>
         <w:t xml:space="preserve"> </w:t>
@@ -36621,7 +38772,7 @@
         <w:t xml:space="preserve">moe_gather</w:t>
       </w:r>
       <w:r>
-        <w:t xml:space="preserve">.</w:t>
+        <w:t xml:space="preserve">, permitiendo estudiar asimetrías de congestión y contención de búferes.</w:t>
       </w:r>
     </w:p>
     <w:p>
@@ -36631,8 +38782,9 @@
         </w:pict>
       </w:r>
     </w:p>
-    <w:bookmarkEnd w:id="178"/>
-    <w:bookmarkStart w:id="180" w:name="Xde6ade46685d39c1e32a3c751b16fd8f564e351"/>
+    <w:bookmarkEnd w:id="180"/>
+    <w:bookmarkEnd w:id="181"/>
+    <w:bookmarkStart w:id="183" w:name="Xde6ade46685d39c1e32a3c751b16fd8f564e351"/>
     <w:p>
       <w:pPr>
         <w:pStyle w:val="Heading2"/>
@@ -36660,7 +38812,7 @@
       <w:r>
         <w:t xml:space="preserve"> </w:t>
       </w:r>
-      <w:hyperlink r:id="rId179">
+      <w:hyperlink r:id="rId182">
         <w:r>
           <w:rPr>
             <w:rStyle w:val="VerbatimChar"/>
@@ -36920,8 +39072,8 @@
         </w:pict>
       </w:r>
     </w:p>
-    <w:bookmarkEnd w:id="180"/>
-    <w:bookmarkStart w:id="182" w:name="X1b6d57c525cc26eb53bc5530d4c850042620bcc"/>
+    <w:bookmarkEnd w:id="183"/>
+    <w:bookmarkStart w:id="185" w:name="X1b6d57c525cc26eb53bc5530d4c850042620bcc"/>
     <w:p>
       <w:pPr>
         <w:pStyle w:val="Heading2"/>
@@ -36949,7 +39101,7 @@
       <w:r>
         <w:t xml:space="preserve"> </w:t>
       </w:r>
-      <w:hyperlink r:id="rId181">
+      <w:hyperlink r:id="rId184">
         <w:r>
           <w:rPr>
             <w:rStyle w:val="VerbatimChar"/>
@@ -37252,9 +39404,9 @@
         </w:pict>
       </w:r>
     </w:p>
-    <w:bookmarkEnd w:id="182"/>
-    <w:bookmarkEnd w:id="183"/>
-    <w:bookmarkStart w:id="187" w:name="Xe4c8105eac14368e6899df371e7231626a75d2a"/>
+    <w:bookmarkEnd w:id="185"/>
+    <w:bookmarkEnd w:id="186"/>
+    <w:bookmarkStart w:id="190" w:name="Xe4c8105eac14368e6899df371e7231626a75d2a"/>
     <w:p>
       <w:pPr>
         <w:pStyle w:val="Heading1"/>
@@ -37271,7 +39423,7 @@
         <w:t xml:space="preserve">Para mantener el máximo rigor científico en esta investigación de Máster, se declaran de manera transparente las simplificaciones y limitaciones presentes en el entorno de co-simulación actual.</w:t>
       </w:r>
     </w:p>
-    <w:bookmarkStart w:id="184" w:name="Xf72c10c40f757fff392d2cb675b4dbb6d6f1a96"/>
+    <w:bookmarkStart w:id="187" w:name="Xf72c10c40f757fff392d2cb675b4dbb6d6f1a96"/>
     <w:p>
       <w:pPr>
         <w:pStyle w:val="Heading2"/>
@@ -37285,7 +39437,7 @@
         <w:pStyle w:val="Compact"/>
         <w:numPr>
           <w:ilvl w:val="0"/>
-          <w:numId w:val="1043"/>
+          <w:numId w:val="1044"/>
         </w:numPr>
       </w:pPr>
       <w:r>
@@ -37307,7 +39459,7 @@
         <w:pStyle w:val="Compact"/>
         <w:numPr>
           <w:ilvl w:val="0"/>
-          <w:numId w:val="1043"/>
+          <w:numId w:val="1044"/>
         </w:numPr>
       </w:pPr>
       <w:r>
@@ -37385,7 +39537,7 @@
         <w:pStyle w:val="Compact"/>
         <w:numPr>
           <w:ilvl w:val="0"/>
-          <w:numId w:val="1043"/>
+          <w:numId w:val="1044"/>
         </w:numPr>
       </w:pPr>
       <w:r>
@@ -37480,7 +39632,7 @@
         <w:pStyle w:val="Compact"/>
         <w:numPr>
           <w:ilvl w:val="0"/>
-          <w:numId w:val="1043"/>
+          <w:numId w:val="1044"/>
         </w:numPr>
       </w:pPr>
       <w:r>
@@ -37520,8 +39672,8 @@
         </w:pict>
       </w:r>
     </w:p>
-    <w:bookmarkEnd w:id="184"/>
-    <w:bookmarkStart w:id="185" w:name="Xe0037bf7abe027b5398efe41120794c6c2f5936"/>
+    <w:bookmarkEnd w:id="187"/>
+    <w:bookmarkStart w:id="188" w:name="Xe0037bf7abe027b5398efe41120794c6c2f5936"/>
     <w:p>
       <w:pPr>
         <w:pStyle w:val="Heading2"/>
@@ -37563,8 +39715,8 @@
         </w:pict>
       </w:r>
     </w:p>
-    <w:bookmarkEnd w:id="185"/>
-    <w:bookmarkStart w:id="186" w:name="X68f855dda0f12bead3519b86b74646259d0149a"/>
+    <w:bookmarkEnd w:id="188"/>
+    <w:bookmarkStart w:id="189" w:name="X68f855dda0f12bead3519b86b74646259d0149a"/>
     <w:p>
       <w:pPr>
         <w:pStyle w:val="Heading2"/>
@@ -37586,7 +39738,7 @@
         <w:pStyle w:val="Compact"/>
         <w:numPr>
           <w:ilvl w:val="0"/>
-          <w:numId w:val="1044"/>
+          <w:numId w:val="1045"/>
         </w:numPr>
       </w:pPr>
       <w:r>
@@ -37638,7 +39790,7 @@
         <w:pStyle w:val="Compact"/>
         <w:numPr>
           <w:ilvl w:val="0"/>
-          <w:numId w:val="1044"/>
+          <w:numId w:val="1045"/>
         </w:numPr>
       </w:pPr>
       <w:r>
@@ -37660,7 +39812,7 @@
         <w:pStyle w:val="Compact"/>
         <w:numPr>
           <w:ilvl w:val="0"/>
-          <w:numId w:val="1044"/>
+          <w:numId w:val="1045"/>
         </w:numPr>
       </w:pPr>
       <w:r>
@@ -37712,7 +39864,7 @@
         <w:pStyle w:val="Compact"/>
         <w:numPr>
           <w:ilvl w:val="0"/>
-          <w:numId w:val="1044"/>
+          <w:numId w:val="1045"/>
         </w:numPr>
       </w:pPr>
       <w:r>
@@ -37736,9 +39888,9 @@
         </w:pict>
       </w:r>
     </w:p>
-    <w:bookmarkEnd w:id="186"/>
-    <w:bookmarkEnd w:id="187"/>
-    <w:bookmarkStart w:id="371" w:name="X8cfe5dec274f1c2d9ee8fdcb05773fba155ee8b"/>
+    <w:bookmarkEnd w:id="189"/>
+    <w:bookmarkEnd w:id="190"/>
+    <w:bookmarkStart w:id="373" w:name="X8cfe5dec274f1c2d9ee8fdcb05773fba155ee8b"/>
     <w:p>
       <w:pPr>
         <w:pStyle w:val="Heading1"/>
@@ -37828,7 +39980,7 @@
         </w:pict>
       </w:r>
     </w:p>
-    <w:bookmarkStart w:id="190" w:name="punto-de-entrada-y-evaluación-eval"/>
+    <w:bookmarkStart w:id="193" w:name="punto-de-entrada-y-evaluación-eval"/>
     <w:p>
       <w:pPr>
         <w:pStyle w:val="Heading2"/>
@@ -37846,12 +39998,12 @@
         <w:t xml:space="preserve">)</w:t>
       </w:r>
     </w:p>
-    <w:bookmarkStart w:id="189" w:name="evaltest.cpp"/>
+    <w:bookmarkStart w:id="192" w:name="evaltest.cpp"/>
     <w:p>
       <w:pPr>
         <w:pStyle w:val="Heading3"/>
       </w:pPr>
-      <w:hyperlink r:id="rId188">
+      <w:hyperlink r:id="rId191">
         <w:r>
           <w:rPr>
             <w:rStyle w:val="VerbatimChar"/>
@@ -37865,7 +40017,7 @@
         <w:pStyle w:val="Compact"/>
         <w:numPr>
           <w:ilvl w:val="0"/>
-          <w:numId w:val="1045"/>
+          <w:numId w:val="1046"/>
         </w:numPr>
       </w:pPr>
       <w:r>
@@ -37896,7 +40048,7 @@
         <w:pStyle w:val="Compact"/>
         <w:numPr>
           <w:ilvl w:val="0"/>
-          <w:numId w:val="1045"/>
+          <w:numId w:val="1046"/>
         </w:numPr>
       </w:pPr>
       <w:r>
@@ -37912,7 +40064,7 @@
         <w:pStyle w:val="Compact"/>
         <w:numPr>
           <w:ilvl w:val="1"/>
-          <w:numId w:val="1046"/>
+          <w:numId w:val="1047"/>
         </w:numPr>
       </w:pPr>
       <w:r>
@@ -38011,7 +40163,7 @@
         <w:pStyle w:val="Compact"/>
         <w:numPr>
           <w:ilvl w:val="1"/>
-          <w:numId w:val="1046"/>
+          <w:numId w:val="1047"/>
         </w:numPr>
       </w:pPr>
       <w:r>
@@ -38050,7 +40202,7 @@
         <w:pStyle w:val="Compact"/>
         <w:numPr>
           <w:ilvl w:val="1"/>
-          <w:numId w:val="1046"/>
+          <w:numId w:val="1047"/>
         </w:numPr>
       </w:pPr>
       <w:r>
@@ -38074,7 +40226,7 @@
         <w:pStyle w:val="Compact"/>
         <w:numPr>
           <w:ilvl w:val="1"/>
-          <w:numId w:val="1046"/>
+          <w:numId w:val="1047"/>
         </w:numPr>
       </w:pPr>
       <w:r>
@@ -38098,7 +40250,7 @@
         <w:pStyle w:val="Compact"/>
         <w:numPr>
           <w:ilvl w:val="1"/>
-          <w:numId w:val="1046"/>
+          <w:numId w:val="1047"/>
         </w:numPr>
       </w:pPr>
       <w:r>
@@ -38122,7 +40274,7 @@
         <w:pStyle w:val="Compact"/>
         <w:numPr>
           <w:ilvl w:val="0"/>
-          <w:numId w:val="1045"/>
+          <w:numId w:val="1046"/>
         </w:numPr>
       </w:pPr>
       <w:r>
@@ -38194,9 +40346,9 @@
         </w:pict>
       </w:r>
     </w:p>
-    <w:bookmarkEnd w:id="189"/>
-    <w:bookmarkEnd w:id="190"/>
-    <w:bookmarkStart w:id="195" w:name="X5bf2de88d9b131a6972c6bd851adb1679447bb1"/>
+    <w:bookmarkEnd w:id="192"/>
+    <w:bookmarkEnd w:id="193"/>
+    <w:bookmarkStart w:id="198" w:name="X5bf2de88d9b131a6972c6bd851adb1679447bb1"/>
     <w:p>
       <w:pPr>
         <w:pStyle w:val="Heading2"/>
@@ -38214,12 +40366,12 @@
         <w:t xml:space="preserve">)</w:t>
       </w:r>
     </w:p>
-    <w:bookmarkStart w:id="192" w:name="srccommonassert.h"/>
+    <w:bookmarkStart w:id="195" w:name="srccommonassert.h"/>
     <w:p>
       <w:pPr>
         <w:pStyle w:val="Heading3"/>
       </w:pPr>
-      <w:hyperlink r:id="rId191">
+      <w:hyperlink r:id="rId194">
         <w:r>
           <w:rPr>
             <w:rStyle w:val="VerbatimChar"/>
@@ -38233,7 +40385,7 @@
         <w:pStyle w:val="Compact"/>
         <w:numPr>
           <w:ilvl w:val="0"/>
-          <w:numId w:val="1047"/>
+          <w:numId w:val="1048"/>
         </w:numPr>
       </w:pPr>
       <w:r>
@@ -38255,7 +40407,7 @@
         <w:pStyle w:val="Compact"/>
         <w:numPr>
           <w:ilvl w:val="0"/>
-          <w:numId w:val="1047"/>
+          <w:numId w:val="1048"/>
         </w:numPr>
       </w:pPr>
       <w:r>
@@ -38271,7 +40423,7 @@
         <w:pStyle w:val="Compact"/>
         <w:numPr>
           <w:ilvl w:val="1"/>
-          <w:numId w:val="1048"/>
+          <w:numId w:val="1049"/>
         </w:numPr>
       </w:pPr>
       <w:r>
@@ -38289,7 +40441,7 @@
         <w:pStyle w:val="Compact"/>
         <w:numPr>
           <w:ilvl w:val="1"/>
-          <w:numId w:val="1048"/>
+          <w:numId w:val="1049"/>
         </w:numPr>
       </w:pPr>
       <w:r>
@@ -38307,7 +40459,7 @@
         <w:pStyle w:val="Compact"/>
         <w:numPr>
           <w:ilvl w:val="0"/>
-          <w:numId w:val="1047"/>
+          <w:numId w:val="1048"/>
         </w:numPr>
       </w:pPr>
       <w:r>
@@ -38324,13 +40476,13 @@
         <w:t xml:space="preserve">Utilizado universalmente en todo el simulador para garantizar integridad dimensional de tensores y consistencia en configuraciones.</w:t>
       </w:r>
     </w:p>
-    <w:bookmarkEnd w:id="192"/>
-    <w:bookmarkStart w:id="194" w:name="srccommontype.h"/>
+    <w:bookmarkEnd w:id="195"/>
+    <w:bookmarkStart w:id="197" w:name="srccommontype.h"/>
     <w:p>
       <w:pPr>
         <w:pStyle w:val="Heading3"/>
       </w:pPr>
-      <w:hyperlink r:id="rId193">
+      <w:hyperlink r:id="rId196">
         <w:r>
           <w:rPr>
             <w:rStyle w:val="VerbatimChar"/>
@@ -38344,7 +40496,7 @@
         <w:pStyle w:val="Compact"/>
         <w:numPr>
           <w:ilvl w:val="0"/>
-          <w:numId w:val="1049"/>
+          <w:numId w:val="1050"/>
         </w:numPr>
       </w:pPr>
       <w:r>
@@ -38366,7 +40518,7 @@
         <w:pStyle w:val="Compact"/>
         <w:numPr>
           <w:ilvl w:val="0"/>
-          <w:numId w:val="1049"/>
+          <w:numId w:val="1050"/>
         </w:numPr>
       </w:pPr>
       <w:r>
@@ -38382,7 +40534,7 @@
         <w:pStyle w:val="Compact"/>
         <w:numPr>
           <w:ilvl w:val="1"/>
-          <w:numId w:val="1050"/>
+          <w:numId w:val="1051"/>
         </w:numPr>
       </w:pPr>
       <w:r>
@@ -38400,7 +40552,7 @@
         <w:pStyle w:val="Compact"/>
         <w:numPr>
           <w:ilvl w:val="1"/>
-          <w:numId w:val="1050"/>
+          <w:numId w:val="1051"/>
         </w:numPr>
       </w:pPr>
       <w:r>
@@ -38418,7 +40570,7 @@
         <w:pStyle w:val="Compact"/>
         <w:numPr>
           <w:ilvl w:val="1"/>
-          <w:numId w:val="1050"/>
+          <w:numId w:val="1051"/>
         </w:numPr>
       </w:pPr>
       <w:r>
@@ -38436,7 +40588,7 @@
         <w:pStyle w:val="Compact"/>
         <w:numPr>
           <w:ilvl w:val="1"/>
-          <w:numId w:val="1050"/>
+          <w:numId w:val="1051"/>
         </w:numPr>
       </w:pPr>
       <w:r>
@@ -38454,7 +40606,7 @@
         <w:pStyle w:val="Compact"/>
         <w:numPr>
           <w:ilvl w:val="0"/>
-          <w:numId w:val="1049"/>
+          <w:numId w:val="1050"/>
         </w:numPr>
       </w:pPr>
       <w:r>
@@ -38478,9 +40630,9 @@
         </w:pict>
       </w:r>
     </w:p>
-    <w:bookmarkEnd w:id="194"/>
-    <w:bookmarkEnd w:id="195"/>
-    <w:bookmarkStart w:id="228" w:name="X2252d1ff0866367c3c8ae30549fe4e56070c838"/>
+    <w:bookmarkEnd w:id="197"/>
+    <w:bookmarkEnd w:id="198"/>
+    <w:bookmarkStart w:id="231" w:name="X2252d1ff0866367c3c8ae30549fe4e56070c838"/>
     <w:p>
       <w:pPr>
         <w:pStyle w:val="Heading2"/>
@@ -38498,12 +40650,12 @@
         <w:t xml:space="preserve">)</w:t>
       </w:r>
     </w:p>
-    <w:bookmarkStart w:id="198" w:name="srcdramdata_object.h-data_object.cpp"/>
+    <w:bookmarkStart w:id="201" w:name="srcdramdata_object.h-data_object.cpp"/>
     <w:p>
       <w:pPr>
         <w:pStyle w:val="Heading3"/>
       </w:pPr>
-      <w:hyperlink r:id="rId196">
+      <w:hyperlink r:id="rId199">
         <w:r>
           <w:rPr>
             <w:rStyle w:val="VerbatimChar"/>
@@ -38520,7 +40672,7 @@
       <w:r>
         <w:t xml:space="preserve"> </w:t>
       </w:r>
-      <w:hyperlink r:id="rId197">
+      <w:hyperlink r:id="rId200">
         <w:r>
           <w:rPr>
             <w:rStyle w:val="VerbatimChar"/>
@@ -38534,7 +40686,7 @@
         <w:pStyle w:val="Compact"/>
         <w:numPr>
           <w:ilvl w:val="0"/>
-          <w:numId w:val="1051"/>
+          <w:numId w:val="1052"/>
         </w:numPr>
       </w:pPr>
       <w:r>
@@ -38556,7 +40708,7 @@
         <w:pStyle w:val="Compact"/>
         <w:numPr>
           <w:ilvl w:val="0"/>
-          <w:numId w:val="1051"/>
+          <w:numId w:val="1052"/>
         </w:numPr>
       </w:pPr>
       <w:r>
@@ -38584,7 +40736,7 @@
         <w:pStyle w:val="Compact"/>
         <w:numPr>
           <w:ilvl w:val="0"/>
-          <w:numId w:val="1051"/>
+          <w:numId w:val="1052"/>
         </w:numPr>
       </w:pPr>
       <w:r>
@@ -38613,13 +40765,13 @@
         <w:t xml:space="preserve">.</w:t>
       </w:r>
     </w:p>
-    <w:bookmarkEnd w:id="198"/>
-    <w:bookmarkStart w:id="201" w:name="Xadee3e114cc7fa6753740563ee940073935661c"/>
+    <w:bookmarkEnd w:id="201"/>
+    <w:bookmarkStart w:id="204" w:name="Xadee3e114cc7fa6753740563ee940073935661c"/>
     <w:p>
       <w:pPr>
         <w:pStyle w:val="Heading3"/>
       </w:pPr>
-      <w:hyperlink r:id="rId199">
+      <w:hyperlink r:id="rId202">
         <w:r>
           <w:rPr>
             <w:rStyle w:val="VerbatimChar"/>
@@ -38636,7 +40788,7 @@
       <w:r>
         <w:t xml:space="preserve"> </w:t>
       </w:r>
-      <w:hyperlink r:id="rId200">
+      <w:hyperlink r:id="rId203">
         <w:r>
           <w:rPr>
             <w:rStyle w:val="VerbatimChar"/>
@@ -38650,7 +40802,7 @@
         <w:pStyle w:val="Compact"/>
         <w:numPr>
           <w:ilvl w:val="0"/>
-          <w:numId w:val="1052"/>
+          <w:numId w:val="1053"/>
         </w:numPr>
       </w:pPr>
       <w:r>
@@ -38672,7 +40824,7 @@
         <w:pStyle w:val="Compact"/>
         <w:numPr>
           <w:ilvl w:val="0"/>
-          <w:numId w:val="1052"/>
+          <w:numId w:val="1053"/>
         </w:numPr>
       </w:pPr>
       <w:r>
@@ -38700,7 +40852,7 @@
         <w:pStyle w:val="Compact"/>
         <w:numPr>
           <w:ilvl w:val="1"/>
-          <w:numId w:val="1053"/>
+          <w:numId w:val="1054"/>
         </w:numPr>
       </w:pPr>
       <w:r>
@@ -38718,7 +40870,7 @@
         <w:pStyle w:val="Compact"/>
         <w:numPr>
           <w:ilvl w:val="1"/>
-          <w:numId w:val="1053"/>
+          <w:numId w:val="1054"/>
         </w:numPr>
       </w:pPr>
       <w:r>
@@ -38808,7 +40960,7 @@
         <w:pStyle w:val="Compact"/>
         <w:numPr>
           <w:ilvl w:val="1"/>
-          <w:numId w:val="1053"/>
+          <w:numId w:val="1054"/>
         </w:numPr>
       </w:pPr>
       <w:r>
@@ -38826,7 +40978,7 @@
         <w:pStyle w:val="Compact"/>
         <w:numPr>
           <w:ilvl w:val="0"/>
-          <w:numId w:val="1052"/>
+          <w:numId w:val="1053"/>
         </w:numPr>
       </w:pPr>
       <w:r>
@@ -38858,13 +41010,13 @@
         <w:t xml:space="preserve">para calcular con máxima fidelidad los retrasos de acceso a la memoria HBM.</w:t>
       </w:r>
     </w:p>
-    <w:bookmarkEnd w:id="201"/>
-    <w:bookmarkStart w:id="204" w:name="srcdramdram_request.h-dram_request.cpp"/>
+    <w:bookmarkEnd w:id="204"/>
+    <w:bookmarkStart w:id="207" w:name="srcdramdram_request.h-dram_request.cpp"/>
     <w:p>
       <w:pPr>
         <w:pStyle w:val="Heading3"/>
       </w:pPr>
-      <w:hyperlink r:id="rId202">
+      <w:hyperlink r:id="rId205">
         <w:r>
           <w:rPr>
             <w:rStyle w:val="VerbatimChar"/>
@@ -38881,7 +41033,7 @@
       <w:r>
         <w:t xml:space="preserve"> </w:t>
       </w:r>
-      <w:hyperlink r:id="rId203">
+      <w:hyperlink r:id="rId206">
         <w:r>
           <w:rPr>
             <w:rStyle w:val="VerbatimChar"/>
@@ -38895,7 +41047,7 @@
         <w:pStyle w:val="Compact"/>
         <w:numPr>
           <w:ilvl w:val="0"/>
-          <w:numId w:val="1054"/>
+          <w:numId w:val="1055"/>
         </w:numPr>
       </w:pPr>
       <w:r>
@@ -38917,7 +41069,7 @@
         <w:pStyle w:val="Compact"/>
         <w:numPr>
           <w:ilvl w:val="0"/>
-          <w:numId w:val="1054"/>
+          <w:numId w:val="1055"/>
         </w:numPr>
       </w:pPr>
       <w:r>
@@ -38961,13 +41113,13 @@
         <w:t xml:space="preserve">), tamaño de ráfaga y canal de destino.</w:t>
       </w:r>
     </w:p>
-    <w:bookmarkEnd w:id="204"/>
-    <w:bookmarkStart w:id="206" w:name="srcdramdram_type.h"/>
+    <w:bookmarkEnd w:id="207"/>
+    <w:bookmarkStart w:id="209" w:name="srcdramdram_type.h"/>
     <w:p>
       <w:pPr>
         <w:pStyle w:val="Heading3"/>
       </w:pPr>
-      <w:hyperlink r:id="rId205">
+      <w:hyperlink r:id="rId208">
         <w:r>
           <w:rPr>
             <w:rStyle w:val="VerbatimChar"/>
@@ -38981,7 +41133,7 @@
         <w:pStyle w:val="Compact"/>
         <w:numPr>
           <w:ilvl w:val="0"/>
-          <w:numId w:val="1055"/>
+          <w:numId w:val="1056"/>
         </w:numPr>
       </w:pPr>
       <w:r>
@@ -39118,13 +41270,13 @@
         <w:t xml:space="preserve">).</w:t>
       </w:r>
     </w:p>
-    <w:bookmarkEnd w:id="206"/>
-    <w:bookmarkStart w:id="208" w:name="srcdrammemory_config.h"/>
+    <w:bookmarkEnd w:id="209"/>
+    <w:bookmarkStart w:id="211" w:name="srcdrammemory_config.h"/>
     <w:p>
       <w:pPr>
         <w:pStyle w:val="Heading3"/>
       </w:pPr>
-      <w:hyperlink r:id="rId207">
+      <w:hyperlink r:id="rId210">
         <w:r>
           <w:rPr>
             <w:rStyle w:val="VerbatimChar"/>
@@ -39138,7 +41290,7 @@
         <w:pStyle w:val="Compact"/>
         <w:numPr>
           <w:ilvl w:val="0"/>
-          <w:numId w:val="1056"/>
+          <w:numId w:val="1057"/>
         </w:numPr>
       </w:pPr>
       <w:r>
@@ -39155,13 +41307,13 @@
         <w:t xml:space="preserve">Parámetros configurables del subsistema de memoria: número de canales, rangos, grupos de bancos, bancos por grupo y tamaño de línea de caché (ej. 32B/64B).</w:t>
       </w:r>
     </w:p>
-    <w:bookmarkEnd w:id="208"/>
-    <w:bookmarkStart w:id="211" w:name="srcdrammemory_object.h-memory_object.cpp"/>
+    <w:bookmarkEnd w:id="211"/>
+    <w:bookmarkStart w:id="214" w:name="srcdrammemory_object.h-memory_object.cpp"/>
     <w:p>
       <w:pPr>
         <w:pStyle w:val="Heading3"/>
       </w:pPr>
-      <w:hyperlink r:id="rId209">
+      <w:hyperlink r:id="rId212">
         <w:r>
           <w:rPr>
             <w:rStyle w:val="VerbatimChar"/>
@@ -39178,7 +41330,7 @@
       <w:r>
         <w:t xml:space="preserve"> </w:t>
       </w:r>
-      <w:hyperlink r:id="rId210">
+      <w:hyperlink r:id="rId213">
         <w:r>
           <w:rPr>
             <w:rStyle w:val="VerbatimChar"/>
@@ -39192,7 +41344,7 @@
         <w:pStyle w:val="Compact"/>
         <w:numPr>
           <w:ilvl w:val="0"/>
-          <w:numId w:val="1057"/>
+          <w:numId w:val="1058"/>
         </w:numPr>
       </w:pPr>
       <w:r>
@@ -39209,13 +41361,13 @@
         <w:t xml:space="preserve">Gestión de objetos de memoria persistentes (pesos de capas, KV caches) y transitorios (activaciones).</w:t>
       </w:r>
     </w:p>
-    <w:bookmarkEnd w:id="211"/>
-    <w:bookmarkStart w:id="214" w:name="X4d8529a7c82ff5404088a6dc92e03672dc10c49"/>
+    <w:bookmarkEnd w:id="214"/>
+    <w:bookmarkStart w:id="217" w:name="X4d8529a7c82ff5404088a6dc92e03672dc10c49"/>
     <w:p>
       <w:pPr>
         <w:pStyle w:val="Heading3"/>
       </w:pPr>
-      <w:hyperlink r:id="rId212">
+      <w:hyperlink r:id="rId215">
         <w:r>
           <w:rPr>
             <w:rStyle w:val="VerbatimChar"/>
@@ -39232,7 +41384,7 @@
       <w:r>
         <w:t xml:space="preserve"> </w:t>
       </w:r>
-      <w:hyperlink r:id="rId213">
+      <w:hyperlink r:id="rId216">
         <w:r>
           <w:rPr>
             <w:rStyle w:val="VerbatimChar"/>
@@ -39246,7 +41398,7 @@
         <w:pStyle w:val="Compact"/>
         <w:numPr>
           <w:ilvl w:val="0"/>
-          <w:numId w:val="1058"/>
+          <w:numId w:val="1059"/>
         </w:numPr>
       </w:pPr>
       <w:r>
@@ -39268,7 +41420,7 @@
         <w:pStyle w:val="Compact"/>
         <w:numPr>
           <w:ilvl w:val="0"/>
-          <w:numId w:val="1058"/>
+          <w:numId w:val="1059"/>
         </w:numPr>
       </w:pPr>
       <w:r>
@@ -39285,13 +41437,13 @@
         <w:t xml:space="preserve">Asegura que los accesos concurrentes de múltiples GPUs o canales DRAM distribuyan el tráfico sin colisiones artificiales.</w:t>
       </w:r>
     </w:p>
-    <w:bookmarkEnd w:id="214"/>
-    <w:bookmarkStart w:id="220" w:name="Xa1e17a3965924fb2d584b674515d6444c832d1f"/>
+    <w:bookmarkEnd w:id="217"/>
+    <w:bookmarkStart w:id="223" w:name="Xa1e17a3965924fb2d584b674515d6444c832d1f"/>
     <w:p>
       <w:pPr>
         <w:pStyle w:val="Heading3"/>
       </w:pPr>
-      <w:hyperlink r:id="rId215">
+      <w:hyperlink r:id="rId218">
         <w:r>
           <w:rPr>
             <w:rStyle w:val="VerbatimChar"/>
@@ -39308,7 +41460,7 @@
       <w:r>
         <w:t xml:space="preserve"> </w:t>
       </w:r>
-      <w:hyperlink r:id="rId216">
+      <w:hyperlink r:id="rId219">
         <w:r>
           <w:rPr>
             <w:rStyle w:val="VerbatimChar"/>
@@ -39322,7 +41474,7 @@
         <w:pStyle w:val="Compact"/>
         <w:numPr>
           <w:ilvl w:val="0"/>
-          <w:numId w:val="1059"/>
+          <w:numId w:val="1060"/>
         </w:numPr>
       </w:pPr>
       <w:r>
@@ -39344,7 +41496,7 @@
         <w:pStyle w:val="Compact"/>
         <w:numPr>
           <w:ilvl w:val="0"/>
-          <w:numId w:val="1059"/>
+          <w:numId w:val="1060"/>
         </w:numPr>
       </w:pPr>
       <w:r>
@@ -39357,7 +41509,7 @@
       <w:r>
         <w:t xml:space="preserve"> </w:t>
       </w:r>
-      <w:hyperlink r:id="rId217">
+      <w:hyperlink r:id="rId220">
         <w:r>
           <w:rPr>
             <w:rStyle w:val="VerbatimChar"/>
@@ -39374,7 +41526,7 @@
       <w:r>
         <w:t xml:space="preserve"> </w:t>
       </w:r>
-      <w:hyperlink r:id="rId218">
+      <w:hyperlink r:id="rId221">
         <w:r>
           <w:rPr>
             <w:rStyle w:val="VerbatimChar"/>
@@ -39388,7 +41540,7 @@
       <w:r>
         <w:t xml:space="preserve"> </w:t>
       </w:r>
-      <w:hyperlink r:id="rId219">
+      <w:hyperlink r:id="rId222">
         <w:r>
           <w:rPr>
             <w:rStyle w:val="VerbatimChar"/>
@@ -39400,13 +41552,13 @@
         <w:t xml:space="preserve">.</w:t>
       </w:r>
     </w:p>
-    <w:bookmarkEnd w:id="220"/>
-    <w:bookmarkStart w:id="223" w:name="srcdrampim_request.h-pim_request.cpp"/>
+    <w:bookmarkEnd w:id="223"/>
+    <w:bookmarkStart w:id="226" w:name="srcdrampim_request.h-pim_request.cpp"/>
     <w:p>
       <w:pPr>
         <w:pStyle w:val="Heading3"/>
       </w:pPr>
-      <w:hyperlink r:id="rId221">
+      <w:hyperlink r:id="rId224">
         <w:r>
           <w:rPr>
             <w:rStyle w:val="VerbatimChar"/>
@@ -39423,7 +41575,7 @@
       <w:r>
         <w:t xml:space="preserve"> </w:t>
       </w:r>
-      <w:hyperlink r:id="rId222">
+      <w:hyperlink r:id="rId225">
         <w:r>
           <w:rPr>
             <w:rStyle w:val="VerbatimChar"/>
@@ -39437,7 +41589,7 @@
         <w:pStyle w:val="Compact"/>
         <w:numPr>
           <w:ilvl w:val="0"/>
-          <w:numId w:val="1060"/>
+          <w:numId w:val="1061"/>
         </w:numPr>
       </w:pPr>
       <w:r>
@@ -39454,13 +41606,13 @@
         <w:t xml:space="preserve">Petición específica de instrucción PIM transmitida por los buses de comando hacia los módulos de memoria inteligentes.</w:t>
       </w:r>
     </w:p>
-    <w:bookmarkEnd w:id="223"/>
-    <w:bookmarkStart w:id="225" w:name="srcdrampower.h"/>
+    <w:bookmarkEnd w:id="226"/>
+    <w:bookmarkStart w:id="228" w:name="srcdrampower.h"/>
     <w:p>
       <w:pPr>
         <w:pStyle w:val="Heading3"/>
       </w:pPr>
-      <w:hyperlink r:id="rId224">
+      <w:hyperlink r:id="rId227">
         <w:r>
           <w:rPr>
             <w:rStyle w:val="VerbatimChar"/>
@@ -39474,7 +41626,7 @@
         <w:pStyle w:val="Compact"/>
         <w:numPr>
           <w:ilvl w:val="0"/>
-          <w:numId w:val="1061"/>
+          <w:numId w:val="1062"/>
         </w:numPr>
       </w:pPr>
       <w:r>
@@ -39556,7 +41708,7 @@
         <w:pStyle w:val="Compact"/>
         <w:numPr>
           <w:ilvl w:val="0"/>
-          <w:numId w:val="1061"/>
+          <w:numId w:val="1062"/>
         </w:numPr>
       </w:pPr>
       <w:r>
@@ -39600,13 +41752,13 @@
         <w:t xml:space="preserve">.</w:t>
       </w:r>
     </w:p>
-    <w:bookmarkEnd w:id="225"/>
-    <w:bookmarkStart w:id="227" w:name="srcdramtest.cpp"/>
+    <w:bookmarkEnd w:id="228"/>
+    <w:bookmarkStart w:id="230" w:name="srcdramtest.cpp"/>
     <w:p>
       <w:pPr>
         <w:pStyle w:val="Heading3"/>
       </w:pPr>
-      <w:hyperlink r:id="rId226">
+      <w:hyperlink r:id="rId229">
         <w:r>
           <w:rPr>
             <w:rStyle w:val="VerbatimChar"/>
@@ -39620,7 +41772,7 @@
         <w:pStyle w:val="Compact"/>
         <w:numPr>
           <w:ilvl w:val="0"/>
-          <w:numId w:val="1062"/>
+          <w:numId w:val="1063"/>
         </w:numPr>
       </w:pPr>
       <w:r>
@@ -39656,9 +41808,9 @@
         </w:pict>
       </w:r>
     </w:p>
-    <w:bookmarkEnd w:id="227"/>
-    <w:bookmarkEnd w:id="228"/>
-    <w:bookmarkStart w:id="260" w:name="X54c6d079989cccaceb1de3923199abaf57cd12e"/>
+    <w:bookmarkEnd w:id="230"/>
+    <w:bookmarkEnd w:id="231"/>
+    <w:bookmarkStart w:id="263" w:name="X54c6d079989cccaceb1de3923199abaf57cd12e"/>
     <w:p>
       <w:pPr>
         <w:pStyle w:val="Heading2"/>
@@ -39676,12 +41828,12 @@
         <w:t xml:space="preserve">)</w:t>
       </w:r>
     </w:p>
-    <w:bookmarkStart w:id="230" w:name="srchardwarebase.h"/>
+    <w:bookmarkStart w:id="233" w:name="srchardwarebase.h"/>
     <w:p>
       <w:pPr>
         <w:pStyle w:val="Heading3"/>
       </w:pPr>
-      <w:hyperlink r:id="rId229">
+      <w:hyperlink r:id="rId232">
         <w:r>
           <w:rPr>
             <w:rStyle w:val="VerbatimChar"/>
@@ -39695,7 +41847,7 @@
         <w:pStyle w:val="Compact"/>
         <w:numPr>
           <w:ilvl w:val="0"/>
-          <w:numId w:val="1063"/>
+          <w:numId w:val="1064"/>
         </w:numPr>
       </w:pPr>
       <w:r>
@@ -39832,8 +41984,8 @@
         <w:t xml:space="preserve">.</w:t>
       </w:r>
     </w:p>
-    <w:bookmarkEnd w:id="230"/>
-    <w:bookmarkStart w:id="231" w:name="srchardwarehardware_config.h"/>
+    <w:bookmarkEnd w:id="233"/>
+    <w:bookmarkStart w:id="234" w:name="srchardwarehardware_config.h"/>
     <w:p>
       <w:pPr>
         <w:pStyle w:val="Heading3"/>
@@ -39852,7 +42004,7 @@
         <w:pStyle w:val="Compact"/>
         <w:numPr>
           <w:ilvl w:val="0"/>
-          <w:numId w:val="1064"/>
+          <w:numId w:val="1065"/>
         </w:numPr>
       </w:pPr>
       <w:r>
@@ -39884,8 +42036,8 @@
         <w:t xml:space="preserve">y configuraciones canónicas de GPUs: A100, H100, B100, B200 (cómputo pico, ancho de banda DRAM, latencias NVLink y red de nodo).</w:t>
       </w:r>
     </w:p>
-    <w:bookmarkEnd w:id="231"/>
-    <w:bookmarkStart w:id="232" w:name="srchardwarestat.h"/>
+    <w:bookmarkEnd w:id="234"/>
+    <w:bookmarkStart w:id="235" w:name="srchardwarestat.h"/>
     <w:p>
       <w:pPr>
         <w:pStyle w:val="Heading3"/>
@@ -39904,7 +42056,7 @@
         <w:pStyle w:val="Compact"/>
         <w:numPr>
           <w:ilvl w:val="0"/>
-          <w:numId w:val="1065"/>
+          <w:numId w:val="1066"/>
         </w:numPr>
       </w:pPr>
       <w:r>
@@ -39936,13 +42088,13 @@
         <w:t xml:space="preserve">que recopila las métricas agregadas por iteración: tiempos de cómputo por componente (QKV, Attention, FFN, MoE, AllReduce), latencias de cola y consumo energético total.</w:t>
       </w:r>
     </w:p>
-    <w:bookmarkEnd w:id="232"/>
-    <w:bookmarkStart w:id="235" w:name="srchardwaredevice.h-device.cpp"/>
+    <w:bookmarkEnd w:id="235"/>
+    <w:bookmarkStart w:id="238" w:name="srchardwaredevice.h-device.cpp"/>
     <w:p>
       <w:pPr>
         <w:pStyle w:val="Heading3"/>
       </w:pPr>
-      <w:hyperlink r:id="rId233">
+      <w:hyperlink r:id="rId236">
         <w:r>
           <w:rPr>
             <w:rStyle w:val="VerbatimChar"/>
@@ -39959,7 +42111,7 @@
       <w:r>
         <w:t xml:space="preserve"> </w:t>
       </w:r>
-      <w:hyperlink r:id="rId234">
+      <w:hyperlink r:id="rId237">
         <w:r>
           <w:rPr>
             <w:rStyle w:val="VerbatimChar"/>
@@ -39973,7 +42125,7 @@
         <w:pStyle w:val="Compact"/>
         <w:numPr>
           <w:ilvl w:val="0"/>
-          <w:numId w:val="1066"/>
+          <w:numId w:val="1067"/>
         </w:numPr>
       </w:pPr>
       <w:r>
@@ -40008,13 +42160,83 @@
         <w:t xml:space="preserve">), y delega la ejecución de capas a los motores analíticos o a Ramulator2.</w:t>
       </w:r>
     </w:p>
-    <w:bookmarkEnd w:id="235"/>
-    <w:bookmarkStart w:id="238" w:name="srchardwarenode.h-node.cpp"/>
+    <w:p>
+      <w:pPr>
+        <w:pStyle w:val="Compact"/>
+        <w:numPr>
+          <w:ilvl w:val="0"/>
+          <w:numId w:val="1067"/>
+        </w:numPr>
+      </w:pPr>
+      <w:r>
+        <w:rPr>
+          <w:b/>
+          <w:bCs/>
+        </w:rPr>
+        <w:t xml:space="preserve">Trazabilidad:</w:t>
+      </w:r>
+      <w:r>
+        <w:t xml:space="preserve"> </w:t>
+      </w:r>
+      <w:r>
+        <w:t xml:space="preserve">Implementa</w:t>
+      </w:r>
+      <w:r>
+        <w:t xml:space="preserve"> </w:t>
+      </w:r>
+      <w:r>
+        <w:rPr>
+          <w:rStyle w:val="VerbatimChar"/>
+        </w:rPr>
+        <w:t xml:space="preserve">log_tfm_event()</w:t>
+      </w:r>
+      <w:r>
+        <w:t xml:space="preserve"> </w:t>
+      </w:r>
+      <w:r>
+        <w:t xml:space="preserve">con formateador de alta precisión (</w:t>
+      </w:r>
+      <w:r>
+        <w:rPr>
+          <w:rStyle w:val="VerbatimChar"/>
+        </w:rPr>
+        <w:t xml:space="preserve">std::fixed</w:t>
+      </w:r>
+      <w:r>
+        <w:t xml:space="preserve">,</w:t>
+      </w:r>
+      <w:r>
+        <w:t xml:space="preserve"> </w:t>
+      </w:r>
+      <w:r>
+        <w:rPr>
+          <w:rStyle w:val="VerbatimChar"/>
+        </w:rPr>
+        <w:t xml:space="preserve">std::setprecision(4)</w:t>
+      </w:r>
+      <w:r>
+        <w:t xml:space="preserve">) para evitar redondeos o notación exponencial en las marcas temporales registradas en</w:t>
+      </w:r>
+      <w:r>
+        <w:t xml:space="preserve"> </w:t>
+      </w:r>
+      <w:r>
+        <w:rPr>
+          <w:rStyle w:val="VerbatimChar"/>
+        </w:rPr>
+        <w:t xml:space="preserve">TFM_device_&lt;id&gt;.trc</w:t>
+      </w:r>
+      <w:r>
+        <w:t xml:space="preserve">.</w:t>
+      </w:r>
+    </w:p>
+    <w:bookmarkEnd w:id="238"/>
+    <w:bookmarkStart w:id="241" w:name="srchardwarenode.h-node.cpp"/>
     <w:p>
       <w:pPr>
         <w:pStyle w:val="Heading3"/>
       </w:pPr>
-      <w:hyperlink r:id="rId236">
+      <w:hyperlink r:id="rId239">
         <w:r>
           <w:rPr>
             <w:rStyle w:val="VerbatimChar"/>
@@ -40031,7 +42253,7 @@
       <w:r>
         <w:t xml:space="preserve"> </w:t>
       </w:r>
-      <w:hyperlink r:id="rId237">
+      <w:hyperlink r:id="rId240">
         <w:r>
           <w:rPr>
             <w:rStyle w:val="VerbatimChar"/>
@@ -40045,7 +42267,7 @@
         <w:pStyle w:val="Compact"/>
         <w:numPr>
           <w:ilvl w:val="0"/>
-          <w:numId w:val="1067"/>
+          <w:numId w:val="1068"/>
         </w:numPr>
       </w:pPr>
       <w:r>
@@ -40077,13 +42299,13 @@
         <w:t xml:space="preserve">alojados en un mismo chasis/servidor físico, gestionando la interconexión intra-nodo (ej. NVLink).</w:t>
       </w:r>
     </w:p>
-    <w:bookmarkEnd w:id="238"/>
-    <w:bookmarkStart w:id="241" w:name="srchardwarecluster.h-cluster.cpp"/>
+    <w:bookmarkEnd w:id="241"/>
+    <w:bookmarkStart w:id="244" w:name="srchardwarecluster.h-cluster.cpp"/>
     <w:p>
       <w:pPr>
         <w:pStyle w:val="Heading3"/>
       </w:pPr>
-      <w:hyperlink r:id="rId239">
+      <w:hyperlink r:id="rId242">
         <w:r>
           <w:rPr>
             <w:rStyle w:val="VerbatimChar"/>
@@ -40100,7 +42322,7 @@
       <w:r>
         <w:t xml:space="preserve"> </w:t>
       </w:r>
-      <w:hyperlink r:id="rId240">
+      <w:hyperlink r:id="rId243">
         <w:r>
           <w:rPr>
             <w:rStyle w:val="VerbatimChar"/>
@@ -40114,7 +42336,7 @@
         <w:pStyle w:val="Compact"/>
         <w:numPr>
           <w:ilvl w:val="0"/>
-          <w:numId w:val="1068"/>
+          <w:numId w:val="1069"/>
         </w:numPr>
       </w:pPr>
       <w:r>
@@ -40136,7 +42358,7 @@
         <w:pStyle w:val="Compact"/>
         <w:numPr>
           <w:ilvl w:val="0"/>
-          <w:numId w:val="1068"/>
+          <w:numId w:val="1069"/>
         </w:numPr>
       </w:pPr>
       <w:r>
@@ -40152,7 +42374,7 @@
         <w:pStyle w:val="Compact"/>
         <w:numPr>
           <w:ilvl w:val="1"/>
-          <w:numId w:val="1069"/>
+          <w:numId w:val="1070"/>
         </w:numPr>
       </w:pPr>
       <w:r>
@@ -40170,7 +42392,7 @@
         <w:pStyle w:val="Compact"/>
         <w:numPr>
           <w:ilvl w:val="1"/>
-          <w:numId w:val="1069"/>
+          <w:numId w:val="1070"/>
         </w:numPr>
       </w:pPr>
       <w:r>
@@ -40188,7 +42410,7 @@
         <w:pStyle w:val="Compact"/>
         <w:numPr>
           <w:ilvl w:val="1"/>
-          <w:numId w:val="1069"/>
+          <w:numId w:val="1070"/>
         </w:numPr>
       </w:pPr>
       <w:r>
@@ -40216,13 +42438,13 @@
         <w:t xml:space="preserve">).</w:t>
       </w:r>
     </w:p>
-    <w:bookmarkEnd w:id="241"/>
-    <w:bookmarkStart w:id="244" w:name="srchardwareexecutor.h-executor.cpp"/>
+    <w:bookmarkEnd w:id="244"/>
+    <w:bookmarkStart w:id="247" w:name="srchardwareexecutor.h-executor.cpp"/>
     <w:p>
       <w:pPr>
         <w:pStyle w:val="Heading3"/>
       </w:pPr>
-      <w:hyperlink r:id="rId242">
+      <w:hyperlink r:id="rId245">
         <w:r>
           <w:rPr>
             <w:rStyle w:val="VerbatimChar"/>
@@ -40239,7 +42461,7 @@
       <w:r>
         <w:t xml:space="preserve"> </w:t>
       </w:r>
-      <w:hyperlink r:id="rId243">
+      <w:hyperlink r:id="rId246">
         <w:r>
           <w:rPr>
             <w:rStyle w:val="VerbatimChar"/>
@@ -40253,7 +42475,7 @@
         <w:pStyle w:val="Compact"/>
         <w:numPr>
           <w:ilvl w:val="0"/>
-          <w:numId w:val="1070"/>
+          <w:numId w:val="1071"/>
         </w:numPr>
       </w:pPr>
       <w:r>
@@ -40270,13 +42492,13 @@
         <w:t xml:space="preserve">Capa intermedia que despacha solicitudes de ejecución hacia los motores de cómputo específicos de cada capa.</w:t>
       </w:r>
     </w:p>
-    <w:bookmarkEnd w:id="244"/>
-    <w:bookmarkStart w:id="247" w:name="srchardwarelayer_impl.h-layer_impl.cpp"/>
+    <w:bookmarkEnd w:id="247"/>
+    <w:bookmarkStart w:id="250" w:name="srchardwarelayer_impl.h-layer_impl.cpp"/>
     <w:p>
       <w:pPr>
         <w:pStyle w:val="Heading3"/>
       </w:pPr>
-      <w:hyperlink r:id="rId245">
+      <w:hyperlink r:id="rId248">
         <w:r>
           <w:rPr>
             <w:rStyle w:val="VerbatimChar"/>
@@ -40293,7 +42515,7 @@
       <w:r>
         <w:t xml:space="preserve"> </w:t>
       </w:r>
-      <w:hyperlink r:id="rId246">
+      <w:hyperlink r:id="rId249">
         <w:r>
           <w:rPr>
             <w:rStyle w:val="VerbatimChar"/>
@@ -40307,7 +42529,7 @@
         <w:pStyle w:val="Compact"/>
         <w:numPr>
           <w:ilvl w:val="0"/>
-          <w:numId w:val="1071"/>
+          <w:numId w:val="1072"/>
         </w:numPr>
       </w:pPr>
       <w:r>
@@ -40345,13 +42567,13 @@
         <w:t xml:space="preserve">).</w:t>
       </w:r>
     </w:p>
-    <w:bookmarkEnd w:id="247"/>
-    <w:bookmarkStart w:id="249" w:name="srchardwarelinear_impl.cpp"/>
+    <w:bookmarkEnd w:id="250"/>
+    <w:bookmarkStart w:id="252" w:name="srchardwarelinear_impl.cpp"/>
     <w:p>
       <w:pPr>
         <w:pStyle w:val="Heading3"/>
       </w:pPr>
-      <w:hyperlink r:id="rId248">
+      <w:hyperlink r:id="rId251">
         <w:r>
           <w:rPr>
             <w:rStyle w:val="VerbatimChar"/>
@@ -40365,7 +42587,7 @@
         <w:pStyle w:val="Compact"/>
         <w:numPr>
           <w:ilvl w:val="0"/>
-          <w:numId w:val="1072"/>
+          <w:numId w:val="1073"/>
         </w:numPr>
       </w:pPr>
       <w:r>
@@ -40487,13 +42709,13 @@
         <w:t xml:space="preserve">).</w:t>
       </w:r>
     </w:p>
-    <w:bookmarkEnd w:id="249"/>
-    <w:bookmarkStart w:id="251" w:name="srchardwareactivation_impl.cpp"/>
+    <w:bookmarkEnd w:id="252"/>
+    <w:bookmarkStart w:id="254" w:name="srchardwareactivation_impl.cpp"/>
     <w:p>
       <w:pPr>
         <w:pStyle w:val="Heading3"/>
       </w:pPr>
-      <w:hyperlink r:id="rId250">
+      <w:hyperlink r:id="rId253">
         <w:r>
           <w:rPr>
             <w:rStyle w:val="VerbatimChar"/>
@@ -40507,7 +42729,7 @@
         <w:pStyle w:val="Compact"/>
         <w:numPr>
           <w:ilvl w:val="0"/>
-          <w:numId w:val="1073"/>
+          <w:numId w:val="1074"/>
         </w:numPr>
       </w:pPr>
       <w:r>
@@ -40566,13 +42788,13 @@
         <w:t xml:space="preserve">.</w:t>
       </w:r>
     </w:p>
-    <w:bookmarkEnd w:id="251"/>
-    <w:bookmarkStart w:id="253" w:name="srchardwareattention_sum_impl.cpp"/>
+    <w:bookmarkEnd w:id="254"/>
+    <w:bookmarkStart w:id="256" w:name="srchardwareattention_sum_impl.cpp"/>
     <w:p>
       <w:pPr>
         <w:pStyle w:val="Heading3"/>
       </w:pPr>
-      <w:hyperlink r:id="rId252">
+      <w:hyperlink r:id="rId255">
         <w:r>
           <w:rPr>
             <w:rStyle w:val="VerbatimChar"/>
@@ -40586,7 +42808,7 @@
         <w:pStyle w:val="Compact"/>
         <w:numPr>
           <w:ilvl w:val="0"/>
-          <w:numId w:val="1074"/>
+          <w:numId w:val="1075"/>
         </w:numPr>
       </w:pPr>
       <w:r>
@@ -40632,13 +42854,13 @@
         <w:t xml:space="preserve">y transferencias DRAM completas de secuencias largas.</w:t>
       </w:r>
     </w:p>
-    <w:bookmarkEnd w:id="253"/>
-    <w:bookmarkStart w:id="255" w:name="srchardwareattention_gen_impl.cpp"/>
+    <w:bookmarkEnd w:id="256"/>
+    <w:bookmarkStart w:id="258" w:name="srchardwareattention_gen_impl.cpp"/>
     <w:p>
       <w:pPr>
         <w:pStyle w:val="Heading3"/>
       </w:pPr>
-      <w:hyperlink r:id="rId254">
+      <w:hyperlink r:id="rId257">
         <w:r>
           <w:rPr>
             <w:rStyle w:val="VerbatimChar"/>
@@ -40652,7 +42874,7 @@
         <w:pStyle w:val="Compact"/>
         <w:numPr>
           <w:ilvl w:val="0"/>
-          <w:numId w:val="1075"/>
+          <w:numId w:val="1076"/>
         </w:numPr>
       </w:pPr>
       <w:r>
@@ -40669,13 +42891,13 @@
         <w:t xml:space="preserve">Modelado de la fase de decodificación token a token: cuantifica la lectura del KV-cache para cada paso autoregresivo.</w:t>
       </w:r>
     </w:p>
-    <w:bookmarkEnd w:id="255"/>
-    <w:bookmarkStart w:id="257" w:name="srchardwareattention_mixed_impl.cpp"/>
+    <w:bookmarkEnd w:id="258"/>
+    <w:bookmarkStart w:id="260" w:name="srchardwareattention_mixed_impl.cpp"/>
     <w:p>
       <w:pPr>
         <w:pStyle w:val="Heading3"/>
       </w:pPr>
-      <w:hyperlink r:id="rId256">
+      <w:hyperlink r:id="rId259">
         <w:r>
           <w:rPr>
             <w:rStyle w:val="VerbatimChar"/>
@@ -40689,7 +42911,7 @@
         <w:pStyle w:val="Compact"/>
         <w:numPr>
           <w:ilvl w:val="0"/>
-          <w:numId w:val="1076"/>
+          <w:numId w:val="1077"/>
         </w:numPr>
       </w:pPr>
       <w:r>
@@ -40706,13 +42928,13 @@
         <w:t xml:space="preserve">Modelado de lotes mixtos compuestos simultáneamente por secuencias en prefill y secuencias en decode.</w:t>
       </w:r>
     </w:p>
-    <w:bookmarkEnd w:id="257"/>
-    <w:bookmarkStart w:id="259" w:name="srchardwaretest.cpp"/>
+    <w:bookmarkEnd w:id="260"/>
+    <w:bookmarkStart w:id="262" w:name="srchardwaretest.cpp"/>
     <w:p>
       <w:pPr>
         <w:pStyle w:val="Heading3"/>
       </w:pPr>
-      <w:hyperlink r:id="rId258">
+      <w:hyperlink r:id="rId261">
         <w:r>
           <w:rPr>
             <w:rStyle w:val="VerbatimChar"/>
@@ -40726,7 +42948,7 @@
         <w:pStyle w:val="Compact"/>
         <w:numPr>
           <w:ilvl w:val="0"/>
-          <w:numId w:val="1077"/>
+          <w:numId w:val="1078"/>
         </w:numPr>
       </w:pPr>
       <w:r>
@@ -40750,9 +42972,9 @@
         </w:pict>
       </w:r>
     </w:p>
-    <w:bookmarkEnd w:id="259"/>
-    <w:bookmarkEnd w:id="260"/>
-    <w:bookmarkStart w:id="270" w:name="X11ce8effc15b6a2feb7a935b271f02419adafe7"/>
+    <w:bookmarkEnd w:id="262"/>
+    <w:bookmarkEnd w:id="263"/>
+    <w:bookmarkStart w:id="273" w:name="X11ce8effc15b6a2feb7a935b271f02419adafe7"/>
     <w:p>
       <w:pPr>
         <w:pStyle w:val="Heading2"/>
@@ -40770,7 +42992,7 @@
         <w:t xml:space="preserve">)</w:t>
       </w:r>
     </w:p>
-    <w:bookmarkStart w:id="261" w:name="srcmodelmodel_config.h"/>
+    <w:bookmarkStart w:id="264" w:name="srcmodelmodel_config.h"/>
     <w:p>
       <w:pPr>
         <w:pStyle w:val="Heading3"/>
@@ -40789,7 +43011,7 @@
         <w:pStyle w:val="Compact"/>
         <w:numPr>
           <w:ilvl w:val="0"/>
-          <w:numId w:val="1078"/>
+          <w:numId w:val="1079"/>
         </w:numPr>
       </w:pPr>
       <w:r>
@@ -40842,13 +43064,13 @@
         <w:t xml:space="preserve">, etc.).</w:t>
       </w:r>
     </w:p>
-    <w:bookmarkEnd w:id="261"/>
-    <w:bookmarkStart w:id="263" w:name="srcmodelmodel.h"/>
+    <w:bookmarkEnd w:id="264"/>
+    <w:bookmarkStart w:id="266" w:name="srcmodelmodel.h"/>
     <w:p>
       <w:pPr>
         <w:pStyle w:val="Heading3"/>
       </w:pPr>
-      <w:hyperlink r:id="rId262">
+      <w:hyperlink r:id="rId265">
         <w:r>
           <w:rPr>
             <w:rStyle w:val="VerbatimChar"/>
@@ -40862,7 +43084,7 @@
         <w:pStyle w:val="Compact"/>
         <w:numPr>
           <w:ilvl w:val="0"/>
-          <w:numId w:val="1079"/>
+          <w:numId w:val="1080"/>
         </w:numPr>
       </w:pPr>
       <w:r>
@@ -40879,13 +43101,13 @@
         <w:t xml:space="preserve">Interfaz abstracta pura para modelos de lenguaje en el simulador.</w:t>
       </w:r>
     </w:p>
-    <w:bookmarkEnd w:id="263"/>
-    <w:bookmarkStart w:id="265" w:name="srcmodelllm.h-llm.cpp"/>
+    <w:bookmarkEnd w:id="266"/>
+    <w:bookmarkStart w:id="268" w:name="srcmodelllm.h-llm.cpp"/>
     <w:p>
       <w:pPr>
         <w:pStyle w:val="Heading3"/>
       </w:pPr>
-      <w:hyperlink r:id="rId264">
+      <w:hyperlink r:id="rId267">
         <w:r>
           <w:rPr>
             <w:rStyle w:val="VerbatimChar"/>
@@ -40916,7 +43138,7 @@
         <w:pStyle w:val="Compact"/>
         <w:numPr>
           <w:ilvl w:val="0"/>
-          <w:numId w:val="1080"/>
+          <w:numId w:val="1081"/>
         </w:numPr>
       </w:pPr>
       <w:r>
@@ -40975,13 +43197,13 @@
         <w:t xml:space="preserve">.</w:t>
       </w:r>
     </w:p>
-    <w:bookmarkEnd w:id="265"/>
-    <w:bookmarkStart w:id="267" w:name="srcmodelutil.h"/>
+    <w:bookmarkEnd w:id="268"/>
+    <w:bookmarkStart w:id="270" w:name="srcmodelutil.h"/>
     <w:p>
       <w:pPr>
         <w:pStyle w:val="Heading3"/>
       </w:pPr>
-      <w:hyperlink r:id="rId266">
+      <w:hyperlink r:id="rId269">
         <w:r>
           <w:rPr>
             <w:rStyle w:val="VerbatimChar"/>
@@ -40995,7 +43217,7 @@
         <w:pStyle w:val="Compact"/>
         <w:numPr>
           <w:ilvl w:val="0"/>
-          <w:numId w:val="1081"/>
+          <w:numId w:val="1082"/>
         </w:numPr>
       </w:pPr>
       <w:r>
@@ -41012,13 +43234,13 @@
         <w:t xml:space="preserve">Funciones de utilidad matemática y manipulación de cadenas de configuración de modelos.</w:t>
       </w:r>
     </w:p>
-    <w:bookmarkEnd w:id="267"/>
-    <w:bookmarkStart w:id="269" w:name="srcmodeltest.cpp"/>
+    <w:bookmarkEnd w:id="270"/>
+    <w:bookmarkStart w:id="272" w:name="srcmodeltest.cpp"/>
     <w:p>
       <w:pPr>
         <w:pStyle w:val="Heading3"/>
       </w:pPr>
-      <w:hyperlink r:id="rId268">
+      <w:hyperlink r:id="rId271">
         <w:r>
           <w:rPr>
             <w:rStyle w:val="VerbatimChar"/>
@@ -41032,7 +43254,7 @@
         <w:pStyle w:val="Compact"/>
         <w:numPr>
           <w:ilvl w:val="0"/>
-          <w:numId w:val="1082"/>
+          <w:numId w:val="1083"/>
         </w:numPr>
       </w:pPr>
       <w:r>
@@ -41056,9 +43278,9 @@
         </w:pict>
       </w:r>
     </w:p>
-    <w:bookmarkEnd w:id="269"/>
-    <w:bookmarkEnd w:id="270"/>
-    <w:bookmarkStart w:id="328" w:name="Xb5cfa48c65edb258c55dfa25f673ac936e83b3b"/>
+    <w:bookmarkEnd w:id="272"/>
+    <w:bookmarkEnd w:id="273"/>
+    <w:bookmarkStart w:id="330" w:name="Xb5cfa48c65edb258c55dfa25f673ac936e83b3b"/>
     <w:p>
       <w:pPr>
         <w:pStyle w:val="Heading2"/>
@@ -41076,12 +43298,12 @@
         <w:t xml:space="preserve">)</w:t>
       </w:r>
     </w:p>
-    <w:bookmarkStart w:id="272" w:name="srcmodulebase.h"/>
+    <w:bookmarkStart w:id="275" w:name="srcmodulebase.h"/>
     <w:p>
       <w:pPr>
         <w:pStyle w:val="Heading3"/>
       </w:pPr>
-      <w:hyperlink r:id="rId271">
+      <w:hyperlink r:id="rId274">
         <w:r>
           <w:rPr>
             <w:rStyle w:val="VerbatimChar"/>
@@ -41095,7 +43317,7 @@
         <w:pStyle w:val="Compact"/>
         <w:numPr>
           <w:ilvl w:val="0"/>
-          <w:numId w:val="1083"/>
+          <w:numId w:val="1084"/>
         </w:numPr>
       </w:pPr>
       <w:r>
@@ -41133,13 +43355,13 @@
         <w:t xml:space="preserve">) y macros operacionales para el grafo.</w:t>
       </w:r>
     </w:p>
-    <w:bookmarkEnd w:id="272"/>
-    <w:bookmarkStart w:id="274" w:name="srcmodulestatus.h"/>
+    <w:bookmarkEnd w:id="275"/>
+    <w:bookmarkStart w:id="277" w:name="srcmodulestatus.h"/>
     <w:p>
       <w:pPr>
         <w:pStyle w:val="Heading3"/>
       </w:pPr>
-      <w:hyperlink r:id="rId273">
+      <w:hyperlink r:id="rId276">
         <w:r>
           <w:rPr>
             <w:rStyle w:val="VerbatimChar"/>
@@ -41153,7 +43375,7 @@
         <w:pStyle w:val="Compact"/>
         <w:numPr>
           <w:ilvl w:val="0"/>
-          <w:numId w:val="1084"/>
+          <w:numId w:val="1085"/>
         </w:numPr>
       </w:pPr>
       <w:r>
@@ -41218,13 +43440,13 @@
         <w:t xml:space="preserve">) y contadores de energía por dispositivo.</w:t>
       </w:r>
     </w:p>
-    <w:bookmarkEnd w:id="274"/>
-    <w:bookmarkStart w:id="277" w:name="srcmoduletensor.h-tensor.cpp"/>
+    <w:bookmarkEnd w:id="277"/>
+    <w:bookmarkStart w:id="280" w:name="srcmoduletensor.h-tensor.cpp"/>
     <w:p>
       <w:pPr>
         <w:pStyle w:val="Heading3"/>
       </w:pPr>
-      <w:hyperlink r:id="rId275">
+      <w:hyperlink r:id="rId278">
         <w:r>
           <w:rPr>
             <w:rStyle w:val="VerbatimChar"/>
@@ -41241,7 +43463,7 @@
       <w:r>
         <w:t xml:space="preserve"> </w:t>
       </w:r>
-      <w:hyperlink r:id="rId276">
+      <w:hyperlink r:id="rId279">
         <w:r>
           <w:rPr>
             <w:rStyle w:val="VerbatimChar"/>
@@ -41255,7 +43477,7 @@
         <w:pStyle w:val="Compact"/>
         <w:numPr>
           <w:ilvl w:val="0"/>
-          <w:numId w:val="1085"/>
+          <w:numId w:val="1086"/>
         </w:numPr>
       </w:pPr>
       <w:r>
@@ -41277,7 +43499,7 @@
         <w:pStyle w:val="Compact"/>
         <w:numPr>
           <w:ilvl w:val="0"/>
-          <w:numId w:val="1085"/>
+          <w:numId w:val="1086"/>
         </w:numPr>
       </w:pPr>
       <w:r>
@@ -41372,13 +43594,13 @@
         <w:t xml:space="preserve">).</w:t>
       </w:r>
     </w:p>
-    <w:bookmarkEnd w:id="277"/>
-    <w:bookmarkStart w:id="280" w:name="srcmodulemodule.h-module.cpp"/>
+    <w:bookmarkEnd w:id="280"/>
+    <w:bookmarkStart w:id="283" w:name="srcmodulemodule.h-module.cpp"/>
     <w:p>
       <w:pPr>
         <w:pStyle w:val="Heading3"/>
       </w:pPr>
-      <w:hyperlink r:id="rId278">
+      <w:hyperlink r:id="rId281">
         <w:r>
           <w:rPr>
             <w:rStyle w:val="VerbatimChar"/>
@@ -41395,7 +43617,7 @@
       <w:r>
         <w:t xml:space="preserve"> </w:t>
       </w:r>
-      <w:hyperlink r:id="rId279">
+      <w:hyperlink r:id="rId282">
         <w:r>
           <w:rPr>
             <w:rStyle w:val="VerbatimChar"/>
@@ -41409,7 +43631,7 @@
         <w:pStyle w:val="Compact"/>
         <w:numPr>
           <w:ilvl w:val="0"/>
-          <w:numId w:val="1086"/>
+          <w:numId w:val="1087"/>
         </w:numPr>
       </w:pPr>
       <w:r>
@@ -41456,13 +43678,13 @@
         <w:t xml:space="preserve">), tensores locales y asociación con dispositivos hardware.</w:t>
       </w:r>
     </w:p>
-    <w:bookmarkEnd w:id="280"/>
-    <w:bookmarkStart w:id="283" w:name="srcmodulemodule_graph.h-module_graph.cpp"/>
+    <w:bookmarkEnd w:id="283"/>
+    <w:bookmarkStart w:id="285" w:name="srcmodulemodule_graph.h-module_graph.cpp"/>
     <w:p>
       <w:pPr>
         <w:pStyle w:val="Heading3"/>
       </w:pPr>
-      <w:hyperlink r:id="rId281">
+      <w:hyperlink r:id="rId284">
         <w:r>
           <w:rPr>
             <w:rStyle w:val="VerbatimChar"/>
@@ -41479,7 +43701,7 @@
       <w:r>
         <w:t xml:space="preserve"> </w:t>
       </w:r>
-      <w:hyperlink r:id="rId282">
+      <w:hyperlink r:id="rId169">
         <w:r>
           <w:rPr>
             <w:rStyle w:val="VerbatimChar"/>
@@ -41493,7 +43715,7 @@
         <w:pStyle w:val="Compact"/>
         <w:numPr>
           <w:ilvl w:val="0"/>
-          <w:numId w:val="1087"/>
+          <w:numId w:val="1088"/>
         </w:numPr>
       </w:pPr>
       <w:r>
@@ -41515,7 +43737,7 @@
         <w:pStyle w:val="Compact"/>
         <w:numPr>
           <w:ilvl w:val="0"/>
-          <w:numId w:val="1087"/>
+          <w:numId w:val="1088"/>
         </w:numPr>
       </w:pPr>
       <w:r>
@@ -41531,7 +43753,7 @@
         <w:pStyle w:val="Compact"/>
         <w:numPr>
           <w:ilvl w:val="1"/>
-          <w:numId w:val="1088"/>
+          <w:numId w:val="1089"/>
         </w:numPr>
       </w:pPr>
       <w:r>
@@ -41558,7 +43780,7 @@
         <w:pStyle w:val="Compact"/>
         <w:numPr>
           <w:ilvl w:val="1"/>
-          <w:numId w:val="1088"/>
+          <w:numId w:val="1089"/>
         </w:numPr>
       </w:pPr>
       <w:r>
@@ -41588,7 +43810,7 @@
         <w:pStyle w:val="Compact"/>
         <w:numPr>
           <w:ilvl w:val="1"/>
-          <w:numId w:val="1088"/>
+          <w:numId w:val="1089"/>
         </w:numPr>
       </w:pPr>
       <w:r>
@@ -41616,13 +43838,133 @@
         <w:t xml:space="preserve">, etc.).</w:t>
       </w:r>
     </w:p>
-    <w:bookmarkEnd w:id="283"/>
-    <w:bookmarkStart w:id="286" w:name="srcmoduletimeboard.h-timeboard.cpp"/>
+    <w:p>
+      <w:pPr>
+        <w:pStyle w:val="Compact"/>
+        <w:numPr>
+          <w:ilvl w:val="1"/>
+          <w:numId w:val="1089"/>
+        </w:numPr>
+      </w:pPr>
+      <w:r>
+        <w:t xml:space="preserve">En</w:t>
+      </w:r>
+      <w:r>
+        <w:t xml:space="preserve"> </w:t>
+      </w:r>
+      <w:r>
+        <w:rPr>
+          <w:rStyle w:val="VerbatimChar"/>
+        </w:rPr>
+        <w:t xml:space="preserve">set_pop_status()</w:t>
+      </w:r>
+      <w:r>
+        <w:t xml:space="preserve">, incorpora la guarda</w:t>
+      </w:r>
+      <w:r>
+        <w:t xml:space="preserve"> </w:t>
+      </w:r>
+      <w:r>
+        <w:rPr>
+          <w:rStyle w:val="VerbatimChar"/>
+        </w:rPr>
+        <w:t xml:space="preserve">is_self_logged</w:t>
+      </w:r>
+      <w:r>
+        <w:t xml:space="preserve"> </w:t>
+      </w:r>
+      <w:r>
+        <w:t xml:space="preserve">que filtra módulos autologgeados (</w:t>
+      </w:r>
+      <w:r>
+        <w:rPr>
+          <w:rStyle w:val="VerbatimChar"/>
+        </w:rPr>
+        <w:t xml:space="preserve">norm</w:t>
+      </w:r>
+      <w:r>
+        <w:t xml:space="preserve">,</w:t>
+      </w:r>
+      <w:r>
+        <w:t xml:space="preserve"> </w:t>
+      </w:r>
+      <w:r>
+        <w:rPr>
+          <w:rStyle w:val="VerbatimChar"/>
+        </w:rPr>
+        <w:t xml:space="preserve">residual</w:t>
+      </w:r>
+      <w:r>
+        <w:t xml:space="preserve">,</w:t>
+      </w:r>
+      <w:r>
+        <w:t xml:space="preserve"> </w:t>
+      </w:r>
+      <w:r>
+        <w:rPr>
+          <w:rStyle w:val="VerbatimChar"/>
+        </w:rPr>
+        <w:t xml:space="preserve">rope</w:t>
+      </w:r>
+      <w:r>
+        <w:t xml:space="preserve">,</w:t>
+      </w:r>
+      <w:r>
+        <w:t xml:space="preserve"> </w:t>
+      </w:r>
+      <w:r>
+        <w:rPr>
+          <w:rStyle w:val="VerbatimChar"/>
+        </w:rPr>
+        <w:t xml:space="preserve">scatter</w:t>
+      </w:r>
+      <w:r>
+        <w:t xml:space="preserve">,</w:t>
+      </w:r>
+      <w:r>
+        <w:t xml:space="preserve"> </w:t>
+      </w:r>
+      <w:r>
+        <w:rPr>
+          <w:rStyle w:val="VerbatimChar"/>
+        </w:rPr>
+        <w:t xml:space="preserve">gather</w:t>
+      </w:r>
+      <w:r>
+        <w:t xml:space="preserve">,</w:t>
+      </w:r>
+      <w:r>
+        <w:t xml:space="preserve"> </w:t>
+      </w:r>
+      <w:r>
+        <w:rPr>
+          <w:rStyle w:val="VerbatimChar"/>
+        </w:rPr>
+        <w:t xml:space="preserve">all_reduce</w:t>
+      </w:r>
+      <w:r>
+        <w:t xml:space="preserve">) para evitar registros duplicados o solapados en trazas</w:t>
+      </w:r>
+      <w:r>
+        <w:t xml:space="preserve"> </w:t>
+      </w:r>
+      <w:r>
+        <w:rPr>
+          <w:rStyle w:val="VerbatimChar"/>
+        </w:rPr>
+        <w:t xml:space="preserve">.trc</w:t>
+      </w:r>
+      <w:r>
+        <w:t xml:space="preserve">.</w:t>
+      </w:r>
+    </w:p>
+    <w:bookmarkEnd w:id="285"/>
+    <w:bookmarkStart w:id="288" w:name="srcmoduletimeboard.h-timeboard.cpp"/>
     <w:p>
       <w:pPr>
         <w:pStyle w:val="Heading3"/>
       </w:pPr>
-      <w:hyperlink r:id="rId284">
+      <w:hyperlink r:id="rId286">
         <w:r>
           <w:rPr>
             <w:rStyle w:val="VerbatimChar"/>
@@ -41639,7 +43981,7 @@
       <w:r>
         <w:t xml:space="preserve"> </w:t>
       </w:r>
-      <w:hyperlink r:id="rId285">
+      <w:hyperlink r:id="rId287">
         <w:r>
           <w:rPr>
             <w:rStyle w:val="VerbatimChar"/>
@@ -41653,7 +43995,7 @@
         <w:pStyle w:val="Compact"/>
         <w:numPr>
           <w:ilvl w:val="0"/>
-          <w:numId w:val="1089"/>
+          <w:numId w:val="1090"/>
         </w:numPr>
       </w:pPr>
       <w:r>
@@ -41679,13 +44021,13 @@
         <w:t xml:space="preserve">) de inicio y fin de cada módulo, computa diferencias de energía y vuelca estadísticas tabulares a consola y trazas estructuradas.</w:t>
       </w:r>
     </w:p>
-    <w:bookmarkEnd w:id="286"/>
-    <w:bookmarkStart w:id="289" w:name="srcmodulelinear.h-linear.cpp"/>
+    <w:bookmarkEnd w:id="288"/>
+    <w:bookmarkStart w:id="291" w:name="srcmodulelinear.h-linear.cpp"/>
     <w:p>
       <w:pPr>
         <w:pStyle w:val="Heading3"/>
       </w:pPr>
-      <w:hyperlink r:id="rId287">
+      <w:hyperlink r:id="rId289">
         <w:r>
           <w:rPr>
             <w:rStyle w:val="VerbatimChar"/>
@@ -41702,7 +44044,7 @@
       <w:r>
         <w:t xml:space="preserve"> </w:t>
       </w:r>
-      <w:hyperlink r:id="rId288">
+      <w:hyperlink r:id="rId290">
         <w:r>
           <w:rPr>
             <w:rStyle w:val="VerbatimChar"/>
@@ -41716,7 +44058,7 @@
         <w:pStyle w:val="Compact"/>
         <w:numPr>
           <w:ilvl w:val="0"/>
-          <w:numId w:val="1090"/>
+          <w:numId w:val="1091"/>
         </w:numPr>
       </w:pPr>
       <w:r>
@@ -41762,13 +44104,13 @@
         <w:t xml:space="preserve">, proyecciones de salida de atención y capas densas FFN.</w:t>
       </w:r>
     </w:p>
-    <w:bookmarkEnd w:id="289"/>
-    <w:bookmarkStart w:id="292" w:name="srcmoduleactivation.h-activation.cpp"/>
+    <w:bookmarkEnd w:id="291"/>
+    <w:bookmarkStart w:id="294" w:name="srcmoduleactivation.h-activation.cpp"/>
     <w:p>
       <w:pPr>
         <w:pStyle w:val="Heading3"/>
       </w:pPr>
-      <w:hyperlink r:id="rId290">
+      <w:hyperlink r:id="rId292">
         <w:r>
           <w:rPr>
             <w:rStyle w:val="VerbatimChar"/>
@@ -41785,7 +44127,7 @@
       <w:r>
         <w:t xml:space="preserve"> </w:t>
       </w:r>
-      <w:hyperlink r:id="rId291">
+      <w:hyperlink r:id="rId293">
         <w:r>
           <w:rPr>
             <w:rStyle w:val="VerbatimChar"/>
@@ -41799,7 +44141,7 @@
         <w:pStyle w:val="Compact"/>
         <w:numPr>
           <w:ilvl w:val="0"/>
-          <w:numId w:val="1091"/>
+          <w:numId w:val="1092"/>
         </w:numPr>
       </w:pPr>
       <w:r>
@@ -41816,13 +44158,13 @@
         <w:t xml:space="preserve">Módulos de función de activación (GELU, SiLU / SwiGLU).</w:t>
       </w:r>
     </w:p>
-    <w:bookmarkEnd w:id="292"/>
-    <w:bookmarkStart w:id="295" w:name="srcmoduleattention.h-attention.cpp"/>
+    <w:bookmarkEnd w:id="294"/>
+    <w:bookmarkStart w:id="297" w:name="srcmoduleattention.h-attention.cpp"/>
     <w:p>
       <w:pPr>
         <w:pStyle w:val="Heading3"/>
       </w:pPr>
-      <w:hyperlink r:id="rId293">
+      <w:hyperlink r:id="rId295">
         <w:r>
           <w:rPr>
             <w:rStyle w:val="VerbatimChar"/>
@@ -41839,7 +44181,7 @@
       <w:r>
         <w:t xml:space="preserve"> </w:t>
       </w:r>
-      <w:hyperlink r:id="rId294">
+      <w:hyperlink r:id="rId296">
         <w:r>
           <w:rPr>
             <w:rStyle w:val="VerbatimChar"/>
@@ -41853,7 +44195,7 @@
         <w:pStyle w:val="Compact"/>
         <w:numPr>
           <w:ilvl w:val="0"/>
-          <w:numId w:val="1092"/>
+          <w:numId w:val="1093"/>
         </w:numPr>
       </w:pPr>
       <w:r>
@@ -41942,13 +44284,13 @@
         <w:t xml:space="preserve">).</w:t>
       </w:r>
     </w:p>
-    <w:bookmarkEnd w:id="295"/>
-    <w:bookmarkStart w:id="297" w:name="X55533dc19a27f2cbeea130a1f0a37dc99cea6d8"/>
+    <w:bookmarkEnd w:id="297"/>
+    <w:bookmarkStart w:id="299" w:name="X55533dc19a27f2cbeea130a1f0a37dc99cea6d8"/>
     <w:p>
       <w:pPr>
         <w:pStyle w:val="Heading3"/>
       </w:pPr>
-      <w:hyperlink r:id="rId296">
+      <w:hyperlink r:id="rId298">
         <w:r>
           <w:rPr>
             <w:rStyle w:val="VerbatimChar"/>
@@ -41979,7 +44321,7 @@
         <w:pStyle w:val="Compact"/>
         <w:numPr>
           <w:ilvl w:val="0"/>
-          <w:numId w:val="1093"/>
+          <w:numId w:val="1094"/>
         </w:numPr>
       </w:pPr>
       <w:r>
@@ -42024,13 +44366,13 @@
         <w:t xml:space="preserve">elementos.</w:t>
       </w:r>
     </w:p>
-    <w:bookmarkEnd w:id="297"/>
-    <w:bookmarkStart w:id="299" w:name="srcmodulelayernorm.h-layernorm.cpp"/>
+    <w:bookmarkEnd w:id="299"/>
+    <w:bookmarkStart w:id="301" w:name="srcmodulelayernorm.h-layernorm.cpp"/>
     <w:p>
       <w:pPr>
         <w:pStyle w:val="Heading3"/>
       </w:pPr>
-      <w:hyperlink r:id="rId298">
+      <w:hyperlink r:id="rId300">
         <w:r>
           <w:rPr>
             <w:rStyle w:val="VerbatimChar"/>
@@ -42061,7 +44403,7 @@
         <w:pStyle w:val="Compact"/>
         <w:numPr>
           <w:ilvl w:val="0"/>
-          <w:numId w:val="1094"/>
+          <w:numId w:val="1095"/>
         </w:numPr>
       </w:pPr>
       <w:r>
@@ -42102,13 +44444,13 @@
         <w:t xml:space="preserve">). Operación memory-bound analítica.</w:t>
       </w:r>
     </w:p>
-    <w:bookmarkEnd w:id="299"/>
-    <w:bookmarkStart w:id="301" w:name="srcmoduleresidual.h-residual.cpp"/>
+    <w:bookmarkEnd w:id="301"/>
+    <w:bookmarkStart w:id="303" w:name="srcmoduleresidual.h-residual.cpp"/>
     <w:p>
       <w:pPr>
         <w:pStyle w:val="Heading3"/>
       </w:pPr>
-      <w:hyperlink r:id="rId300">
+      <w:hyperlink r:id="rId302">
         <w:r>
           <w:rPr>
             <w:rStyle w:val="VerbatimChar"/>
@@ -42139,7 +44481,7 @@
         <w:pStyle w:val="Compact"/>
         <w:numPr>
           <w:ilvl w:val="0"/>
-          <w:numId w:val="1095"/>
+          <w:numId w:val="1096"/>
         </w:numPr>
       </w:pPr>
       <w:r>
@@ -42156,13 +44498,13 @@
         <w:t xml:space="preserve">Conexión residual que suma elemento a elemento la entrada del bloque con la salida de la atención o FFN.</w:t>
       </w:r>
     </w:p>
-    <w:bookmarkEnd w:id="301"/>
-    <w:bookmarkStart w:id="303" w:name="srcmodulerope.h-rope.cpp"/>
+    <w:bookmarkEnd w:id="303"/>
+    <w:bookmarkStart w:id="305" w:name="srcmodulerope.h-rope.cpp"/>
     <w:p>
       <w:pPr>
         <w:pStyle w:val="Heading3"/>
       </w:pPr>
-      <w:hyperlink r:id="rId302">
+      <w:hyperlink r:id="rId304">
         <w:r>
           <w:rPr>
             <w:rStyle w:val="VerbatimChar"/>
@@ -42193,7 +44535,7 @@
         <w:pStyle w:val="Compact"/>
         <w:numPr>
           <w:ilvl w:val="0"/>
-          <w:numId w:val="1096"/>
+          <w:numId w:val="1097"/>
         </w:numPr>
       </w:pPr>
       <w:r>
@@ -42210,13 +44552,13 @@
         <w:t xml:space="preserve">Embebido posicional rotacional (Rotary Position Embedding). Aplica rotaciones ortogonales a los vectores de Query y Key.</w:t>
       </w:r>
     </w:p>
-    <w:bookmarkEnd w:id="303"/>
-    <w:bookmarkStart w:id="306" w:name="srcmoduleroute.h-route.cpp"/>
+    <w:bookmarkEnd w:id="305"/>
+    <w:bookmarkStart w:id="308" w:name="srcmoduleroute.h-route.cpp"/>
     <w:p>
       <w:pPr>
         <w:pStyle w:val="Heading3"/>
       </w:pPr>
-      <w:hyperlink r:id="rId304">
+      <w:hyperlink r:id="rId306">
         <w:r>
           <w:rPr>
             <w:rStyle w:val="VerbatimChar"/>
@@ -42233,7 +44575,7 @@
       <w:r>
         <w:t xml:space="preserve"> </w:t>
       </w:r>
-      <w:hyperlink r:id="rId305">
+      <w:hyperlink r:id="rId307">
         <w:r>
           <w:rPr>
             <w:rStyle w:val="VerbatimChar"/>
@@ -42247,7 +44589,7 @@
         <w:pStyle w:val="Compact"/>
         <w:numPr>
           <w:ilvl w:val="0"/>
-          <w:numId w:val="1097"/>
+          <w:numId w:val="1098"/>
         </w:numPr>
       </w:pPr>
       <w:r>
@@ -42269,7 +44611,7 @@
         <w:pStyle w:val="Compact"/>
         <w:numPr>
           <w:ilvl w:val="0"/>
-          <w:numId w:val="1097"/>
+          <w:numId w:val="1098"/>
         </w:numPr>
       </w:pPr>
       <w:r>
@@ -42285,7 +44627,7 @@
         <w:pStyle w:val="Compact"/>
         <w:numPr>
           <w:ilvl w:val="1"/>
-          <w:numId w:val="1098"/>
+          <w:numId w:val="1099"/>
         </w:numPr>
       </w:pPr>
       <w:r>
@@ -42314,7 +44656,7 @@
         <w:pStyle w:val="Compact"/>
         <w:numPr>
           <w:ilvl w:val="1"/>
-          <w:numId w:val="1098"/>
+          <w:numId w:val="1099"/>
         </w:numPr>
       </w:pPr>
       <w:r>
@@ -42333,13 +44675,13 @@
         <w:t xml:space="preserve">) o basadas en trazas reales de dataset.</w:t>
       </w:r>
     </w:p>
-    <w:bookmarkEnd w:id="306"/>
-    <w:bookmarkStart w:id="309" w:name="srcmoduleexpert.h-expert.cpp"/>
+    <w:bookmarkEnd w:id="308"/>
+    <w:bookmarkStart w:id="311" w:name="srcmoduleexpert.h-expert.cpp"/>
     <w:p>
       <w:pPr>
         <w:pStyle w:val="Heading3"/>
       </w:pPr>
-      <w:hyperlink r:id="rId307">
+      <w:hyperlink r:id="rId309">
         <w:r>
           <w:rPr>
             <w:rStyle w:val="VerbatimChar"/>
@@ -42356,7 +44698,7 @@
       <w:r>
         <w:t xml:space="preserve"> </w:t>
       </w:r>
-      <w:hyperlink r:id="rId308">
+      <w:hyperlink r:id="rId310">
         <w:r>
           <w:rPr>
             <w:rStyle w:val="VerbatimChar"/>
@@ -42370,7 +44712,7 @@
         <w:pStyle w:val="Compact"/>
         <w:numPr>
           <w:ilvl w:val="0"/>
-          <w:numId w:val="1099"/>
+          <w:numId w:val="1100"/>
         </w:numPr>
       </w:pPr>
       <w:r>
@@ -42405,13 +44747,13 @@
         <w:t xml:space="preserve">) para los tokens enrutados a los expertos locales alojados en la GPU.</w:t>
       </w:r>
     </w:p>
-    <w:bookmarkEnd w:id="309"/>
-    <w:bookmarkStart w:id="312" w:name="srcmodulelayer.h-layer.cpp"/>
+    <w:bookmarkEnd w:id="311"/>
+    <w:bookmarkStart w:id="314" w:name="srcmodulelayer.h-layer.cpp"/>
     <w:p>
       <w:pPr>
         <w:pStyle w:val="Heading3"/>
       </w:pPr>
-      <w:hyperlink r:id="rId310">
+      <w:hyperlink r:id="rId312">
         <w:r>
           <w:rPr>
             <w:rStyle w:val="VerbatimChar"/>
@@ -42428,7 +44770,7 @@
       <w:r>
         <w:t xml:space="preserve"> </w:t>
       </w:r>
-      <w:hyperlink r:id="rId311">
+      <w:hyperlink r:id="rId313">
         <w:r>
           <w:rPr>
             <w:rStyle w:val="VerbatimChar"/>
@@ -42442,7 +44784,7 @@
         <w:pStyle w:val="Compact"/>
         <w:numPr>
           <w:ilvl w:val="0"/>
-          <w:numId w:val="1100"/>
+          <w:numId w:val="1101"/>
         </w:numPr>
       </w:pPr>
       <w:r>
@@ -42486,13 +44828,13 @@
         <w:t xml:space="preserve">).</w:t>
       </w:r>
     </w:p>
-    <w:bookmarkEnd w:id="312"/>
-    <w:bookmarkStart w:id="314" w:name="srcmoduledecoder.h-decoder.cpp"/>
+    <w:bookmarkEnd w:id="314"/>
+    <w:bookmarkStart w:id="316" w:name="srcmoduledecoder.h-decoder.cpp"/>
     <w:p>
       <w:pPr>
         <w:pStyle w:val="Heading3"/>
       </w:pPr>
-      <w:hyperlink r:id="rId313">
+      <w:hyperlink r:id="rId315">
         <w:r>
           <w:rPr>
             <w:rStyle w:val="VerbatimChar"/>
@@ -42523,7 +44865,7 @@
         <w:pStyle w:val="Compact"/>
         <w:numPr>
           <w:ilvl w:val="0"/>
-          <w:numId w:val="1101"/>
+          <w:numId w:val="1102"/>
         </w:numPr>
       </w:pPr>
       <w:r>
@@ -42545,7 +44887,7 @@
         <w:pStyle w:val="Compact"/>
         <w:numPr>
           <w:ilvl w:val="1"/>
-          <w:numId w:val="1102"/>
+          <w:numId w:val="1103"/>
         </w:numPr>
       </w:pPr>
       <w:r>
@@ -42631,7 +44973,7 @@
         <w:pStyle w:val="Compact"/>
         <w:numPr>
           <w:ilvl w:val="1"/>
-          <w:numId w:val="1102"/>
+          <w:numId w:val="1103"/>
         </w:numPr>
       </w:pPr>
       <w:r>
@@ -42780,13 +45122,13 @@
         <w:t xml:space="preserve">Residual).</w:t>
       </w:r>
     </w:p>
-    <w:bookmarkEnd w:id="314"/>
-    <w:bookmarkStart w:id="317" w:name="srcmoduleembedding.h-embedding.cpp"/>
+    <w:bookmarkEnd w:id="316"/>
+    <w:bookmarkStart w:id="319" w:name="srcmoduleembedding.h-embedding.cpp"/>
     <w:p>
       <w:pPr>
         <w:pStyle w:val="Heading3"/>
       </w:pPr>
-      <w:hyperlink r:id="rId315">
+      <w:hyperlink r:id="rId317">
         <w:r>
           <w:rPr>
             <w:rStyle w:val="VerbatimChar"/>
@@ -42803,7 +45145,7 @@
       <w:r>
         <w:t xml:space="preserve"> </w:t>
       </w:r>
-      <w:hyperlink r:id="rId316">
+      <w:hyperlink r:id="rId318">
         <w:r>
           <w:rPr>
             <w:rStyle w:val="VerbatimChar"/>
@@ -42817,7 +45159,7 @@
         <w:pStyle w:val="Compact"/>
         <w:numPr>
           <w:ilvl w:val="0"/>
-          <w:numId w:val="1103"/>
+          <w:numId w:val="1104"/>
         </w:numPr>
       </w:pPr>
       <w:r>
@@ -42834,13 +45176,13 @@
         <w:t xml:space="preserve">Capa inicial de lookup de tokens que transforma IDs a representaciones vectoriales.</w:t>
       </w:r>
     </w:p>
-    <w:bookmarkEnd w:id="317"/>
-    <w:bookmarkStart w:id="320" w:name="srcmodulelm_head.h-lm_head.cpp"/>
+    <w:bookmarkEnd w:id="319"/>
+    <w:bookmarkStart w:id="322" w:name="srcmodulelm_head.h-lm_head.cpp"/>
     <w:p>
       <w:pPr>
         <w:pStyle w:val="Heading3"/>
       </w:pPr>
-      <w:hyperlink r:id="rId318">
+      <w:hyperlink r:id="rId320">
         <w:r>
           <w:rPr>
             <w:rStyle w:val="VerbatimChar"/>
@@ -42857,7 +45199,7 @@
       <w:r>
         <w:t xml:space="preserve"> </w:t>
       </w:r>
-      <w:hyperlink r:id="rId319">
+      <w:hyperlink r:id="rId321">
         <w:r>
           <w:rPr>
             <w:rStyle w:val="VerbatimChar"/>
@@ -42871,7 +45213,7 @@
         <w:pStyle w:val="Compact"/>
         <w:numPr>
           <w:ilvl w:val="0"/>
-          <w:numId w:val="1104"/>
+          <w:numId w:val="1105"/>
         </w:numPr>
       </w:pPr>
       <w:r>
@@ -42888,13 +45230,13 @@
         <w:t xml:space="preserve">Capa final de salida (Linear) que mapea el estado oculto hacia los logits sobre el vocabulario.</w:t>
       </w:r>
     </w:p>
-    <w:bookmarkEnd w:id="320"/>
-    <w:bookmarkStart w:id="323" w:name="srcmoduleparallel.h-parallel.cpp"/>
+    <w:bookmarkEnd w:id="322"/>
+    <w:bookmarkStart w:id="325" w:name="srcmoduleparallel.h-parallel.cpp"/>
     <w:p>
       <w:pPr>
         <w:pStyle w:val="Heading3"/>
       </w:pPr>
-      <w:hyperlink r:id="rId321">
+      <w:hyperlink r:id="rId323">
         <w:r>
           <w:rPr>
             <w:rStyle w:val="VerbatimChar"/>
@@ -42911,7 +45253,7 @@
       <w:r>
         <w:t xml:space="preserve"> </w:t>
       </w:r>
-      <w:hyperlink r:id="rId322">
+      <w:hyperlink r:id="rId324">
         <w:r>
           <w:rPr>
             <w:rStyle w:val="VerbatimChar"/>
@@ -42925,7 +45267,7 @@
         <w:pStyle w:val="Compact"/>
         <w:numPr>
           <w:ilvl w:val="0"/>
-          <w:numId w:val="1105"/>
+          <w:numId w:val="1106"/>
         </w:numPr>
       </w:pPr>
       <w:r>
@@ -42963,13 +45305,13 @@
         <w:t xml:space="preserve">).</w:t>
       </w:r>
     </w:p>
-    <w:bookmarkEnd w:id="323"/>
-    <w:bookmarkStart w:id="325" w:name="X604acce90831f52ea45d8dc88e8f833205bc475"/>
+    <w:bookmarkEnd w:id="325"/>
+    <w:bookmarkStart w:id="327" w:name="X604acce90831f52ea45d8dc88e8f833205bc475"/>
     <w:p>
       <w:pPr>
         <w:pStyle w:val="Heading3"/>
       </w:pPr>
-      <w:hyperlink r:id="rId324">
+      <w:hyperlink r:id="rId326">
         <w:r>
           <w:rPr>
             <w:rStyle w:val="VerbatimChar"/>
@@ -43000,7 +45342,7 @@
         <w:pStyle w:val="Compact"/>
         <w:numPr>
           <w:ilvl w:val="0"/>
-          <w:numId w:val="1106"/>
+          <w:numId w:val="1107"/>
         </w:numPr>
       </w:pPr>
       <w:r>
@@ -43055,7 +45397,7 @@
         <w:pStyle w:val="Compact"/>
         <w:numPr>
           <w:ilvl w:val="0"/>
-          <w:numId w:val="1106"/>
+          <w:numId w:val="1107"/>
         </w:numPr>
       </w:pPr>
       <w:r>
@@ -43096,13 +45438,13 @@
         <w:t xml:space="preserve">, GPU 0 evalúa el Oráculo de red, invoca a BookSim2, inyecta paquetes unicast y cachea la latencia para todas las GPUs.</w:t>
       </w:r>
     </w:p>
-    <w:bookmarkEnd w:id="325"/>
-    <w:bookmarkStart w:id="327" w:name="srcmoduletest.cpp"/>
+    <w:bookmarkEnd w:id="327"/>
+    <w:bookmarkStart w:id="329" w:name="srcmoduletest.cpp"/>
     <w:p>
       <w:pPr>
         <w:pStyle w:val="Heading3"/>
       </w:pPr>
-      <w:hyperlink r:id="rId326">
+      <w:hyperlink r:id="rId328">
         <w:r>
           <w:rPr>
             <w:rStyle w:val="VerbatimChar"/>
@@ -43116,7 +45458,7 @@
         <w:pStyle w:val="Compact"/>
         <w:numPr>
           <w:ilvl w:val="0"/>
-          <w:numId w:val="1107"/>
+          <w:numId w:val="1108"/>
         </w:numPr>
       </w:pPr>
       <w:r>
@@ -43140,9 +45482,9 @@
         </w:pict>
       </w:r>
     </w:p>
-    <w:bookmarkEnd w:id="327"/>
-    <w:bookmarkEnd w:id="328"/>
-    <w:bookmarkStart w:id="336" w:name="Xf84261a8395965c3a348f2ab837d5e5093bc08f"/>
+    <w:bookmarkEnd w:id="329"/>
+    <w:bookmarkEnd w:id="330"/>
+    <w:bookmarkStart w:id="338" w:name="Xf84261a8395965c3a348f2ab837d5e5093bc08f"/>
     <w:p>
       <w:pPr>
         <w:pStyle w:val="Heading2"/>
@@ -43160,12 +45502,12 @@
         <w:t xml:space="preserve">)</w:t>
       </w:r>
     </w:p>
-    <w:bookmarkStart w:id="331" w:name="srcschedulersequence.h-sequence.cpp"/>
+    <w:bookmarkStart w:id="333" w:name="srcschedulersequence.h-sequence.cpp"/>
     <w:p>
       <w:pPr>
         <w:pStyle w:val="Heading3"/>
       </w:pPr>
-      <w:hyperlink r:id="rId329">
+      <w:hyperlink r:id="rId331">
         <w:r>
           <w:rPr>
             <w:rStyle w:val="VerbatimChar"/>
@@ -43182,7 +45524,7 @@
       <w:r>
         <w:t xml:space="preserve"> </w:t>
       </w:r>
-      <w:hyperlink r:id="rId330">
+      <w:hyperlink r:id="rId332">
         <w:r>
           <w:rPr>
             <w:rStyle w:val="VerbatimChar"/>
@@ -43196,7 +45538,7 @@
         <w:pStyle w:val="Compact"/>
         <w:numPr>
           <w:ilvl w:val="0"/>
-          <w:numId w:val="1108"/>
+          <w:numId w:val="1109"/>
         </w:numPr>
       </w:pPr>
       <w:r>
@@ -43282,13 +45624,13 @@
         <w:t xml:space="preserve">).</w:t>
       </w:r>
     </w:p>
-    <w:bookmarkEnd w:id="331"/>
-    <w:bookmarkStart w:id="333" w:name="srcschedulerscheduler.h-scheduler.cpp"/>
+    <w:bookmarkEnd w:id="333"/>
+    <w:bookmarkStart w:id="335" w:name="srcschedulerscheduler.h-scheduler.cpp"/>
     <w:p>
       <w:pPr>
         <w:pStyle w:val="Heading3"/>
       </w:pPr>
-      <w:hyperlink r:id="rId332">
+      <w:hyperlink r:id="rId334">
         <w:r>
           <w:rPr>
             <w:rStyle w:val="VerbatimChar"/>
@@ -43319,7 +45661,7 @@
         <w:pStyle w:val="Compact"/>
         <w:numPr>
           <w:ilvl w:val="0"/>
-          <w:numId w:val="1109"/>
+          <w:numId w:val="1110"/>
         </w:numPr>
       </w:pPr>
       <w:r>
@@ -43341,7 +45683,7 @@
         <w:pStyle w:val="Compact"/>
         <w:numPr>
           <w:ilvl w:val="0"/>
-          <w:numId w:val="1109"/>
+          <w:numId w:val="1110"/>
         </w:numPr>
       </w:pPr>
       <w:r>
@@ -43357,7 +45699,7 @@
         <w:pStyle w:val="Compact"/>
         <w:numPr>
           <w:ilvl w:val="1"/>
-          <w:numId w:val="1110"/>
+          <w:numId w:val="1111"/>
         </w:numPr>
       </w:pPr>
       <w:r>
@@ -43390,7 +45732,7 @@
         <w:pStyle w:val="Compact"/>
         <w:numPr>
           <w:ilvl w:val="1"/>
-          <w:numId w:val="1110"/>
+          <w:numId w:val="1111"/>
         </w:numPr>
       </w:pPr>
       <w:r>
@@ -43417,7 +45759,7 @@
         <w:pStyle w:val="Compact"/>
         <w:numPr>
           <w:ilvl w:val="1"/>
-          <w:numId w:val="1110"/>
+          <w:numId w:val="1111"/>
         </w:numPr>
       </w:pPr>
       <w:r>
@@ -43441,13 +45783,13 @@
         <w:t xml:space="preserve">respetando la distribución configurada.</w:t>
       </w:r>
     </w:p>
-    <w:bookmarkEnd w:id="333"/>
-    <w:bookmarkStart w:id="335" w:name="srcschedulertest.cpp"/>
+    <w:bookmarkEnd w:id="335"/>
+    <w:bookmarkStart w:id="337" w:name="srcschedulertest.cpp"/>
     <w:p>
       <w:pPr>
         <w:pStyle w:val="Heading3"/>
       </w:pPr>
-      <w:hyperlink r:id="rId334">
+      <w:hyperlink r:id="rId336">
         <w:r>
           <w:rPr>
             <w:rStyle w:val="VerbatimChar"/>
@@ -43461,7 +45803,7 @@
         <w:pStyle w:val="Compact"/>
         <w:numPr>
           <w:ilvl w:val="0"/>
-          <w:numId w:val="1111"/>
+          <w:numId w:val="1112"/>
         </w:numPr>
       </w:pPr>
       <w:r>
@@ -43485,9 +45827,9 @@
         </w:pict>
       </w:r>
     </w:p>
-    <w:bookmarkEnd w:id="335"/>
-    <w:bookmarkEnd w:id="336"/>
-    <w:bookmarkStart w:id="341" w:name="Xf9444877e953abcdf470106263594a62a482bdb"/>
+    <w:bookmarkEnd w:id="337"/>
+    <w:bookmarkEnd w:id="338"/>
+    <w:bookmarkStart w:id="343" w:name="Xf9444877e953abcdf470106263594a62a482bdb"/>
     <w:p>
       <w:pPr>
         <w:pStyle w:val="Heading2"/>
@@ -43505,7 +45847,7 @@
         <w:t xml:space="preserve">)</w:t>
       </w:r>
     </w:p>
-    <w:bookmarkStart w:id="337" w:name="llmsimulatorrun_sim.py"/>
+    <w:bookmarkStart w:id="339" w:name="llmsimulatorrun_sim.py"/>
     <w:p>
       <w:pPr>
         <w:pStyle w:val="Heading3"/>
@@ -43524,7 +45866,7 @@
         <w:pStyle w:val="Compact"/>
         <w:numPr>
           <w:ilvl w:val="0"/>
-          <w:numId w:val="1112"/>
+          <w:numId w:val="1113"/>
         </w:numPr>
       </w:pPr>
       <w:r>
@@ -43562,8 +45904,8 @@
         <w:t xml:space="preserve">).</w:t>
       </w:r>
     </w:p>
-    <w:bookmarkEnd w:id="337"/>
-    <w:bookmarkStart w:id="338" w:name="llmsimulatoranalyze_traces.py"/>
+    <w:bookmarkEnd w:id="339"/>
+    <w:bookmarkStart w:id="340" w:name="llmsimulatoranalyze_traces.py"/>
     <w:p>
       <w:pPr>
         <w:pStyle w:val="Heading3"/>
@@ -43582,7 +45924,7 @@
         <w:pStyle w:val="Compact"/>
         <w:numPr>
           <w:ilvl w:val="0"/>
-          <w:numId w:val="1113"/>
+          <w:numId w:val="1114"/>
         </w:numPr>
       </w:pPr>
       <w:r>
@@ -43614,13 +45956,135 @@
         <w:t xml:space="preserve">de cada GPU, calcula promedios de latencia por tipo de capa y genera tablas resumen de tiempos de cómputo vs. comunicación.</w:t>
       </w:r>
     </w:p>
-    <w:bookmarkEnd w:id="338"/>
-    <w:bookmarkStart w:id="339" w:name="llmsimulatorplot_packet_tracking.py"/>
+    <w:p>
+      <w:pPr>
+        <w:pStyle w:val="Compact"/>
+        <w:numPr>
+          <w:ilvl w:val="0"/>
+          <w:numId w:val="1114"/>
+        </w:numPr>
+      </w:pPr>
+      <w:r>
+        <w:rPr>
+          <w:b/>
+          <w:bCs/>
+        </w:rPr>
+        <w:t xml:space="preserve">Mecanismos Clave:</w:t>
+      </w:r>
+    </w:p>
+    <w:p>
+      <w:pPr>
+        <w:pStyle w:val="Compact"/>
+        <w:numPr>
+          <w:ilvl w:val="1"/>
+          <w:numId w:val="1115"/>
+        </w:numPr>
+      </w:pPr>
+      <w:r>
+        <w:t xml:space="preserve">Resolución dual robusta del directorio base (</w:t>
+      </w:r>
+      <w:r>
+        <w:rPr>
+          <w:rStyle w:val="VerbatimChar"/>
+        </w:rPr>
+        <w:t xml:space="preserve">resolve_base_dir()</w:t>
+      </w:r>
+      <w:r>
+        <w:t xml:space="preserve">), operable tanto desde la raíz del TFM como desde</w:t>
+      </w:r>
+      <w:r>
+        <w:t xml:space="preserve"> </w:t>
+      </w:r>
+      <w:r>
+        <w:rPr>
+          <w:rStyle w:val="VerbatimChar"/>
+        </w:rPr>
+        <w:t xml:space="preserve">LLMSimulator/</w:t>
+      </w:r>
+      <w:r>
+        <w:t xml:space="preserve">.</w:t>
+      </w:r>
+    </w:p>
+    <w:p>
+      <w:pPr>
+        <w:pStyle w:val="Compact"/>
+        <w:numPr>
+          <w:ilvl w:val="1"/>
+          <w:numId w:val="1115"/>
+        </w:numPr>
+      </w:pPr>
+      <w:r>
+        <w:rPr>
+          <w:b/>
+          <w:bCs/>
+        </w:rPr>
+        <w:t xml:space="preserve">Filtro Anti-Appends Temporal:</w:t>
+      </w:r>
+      <w:r>
+        <w:t xml:space="preserve"> </w:t>
+      </w:r>
+      <w:r>
+        <w:t xml:space="preserve">Detecta caídas en la serie cronológica (</w:t>
+      </w:r>
+      <w:r>
+        <w:rPr>
+          <w:rStyle w:val="VerbatimChar"/>
+        </w:rPr>
+        <w:t xml:space="preserve">START_NS.diff() &lt; 0</w:t>
+      </w:r>
+      <w:r>
+        <w:t xml:space="preserve">) para aislar la última iteración en simulaciones multi-iteración (</w:t>
+      </w:r>
+      <w:r>
+        <w:rPr>
+          <w:rStyle w:val="VerbatimChar"/>
+        </w:rPr>
+        <w:t xml:space="preserve">iter &gt; 1</w:t>
+      </w:r>
+      <w:r>
+        <w:t xml:space="preserve">), eliminando inflaciones artificiales de tiempo acumulado.</w:t>
+      </w:r>
+    </w:p>
+    <w:p>
+      <w:pPr>
+        <w:pStyle w:val="Compact"/>
+        <w:numPr>
+          <w:ilvl w:val="1"/>
+          <w:numId w:val="1115"/>
+        </w:numPr>
+      </w:pPr>
+      <w:r>
+        <w:t xml:space="preserve">Normalización exacta de Wall-Clock Time por dispositivo, balanceo estricto Cómputo + Red + Stalls y exportación gráfica de alta definición (</w:t>
+      </w:r>
+      <w:r>
+        <w:rPr>
+          <w:rStyle w:val="VerbatimChar"/>
+        </w:rPr>
+        <w:t xml:space="preserve">anatomia_latencia.png</w:t>
+      </w:r>
+      <w:r>
+        <w:t xml:space="preserve">,</w:t>
+      </w:r>
+      <w:r>
+        <w:t xml:space="preserve"> </w:t>
+      </w:r>
+      <w:r>
+        <w:rPr>
+          <w:rStyle w:val="VerbatimChar"/>
+        </w:rPr>
+        <w:t xml:space="preserve">desglose_primitivas_moe.png</w:t>
+      </w:r>
+      <w:r>
+        <w:t xml:space="preserve">).</w:t>
+      </w:r>
+    </w:p>
+    <w:bookmarkEnd w:id="340"/>
+    <w:bookmarkStart w:id="341" w:name="llmsimulatorplot_packet_tracking.py"/>
     <w:p>
       <w:pPr>
         <w:pStyle w:val="Heading3"/>
       </w:pPr>
-      <w:hyperlink r:id="rId179">
+      <w:hyperlink r:id="rId182">
         <w:r>
           <w:rPr>
             <w:rStyle w:val="VerbatimChar"/>
@@ -43634,7 +46098,7 @@
         <w:pStyle w:val="Compact"/>
         <w:numPr>
           <w:ilvl w:val="0"/>
-          <w:numId w:val="1114"/>
+          <w:numId w:val="1116"/>
         </w:numPr>
       </w:pPr>
       <w:r>
@@ -43713,13 +46177,13 @@
         <w:t xml:space="preserve">) y análisis de contención en colas de NIC.</w:t>
       </w:r>
     </w:p>
-    <w:bookmarkEnd w:id="339"/>
-    <w:bookmarkStart w:id="340" w:name="llmsimulatorplot_cronograma.py"/>
+    <w:bookmarkEnd w:id="341"/>
+    <w:bookmarkStart w:id="342" w:name="llmsimulatorplot_cronograma.py"/>
     <w:p>
       <w:pPr>
         <w:pStyle w:val="Heading3"/>
       </w:pPr>
-      <w:hyperlink r:id="rId181">
+      <w:hyperlink r:id="rId184">
         <w:r>
           <w:rPr>
             <w:rStyle w:val="VerbatimChar"/>
@@ -43733,7 +46197,7 @@
         <w:pStyle w:val="Compact"/>
         <w:numPr>
           <w:ilvl w:val="0"/>
-          <w:numId w:val="1115"/>
+          <w:numId w:val="1117"/>
         </w:numPr>
       </w:pPr>
       <w:r>
@@ -43757,9 +46221,9 @@
         </w:pict>
       </w:r>
     </w:p>
-    <w:bookmarkEnd w:id="340"/>
-    <w:bookmarkEnd w:id="341"/>
-    <w:bookmarkStart w:id="370" w:name="subsistema-de-red-booksim2-booksim2src"/>
+    <w:bookmarkEnd w:id="342"/>
+    <w:bookmarkEnd w:id="343"/>
+    <w:bookmarkStart w:id="372" w:name="subsistema-de-red-booksim2-booksim2src"/>
     <w:p>
       <w:pPr>
         <w:pStyle w:val="Heading2"/>
@@ -43777,7 +46241,7 @@
         <w:t xml:space="preserve">)</w:t>
       </w:r>
     </w:p>
-    <w:bookmarkStart w:id="343" w:name="Xb3ba7dd208a049e2f1c6c9f422e9a15f0c4ee4a"/>
+    <w:bookmarkStart w:id="345" w:name="Xb3ba7dd208a049e2f1c6c9f422e9a15f0c4ee4a"/>
     <w:p>
       <w:pPr>
         <w:pStyle w:val="Heading3"/>
@@ -43799,7 +46263,7 @@
       <w:r>
         <w:t xml:space="preserve"> </w:t>
       </w:r>
-      <w:hyperlink r:id="rId342">
+      <w:hyperlink r:id="rId344">
         <w:r>
           <w:rPr>
             <w:rStyle w:val="VerbatimChar"/>
@@ -43813,7 +46277,7 @@
         <w:pStyle w:val="Compact"/>
         <w:numPr>
           <w:ilvl w:val="0"/>
-          <w:numId w:val="1116"/>
+          <w:numId w:val="1118"/>
         </w:numPr>
       </w:pPr>
       <w:r>
@@ -43884,13 +46348,13 @@
         <w:t xml:space="preserve">con captura de PIDs y marcas temporales.</w:t>
       </w:r>
     </w:p>
-    <w:bookmarkEnd w:id="343"/>
-    <w:bookmarkStart w:id="345" w:name="Xe645896aa4f417501dd1264f6026d8031d42d97"/>
+    <w:bookmarkEnd w:id="345"/>
+    <w:bookmarkStart w:id="347" w:name="Xe645896aa4f417501dd1264f6026d8031d42d97"/>
     <w:p>
       <w:pPr>
         <w:pStyle w:val="Heading3"/>
       </w:pPr>
-      <w:hyperlink r:id="rId344">
+      <w:hyperlink r:id="rId346">
         <w:r>
           <w:rPr>
             <w:rStyle w:val="VerbatimChar"/>
@@ -43921,7 +46385,7 @@
         <w:pStyle w:val="Compact"/>
         <w:numPr>
           <w:ilvl w:val="0"/>
-          <w:numId w:val="1117"/>
+          <w:numId w:val="1119"/>
         </w:numPr>
       </w:pPr>
       <w:r>
@@ -43968,13 +46432,13 @@
         <w:t xml:space="preserve">).</w:t>
       </w:r>
     </w:p>
-    <w:bookmarkEnd w:id="345"/>
-    <w:bookmarkStart w:id="348" w:name="booksim2srcflit.hpp-flit.cpp"/>
+    <w:bookmarkEnd w:id="347"/>
+    <w:bookmarkStart w:id="350" w:name="booksim2srcflit.hpp-flit.cpp"/>
     <w:p>
       <w:pPr>
         <w:pStyle w:val="Heading3"/>
       </w:pPr>
-      <w:hyperlink r:id="rId346">
+      <w:hyperlink r:id="rId348">
         <w:r>
           <w:rPr>
             <w:rStyle w:val="VerbatimChar"/>
@@ -43991,7 +46455,7 @@
       <w:r>
         <w:t xml:space="preserve"> </w:t>
       </w:r>
-      <w:hyperlink r:id="rId347">
+      <w:hyperlink r:id="rId349">
         <w:r>
           <w:rPr>
             <w:rStyle w:val="VerbatimChar"/>
@@ -44005,7 +46469,7 @@
         <w:pStyle w:val="Compact"/>
         <w:numPr>
           <w:ilvl w:val="0"/>
-          <w:numId w:val="1118"/>
+          <w:numId w:val="1120"/>
         </w:numPr>
       </w:pPr>
       <w:r>
@@ -44124,13 +46588,13 @@
         <w:t xml:space="preserve">).</w:t>
       </w:r>
     </w:p>
-    <w:bookmarkEnd w:id="348"/>
-    <w:bookmarkStart w:id="350" w:name="booksim2srcpacket_reply_info.hpp"/>
+    <w:bookmarkEnd w:id="350"/>
+    <w:bookmarkStart w:id="352" w:name="booksim2srcpacket_reply_info.hpp"/>
     <w:p>
       <w:pPr>
         <w:pStyle w:val="Heading3"/>
       </w:pPr>
-      <w:hyperlink r:id="rId349">
+      <w:hyperlink r:id="rId351">
         <w:r>
           <w:rPr>
             <w:rStyle w:val="VerbatimChar"/>
@@ -44144,7 +46608,7 @@
         <w:pStyle w:val="Compact"/>
         <w:numPr>
           <w:ilvl w:val="0"/>
-          <w:numId w:val="1119"/>
+          <w:numId w:val="1121"/>
         </w:numPr>
       </w:pPr>
       <w:r>
@@ -44161,13 +46625,13 @@
         <w:t xml:space="preserve">Estructuras de metadatos para paquetes de solicitud y respuesta de memoria en BookSim2.</w:t>
       </w:r>
     </w:p>
-    <w:bookmarkEnd w:id="350"/>
-    <w:bookmarkStart w:id="353" w:name="booksim2srcroutefunc.hpp-routefunc.cpp"/>
+    <w:bookmarkEnd w:id="352"/>
+    <w:bookmarkStart w:id="355" w:name="booksim2srcroutefunc.hpp-routefunc.cpp"/>
     <w:p>
       <w:pPr>
         <w:pStyle w:val="Heading3"/>
       </w:pPr>
-      <w:hyperlink r:id="rId351">
+      <w:hyperlink r:id="rId353">
         <w:r>
           <w:rPr>
             <w:rStyle w:val="VerbatimChar"/>
@@ -44184,7 +46648,7 @@
       <w:r>
         <w:t xml:space="preserve"> </w:t>
       </w:r>
-      <w:hyperlink r:id="rId352">
+      <w:hyperlink r:id="rId354">
         <w:r>
           <w:rPr>
             <w:rStyle w:val="VerbatimChar"/>
@@ -44198,7 +46662,7 @@
         <w:pStyle w:val="Compact"/>
         <w:numPr>
           <w:ilvl w:val="0"/>
-          <w:numId w:val="1120"/>
+          <w:numId w:val="1122"/>
         </w:numPr>
       </w:pPr>
       <w:r>
@@ -44245,13 +46709,13 @@
         <w:t xml:space="preserve">).</w:t>
       </w:r>
     </w:p>
-    <w:bookmarkEnd w:id="353"/>
-    <w:bookmarkStart w:id="356" w:name="Xe9201d0e93d97f388d71ef04d53f1a849b8a762"/>
+    <w:bookmarkEnd w:id="355"/>
+    <w:bookmarkStart w:id="358" w:name="Xe9201d0e93d97f388d71ef04d53f1a849b8a762"/>
     <w:p>
       <w:pPr>
         <w:pStyle w:val="Heading3"/>
       </w:pPr>
-      <w:hyperlink r:id="rId354">
+      <w:hyperlink r:id="rId356">
         <w:r>
           <w:rPr>
             <w:rStyle w:val="VerbatimChar"/>
@@ -44268,7 +46732,7 @@
       <w:r>
         <w:t xml:space="preserve"> </w:t>
       </w:r>
-      <w:hyperlink r:id="rId355">
+      <w:hyperlink r:id="rId357">
         <w:r>
           <w:rPr>
             <w:rStyle w:val="VerbatimChar"/>
@@ -44282,7 +46746,7 @@
         <w:pStyle w:val="Compact"/>
         <w:numPr>
           <w:ilvl w:val="0"/>
-          <w:numId w:val="1121"/>
+          <w:numId w:val="1123"/>
         </w:numPr>
       </w:pPr>
       <w:r>
@@ -44299,13 +46763,13 @@
         <w:t xml:space="preserve">Clase base abstracta de todas las topologías de red en BookSim2. Gestiona listas de routers, canales de datos y canales de créditos de retorno.</w:t>
       </w:r>
     </w:p>
-    <w:bookmarkEnd w:id="356"/>
-    <w:bookmarkStart w:id="358" w:name="booksim2srcnetworkskncube.hpp-kncube.cpp"/>
+    <w:bookmarkEnd w:id="358"/>
+    <w:bookmarkStart w:id="360" w:name="booksim2srcnetworkskncube.hpp-kncube.cpp"/>
     <w:p>
       <w:pPr>
         <w:pStyle w:val="Heading3"/>
       </w:pPr>
-      <w:hyperlink r:id="rId357">
+      <w:hyperlink r:id="rId359">
         <w:r>
           <w:rPr>
             <w:rStyle w:val="VerbatimChar"/>
@@ -44336,7 +46800,7 @@
         <w:pStyle w:val="Compact"/>
         <w:numPr>
           <w:ilvl w:val="0"/>
-          <w:numId w:val="1122"/>
+          <w:numId w:val="1124"/>
         </w:numPr>
       </w:pPr>
       <w:r>
@@ -44375,13 +46839,13 @@
         <w:t xml:space="preserve">-cube para mallas y toros multidimensionales. Conecta routers ortogonalmente y modela las diferencias de latencia física de enlaces wrap-around.</w:t>
       </w:r>
     </w:p>
-    <w:bookmarkEnd w:id="358"/>
-    <w:bookmarkStart w:id="361" w:name="booksim2srcroutersrouter.hpp-router.cpp"/>
+    <w:bookmarkEnd w:id="360"/>
+    <w:bookmarkStart w:id="363" w:name="booksim2srcroutersrouter.hpp-router.cpp"/>
     <w:p>
       <w:pPr>
         <w:pStyle w:val="Heading3"/>
       </w:pPr>
-      <w:hyperlink r:id="rId359">
+      <w:hyperlink r:id="rId361">
         <w:r>
           <w:rPr>
             <w:rStyle w:val="VerbatimChar"/>
@@ -44398,7 +46862,7 @@
       <w:r>
         <w:t xml:space="preserve"> </w:t>
       </w:r>
-      <w:hyperlink r:id="rId360">
+      <w:hyperlink r:id="rId362">
         <w:r>
           <w:rPr>
             <w:rStyle w:val="VerbatimChar"/>
@@ -44412,7 +46876,7 @@
         <w:pStyle w:val="Compact"/>
         <w:numPr>
           <w:ilvl w:val="0"/>
-          <w:numId w:val="1123"/>
+          <w:numId w:val="1125"/>
         </w:numPr>
       </w:pPr>
       <w:r>
@@ -44429,13 +46893,13 @@
         <w:t xml:space="preserve">Interfaz base de conmutadores de red en BookSim2.</w:t>
       </w:r>
     </w:p>
-    <w:bookmarkEnd w:id="361"/>
-    <w:bookmarkStart w:id="363" w:name="Xb07f0c838f9c1c4a519b7b82faea2de3df7e0c9"/>
+    <w:bookmarkEnd w:id="363"/>
+    <w:bookmarkStart w:id="365" w:name="Xb07f0c838f9c1c4a519b7b82faea2de3df7e0c9"/>
     <w:p>
       <w:pPr>
         <w:pStyle w:val="Heading3"/>
       </w:pPr>
-      <w:hyperlink r:id="rId362">
+      <w:hyperlink r:id="rId364">
         <w:r>
           <w:rPr>
             <w:rStyle w:val="VerbatimChar"/>
@@ -44466,7 +46930,7 @@
         <w:pStyle w:val="Compact"/>
         <w:numPr>
           <w:ilvl w:val="0"/>
-          <w:numId w:val="1124"/>
+          <w:numId w:val="1126"/>
         </w:numPr>
       </w:pPr>
       <w:r>
@@ -44568,13 +47032,13 @@
         <w:t xml:space="preserve">LT.</w:t>
       </w:r>
     </w:p>
-    <w:bookmarkEnd w:id="363"/>
-    <w:bookmarkStart w:id="366" w:name="X0cf4ebfee70db98c6538f33a0300f6f118c106f"/>
+    <w:bookmarkEnd w:id="365"/>
+    <w:bookmarkStart w:id="368" w:name="X0cf4ebfee70db98c6538f33a0300f6f118c106f"/>
     <w:p>
       <w:pPr>
         <w:pStyle w:val="Heading3"/>
       </w:pPr>
-      <w:hyperlink r:id="rId364">
+      <w:hyperlink r:id="rId366">
         <w:r>
           <w:rPr>
             <w:rStyle w:val="VerbatimChar"/>
@@ -44591,7 +47055,7 @@
       <w:r>
         <w:t xml:space="preserve"> </w:t>
       </w:r>
-      <w:hyperlink r:id="rId365">
+      <w:hyperlink r:id="rId367">
         <w:r>
           <w:rPr>
             <w:rStyle w:val="VerbatimChar"/>
@@ -44605,7 +47069,7 @@
         <w:pStyle w:val="Compact"/>
         <w:numPr>
           <w:ilvl w:val="0"/>
-          <w:numId w:val="1125"/>
+          <w:numId w:val="1127"/>
         </w:numPr>
       </w:pPr>
       <w:r>
@@ -44622,13 +47086,13 @@
         <w:t xml:space="preserve">Seguimiento de créditos y disponibilidad de buffers en el router del siguiente salto para control de flujo libre de desbordamiento.</w:t>
       </w:r>
     </w:p>
-    <w:bookmarkEnd w:id="366"/>
-    <w:bookmarkStart w:id="369" w:name="X650c699ba5e9a33bea05c403a8046397521452a"/>
+    <w:bookmarkEnd w:id="368"/>
+    <w:bookmarkStart w:id="371" w:name="X650c699ba5e9a33bea05c403a8046397521452a"/>
     <w:p>
       <w:pPr>
         <w:pStyle w:val="Heading3"/>
       </w:pPr>
-      <w:hyperlink r:id="rId367">
+      <w:hyperlink r:id="rId369">
         <w:r>
           <w:rPr>
             <w:rStyle w:val="VerbatimChar"/>
@@ -44645,7 +47109,7 @@
       <w:r>
         <w:t xml:space="preserve"> </w:t>
       </w:r>
-      <w:hyperlink r:id="rId368">
+      <w:hyperlink r:id="rId370">
         <w:r>
           <w:rPr>
             <w:rStyle w:val="VerbatimChar"/>
@@ -44659,7 +47123,7 @@
         <w:pStyle w:val="Compact"/>
         <w:numPr>
           <w:ilvl w:val="0"/>
-          <w:numId w:val="1126"/>
+          <w:numId w:val="1128"/>
         </w:numPr>
       </w:pPr>
       <w:r>
@@ -44740,9 +47204,9 @@
         <w:t xml:space="preserve">Fin del Documento Maestro - TFM Technical Bible (Octubre 2026)</w:t>
       </w:r>
     </w:p>
-    <w:bookmarkEnd w:id="369"/>
-    <w:bookmarkEnd w:id="370"/>
     <w:bookmarkEnd w:id="371"/>
+    <w:bookmarkEnd w:id="372"/>
+    <w:bookmarkEnd w:id="373"/>
     <w:sectPr>
       <w:footnotePr>
         <w:numRestart w:val="eachSect"/>
@@ -45474,7 +47938,34 @@
     </w:lvlOverride>
   </w:num>
   <w:num w:numId="1045">
-    <w:abstractNumId w:val="991"/>
+    <w:abstractNumId w:val="99411"/>
+    <w:lvlOverride w:ilvl="0">
+      <w:startOverride w:val="1"/>
+    </w:lvlOverride>
+    <w:lvlOverride w:ilvl="1">
+      <w:startOverride w:val="1"/>
+    </w:lvlOverride>
+    <w:lvlOverride w:ilvl="2">
+      <w:startOverride w:val="1"/>
+    </w:lvlOverride>
+    <w:lvlOverride w:ilvl="3">
+      <w:startOverride w:val="1"/>
+    </w:lvlOverride>
+    <w:lvlOverride w:ilvl="4">
+      <w:startOverride w:val="1"/>
+    </w:lvlOverride>
+    <w:lvlOverride w:ilvl="5">
+      <w:startOverride w:val="1"/>
+    </w:lvlOverride>
+    <w:lvlOverride w:ilvl="6">
+      <w:startOverride w:val="1"/>
+    </w:lvlOverride>
+    <w:lvlOverride w:ilvl="7">
+      <w:startOverride w:val="1"/>
+    </w:lvlOverride>
+    <w:lvlOverride w:ilvl="8">
+      <w:startOverride w:val="1"/>
+    </w:lvlOverride>
   </w:num>
   <w:num w:numId="1046">
     <w:abstractNumId w:val="991"/>
@@ -45717,6 +48208,12 @@
     <w:abstractNumId w:val="991"/>
   </w:num>
   <w:num w:numId="1126">
+    <w:abstractNumId w:val="991"/>
+  </w:num>
+  <w:num w:numId="1127">
+    <w:abstractNumId w:val="991"/>
+  </w:num>
+  <w:num w:numId="1128">
     <w:abstractNumId w:val="991"/>
   </w:num>
 </w:numbering>

--- a/docs/TFM_Technical_Bible.docx
+++ b/docs/TFM_Technical_Bible.docx
@@ -740,31 +740,7 @@
         </w:numPr>
       </w:pPr>
       <w:r>
-        <w:t xml:space="preserve">3.5. Diseño del Wrapper C++</w:t>
-      </w:r>
-      <w:r>
-        <w:t xml:space="preserve"> </w:t>
-      </w:r>
-      <w:r>
-        <w:rPr>
-          <w:rStyle w:val="VerbatimChar"/>
-        </w:rPr>
-        <w:t xml:space="preserve">booksim_api</w:t>
-      </w:r>
-      <w:r>
-        <w:t xml:space="preserve"> </w:t>
-      </w:r>
-      <w:r>
-        <w:t xml:space="preserve">y Desacoplamiento de</w:t>
-      </w:r>
-      <w:r>
-        <w:t xml:space="preserve"> </w:t>
-      </w:r>
-      <w:r>
-        <w:rPr>
-          <w:rStyle w:val="VerbatimChar"/>
-        </w:rPr>
-        <w:t xml:space="preserve">main.cpp</w:t>
+        <w:t xml:space="preserve">3.5. Métricas Avanzadas de Flits y Productividad de Red</w:t>
       </w:r>
     </w:p>
     <w:p>
@@ -776,16 +752,7 @@
         </w:numPr>
       </w:pPr>
       <w:r>
-        <w:t xml:space="preserve">3.6. Topologías de Red en BookSim2: Construcción de Mallas y Toros (</w:t>
-      </w:r>
-      <w:r>
-        <w:rPr>
-          <w:rStyle w:val="VerbatimChar"/>
-        </w:rPr>
-        <w:t xml:space="preserve">booksim2/src/networks/kncube.cpp</w:t>
-      </w:r>
-      <w:r>
-        <w:t xml:space="preserve">)</w:t>
+        <w:t xml:space="preserve">3.6. Contexto de Operación LLM y Trazado Temporal (Scatter/Gather y Ventanas NS)</w:t>
       </w:r>
     </w:p>
     <w:p>
@@ -797,7 +764,64 @@
         </w:numPr>
       </w:pPr>
       <w:r>
-        <w:t xml:space="preserve">3.7. Microarquitectura del Router Virtual-Channel y Prevención de Deadlock (</w:t>
+        <w:t xml:space="preserve">3.7. Diseño del Wrapper C++</w:t>
+      </w:r>
+      <w:r>
+        <w:t xml:space="preserve"> </w:t>
+      </w:r>
+      <w:r>
+        <w:rPr>
+          <w:rStyle w:val="VerbatimChar"/>
+        </w:rPr>
+        <w:t xml:space="preserve">booksim_api</w:t>
+      </w:r>
+      <w:r>
+        <w:t xml:space="preserve"> </w:t>
+      </w:r>
+      <w:r>
+        <w:t xml:space="preserve">y Desacoplamiento de</w:t>
+      </w:r>
+      <w:r>
+        <w:t xml:space="preserve"> </w:t>
+      </w:r>
+      <w:r>
+        <w:rPr>
+          <w:rStyle w:val="VerbatimChar"/>
+        </w:rPr>
+        <w:t xml:space="preserve">main.cpp</w:t>
+      </w:r>
+    </w:p>
+    <w:p>
+      <w:pPr>
+        <w:pStyle w:val="Compact"/>
+        <w:numPr>
+          <w:ilvl w:val="1"/>
+          <w:numId w:val="1004"/>
+        </w:numPr>
+      </w:pPr>
+      <w:r>
+        <w:t xml:space="preserve">3.8. Topologías de Red en BookSim2: Construcción de Mallas y Toros (</w:t>
+      </w:r>
+      <w:r>
+        <w:rPr>
+          <w:rStyle w:val="VerbatimChar"/>
+        </w:rPr>
+        <w:t xml:space="preserve">booksim2/src/networks/kncube.cpp</w:t>
+      </w:r>
+      <w:r>
+        <w:t xml:space="preserve">)</w:t>
+      </w:r>
+    </w:p>
+    <w:p>
+      <w:pPr>
+        <w:pStyle w:val="Compact"/>
+        <w:numPr>
+          <w:ilvl w:val="1"/>
+          <w:numId w:val="1004"/>
+        </w:numPr>
+      </w:pPr>
+      <w:r>
+        <w:t xml:space="preserve">3.9. Microarquitectura del Router Virtual-Channel y Prevención de Deadlock (</w:t>
       </w:r>
       <w:r>
         <w:rPr>
@@ -1184,7 +1208,7 @@
         </w:numPr>
       </w:pPr>
       <w:r>
-        <w:t xml:space="preserve">6.5. Visualizador de Congestión en Red (</w:t>
+        <w:t xml:space="preserve">6.5. Visualizador de Congestión en Red y Paginación de Paquetes (</w:t>
       </w:r>
       <w:r>
         <w:rPr>
@@ -25243,7 +25267,7 @@
     <w:bookmarkEnd w:id="115"/>
     <w:bookmarkEnd w:id="116"/>
     <w:bookmarkEnd w:id="117"/>
-    <w:bookmarkStart w:id="140" w:name="X2c9f888e9a32771b32199a03e5a9918f4778532"/>
+    <w:bookmarkStart w:id="146" w:name="X2c9f888e9a32771b32199a03e5a9918f4778532"/>
     <w:p>
       <w:pPr>
         <w:pStyle w:val="Heading1"/>
@@ -26542,13 +26566,1057 @@
       </w:r>
     </w:p>
     <w:bookmarkEnd w:id="123"/>
-    <w:bookmarkStart w:id="126" w:name="Xf839ecb43993cdbd0dab8b3a385410be38e393c"/>
+    <w:bookmarkStart w:id="127" w:name="X26b626d9782493b0e5c9538631f344e20ad9d2c"/>
     <w:p>
       <w:pPr>
         <w:pStyle w:val="Heading2"/>
       </w:pPr>
       <w:r>
-        <w:t xml:space="preserve">3.5. Diseño del Wrapper C++</w:t>
+        <w:t xml:space="preserve">3.5. Métricas Avanzadas de Flits y Productividad de Red</w:t>
+      </w:r>
+    </w:p>
+    <w:p>
+      <w:pPr>
+        <w:pStyle w:val="FirstParagraph"/>
+      </w:pPr>
+      <w:r>
+        <w:t xml:space="preserve">Para dotar al análisis de fidelidad micro-arquitectural según los requerimientos de investigación, el co-simulador captura dos métricas elementales a nivel de flit:</w:t>
+      </w:r>
+    </w:p>
+    <w:bookmarkStart w:id="125" w:name="X4d5346d169ff18765823cef451560c864024585"/>
+    <w:p>
+      <w:pPr>
+        <w:pStyle w:val="Heading3"/>
+      </w:pPr>
+      <w:r>
+        <w:t xml:space="preserve">1. Latencia Media de Flits por Paquete (</w:t>
+      </w:r>
+      <w:r>
+        <w:rPr>
+          <w:rStyle w:val="VerbatimChar"/>
+        </w:rPr>
+        <w:t xml:space="preserve">Avg_Flit_Latency</w:t>
+      </w:r>
+      <w:r>
+        <w:t xml:space="preserve">)</w:t>
+      </w:r>
+    </w:p>
+    <w:p>
+      <w:pPr>
+        <w:pStyle w:val="FirstParagraph"/>
+      </w:pPr>
+      <w:r>
+        <w:t xml:space="preserve">Dado que los flits de un paquete (</w:t>
+      </w:r>
+      <m:oMath>
+        <m:sSub>
+          <m:e>
+            <m:r>
+              <m:t>N</m:t>
+            </m:r>
+          </m:e>
+          <m:sub>
+            <m:r>
+              <m:rPr>
+                <m:nor/>
+                <m:sty m:val="p"/>
+              </m:rPr>
+              <m:t>flits</m:t>
+            </m:r>
+          </m:sub>
+        </m:sSub>
+      </m:oMath>
+      <w:r>
+        <w:t xml:space="preserve">) se retiran de forma asíncrona a lo largo de ciclos sucesivos en el destino debido a la contención en enlaces y conmutadores, la latencia del paquete hasta el retiro del último flit (</w:t>
+      </w:r>
+      <m:oMath>
+        <m:r>
+          <m:t>t</m:t>
+        </m:r>
+        <m:r>
+          <m:t>a</m:t>
+        </m:r>
+        <m:r>
+          <m:t>i</m:t>
+        </m:r>
+        <m:r>
+          <m:t>l</m:t>
+        </m:r>
+      </m:oMath>
+      <w:r>
+        <w:t xml:space="preserve">) oculta el comportamiento de los flits precedentes. Se define la latencia media exacta de flits de un paquete</w:t>
+      </w:r>
+      <w:r>
+        <w:t xml:space="preserve"> </w:t>
+      </w:r>
+      <m:oMath>
+        <m:r>
+          <m:t>p</m:t>
+        </m:r>
+      </m:oMath>
+      <w:r>
+        <w:t xml:space="preserve"> </w:t>
+      </w:r>
+      <w:r>
+        <w:t xml:space="preserve">como:</w:t>
+      </w:r>
+    </w:p>
+    <w:p>
+      <w:pPr>
+        <w:pStyle w:val="BodyText"/>
+      </w:pPr>
+      <m:oMathPara>
+        <m:oMathParaPr>
+          <m:jc m:val="center"/>
+        </m:oMathParaPr>
+        <m:oMath>
+          <m:r>
+            <m:rPr>
+              <m:nor/>
+              <m:sty m:val="p"/>
+            </m:rPr>
+            <m:t>Avg_Flit_Latency</m:t>
+          </m:r>
+          <m:r>
+            <m:rPr>
+              <m:sty m:val="p"/>
+            </m:rPr>
+            <m:t>(</m:t>
+          </m:r>
+          <m:r>
+            <m:t>p</m:t>
+          </m:r>
+          <m:r>
+            <m:rPr>
+              <m:sty m:val="p"/>
+            </m:rPr>
+            <m:t>)</m:t>
+          </m:r>
+          <m:r>
+            <m:rPr>
+              <m:sty m:val="p"/>
+            </m:rPr>
+            <m:t>=</m:t>
+          </m:r>
+          <m:f>
+            <m:fPr>
+              <m:type m:val="bar"/>
+            </m:fPr>
+            <m:num>
+              <m:nary>
+                <m:naryPr>
+                  <m:chr m:val="∑"/>
+                  <m:limLoc m:val="undOvr"/>
+                  <m:subHide m:val="off"/>
+                  <m:supHide m:val="off"/>
+                </m:naryPr>
+                <m:sub>
+                  <m:r>
+                    <m:t>i</m:t>
+                  </m:r>
+                  <m:r>
+                    <m:rPr>
+                      <m:sty m:val="p"/>
+                    </m:rPr>
+                    <m:t>=</m:t>
+                  </m:r>
+                  <m:r>
+                    <m:t>1</m:t>
+                  </m:r>
+                </m:sub>
+                <m:sup>
+                  <m:sSub>
+                    <m:e>
+                      <m:r>
+                        <m:t>N</m:t>
+                      </m:r>
+                    </m:e>
+                    <m:sub>
+                      <m:r>
+                        <m:rPr>
+                          <m:nor/>
+                          <m:sty m:val="p"/>
+                        </m:rPr>
+                        <m:t>flits</m:t>
+                      </m:r>
+                    </m:sub>
+                  </m:sSub>
+                  <m:r>
+                    <m:rPr>
+                      <m:sty m:val="p"/>
+                    </m:rPr>
+                    <m:t>(</m:t>
+                  </m:r>
+                  <m:r>
+                    <m:t>p</m:t>
+                  </m:r>
+                  <m:r>
+                    <m:rPr>
+                      <m:sty m:val="p"/>
+                    </m:rPr>
+                    <m:t>)</m:t>
+                  </m:r>
+                </m:sup>
+                <m:e>
+                  <m:r>
+                    <m:rPr>
+                      <m:sty m:val="p"/>
+                    </m:rPr>
+                    <m:t>(</m:t>
+                  </m:r>
+                </m:e>
+              </m:nary>
+              <m:sSub>
+                <m:e>
+                  <m:r>
+                    <m:t>t</m:t>
+                  </m:r>
+                </m:e>
+                <m:sub>
+                  <m:r>
+                    <m:rPr>
+                      <m:nor/>
+                      <m:sty m:val="p"/>
+                    </m:rPr>
+                    <m:t>retire</m:t>
+                  </m:r>
+                  <m:r>
+                    <m:rPr>
+                      <m:sty m:val="p"/>
+                    </m:rPr>
+                    <m:t>,</m:t>
+                  </m:r>
+                  <m:r>
+                    <m:t>i</m:t>
+                  </m:r>
+                </m:sub>
+              </m:sSub>
+              <m:r>
+                <m:rPr>
+                  <m:sty m:val="p"/>
+                </m:rPr>
+                <m:t>−</m:t>
+              </m:r>
+              <m:r>
+                <m:t>c</m:t>
+              </m:r>
+              <m:r>
+                <m:t>t</m:t>
+              </m:r>
+              <m:r>
+                <m:t>i</m:t>
+              </m:r>
+              <m:r>
+                <m:t>m</m:t>
+              </m:r>
+              <m:r>
+                <m:t>e</m:t>
+              </m:r>
+              <m:r>
+                <m:rPr>
+                  <m:sty m:val="p"/>
+                </m:rPr>
+                <m:t>(</m:t>
+              </m:r>
+              <m:r>
+                <m:t>p</m:t>
+              </m:r>
+              <m:r>
+                <m:rPr>
+                  <m:sty m:val="p"/>
+                </m:rPr>
+                <m:t>)</m:t>
+              </m:r>
+              <m:r>
+                <m:rPr>
+                  <m:sty m:val="p"/>
+                </m:rPr>
+                <m:t>)</m:t>
+              </m:r>
+            </m:num>
+            <m:den>
+              <m:sSub>
+                <m:e>
+                  <m:r>
+                    <m:t>N</m:t>
+                  </m:r>
+                </m:e>
+                <m:sub>
+                  <m:r>
+                    <m:rPr>
+                      <m:nor/>
+                      <m:sty m:val="p"/>
+                    </m:rPr>
+                    <m:t>flits</m:t>
+                  </m:r>
+                </m:sub>
+              </m:sSub>
+              <m:r>
+                <m:rPr>
+                  <m:sty m:val="p"/>
+                </m:rPr>
+                <m:t>(</m:t>
+              </m:r>
+              <m:r>
+                <m:t>p</m:t>
+              </m:r>
+              <m:r>
+                <m:rPr>
+                  <m:sty m:val="p"/>
+                </m:rPr>
+                <m:t>)</m:t>
+              </m:r>
+            </m:den>
+          </m:f>
+          <m:r>
+            <m:t> </m:t>
+          </m:r>
+          <m:r>
+            <m:rPr>
+              <m:sty m:val="p"/>
+            </m:rPr>
+            <m:t>[</m:t>
+          </m:r>
+          <m:r>
+            <m:rPr>
+              <m:nor/>
+              <m:sty m:val="p"/>
+            </m:rPr>
+            <m:t>ciclos</m:t>
+          </m:r>
+          <m:r>
+            <m:rPr>
+              <m:sty m:val="p"/>
+            </m:rPr>
+            <m:t>]</m:t>
+          </m:r>
+        </m:oMath>
+      </m:oMathPara>
+    </w:p>
+    <w:p>
+      <w:pPr>
+        <w:pStyle w:val="FirstParagraph"/>
+      </w:pPr>
+      <w:r>
+        <w:t xml:space="preserve">En</w:t>
+      </w:r>
+      <w:r>
+        <w:t xml:space="preserve"> </w:t>
+      </w:r>
+      <w:hyperlink r:id="rId124">
+        <w:r>
+          <w:rPr>
+            <w:rStyle w:val="VerbatimChar"/>
+          </w:rPr>
+          <w:t xml:space="preserve">booksim2/src/booksim_api.cpp</w:t>
+        </w:r>
+      </w:hyperlink>
+      <w:r>
+        <w:t xml:space="preserve">, el método</w:t>
+      </w:r>
+      <w:r>
+        <w:t xml:space="preserve"> </w:t>
+      </w:r>
+      <w:r>
+        <w:rPr>
+          <w:rStyle w:val="VerbatimChar"/>
+        </w:rPr>
+        <w:t xml:space="preserve">API_TrafficManager::_RetireFlit(Flit *f, int dest)</w:t>
+      </w:r>
+      <w:r>
+        <w:t xml:space="preserve"> </w:t>
+      </w:r>
+      <w:r>
+        <w:t xml:space="preserve">acumula en un mapa hash</w:t>
+      </w:r>
+      <w:r>
+        <w:t xml:space="preserve"> </w:t>
+      </w:r>
+      <w:r>
+        <w:rPr>
+          <w:rStyle w:val="VerbatimChar"/>
+        </w:rPr>
+        <w:t xml:space="preserve">flit_latency_sum[f-&gt;pid] += (_time - f-&gt;ctime)</w:t>
+      </w:r>
+      <w:r>
+        <w:t xml:space="preserve"> </w:t>
+      </w:r>
+      <w:r>
+        <w:t xml:space="preserve">cada vez que cualquier flit (</w:t>
+      </w:r>
+      <m:oMath>
+        <m:r>
+          <m:t>h</m:t>
+        </m:r>
+        <m:r>
+          <m:t>e</m:t>
+        </m:r>
+        <m:r>
+          <m:t>a</m:t>
+        </m:r>
+        <m:r>
+          <m:t>d</m:t>
+        </m:r>
+      </m:oMath>
+      <w:r>
+        <w:t xml:space="preserve">,</w:t>
+      </w:r>
+      <w:r>
+        <w:t xml:space="preserve"> </w:t>
+      </w:r>
+      <m:oMath>
+        <m:r>
+          <m:t>b</m:t>
+        </m:r>
+        <m:r>
+          <m:t>o</m:t>
+        </m:r>
+        <m:r>
+          <m:t>d</m:t>
+        </m:r>
+        <m:r>
+          <m:t>y</m:t>
+        </m:r>
+      </m:oMath>
+      <w:r>
+        <w:t xml:space="preserve"> </w:t>
+      </w:r>
+      <w:r>
+        <w:t xml:space="preserve">o</w:t>
+      </w:r>
+      <w:r>
+        <w:t xml:space="preserve"> </w:t>
+      </w:r>
+      <m:oMath>
+        <m:r>
+          <m:t>t</m:t>
+        </m:r>
+        <m:r>
+          <m:t>a</m:t>
+        </m:r>
+        <m:r>
+          <m:t>i</m:t>
+        </m:r>
+        <m:r>
+          <m:t>l</m:t>
+        </m:r>
+      </m:oMath>
+      <w:r>
+        <w:t xml:space="preserve">) abandona la red. Cuando</w:t>
+      </w:r>
+      <w:r>
+        <w:t xml:space="preserve"> </w:t>
+      </w:r>
+      <w:r>
+        <w:rPr>
+          <w:rStyle w:val="VerbatimChar"/>
+        </w:rPr>
+        <w:t xml:space="preserve">f-&gt;tail == true</w:t>
+      </w:r>
+      <w:r>
+        <w:t xml:space="preserve">, se computa la media exacta y se almacena en</w:t>
+      </w:r>
+      <w:r>
+        <w:t xml:space="preserve"> </w:t>
+      </w:r>
+      <w:r>
+        <w:rPr>
+          <w:rStyle w:val="VerbatimChar"/>
+        </w:rPr>
+        <w:t xml:space="preserve">BookSimPacketInfo::avg_flit_lat</w:t>
+      </w:r>
+      <w:r>
+        <w:t xml:space="preserve">.</w:t>
+      </w:r>
+    </w:p>
+    <w:bookmarkEnd w:id="125"/>
+    <w:bookmarkStart w:id="126" w:name="X68f08de03b614372fa5f7ba12b97229c87206b2"/>
+    <w:p>
+      <w:pPr>
+        <w:pStyle w:val="Heading3"/>
+      </w:pPr>
+      <w:r>
+        <w:t xml:space="preserve">2. Productividad Instantánea y Acumulada de la Red (</w:t>
+      </w:r>
+      <w:r>
+        <w:rPr>
+          <w:rStyle w:val="VerbatimChar"/>
+        </w:rPr>
+        <w:t xml:space="preserve">Throughput</w:t>
+      </w:r>
+      <w:r>
+        <w:t xml:space="preserve">)</w:t>
+      </w:r>
+    </w:p>
+    <w:p>
+      <w:pPr>
+        <w:pStyle w:val="FirstParagraph"/>
+      </w:pPr>
+      <w:r>
+        <w:t xml:space="preserve">La productividad o tasa de drenaje de la red en la operación en curso se calcula como la razón entre el volumen acumulado de flits recibidos por todos los nodos de destino y el tiempo transcurrido en ciclos de red:</w:t>
+      </w:r>
+    </w:p>
+    <w:p>
+      <w:pPr>
+        <w:pStyle w:val="BodyText"/>
+      </w:pPr>
+      <m:oMathPara>
+        <m:oMathParaPr>
+          <m:jc m:val="center"/>
+        </m:oMathParaPr>
+        <m:oMath>
+          <m:r>
+            <m:rPr>
+              <m:nor/>
+              <m:sty m:val="p"/>
+            </m:rPr>
+            <m:t>Throughput</m:t>
+          </m:r>
+          <m:r>
+            <m:rPr>
+              <m:sty m:val="p"/>
+            </m:rPr>
+            <m:t>(</m:t>
+          </m:r>
+          <m:r>
+            <m:t>t</m:t>
+          </m:r>
+          <m:r>
+            <m:rPr>
+              <m:sty m:val="p"/>
+            </m:rPr>
+            <m:t>)</m:t>
+          </m:r>
+          <m:r>
+            <m:rPr>
+              <m:sty m:val="p"/>
+            </m:rPr>
+            <m:t>=</m:t>
+          </m:r>
+          <m:f>
+            <m:fPr>
+              <m:type m:val="bar"/>
+            </m:fPr>
+            <m:num>
+              <m:r>
+                <m:rPr>
+                  <m:sty m:val="p"/>
+                </m:rPr>
+                <m:t>∑</m:t>
+              </m:r>
+              <m:r>
+                <m:rPr>
+                  <m:nor/>
+                  <m:sty m:val="p"/>
+                </m:rPr>
+                <m:t>Flits Recibidos en la Operación</m:t>
+              </m:r>
+            </m:num>
+            <m:den>
+              <m:r>
+                <m:rPr>
+                  <m:sty m:val="p"/>
+                </m:rPr>
+                <m:t>max</m:t>
+              </m:r>
+              <m:r>
+                <m:rPr>
+                  <m:sty m:val="p"/>
+                </m:rPr>
+                <m:t>(</m:t>
+              </m:r>
+              <m:r>
+                <m:t>1</m:t>
+              </m:r>
+              <m:r>
+                <m:rPr>
+                  <m:sty m:val="p"/>
+                </m:rPr>
+                <m:t>,</m:t>
+              </m:r>
+              <m:r>
+                <m:rPr>
+                  <m:sty m:val="p"/>
+                </m:rPr>
+                <m:t>_</m:t>
+              </m:r>
+              <m:r>
+                <m:t>t</m:t>
+              </m:r>
+              <m:r>
+                <m:t>i</m:t>
+              </m:r>
+              <m:r>
+                <m:t>m</m:t>
+              </m:r>
+              <m:r>
+                <m:t>e</m:t>
+              </m:r>
+              <m:r>
+                <m:rPr>
+                  <m:sty m:val="p"/>
+                </m:rPr>
+                <m:t>−</m:t>
+              </m:r>
+              <m:sSub>
+                <m:e>
+                  <m:r>
+                    <m:t>t</m:t>
+                  </m:r>
+                </m:e>
+                <m:sub>
+                  <m:r>
+                    <m:rPr>
+                      <m:nor/>
+                      <m:sty m:val="p"/>
+                    </m:rPr>
+                    <m:t>start_op</m:t>
+                  </m:r>
+                </m:sub>
+              </m:sSub>
+              <m:r>
+                <m:rPr>
+                  <m:sty m:val="p"/>
+                </m:rPr>
+                <m:t>)</m:t>
+              </m:r>
+            </m:den>
+          </m:f>
+          <m:r>
+            <m:t> </m:t>
+          </m:r>
+          <m:d>
+            <m:dPr>
+              <m:begChr m:val="["/>
+              <m:sepChr m:val=""/>
+              <m:endChr m:val="]"/>
+              <m:grow/>
+            </m:dPr>
+            <m:e>
+              <m:f>
+                <m:fPr>
+                  <m:type m:val="bar"/>
+                </m:fPr>
+                <m:num>
+                  <m:r>
+                    <m:rPr>
+                      <m:nor/>
+                      <m:sty m:val="p"/>
+                    </m:rPr>
+                    <m:t>flits</m:t>
+                  </m:r>
+                </m:num>
+                <m:den>
+                  <m:r>
+                    <m:rPr>
+                      <m:nor/>
+                      <m:sty m:val="p"/>
+                    </m:rPr>
+                    <m:t>ciclo</m:t>
+                  </m:r>
+                </m:den>
+              </m:f>
+            </m:e>
+          </m:d>
+        </m:oMath>
+      </m:oMathPara>
+    </w:p>
+    <w:p>
+      <w:pPr>
+        <w:pStyle w:val="FirstParagraph"/>
+      </w:pPr>
+      <w:r>
+        <w:t xml:space="preserve">Esta métrica refleja cuantitativamente el grado de aprovechamiento y saturación del biseccionado de la topología en cada instante de la ráfaga colectiva.</w:t>
+      </w:r>
+    </w:p>
+    <w:p>
+      <w:r>
+        <w:pict>
+          <v:rect style="width:0;height:1.5pt" o:hralign="center" o:hrstd="t" o:hr="t"/>
+        </w:pict>
+      </w:r>
+    </w:p>
+    <w:bookmarkEnd w:id="126"/>
+    <w:bookmarkEnd w:id="127"/>
+    <w:bookmarkStart w:id="129" w:name="X220c156f93a61770aa94cf478fdc8350a1cd1cd"/>
+    <w:p>
+      <w:pPr>
+        <w:pStyle w:val="Heading2"/>
+      </w:pPr>
+      <w:r>
+        <w:t xml:space="preserve">3.6. Contexto de Operación LLM y Trazado Temporal (Scatter/Gather y Ventanas NS)</w:t>
+      </w:r>
+    </w:p>
+    <w:p>
+      <w:pPr>
+        <w:pStyle w:val="FirstParagraph"/>
+      </w:pPr>
+      <w:r>
+        <w:t xml:space="preserve">Para correlacionar inequívocamente cada paquete físico simulado en BookSim2 con la primitiva algorítmica del grafo de cómputo en LLMSimulator:</w:t>
+      </w:r>
+      <w:r>
+        <w:t xml:space="preserve"> </w:t>
+      </w:r>
+      <w:r>
+        <w:t xml:space="preserve">1.</w:t>
+      </w:r>
+      <w:r>
+        <w:t xml:space="preserve"> </w:t>
+      </w:r>
+      <w:r>
+        <w:rPr>
+          <w:b/>
+          <w:bCs/>
+        </w:rPr>
+        <w:t xml:space="preserve">Contadores Correlativos por Iteración:</w:t>
+      </w:r>
+      <w:r>
+        <w:t xml:space="preserve"> </w:t>
+      </w:r>
+      <w:r>
+        <w:t xml:space="preserve">En</w:t>
+      </w:r>
+      <w:r>
+        <w:t xml:space="preserve"> </w:t>
+      </w:r>
+      <w:hyperlink r:id="rId128">
+        <w:r>
+          <w:rPr>
+            <w:rStyle w:val="VerbatimChar"/>
+          </w:rPr>
+          <w:t xml:space="preserve">LLMSimulator/src/module/communication.cpp</w:t>
+        </w:r>
+      </w:hyperlink>
+      <w:r>
+        <w:t xml:space="preserve">,</w:t>
+      </w:r>
+      <w:r>
+        <w:t xml:space="preserve"> </w:t>
+      </w:r>
+      <w:r>
+        <w:rPr>
+          <w:rStyle w:val="VerbatimChar"/>
+        </w:rPr>
+        <w:t xml:space="preserve">BookSimCoSimManager</w:t>
+      </w:r>
+      <w:r>
+        <w:t xml:space="preserve"> </w:t>
+      </w:r>
+      <w:r>
+        <w:t xml:space="preserve">gestiona contadores estáticos</w:t>
+      </w:r>
+      <w:r>
+        <w:t xml:space="preserve"> </w:t>
+      </w:r>
+      <w:r>
+        <w:rPr>
+          <w:rStyle w:val="VerbatimChar"/>
+        </w:rPr>
+        <w:t xml:space="preserve">scatter_op_counter</w:t>
+      </w:r>
+      <w:r>
+        <w:t xml:space="preserve"> </w:t>
+      </w:r>
+      <w:r>
+        <w:t xml:space="preserve">y</w:t>
+      </w:r>
+      <w:r>
+        <w:t xml:space="preserve"> </w:t>
+      </w:r>
+      <w:r>
+        <w:rPr>
+          <w:rStyle w:val="VerbatimChar"/>
+        </w:rPr>
+        <w:t xml:space="preserve">gather_op_counter</w:t>
+      </w:r>
+      <w:r>
+        <w:t xml:space="preserve">. Cuando el reloj de la GPU</w:t>
+      </w:r>
+      <w:r>
+        <w:t xml:space="preserve"> </w:t>
+      </w:r>
+      <w:r>
+        <w:rPr>
+          <w:rStyle w:val="VerbatimChar"/>
+        </w:rPr>
+        <w:t xml:space="preserve">device-&gt;status.device_time</w:t>
+      </w:r>
+      <w:r>
+        <w:t xml:space="preserve"> </w:t>
+      </w:r>
+      <w:r>
+        <w:t xml:space="preserve">retrocede respecto al último tiempo registrado (indicativo del inicio de una nueva iteración de inferencia/decodificación cuando</w:t>
+      </w:r>
+      <w:r>
+        <w:t xml:space="preserve"> </w:t>
+      </w:r>
+      <w:r>
+        <w:rPr>
+          <w:rStyle w:val="VerbatimChar"/>
+        </w:rPr>
+        <w:t xml:space="preserve">iter &gt; 1</w:t>
+      </w:r>
+      <w:r>
+        <w:t xml:space="preserve">), ambos contadores se reinician limpiamente a 1.</w:t>
+      </w:r>
+      <w:r>
+        <w:t xml:space="preserve"> </w:t>
+      </w:r>
+      <w:r>
+        <w:t xml:space="preserve">2.</w:t>
+      </w:r>
+      <w:r>
+        <w:t xml:space="preserve"> </w:t>
+      </w:r>
+      <w:r>
+        <w:rPr>
+          <w:b/>
+          <w:bCs/>
+        </w:rPr>
+        <w:t xml:space="preserve">Delimitación de Fronteras Temporales:</w:t>
+      </w:r>
+      <w:r>
+        <w:t xml:space="preserve"> </w:t>
+      </w:r>
+      <w:r>
+        <w:t xml:space="preserve">-</w:t>
+      </w:r>
+      <w:r>
+        <w:t xml:space="preserve"> </w:t>
+      </w:r>
+      <w:r>
+        <w:rPr>
+          <w:rStyle w:val="VerbatimChar"/>
+          <w:b/>
+          <w:bCs/>
+        </w:rPr>
+        <w:t xml:space="preserve">Op_Start_NS</w:t>
+      </w:r>
+      <w:r>
+        <w:rPr>
+          <w:b/>
+          <w:bCs/>
+        </w:rPr>
+        <w:t xml:space="preserve">:</w:t>
+      </w:r>
+      <w:r>
+        <w:t xml:space="preserve"> </w:t>
+      </w:r>
+      <w:r>
+        <w:t xml:space="preserve">Estampa el reloj</w:t>
+      </w:r>
+      <w:r>
+        <w:t xml:space="preserve"> </w:t>
+      </w:r>
+      <w:r>
+        <w:rPr>
+          <w:rStyle w:val="VerbatimChar"/>
+        </w:rPr>
+        <w:t xml:space="preserve">device_time</w:t>
+      </w:r>
+      <w:r>
+        <w:t xml:space="preserve"> </w:t>
+      </w:r>
+      <w:r>
+        <w:t xml:space="preserve">antes de añadir la latencia calculada por la red.</w:t>
+      </w:r>
+      <w:r>
+        <w:t xml:space="preserve"> </w:t>
+      </w:r>
+      <w:r>
+        <w:t xml:space="preserve">-</w:t>
+      </w:r>
+      <w:r>
+        <w:t xml:space="preserve"> </w:t>
+      </w:r>
+      <w:r>
+        <w:rPr>
+          <w:rStyle w:val="VerbatimChar"/>
+          <w:b/>
+          <w:bCs/>
+        </w:rPr>
+        <w:t xml:space="preserve">Op_End_NS</w:t>
+      </w:r>
+      <w:r>
+        <w:rPr>
+          <w:b/>
+          <w:bCs/>
+        </w:rPr>
+        <w:t xml:space="preserve">:</w:t>
+      </w:r>
+      <w:r>
+        <w:t xml:space="preserve"> </w:t>
+      </w:r>
+      <w:r>
+        <w:t xml:space="preserve">Estampa el reloj</w:t>
+      </w:r>
+      <w:r>
+        <w:t xml:space="preserve"> </w:t>
+      </w:r>
+      <w:r>
+        <w:rPr>
+          <w:rStyle w:val="VerbatimChar"/>
+        </w:rPr>
+        <w:t xml:space="preserve">device_time</w:t>
+      </w:r>
+      <w:r>
+        <w:t xml:space="preserve"> </w:t>
+      </w:r>
+      <w:r>
+        <w:t xml:space="preserve">tras sumar la latencia en nanosegundos calculada por el oráculo.</w:t>
+      </w:r>
+      <w:r>
+        <w:t xml:space="preserve"> </w:t>
+      </w:r>
+      <w:r>
+        <w:t xml:space="preserve">3.</w:t>
+      </w:r>
+      <w:r>
+        <w:t xml:space="preserve"> </w:t>
+      </w:r>
+      <w:r>
+        <w:rPr>
+          <w:b/>
+          <w:bCs/>
+        </w:rPr>
+        <w:t xml:space="preserve">Puntos de Enganche en C++:</w:t>
+      </w:r>
+      <w:r>
+        <w:t xml:space="preserve"> </w:t>
+      </w:r>
+      <w:r>
+        <w:t xml:space="preserve">- Antes de iniciar el bucle de avance de ciclos de BookSim2, se invoca</w:t>
+      </w:r>
+      <w:r>
+        <w:t xml:space="preserve"> </w:t>
+      </w:r>
+      <w:r>
+        <w:rPr>
+          <w:rStyle w:val="VerbatimChar"/>
+        </w:rPr>
+        <w:t xml:space="preserve">BookSim_StartOperation(op_type, op_idx, op_start_ns)</w:t>
+      </w:r>
+      <w:r>
+        <w:t xml:space="preserve">.</w:t>
+      </w:r>
+      <w:r>
+        <w:t xml:space="preserve"> </w:t>
+      </w:r>
+      <w:r>
+        <w:t xml:space="preserve">- Al completar la simulación de todos los paquetes de la ráfaga, se invoca</w:t>
+      </w:r>
+      <w:r>
+        <w:t xml:space="preserve"> </w:t>
+      </w:r>
+      <w:r>
+        <w:rPr>
+          <w:rStyle w:val="VerbatimChar"/>
+        </w:rPr>
+        <w:t xml:space="preserve">BookSim_FinishOperation(op_end_ns)</w:t>
+      </w:r>
+      <w:r>
+        <w:t xml:space="preserve">.</w:t>
+      </w:r>
+      <w:r>
+        <w:t xml:space="preserve"> </w:t>
+      </w:r>
+      <w:r>
+        <w:t xml:space="preserve">- En</w:t>
+      </w:r>
+      <w:r>
+        <w:t xml:space="preserve"> </w:t>
+      </w:r>
+      <w:r>
+        <w:rPr>
+          <w:rStyle w:val="VerbatimChar"/>
+        </w:rPr>
+        <w:t xml:space="preserve">FinishOperation</w:t>
+      </w:r>
+      <w:r>
+        <w:t xml:space="preserve">, se estampan</w:t>
+      </w:r>
+      <w:r>
+        <w:t xml:space="preserve"> </w:t>
+      </w:r>
+      <w:r>
+        <w:rPr>
+          <w:rStyle w:val="VerbatimChar"/>
+        </w:rPr>
+        <w:t xml:space="preserve">op_end_ns</w:t>
+      </w:r>
+      <w:r>
+        <w:t xml:space="preserve"> </w:t>
+      </w:r>
+      <w:r>
+        <w:t xml:space="preserve">en todos los paquetes recibidos en la ráfaga y, si</w:t>
+      </w:r>
+      <w:r>
+        <w:t xml:space="preserve"> </w:t>
+      </w:r>
+      <w:r>
+        <w:rPr>
+          <w:rStyle w:val="VerbatimChar"/>
+        </w:rPr>
+        <w:t xml:space="preserve">--debug_pids</w:t>
+      </w:r>
+      <w:r>
+        <w:t xml:space="preserve"> </w:t>
+      </w:r>
+      <w:r>
+        <w:t xml:space="preserve">está activo, se emite por</w:t>
+      </w:r>
+      <w:r>
+        <w:t xml:space="preserve"> </w:t>
+      </w:r>
+      <w:r>
+        <w:rPr>
+          <w:rStyle w:val="VerbatimChar"/>
+        </w:rPr>
+        <w:t xml:space="preserve">stdout</w:t>
+      </w:r>
+      <w:r>
+        <w:t xml:space="preserve"> </w:t>
+      </w:r>
+      <w:r>
+        <w:t xml:space="preserve">el registro completo de 17 campos con prefijo</w:t>
+      </w:r>
+      <w:r>
+        <w:t xml:space="preserve"> </w:t>
+      </w:r>
+      <w:r>
+        <w:rPr>
+          <w:rStyle w:val="VerbatimChar"/>
+        </w:rPr>
+        <w:t xml:space="preserve">[TRACK_PID]</w:t>
+      </w:r>
+      <w:r>
+        <w:t xml:space="preserve">:</w:t>
+      </w:r>
+      <w:r>
+        <w:t xml:space="preserve"> </w:t>
+      </w:r>
+      <w:r>
+        <w:rPr>
+          <w:rStyle w:val="VerbatimChar"/>
+        </w:rPr>
+        <w:t xml:space="preserve">[TRACK_PID] PID,Src,Dst,ctime,itime,atime,Total_Lat,Net_Lat,Queue_Delay,Num_Flits,Size_Bytes,Avg_Flit_Lat,Throughput,Op_Type,Op_Idx,Op_Start_NS,Op_End_NS</w:t>
+      </w:r>
+    </w:p>
+    <w:p>
+      <w:r>
+        <w:pict>
+          <v:rect style="width:0;height:1.5pt" o:hralign="center" o:hrstd="t" o:hr="t"/>
+        </w:pict>
+      </w:r>
+    </w:p>
+    <w:bookmarkEnd w:id="129"/>
+    <w:bookmarkStart w:id="132" w:name="Xf839ecb43993cdbd0dab8b3a385410be38e393c"/>
+    <w:p>
+      <w:pPr>
+        <w:pStyle w:val="Heading2"/>
+      </w:pPr>
+      <w:r>
+        <w:t xml:space="preserve">3.7. Diseño del Wrapper C++</w:t>
       </w:r>
       <w:r>
         <w:t xml:space="preserve"> </w:t>
@@ -26639,7 +27707,7 @@
       <w:r>
         <w:t xml:space="preserve"> </w:t>
       </w:r>
-      <w:hyperlink r:id="rId124">
+      <w:hyperlink r:id="rId130">
         <w:r>
           <w:rPr>
             <w:rStyle w:val="VerbatimChar"/>
@@ -26717,7 +27785,7 @@
         <w:t xml:space="preserve"> </w:t>
       </w:r>
       <w:r>
-        <w:t xml:space="preserve">para capturar métricas sin alterar las estadísticas internas de BookSim2.</w:t>
+        <w:t xml:space="preserve">para capturar métricas sin alterar las estadísticas internas de BookSim2, acumulando latencias de flits y productividad en tiempo real.</w:t>
       </w:r>
       <w:r>
         <w:t xml:space="preserve"> </w:t>
@@ -26786,7 +27854,7 @@
         <w:t xml:space="preserve"> </w:t>
       </w:r>
       <w:r>
-        <w:t xml:space="preserve">hacia</w:t>
+        <w:t xml:space="preserve">con 17 columnas hacia</w:t>
       </w:r>
       <w:r>
         <w:t xml:space="preserve"> </w:t>
@@ -26809,7 +27877,7 @@
       <w:r>
         <w:t xml:space="preserve"> </w:t>
       </w:r>
-      <w:hyperlink r:id="rId125">
+      <w:hyperlink r:id="rId131">
         <w:r>
           <w:rPr>
             <w:rStyle w:val="VerbatimChar"/>
@@ -26880,6 +27948,36 @@
         </w:rPr>
         <w:t xml:space="preserve">BookSim_CheckReceived(BookSimPacketInfo&amp; info)</w:t>
       </w:r>
+      <w:r>
+        <w:t xml:space="preserve"> </w:t>
+      </w:r>
+      <w:r>
+        <w:t xml:space="preserve">-</w:t>
+      </w:r>
+      <w:r>
+        <w:t xml:space="preserve"> </w:t>
+      </w:r>
+      <w:r>
+        <w:rPr>
+          <w:rStyle w:val="VerbatimChar"/>
+        </w:rPr>
+        <w:t xml:space="preserve">BookSim_StartOperation(const char* op_type, int op_idx, double op_start_ns)</w:t>
+      </w:r>
+      <w:r>
+        <w:t xml:space="preserve"> </w:t>
+      </w:r>
+      <w:r>
+        <w:t xml:space="preserve">-</w:t>
+      </w:r>
+      <w:r>
+        <w:t xml:space="preserve"> </w:t>
+      </w:r>
+      <w:r>
+        <w:rPr>
+          <w:rStyle w:val="VerbatimChar"/>
+        </w:rPr>
+        <w:t xml:space="preserve">BookSim_FinishOperation(double op_end_ns)</w:t>
+      </w:r>
     </w:p>
     <w:p>
       <w:r>
@@ -26888,14 +27986,14 @@
         </w:pict>
       </w:r>
     </w:p>
-    <w:bookmarkEnd w:id="126"/>
-    <w:bookmarkStart w:id="131" w:name="Xc6e9243a8f908ae47c549d56baf46693ec74856"/>
+    <w:bookmarkEnd w:id="132"/>
+    <w:bookmarkStart w:id="137" w:name="Xc6e9243a8f908ae47c549d56baf46693ec74856"/>
     <w:p>
       <w:pPr>
         <w:pStyle w:val="Heading2"/>
       </w:pPr>
       <w:r>
-        <w:t xml:space="preserve">3.6. Topologías de Red en BookSim2: Construcción de Mallas y Toros (</w:t>
+        <w:t xml:space="preserve">3.8. Topologías de Red en BookSim2: Construcción de Mallas y Toros (</w:t>
       </w:r>
       <w:r>
         <w:rPr>
@@ -26951,7 +28049,7 @@
       <w:r>
         <w:t xml:space="preserve">(</w:t>
       </w:r>
-      <w:hyperlink r:id="rId127">
+      <w:hyperlink r:id="rId133">
         <w:r>
           <w:rPr>
             <w:rStyle w:val="VerbatimChar"/>
@@ -26963,7 +28061,7 @@
         <w:t xml:space="preserve">):</w:t>
       </w:r>
     </w:p>
-    <w:bookmarkStart w:id="128" w:name="formalismo-matemático-del-k-ary-n-cube"/>
+    <w:bookmarkStart w:id="134" w:name="formalismo-matemático-del-k-ary-n-cube"/>
     <w:p>
       <w:pPr>
         <w:pStyle w:val="Heading3"/>
@@ -27149,8 +28247,8 @@
         <w:t xml:space="preserve">.</w:t>
       </w:r>
     </w:p>
-    <w:bookmarkEnd w:id="128"/>
-    <w:bookmarkStart w:id="130" w:name="X4c0c72a3d47df0555b1d25061c037f667fb6f22"/>
+    <w:bookmarkEnd w:id="134"/>
+    <w:bookmarkStart w:id="136" w:name="X4c0c72a3d47df0555b1d25061c037f667fb6f22"/>
     <w:p>
       <w:pPr>
         <w:pStyle w:val="Heading3"/>
@@ -27178,7 +28276,7 @@
       <w:r>
         <w:t xml:space="preserve"> </w:t>
       </w:r>
-      <w:hyperlink r:id="rId129">
+      <w:hyperlink r:id="rId135">
         <w:r>
           <w:rPr>
             <w:rStyle w:val="VerbatimChar"/>
@@ -28175,15 +29273,15 @@
         </w:pict>
       </w:r>
     </w:p>
-    <w:bookmarkEnd w:id="130"/>
-    <w:bookmarkEnd w:id="131"/>
-    <w:bookmarkStart w:id="139" w:name="X63dde3106c577acf47eb7aae778097fd77daa3e"/>
+    <w:bookmarkEnd w:id="136"/>
+    <w:bookmarkEnd w:id="137"/>
+    <w:bookmarkStart w:id="145" w:name="X63dde3106c577acf47eb7aae778097fd77daa3e"/>
     <w:p>
       <w:pPr>
         <w:pStyle w:val="Heading2"/>
       </w:pPr>
       <w:r>
-        <w:t xml:space="preserve">3.7. Microarquitectura del Router Virtual-Channel y Prevención de Deadlock (</w:t>
+        <w:t xml:space="preserve">3.9. Microarquitectura del Router Virtual-Channel y Prevención de Deadlock (</w:t>
       </w:r>
       <w:r>
         <w:rPr>
@@ -28250,7 +29348,7 @@
       <w:r>
         <w:t xml:space="preserve"> </w:t>
       </w:r>
-      <w:hyperlink r:id="rId132">
+      <w:hyperlink r:id="rId138">
         <w:r>
           <w:rPr>
             <w:rStyle w:val="VerbatimChar"/>
@@ -28262,7 +29360,7 @@
         <w:t xml:space="preserve">).</w:t>
       </w:r>
     </w:p>
-    <w:bookmarkStart w:id="134" w:name="Xb4393527c93a64d7799825fe8d604a95c77ac92"/>
+    <w:bookmarkStart w:id="140" w:name="Xb4393527c93a64d7799825fe8d604a95c77ac92"/>
     <w:p>
       <w:pPr>
         <w:pStyle w:val="Heading3"/>
@@ -28302,7 +29400,7 @@
       <w:r>
         <w:t xml:space="preserve">(</w:t>
       </w:r>
-      <w:hyperlink r:id="rId133">
+      <w:hyperlink r:id="rId139">
         <w:r>
           <w:rPr>
             <w:rStyle w:val="VerbatimChar"/>
@@ -28780,8 +29878,8 @@
         <w:t xml:space="preserve">).</w:t>
       </w:r>
     </w:p>
-    <w:bookmarkEnd w:id="134"/>
-    <w:bookmarkStart w:id="138" w:name="X53aecb0eb087e506b1e8afba534fb484e8a0ef2"/>
+    <w:bookmarkEnd w:id="140"/>
+    <w:bookmarkStart w:id="144" w:name="X53aecb0eb087e506b1e8afba534fb484e8a0ef2"/>
     <w:p>
       <w:pPr>
         <w:pStyle w:val="Heading3"/>
@@ -28851,7 +29949,7 @@
         <w:t xml:space="preserve">introducen ciclos cerrados en el grafo de dependencias de canal (Channel Dependency Graph - CDG), donde flits de diferentes paquetes pueden bloquearse mutuamente en un anillo de espera circular infinito.</w:t>
       </w:r>
     </w:p>
-    <w:bookmarkStart w:id="137" w:name="X6c1765e2dfc034b3d37e0acbaf8e71d8f2b023b"/>
+    <w:bookmarkStart w:id="143" w:name="X6c1765e2dfc034b3d37e0acbaf8e71d8f2b023b"/>
     <w:p>
       <w:pPr>
         <w:pStyle w:val="Heading4"/>
@@ -28870,7 +29968,7 @@
       <w:r>
         <w:t xml:space="preserve"> </w:t>
       </w:r>
-      <w:hyperlink r:id="rId135">
+      <w:hyperlink r:id="rId141">
         <w:r>
           <w:rPr>
             <w:rStyle w:val="VerbatimChar"/>
@@ -29274,7 +30372,7 @@
       <w:r>
         <w:t xml:space="preserve">(</w:t>
       </w:r>
-      <w:hyperlink r:id="rId136">
+      <w:hyperlink r:id="rId142">
         <w:r>
           <w:rPr>
             <w:rStyle w:val="VerbatimChar"/>
@@ -29672,11 +30770,11 @@
         </w:pict>
       </w:r>
     </w:p>
-    <w:bookmarkEnd w:id="137"/>
-    <w:bookmarkEnd w:id="138"/>
-    <w:bookmarkEnd w:id="139"/>
-    <w:bookmarkEnd w:id="140"/>
-    <w:bookmarkStart w:id="156" w:name="X58c5b1bc4f590ad90f78c3308761ff1cfffa776"/>
+    <w:bookmarkEnd w:id="143"/>
+    <w:bookmarkEnd w:id="144"/>
+    <w:bookmarkEnd w:id="145"/>
+    <w:bookmarkEnd w:id="146"/>
+    <w:bookmarkStart w:id="161" w:name="X58c5b1bc4f590ad90f78c3308761ff1cfffa776"/>
     <w:p>
       <w:pPr>
         <w:pStyle w:val="Heading1"/>
@@ -29685,7 +30783,7 @@
         <w:t xml:space="preserve">CAPÍTULO 4: Nuestro Co-Simulador en Lazo Cerrado (LLMSimulator + BookSim2)</w:t>
       </w:r>
     </w:p>
-    <w:bookmarkStart w:id="142" w:name="X5b442dc638d6b00ad23522dc8c4ab1e04fd61ff"/>
+    <w:bookmarkStart w:id="147" w:name="X5b442dc638d6b00ad23522dc8c4ab1e04fd61ff"/>
     <w:p>
       <w:pPr>
         <w:pStyle w:val="Heading2"/>
@@ -29752,7 +30850,7 @@
       <w:r>
         <w:t xml:space="preserve">(</w:t>
       </w:r>
-      <w:hyperlink r:id="rId141">
+      <w:hyperlink r:id="rId128">
         <w:r>
           <w:rPr>
             <w:rStyle w:val="VerbatimChar"/>
@@ -29902,8 +31000,8 @@
         </w:pict>
       </w:r>
     </w:p>
-    <w:bookmarkEnd w:id="142"/>
-    <w:bookmarkStart w:id="144" w:name="X4a77c3c34aab80ccb78a8b8f05a675887678c5e"/>
+    <w:bookmarkEnd w:id="147"/>
+    <w:bookmarkStart w:id="149" w:name="X4a77c3c34aab80ccb78a8b8f05a675887678c5e"/>
     <w:p>
       <w:pPr>
         <w:pStyle w:val="Heading2"/>
@@ -29922,7 +31020,7 @@
       <w:r>
         <w:t xml:space="preserve"> </w:t>
       </w:r>
-      <w:hyperlink r:id="rId143">
+      <w:hyperlink r:id="rId148">
         <w:r>
           <w:rPr>
             <w:rStyle w:val="VerbatimChar"/>
@@ -30599,8 +31697,8 @@
         </w:pict>
       </w:r>
     </w:p>
-    <w:bookmarkEnd w:id="144"/>
-    <w:bookmarkStart w:id="148" w:name="X1be7b0d4504959cbc0879c5ebf86a6bb7a4c4cf"/>
+    <w:bookmarkEnd w:id="149"/>
+    <w:bookmarkStart w:id="153" w:name="X1be7b0d4504959cbc0879c5ebf86a6bb7a4c4cf"/>
     <w:p>
       <w:pPr>
         <w:pStyle w:val="Heading2"/>
@@ -30616,7 +31714,7 @@
       <w:r>
         <w:t xml:space="preserve">Parámetros de red definidos en el Oráculo (</w:t>
       </w:r>
-      <w:hyperlink r:id="rId145">
+      <w:hyperlink r:id="rId150">
         <w:r>
           <w:rPr>
             <w:rStyle w:val="VerbatimChar"/>
@@ -30748,7 +31846,7 @@
         <w:t xml:space="preserve">(Anchura física del enlace de interconexión).</w:t>
       </w:r>
     </w:p>
-    <w:bookmarkStart w:id="146" w:name="algoritmo-de-paquetización-en-código"/>
+    <w:bookmarkStart w:id="151" w:name="algoritmo-de-paquetización-en-código"/>
     <w:p>
       <w:pPr>
         <w:pStyle w:val="Heading3"/>
@@ -31374,8 +32472,8 @@
         <w:t xml:space="preserve">}</w:t>
       </w:r>
     </w:p>
-    <w:bookmarkEnd w:id="146"/>
-    <w:bookmarkStart w:id="147" w:name="X596aad6618ba03507298aa976037c0f925ca4c1"/>
+    <w:bookmarkEnd w:id="151"/>
+    <w:bookmarkStart w:id="152" w:name="X596aad6618ba03507298aa976037c0f925ca4c1"/>
     <w:p>
       <w:pPr>
         <w:pStyle w:val="Heading3"/>
@@ -32101,9 +33199,9 @@
         </w:pict>
       </w:r>
     </w:p>
-    <w:bookmarkEnd w:id="147"/>
-    <w:bookmarkEnd w:id="148"/>
-    <w:bookmarkStart w:id="151" w:name="X100dc27bd4eefad3023625cc0533969cbd40113"/>
+    <w:bookmarkEnd w:id="152"/>
+    <w:bookmarkEnd w:id="153"/>
+    <w:bookmarkStart w:id="156" w:name="X100dc27bd4eefad3023625cc0533969cbd40113"/>
     <w:p>
       <w:pPr>
         <w:pStyle w:val="Heading2"/>
@@ -32122,7 +33220,7 @@
       <w:r>
         <w:t xml:space="preserve"> </w:t>
       </w:r>
-      <w:hyperlink r:id="rId149">
+      <w:hyperlink r:id="rId154">
         <w:r>
           <w:rPr>
             <w:rStyle w:val="VerbatimChar"/>
@@ -32442,7 +33540,7 @@
         <w:t xml:space="preserve">   11. Residual + Siguiente Capa</w:t>
       </w:r>
     </w:p>
-    <w:bookmarkStart w:id="150" w:name="análisis-detallado-de-los-flags-sync"/>
+    <w:bookmarkStart w:id="155" w:name="análisis-detallado-de-los-flags-sync"/>
     <w:p>
       <w:pPr>
         <w:pStyle w:val="Heading3"/>
@@ -32705,9 +33803,9 @@
         </w:pict>
       </w:r>
     </w:p>
-    <w:bookmarkEnd w:id="150"/>
-    <w:bookmarkEnd w:id="151"/>
-    <w:bookmarkStart w:id="155" w:name="X1ad1bc7ca814515d28fc6249480c55ca9a13464"/>
+    <w:bookmarkEnd w:id="155"/>
+    <w:bookmarkEnd w:id="156"/>
+    <w:bookmarkStart w:id="160" w:name="X1ad1bc7ca814515d28fc6249480c55ca9a13464"/>
     <w:p>
       <w:pPr>
         <w:pStyle w:val="Heading2"/>
@@ -32728,7 +33826,7 @@
         <w:t xml:space="preserve">: Escalar Global vs. Vector por GPU Destino</w:t>
       </w:r>
     </w:p>
-    <w:bookmarkStart w:id="152" w:name="el-mecanismo-actual-y-su-limitación"/>
+    <w:bookmarkStart w:id="157" w:name="el-mecanismo-actual-y-su-limitación"/>
     <w:p>
       <w:pPr>
         <w:pStyle w:val="Heading3"/>
@@ -33315,8 +34413,8 @@
         </m:oMath>
       </m:oMathPara>
     </w:p>
-    <w:bookmarkEnd w:id="152"/>
-    <w:bookmarkStart w:id="153" w:name="efecto-en-el-cronograma-actual"/>
+    <w:bookmarkEnd w:id="157"/>
+    <w:bookmarkStart w:id="158" w:name="efecto-en-el-cronograma-actual"/>
     <w:p>
       <w:pPr>
         <w:pStyle w:val="Heading3"/>
@@ -33333,8 +34431,8 @@
         <w:t xml:space="preserve">Todas las GPUs dibujan una barra azul de comunicación de exactamente la misma longitud (ej. 3.933 ns en Scatter, 3.962 ns en Gather), comenzando y terminando al mismo tiempo.</w:t>
       </w:r>
     </w:p>
-    <w:bookmarkEnd w:id="153"/>
-    <w:bookmarkStart w:id="154" w:name="Xdd741de788de5de15d18a00373551fdc75a0f93"/>
+    <w:bookmarkEnd w:id="158"/>
+    <w:bookmarkStart w:id="159" w:name="Xdd741de788de5de15d18a00373551fdc75a0f93"/>
     <w:p>
       <w:pPr>
         <w:pStyle w:val="Heading3"/>
@@ -33966,10 +35064,10 @@
         </w:pict>
       </w:r>
     </w:p>
-    <w:bookmarkEnd w:id="154"/>
-    <w:bookmarkEnd w:id="155"/>
-    <w:bookmarkEnd w:id="156"/>
-    <w:bookmarkStart w:id="166" w:name="X071620db560d945e52e3caa6a1f33ac024ad4f6"/>
+    <w:bookmarkEnd w:id="159"/>
+    <w:bookmarkEnd w:id="160"/>
+    <w:bookmarkEnd w:id="161"/>
+    <w:bookmarkStart w:id="171" w:name="X071620db560d945e52e3caa6a1f33ac024ad4f6"/>
     <w:p>
       <w:pPr>
         <w:pStyle w:val="Heading1"/>
@@ -34001,7 +35099,7 @@
         <w:t xml:space="preserve">(SCALE SNU), se detectaron y corrigieron varios errores de diseño arquitectural que falseaban la simulación o producían corrupción de memoria.</w:t>
       </w:r>
     </w:p>
-    <w:bookmarkStart w:id="161" w:name="X733c33e47552120a96291ecc8c40fd0545b1977"/>
+    <w:bookmarkStart w:id="166" w:name="X733c33e47552120a96291ecc8c40fd0545b1977"/>
     <w:p>
       <w:pPr>
         <w:pStyle w:val="Heading2"/>
@@ -34032,7 +35130,7 @@
       <w:r>
         <w:t xml:space="preserve"> </w:t>
       </w:r>
-      <w:hyperlink r:id="rId157">
+      <w:hyperlink r:id="rId162">
         <w:r>
           <w:rPr>
             <w:rStyle w:val="VerbatimChar"/>
@@ -34044,7 +35142,7 @@
         <w:t xml:space="preserve">:</w:t>
       </w:r>
     </w:p>
-    <w:bookmarkStart w:id="158" w:name="X784c55e5dbc094dba89c011f1c745da525e3174"/>
+    <w:bookmarkStart w:id="163" w:name="X784c55e5dbc094dba89c011f1c745da525e3174"/>
     <w:p>
       <w:pPr>
         <w:pStyle w:val="Heading3"/>
@@ -34358,8 +35456,8 @@
         <w:t xml:space="preserve">);</w:t>
       </w:r>
     </w:p>
-    <w:bookmarkEnd w:id="158"/>
-    <w:bookmarkStart w:id="159" w:name="invocación-errónea-del-segundo-residuo"/>
+    <w:bookmarkEnd w:id="163"/>
+    <w:bookmarkStart w:id="164" w:name="invocación-errónea-del-segundo-residuo"/>
     <w:p>
       <w:pPr>
         <w:pStyle w:val="Heading3"/>
@@ -34592,8 +35690,8 @@
         <w:t xml:space="preserve">);</w:t>
       </w:r>
     </w:p>
-    <w:bookmarkEnd w:id="159"/>
-    <w:bookmarkStart w:id="160" w:name="X8eb054cd5e61309bb632c8d1c9a3ab91a5daf2e"/>
+    <w:bookmarkEnd w:id="164"/>
+    <w:bookmarkStart w:id="165" w:name="X8eb054cd5e61309bb632c8d1c9a3ab91a5daf2e"/>
     <w:p>
       <w:pPr>
         <w:pStyle w:val="Heading3"/>
@@ -34945,9 +36043,9 @@
         </w:pict>
       </w:r>
     </w:p>
-    <w:bookmarkEnd w:id="160"/>
-    <w:bookmarkEnd w:id="161"/>
-    <w:bookmarkStart w:id="163" w:name="X75556d9bfb0b3d22792c9c88dc0ee4a64b3514c"/>
+    <w:bookmarkEnd w:id="165"/>
+    <w:bookmarkEnd w:id="166"/>
+    <w:bookmarkStart w:id="168" w:name="X75556d9bfb0b3d22792c9c88dc0ee4a64b3514c"/>
     <w:p>
       <w:pPr>
         <w:pStyle w:val="Heading2"/>
@@ -34978,7 +36076,7 @@
       <w:r>
         <w:t xml:space="preserve"> </w:t>
       </w:r>
-      <w:hyperlink r:id="rId162">
+      <w:hyperlink r:id="rId167">
         <w:r>
           <w:rPr>
             <w:rStyle w:val="VerbatimChar"/>
@@ -35242,8 +36340,8 @@
         </w:pict>
       </w:r>
     </w:p>
-    <w:bookmarkEnd w:id="163"/>
-    <w:bookmarkStart w:id="165" w:name="X74e21b4972bea80a394d199e88c9e66a1e7cd4b"/>
+    <w:bookmarkEnd w:id="168"/>
+    <w:bookmarkStart w:id="170" w:name="X74e21b4972bea80a394d199e88c9e66a1e7cd4b"/>
     <w:p>
       <w:pPr>
         <w:pStyle w:val="Heading2"/>
@@ -35274,7 +36372,7 @@
       <w:r>
         <w:t xml:space="preserve"> </w:t>
       </w:r>
-      <w:hyperlink r:id="rId164">
+      <w:hyperlink r:id="rId169">
         <w:r>
           <w:rPr>
             <w:rStyle w:val="VerbatimChar"/>
@@ -35351,9 +36449,9 @@
         </w:pict>
       </w:r>
     </w:p>
-    <w:bookmarkEnd w:id="165"/>
-    <w:bookmarkEnd w:id="166"/>
-    <w:bookmarkStart w:id="186" w:name="X455dcaad4c51ec45a7b256d97c0afe2d83d6a98"/>
+    <w:bookmarkEnd w:id="170"/>
+    <w:bookmarkEnd w:id="171"/>
+    <w:bookmarkStart w:id="191" w:name="X455dcaad4c51ec45a7b256d97c0afe2d83d6a98"/>
     <w:p>
       <w:pPr>
         <w:pStyle w:val="Heading1"/>
@@ -35362,7 +36460,7 @@
         <w:t xml:space="preserve">CAPÍTULO 6: Sistema de Trazabilidad Completa (.trc y .csv) y Suite de Análisis en Python</w:t>
       </w:r>
     </w:p>
-    <w:bookmarkStart w:id="170" w:name="X047256b2eadaa38a8c6b4d88c487c05c67753a8"/>
+    <w:bookmarkStart w:id="175" w:name="X047256b2eadaa38a8c6b4d88c487c05c67753a8"/>
     <w:p>
       <w:pPr>
         <w:pStyle w:val="Heading2"/>
@@ -35481,7 +36579,7 @@
       <w:r>
         <w:t xml:space="preserve">(</w:t>
       </w:r>
-      <w:hyperlink r:id="rId167">
+      <w:hyperlink r:id="rId172">
         <w:r>
           <w:rPr>
             <w:rStyle w:val="VerbatimChar"/>
@@ -35537,7 +36635,7 @@
         </w:rPr>
         <w:t xml:space="preserve">(</w:t>
       </w:r>
-      <w:hyperlink r:id="rId168">
+      <w:hyperlink r:id="rId173">
         <w:r>
           <w:rPr>
             <w:rStyle w:val="VerbatimChar"/>
@@ -35689,7 +36787,7 @@
       <w:r>
         <w:t xml:space="preserve"> </w:t>
       </w:r>
-      <w:hyperlink r:id="rId169">
+      <w:hyperlink r:id="rId174">
         <w:r>
           <w:rPr>
             <w:rStyle w:val="VerbatimChar"/>
@@ -35840,8 +36938,8 @@
         </w:pict>
       </w:r>
     </w:p>
-    <w:bookmarkEnd w:id="170"/>
-    <w:bookmarkStart w:id="174" w:name="Xa9866078b8177835a347da66de60b76be6be493"/>
+    <w:bookmarkEnd w:id="175"/>
+    <w:bookmarkStart w:id="179" w:name="Xa9866078b8177835a347da66de60b76be6be493"/>
     <w:p>
       <w:pPr>
         <w:pStyle w:val="Heading2"/>
@@ -35869,7 +36967,7 @@
       <w:r>
         <w:t xml:space="preserve"> </w:t>
       </w:r>
-      <w:hyperlink r:id="rId171">
+      <w:hyperlink r:id="rId176">
         <w:r>
           <w:rPr>
             <w:rStyle w:val="VerbatimChar"/>
@@ -35935,7 +37033,7 @@
         <w:t xml:space="preserve">.</w:t>
       </w:r>
     </w:p>
-    <w:bookmarkStart w:id="173" w:name="nuestra-solución"/>
+    <w:bookmarkStart w:id="178" w:name="nuestra-solución"/>
     <w:p>
       <w:pPr>
         <w:pStyle w:val="Heading3"/>
@@ -36064,7 +37162,7 @@
       <w:r>
         <w:t xml:space="preserve">(</w:t>
       </w:r>
-      <w:hyperlink r:id="rId172">
+      <w:hyperlink r:id="rId177">
         <w:r>
           <w:rPr>
             <w:rStyle w:val="VerbatimChar"/>
@@ -36349,9 +37447,9 @@
         </w:pict>
       </w:r>
     </w:p>
-    <w:bookmarkEnd w:id="173"/>
-    <w:bookmarkEnd w:id="174"/>
-    <w:bookmarkStart w:id="176" w:name="X4a093374cfccf2847509c9cc80bbf9232eaac46"/>
+    <w:bookmarkEnd w:id="178"/>
+    <w:bookmarkEnd w:id="179"/>
+    <w:bookmarkStart w:id="181" w:name="X4a093374cfccf2847509c9cc80bbf9232eaac46"/>
     <w:p>
       <w:pPr>
         <w:pStyle w:val="Heading2"/>
@@ -36379,7 +37477,7 @@
       <w:r>
         <w:t xml:space="preserve"> </w:t>
       </w:r>
-      <w:hyperlink r:id="rId175">
+      <w:hyperlink r:id="rId180">
         <w:r>
           <w:rPr>
             <w:rStyle w:val="VerbatimChar"/>
@@ -36516,8 +37614,8 @@
         </w:pict>
       </w:r>
     </w:p>
-    <w:bookmarkEnd w:id="176"/>
-    <w:bookmarkStart w:id="181" w:name="X7b5c2a3645a46b5efe0874c89dcb435312acb70"/>
+    <w:bookmarkEnd w:id="181"/>
+    <w:bookmarkStart w:id="186" w:name="X7b5c2a3645a46b5efe0874c89dcb435312acb70"/>
     <w:p>
       <w:pPr>
         <w:pStyle w:val="Heading2"/>
@@ -36545,7 +37643,7 @@
       <w:r>
         <w:t xml:space="preserve"> </w:t>
       </w:r>
-      <w:hyperlink r:id="rId177">
+      <w:hyperlink r:id="rId182">
         <w:r>
           <w:rPr>
             <w:rStyle w:val="VerbatimChar"/>
@@ -36572,7 +37670,7 @@
         <w:t xml:space="preserve">generados por el clúster.</w:t>
       </w:r>
     </w:p>
-    <w:bookmarkStart w:id="178" w:name="X4802dc963a76d04bb89af185fd89aa282da0569"/>
+    <w:bookmarkStart w:id="183" w:name="X4802dc963a76d04bb89af185fd89aa282da0569"/>
     <w:p>
       <w:pPr>
         <w:pStyle w:val="Heading3"/>
@@ -37754,8 +38852,8 @@
         <w:t xml:space="preserve">Este algoritmo recorta automáticamente el DataFrame a partir del último punto de inflexión temporal, garantizando que el análisis se aplique estrictamente sobre la iteración canónica en estado estacionario.</w:t>
       </w:r>
     </w:p>
-    <w:bookmarkEnd w:id="178"/>
-    <w:bookmarkStart w:id="179" w:name="Xfbc4066f45c4565273b8d7ca9bd2eb22572cbba"/>
+    <w:bookmarkEnd w:id="183"/>
+    <w:bookmarkStart w:id="184" w:name="Xfbc4066f45c4565273b8d7ca9bd2eb22572cbba"/>
     <w:p>
       <w:pPr>
         <w:pStyle w:val="Heading3"/>
@@ -38682,8 +39780,8 @@
         </w:tc>
       </w:tr>
     </w:tbl>
-    <w:bookmarkEnd w:id="179"/>
-    <w:bookmarkStart w:id="180" w:name="visualizaciones-generadas"/>
+    <w:bookmarkEnd w:id="184"/>
+    <w:bookmarkStart w:id="185" w:name="visualizaciones-generadas"/>
     <w:p>
       <w:pPr>
         <w:pStyle w:val="Heading3"/>
@@ -38782,15 +39880,15 @@
         </w:pict>
       </w:r>
     </w:p>
-    <w:bookmarkEnd w:id="180"/>
-    <w:bookmarkEnd w:id="181"/>
-    <w:bookmarkStart w:id="183" w:name="Xde6ade46685d39c1e32a3c751b16fd8f564e351"/>
+    <w:bookmarkEnd w:id="185"/>
+    <w:bookmarkEnd w:id="186"/>
+    <w:bookmarkStart w:id="188" w:name="Xd593d8c765514738bd6c6346c565c870891024d"/>
     <w:p>
       <w:pPr>
         <w:pStyle w:val="Heading2"/>
       </w:pPr>
       <w:r>
-        <w:t xml:space="preserve">6.5. Visualizador de Congestión en Red (</w:t>
+        <w:t xml:space="preserve">6.5. Visualizador de Congestión en Red y Paginación de Paquetes (</w:t>
       </w:r>
       <w:r>
         <w:rPr>
@@ -38812,7 +39910,7 @@
       <w:r>
         <w:t xml:space="preserve"> </w:t>
       </w:r>
-      <w:hyperlink r:id="rId182">
+      <w:hyperlink r:id="rId187">
         <w:r>
           <w:rPr>
             <w:rStyle w:val="VerbatimChar"/>
@@ -38827,28 +39925,7 @@
         <w:t xml:space="preserve"> </w:t>
       </w:r>
       <w:r>
-        <w:t xml:space="preserve">- Parsea</w:t>
-      </w:r>
-      <w:r>
-        <w:t xml:space="preserve"> </w:t>
-      </w:r>
-      <w:r>
-        <w:rPr>
-          <w:rStyle w:val="VerbatimChar"/>
-        </w:rPr>
-        <w:t xml:space="preserve">packet_tracking_debug.csv</w:t>
-      </w:r>
-      <w:r>
-        <w:t xml:space="preserve"> </w:t>
-      </w:r>
-      <w:r>
-        <w:t xml:space="preserve">y genera diagramas de Gantt de la vida de los paquetes con barras horizontales compuestas de dos colores:</w:t>
-      </w:r>
-      <w:r>
-        <w:t xml:space="preserve"> </w:t>
-      </w:r>
-      <w:r>
-        <w:t xml:space="preserve">- 🟧</w:t>
+        <w:t xml:space="preserve">-</w:t>
       </w:r>
       <w:r>
         <w:t xml:space="preserve"> </w:t>
@@ -38858,77 +39935,316 @@
           <w:b/>
           <w:bCs/>
         </w:rPr>
-        <w:t xml:space="preserve">Espera en Cola del NIC (Queueing Delay):</w:t>
-      </w:r>
-      <w:r>
-        <w:t xml:space="preserve"> </w:t>
-      </w:r>
-      <w:r>
-        <w:t xml:space="preserve">Desde</w:t>
-      </w:r>
-      <w:r>
-        <w:t xml:space="preserve"> </w:t>
-      </w:r>
-      <m:oMath>
-        <m:r>
-          <m:t>c</m:t>
-        </m:r>
-        <m:r>
-          <m:t>t</m:t>
-        </m:r>
-        <m:r>
-          <m:t>i</m:t>
-        </m:r>
-        <m:r>
-          <m:t>m</m:t>
-        </m:r>
-        <m:r>
-          <m:t>e</m:t>
-        </m:r>
-      </m:oMath>
-      <w:r>
-        <w:t xml:space="preserve"> </w:t>
-      </w:r>
-      <w:r>
-        <w:t xml:space="preserve">hasta</w:t>
-      </w:r>
-      <w:r>
-        <w:t xml:space="preserve"> </w:t>
-      </w:r>
-      <m:oMath>
-        <m:r>
-          <m:t>i</m:t>
-        </m:r>
-        <m:r>
-          <m:t>t</m:t>
-        </m:r>
-        <m:r>
-          <m:t>i</m:t>
-        </m:r>
-        <m:r>
-          <m:t>m</m:t>
-        </m:r>
-        <m:r>
-          <m:t>e</m:t>
-        </m:r>
-      </m:oMath>
-      <w:r>
-        <w:t xml:space="preserve">.</w:t>
-      </w:r>
-      <w:r>
-        <w:t xml:space="preserve"> </w:t>
-      </w:r>
-      <w:r>
-        <w:t xml:space="preserve">- 🟦</w:t>
-      </w:r>
-      <w:r>
-        <w:t xml:space="preserve"> </w:t>
+        <w:t xml:space="preserve">Parsea</w:t>
       </w:r>
       <w:r>
         <w:rPr>
           <w:b/>
           <w:bCs/>
         </w:rPr>
+        <w:t xml:space="preserve"> </w:t>
+      </w:r>
+      <w:r>
+        <w:rPr>
+          <w:rStyle w:val="VerbatimChar"/>
+          <w:b/>
+          <w:bCs/>
+        </w:rPr>
+        <w:t xml:space="preserve">packet_tracking_debug.csv</w:t>
+      </w:r>
+      <w:r>
+        <w:t xml:space="preserve"> </w:t>
+      </w:r>
+      <w:r>
+        <w:t xml:space="preserve">(17 columnas) y reconstruye la vida de los paquetes flit a flit.</w:t>
+      </w:r>
+      <w:r>
+        <w:t xml:space="preserve"> </w:t>
+      </w:r>
+      <w:r>
+        <w:t xml:space="preserve">-</w:t>
+      </w:r>
+      <w:r>
+        <w:t xml:space="preserve"> </w:t>
+      </w:r>
+      <w:r>
+        <w:rPr>
+          <w:b/>
+          <w:bCs/>
+        </w:rPr>
+        <w:t xml:space="preserve">Filtro Anti-Appends de Última Iteración:</w:t>
+      </w:r>
+      <w:r>
+        <w:t xml:space="preserve"> </w:t>
+      </w:r>
+      <w:r>
+        <w:t xml:space="preserve">Detecta automáticamente retrocesos temporales en</w:t>
+      </w:r>
+      <w:r>
+        <w:t xml:space="preserve"> </w:t>
+      </w:r>
+      <w:r>
+        <w:rPr>
+          <w:rStyle w:val="VerbatimChar"/>
+        </w:rPr>
+        <w:t xml:space="preserve">Op_Start_NS</w:t>
+      </w:r>
+      <w:r>
+        <w:t xml:space="preserve"> </w:t>
+      </w:r>
+      <w:r>
+        <w:t xml:space="preserve">(</w:t>
+      </w:r>
+      <w:r>
+        <w:rPr>
+          <w:rStyle w:val="VerbatimChar"/>
+        </w:rPr>
+        <w:t xml:space="preserve">df['Op_Start_NS'].diff() &lt; 0</w:t>
+      </w:r>
+      <w:r>
+        <w:t xml:space="preserve">) causados por reinicios de reloj al pasar a una nueva iteración de inferencia. Por defecto, aísla con exactitud los paquetes de la última iteración (permite</w:t>
+      </w:r>
+      <w:r>
+        <w:t xml:space="preserve"> </w:t>
+      </w:r>
+      <w:r>
+        <w:rPr>
+          <w:rStyle w:val="VerbatimChar"/>
+        </w:rPr>
+        <w:t xml:space="preserve">--all_iters</w:t>
+      </w:r>
+      <w:r>
+        <w:t xml:space="preserve"> </w:t>
+      </w:r>
+      <w:r>
+        <w:t xml:space="preserve">para analizar todas las iteraciones).</w:t>
+      </w:r>
+      <w:r>
+        <w:t xml:space="preserve"> </w:t>
+      </w:r>
+      <w:r>
+        <w:t xml:space="preserve">-</w:t>
+      </w:r>
+      <w:r>
+        <w:t xml:space="preserve"> </w:t>
+      </w:r>
+      <w:r>
+        <w:rPr>
+          <w:b/>
+          <w:bCs/>
+        </w:rPr>
+        <w:t xml:space="preserve">Paginación Dinámica en Subcarpeta</w:t>
+      </w:r>
+      <w:r>
+        <w:rPr>
+          <w:b/>
+          <w:bCs/>
+        </w:rPr>
+        <w:t xml:space="preserve"> </w:t>
+      </w:r>
+      <w:r>
+        <w:rPr>
+          <w:rStyle w:val="VerbatimChar"/>
+          <w:b/>
+          <w:bCs/>
+        </w:rPr>
+        <w:t xml:space="preserve">gantt/</w:t>
+      </w:r>
+      <w:r>
+        <w:rPr>
+          <w:b/>
+          <w:bCs/>
+        </w:rPr>
+        <w:t xml:space="preserve">:</w:t>
+      </w:r>
+      <w:r>
+        <w:t xml:space="preserve"> </w:t>
+      </w:r>
+      <w:r>
+        <w:t xml:space="preserve">- Divide las decenas de miles de paquetes en bloques manejables de 50 en 50 paquetes (</w:t>
+      </w:r>
+      <w:r>
+        <w:rPr>
+          <w:rStyle w:val="VerbatimChar"/>
+        </w:rPr>
+        <w:t xml:space="preserve">--samples 50</w:t>
+      </w:r>
+      <w:r>
+        <w:t xml:space="preserve">).</w:t>
+      </w:r>
+      <w:r>
+        <w:t xml:space="preserve"> </w:t>
+      </w:r>
+      <w:r>
+        <w:t xml:space="preserve">- Guarda los diagramas secuencialmente en</w:t>
+      </w:r>
+      <w:r>
+        <w:t xml:space="preserve"> </w:t>
+      </w:r>
+      <w:r>
+        <w:rPr>
+          <w:rStyle w:val="VerbatimChar"/>
+        </w:rPr>
+        <w:t xml:space="preserve">gantt/gantt_page_XXX_pids_X_to_Y.png</w:t>
+      </w:r>
+      <w:r>
+        <w:t xml:space="preserve"> </w:t>
+      </w:r>
+      <w:r>
+        <w:t xml:space="preserve">dentro del directorio de resultados de la simulación.</w:t>
+      </w:r>
+      <w:r>
+        <w:t xml:space="preserve"> </w:t>
+      </w:r>
+      <w:r>
+        <w:t xml:space="preserve">- Ofrece el parámetro</w:t>
+      </w:r>
+      <w:r>
+        <w:t xml:space="preserve"> </w:t>
+      </w:r>
+      <w:r>
+        <w:rPr>
+          <w:rStyle w:val="VerbatimChar"/>
+        </w:rPr>
+        <w:t xml:space="preserve">--max_pages &lt;N&gt;</w:t>
+      </w:r>
+      <w:r>
+        <w:t xml:space="preserve"> </w:t>
+      </w:r>
+      <w:r>
+        <w:t xml:space="preserve">(por defecto</w:t>
+      </w:r>
+      <w:r>
+        <w:t xml:space="preserve"> </w:t>
+      </w:r>
+      <w:r>
+        <w:rPr>
+          <w:rStyle w:val="VerbatimChar"/>
+        </w:rPr>
+        <w:t xml:space="preserve">30</w:t>
+      </w:r>
+      <w:r>
+        <w:t xml:space="preserve">, o</w:t>
+      </w:r>
+      <w:r>
+        <w:t xml:space="preserve"> </w:t>
+      </w:r>
+      <w:r>
+        <w:rPr>
+          <w:rStyle w:val="VerbatimChar"/>
+        </w:rPr>
+        <w:t xml:space="preserve">0</w:t>
+      </w:r>
+      <w:r>
+        <w:t xml:space="preserve"> </w:t>
+      </w:r>
+      <w:r>
+        <w:t xml:space="preserve">para ilimitado), permitiendo generar rápidamente páginas representativas del régimen estacionario.</w:t>
+      </w:r>
+      <w:r>
+        <w:t xml:space="preserve"> </w:t>
+      </w:r>
+      <w:r>
+        <w:t xml:space="preserve">-</w:t>
+      </w:r>
+      <w:r>
+        <w:t xml:space="preserve"> </w:t>
+      </w:r>
+      <w:r>
+        <w:rPr>
+          <w:b/>
+          <w:bCs/>
+        </w:rPr>
+        <w:t xml:space="preserve">Barras Horizontales Bicolores de Latencia Físicamente Descompuesta:</w:t>
+      </w:r>
+      <w:r>
+        <w:t xml:space="preserve"> </w:t>
+      </w:r>
+      <w:r>
+        <w:t xml:space="preserve">- 🟧</w:t>
+      </w:r>
+      <w:r>
+        <w:t xml:space="preserve"> </w:t>
+      </w:r>
+      <w:r>
+        <w:rPr>
+          <w:b/>
+          <w:bCs/>
+        </w:rPr>
+        <w:t xml:space="preserve">Espera en Cola del NIC (Queueing Delay):</w:t>
+      </w:r>
+      <w:r>
+        <w:t xml:space="preserve"> </w:t>
+      </w:r>
+      <w:r>
+        <w:t xml:space="preserve">Desde</w:t>
+      </w:r>
+      <w:r>
+        <w:t xml:space="preserve"> </w:t>
+      </w:r>
+      <m:oMath>
+        <m:r>
+          <m:t>c</m:t>
+        </m:r>
+        <m:r>
+          <m:t>t</m:t>
+        </m:r>
+        <m:r>
+          <m:t>i</m:t>
+        </m:r>
+        <m:r>
+          <m:t>m</m:t>
+        </m:r>
+        <m:r>
+          <m:t>e</m:t>
+        </m:r>
+      </m:oMath>
+      <w:r>
+        <w:t xml:space="preserve"> </w:t>
+      </w:r>
+      <w:r>
+        <w:t xml:space="preserve">hasta</w:t>
+      </w:r>
+      <w:r>
+        <w:t xml:space="preserve"> </w:t>
+      </w:r>
+      <m:oMath>
+        <m:r>
+          <m:t>i</m:t>
+        </m:r>
+        <m:r>
+          <m:t>t</m:t>
+        </m:r>
+        <m:r>
+          <m:t>i</m:t>
+        </m:r>
+        <m:r>
+          <m:t>m</m:t>
+        </m:r>
+        <m:r>
+          <m:t>e</m:t>
+        </m:r>
+      </m:oMath>
+      <w:r>
+        <w:t xml:space="preserve"> </w:t>
+      </w:r>
+      <w:r>
+        <w:t xml:space="preserve">(saturación de interfaces de red).</w:t>
+      </w:r>
+      <w:r>
+        <w:t xml:space="preserve"> </w:t>
+      </w:r>
+      <w:r>
+        <w:t xml:space="preserve">- 🟦</w:t>
+      </w:r>
+      <w:r>
+        <w:t xml:space="preserve"> </w:t>
+      </w:r>
+      <w:r>
+        <w:rPr>
+          <w:b/>
+          <w:bCs/>
+        </w:rPr>
         <w:t xml:space="preserve">Vuelo en Red (NoC Flight Time):</w:t>
       </w:r>
       <w:r>
@@ -38984,36 +40300,143 @@
         </m:r>
       </m:oMath>
       <w:r>
+        <w:t xml:space="preserve"> </w:t>
+      </w:r>
+      <w:r>
+        <w:t xml:space="preserve">(contención y arbitraje de conmutadores).</w:t>
+      </w:r>
+      <w:r>
+        <w:t xml:space="preserve"> </w:t>
+      </w:r>
+      <w:r>
+        <w:t xml:space="preserve">-</w:t>
+      </w:r>
+      <w:r>
+        <w:t xml:space="preserve"> </w:t>
+      </w:r>
+      <w:r>
+        <w:rPr>
+          <w:b/>
+          <w:bCs/>
+        </w:rPr>
+        <w:t xml:space="preserve">Etiquetas Micro-Arquitecturales Enriquecidas por Paquete:</w:t>
+      </w:r>
+      <w:r>
+        <w:t xml:space="preserve"> </w:t>
+      </w:r>
+      <w:r>
+        <w:t xml:space="preserve">- Al lado derecho de cada barra se muestra la tupla de ruta, tamaño físico, latencia media de flits y productividad acumulada:</w:t>
+      </w:r>
+      <w:r>
+        <w:t xml:space="preserve"> </w:t>
+      </w:r>
+      <w:r>
+        <w:rPr>
+          <w:rStyle w:val="VerbatimChar"/>
+        </w:rPr>
+        <w:t xml:space="preserve">S{src}→D{dst} (9 flits / 288B) | Lat.Mitja: {avg_flit_lat:.1f}c | Prod: {prod:.3f} flits/c</w:t>
+      </w:r>
+      <w:r>
+        <w:t xml:space="preserve"> </w:t>
+      </w:r>
+      <w:r>
+        <w:t xml:space="preserve">-</w:t>
+      </w:r>
+      <w:r>
+        <w:t xml:space="preserve"> </w:t>
+      </w:r>
+      <w:r>
+        <w:rPr>
+          <w:b/>
+          <w:bCs/>
+        </w:rPr>
+        <w:t xml:space="preserve">Sombreado Semántico por Operación de Red (</w:t>
+      </w:r>
+      <w:r>
+        <w:rPr>
+          <w:rStyle w:val="VerbatimChar"/>
+          <w:b/>
+          <w:bCs/>
+        </w:rPr>
+        <w:t xml:space="preserve">ax.axhspan</w:t>
+      </w:r>
+      <w:r>
+        <w:rPr>
+          <w:b/>
+          <w:bCs/>
+        </w:rPr>
+        <w:t xml:space="preserve">):</w:t>
+      </w:r>
+      <w:r>
+        <w:t xml:space="preserve"> </w:t>
+      </w:r>
+      <w:r>
+        <w:t xml:space="preserve">- Identifica transiciones entre operaciones colectivas sucesivas (</w:t>
+      </w:r>
+      <w:r>
+        <w:rPr>
+          <w:rStyle w:val="VerbatimChar"/>
+        </w:rPr>
+        <w:t xml:space="preserve">Scatter NºX</w:t>
+      </w:r>
+      <w:r>
+        <w:t xml:space="preserve"> </w:t>
+      </w:r>
+      <w:r>
+        <w:t xml:space="preserve">vs. </w:t>
+      </w:r>
+      <w:r>
+        <w:rPr>
+          <w:rStyle w:val="VerbatimChar"/>
+        </w:rPr>
+        <w:t xml:space="preserve">Gather NºX</w:t>
+      </w:r>
+      <w:r>
+        <w:t xml:space="preserve">).</w:t>
+      </w:r>
+      <w:r>
+        <w:t xml:space="preserve"> </w:t>
+      </w:r>
+      <w:r>
+        <w:t xml:space="preserve">- Aplica franjas horizontales de fondo suaves alternas (azul claro para Scatter, violeta/verde claro para Gather).</w:t>
+      </w:r>
+      <w:r>
+        <w:t xml:space="preserve"> </w:t>
+      </w:r>
+      <w:r>
+        <w:t xml:space="preserve">- Dibuja líneas horizontales discontinuas (</w:t>
+      </w:r>
+      <w:r>
+        <w:rPr>
+          <w:rStyle w:val="VerbatimChar"/>
+        </w:rPr>
+        <w:t xml:space="preserve">linestyle='--'</w:t>
+      </w:r>
+      <w:r>
+        <w:t xml:space="preserve">) en la frontera exacta de cambio de operación.</w:t>
+      </w:r>
+      <w:r>
+        <w:t xml:space="preserve"> </w:t>
+      </w:r>
+      <w:r>
+        <w:t xml:space="preserve">- Inserta tarjetas o badges destacados en el extremo derecho del gráfico con la leyenda de operación y su intervalo en nanosegundos:</w:t>
+      </w:r>
+      <w:r>
+        <w:t xml:space="preserve"> </w:t>
+      </w:r>
+      <w:r>
+        <w:rPr>
+          <w:rStyle w:val="VerbatimChar"/>
+        </w:rPr>
+        <w:t xml:space="preserve">Scatter Nº1 \n NS 6362 - 10547</w:t>
+      </w:r>
+      <w:r>
         <w:t xml:space="preserve">.</w:t>
       </w:r>
       <w:r>
         <w:t xml:space="preserve"> </w:t>
       </w:r>
       <w:r>
-        <w:t xml:space="preserve">- Anota cada barra individual con su metadato de tráfico:</w:t>
-      </w:r>
-      <w:r>
-        <w:t xml:space="preserve"> </w:t>
-      </w:r>
-      <w:r>
-        <w:rPr>
-          <w:rStyle w:val="VerbatimChar"/>
-        </w:rPr>
-        <w:t xml:space="preserve">S{src}→D{dst} (9 flits / 288 B)</w:t>
-      </w:r>
-      <w:r>
-        <w:t xml:space="preserve">.</w:t>
-      </w:r>
-      <w:r>
-        <w:t xml:space="preserve"> </w:t>
-      </w:r>
-      <w:r>
-        <w:t xml:space="preserve">- Genera tres ventanas clave:</w:t>
-      </w:r>
-      <w:r>
-        <w:t xml:space="preserve"> </w:t>
-      </w:r>
-      <w:r>
         <w:t xml:space="preserve">-</w:t>
       </w:r>
       <w:r>
@@ -39021,12 +40444,34 @@
       </w:r>
       <w:r>
         <w:rPr>
+          <w:b/>
+          <w:bCs/>
+        </w:rPr>
+        <w:t xml:space="preserve">Hitos Globales de Congestión:</w:t>
+      </w:r>
+      <w:r>
+        <w:t xml:space="preserve"> </w:t>
+      </w:r>
+      <w:r>
+        <w:t xml:space="preserve">- Preserva en la raíz del experimento los tres cortes representativos:</w:t>
+      </w:r>
+      <w:r>
+        <w:t xml:space="preserve"> </w:t>
+      </w:r>
+      <w:r>
+        <w:t xml:space="preserve">-</w:t>
+      </w:r>
+      <w:r>
+        <w:t xml:space="preserve"> </w:t>
+      </w:r>
+      <w:r>
+        <w:rPr>
           <w:rStyle w:val="VerbatimChar"/>
         </w:rPr>
         <w:t xml:space="preserve">gantt_1_fase_libre.png</w:t>
       </w:r>
       <w:r>
-        <w:t xml:space="preserve">: Fase inicial con red vacía.</w:t>
+        <w:t xml:space="preserve">: Fase inicial con red vacía (mínima latencia).</w:t>
       </w:r>
       <w:r>
         <w:t xml:space="preserve"> </w:t>
@@ -39044,7 +40489,7 @@
         <w:t xml:space="preserve">gantt_2_congestion_media.png</w:t>
       </w:r>
       <w:r>
-        <w:t xml:space="preserve">: Primeros paquetes en superar 1.500 ciclos (aparición del efecto escalera en cola).</w:t>
+        <w:t xml:space="preserve">: Transición hacia la saturación (primeros paquetes &gt; 1.500 ciclos).</w:t>
       </w:r>
       <w:r>
         <w:t xml:space="preserve"> </w:t>
@@ -39062,7 +40507,7 @@
         <w:t xml:space="preserve">gantt_3_congestion_critica.png</w:t>
       </w:r>
       <w:r>
-        <w:t xml:space="preserve">: Paquetes que superan 2.000 ciclos durante el cuello de botella masivo All-to-All.</w:t>
+        <w:t xml:space="preserve">: Cuello de botella crítico (&gt; 2.000 ciclos por colapso All-to-All).</w:t>
       </w:r>
     </w:p>
     <w:p>
@@ -39072,8 +40517,8 @@
         </w:pict>
       </w:r>
     </w:p>
-    <w:bookmarkEnd w:id="183"/>
-    <w:bookmarkStart w:id="185" w:name="X1b6d57c525cc26eb53bc5530d4c850042620bcc"/>
+    <w:bookmarkEnd w:id="188"/>
+    <w:bookmarkStart w:id="190" w:name="X1b6d57c525cc26eb53bc5530d4c850042620bcc"/>
     <w:p>
       <w:pPr>
         <w:pStyle w:val="Heading2"/>
@@ -39101,7 +40546,7 @@
       <w:r>
         <w:t xml:space="preserve"> </w:t>
       </w:r>
-      <w:hyperlink r:id="rId184">
+      <w:hyperlink r:id="rId189">
         <w:r>
           <w:rPr>
             <w:rStyle w:val="VerbatimChar"/>
@@ -39404,9 +40849,9 @@
         </w:pict>
       </w:r>
     </w:p>
-    <w:bookmarkEnd w:id="185"/>
-    <w:bookmarkEnd w:id="186"/>
-    <w:bookmarkStart w:id="190" w:name="Xe4c8105eac14368e6899df371e7231626a75d2a"/>
+    <w:bookmarkEnd w:id="190"/>
+    <w:bookmarkEnd w:id="191"/>
+    <w:bookmarkStart w:id="195" w:name="Xe4c8105eac14368e6899df371e7231626a75d2a"/>
     <w:p>
       <w:pPr>
         <w:pStyle w:val="Heading1"/>
@@ -39423,7 +40868,7 @@
         <w:t xml:space="preserve">Para mantener el máximo rigor científico en esta investigación de Máster, se declaran de manera transparente las simplificaciones y limitaciones presentes en el entorno de co-simulación actual.</w:t>
       </w:r>
     </w:p>
-    <w:bookmarkStart w:id="187" w:name="Xf72c10c40f757fff392d2cb675b4dbb6d6f1a96"/>
+    <w:bookmarkStart w:id="192" w:name="Xf72c10c40f757fff392d2cb675b4dbb6d6f1a96"/>
     <w:p>
       <w:pPr>
         <w:pStyle w:val="Heading2"/>
@@ -39672,8 +41117,8 @@
         </w:pict>
       </w:r>
     </w:p>
-    <w:bookmarkEnd w:id="187"/>
-    <w:bookmarkStart w:id="188" w:name="Xe0037bf7abe027b5398efe41120794c6c2f5936"/>
+    <w:bookmarkEnd w:id="192"/>
+    <w:bookmarkStart w:id="193" w:name="Xe0037bf7abe027b5398efe41120794c6c2f5936"/>
     <w:p>
       <w:pPr>
         <w:pStyle w:val="Heading2"/>
@@ -39715,8 +41160,8 @@
         </w:pict>
       </w:r>
     </w:p>
-    <w:bookmarkEnd w:id="188"/>
-    <w:bookmarkStart w:id="189" w:name="X68f855dda0f12bead3519b86b74646259d0149a"/>
+    <w:bookmarkEnd w:id="193"/>
+    <w:bookmarkStart w:id="194" w:name="X68f855dda0f12bead3519b86b74646259d0149a"/>
     <w:p>
       <w:pPr>
         <w:pStyle w:val="Heading2"/>
@@ -39888,9 +41333,9 @@
         </w:pict>
       </w:r>
     </w:p>
-    <w:bookmarkEnd w:id="189"/>
-    <w:bookmarkEnd w:id="190"/>
-    <w:bookmarkStart w:id="373" w:name="X8cfe5dec274f1c2d9ee8fdcb05773fba155ee8b"/>
+    <w:bookmarkEnd w:id="194"/>
+    <w:bookmarkEnd w:id="195"/>
+    <w:bookmarkStart w:id="377" w:name="X8cfe5dec274f1c2d9ee8fdcb05773fba155ee8b"/>
     <w:p>
       <w:pPr>
         <w:pStyle w:val="Heading1"/>
@@ -39980,7 +41425,7 @@
         </w:pict>
       </w:r>
     </w:p>
-    <w:bookmarkStart w:id="193" w:name="punto-de-entrada-y-evaluación-eval"/>
+    <w:bookmarkStart w:id="198" w:name="punto-de-entrada-y-evaluación-eval"/>
     <w:p>
       <w:pPr>
         <w:pStyle w:val="Heading2"/>
@@ -39998,12 +41443,12 @@
         <w:t xml:space="preserve">)</w:t>
       </w:r>
     </w:p>
-    <w:bookmarkStart w:id="192" w:name="evaltest.cpp"/>
+    <w:bookmarkStart w:id="197" w:name="evaltest.cpp"/>
     <w:p>
       <w:pPr>
         <w:pStyle w:val="Heading3"/>
       </w:pPr>
-      <w:hyperlink r:id="rId191">
+      <w:hyperlink r:id="rId196">
         <w:r>
           <w:rPr>
             <w:rStyle w:val="VerbatimChar"/>
@@ -40346,9 +41791,9 @@
         </w:pict>
       </w:r>
     </w:p>
-    <w:bookmarkEnd w:id="192"/>
-    <w:bookmarkEnd w:id="193"/>
-    <w:bookmarkStart w:id="198" w:name="X5bf2de88d9b131a6972c6bd851adb1679447bb1"/>
+    <w:bookmarkEnd w:id="197"/>
+    <w:bookmarkEnd w:id="198"/>
+    <w:bookmarkStart w:id="203" w:name="X5bf2de88d9b131a6972c6bd851adb1679447bb1"/>
     <w:p>
       <w:pPr>
         <w:pStyle w:val="Heading2"/>
@@ -40366,12 +41811,12 @@
         <w:t xml:space="preserve">)</w:t>
       </w:r>
     </w:p>
-    <w:bookmarkStart w:id="195" w:name="srccommonassert.h"/>
+    <w:bookmarkStart w:id="200" w:name="srccommonassert.h"/>
     <w:p>
       <w:pPr>
         <w:pStyle w:val="Heading3"/>
       </w:pPr>
-      <w:hyperlink r:id="rId194">
+      <w:hyperlink r:id="rId199">
         <w:r>
           <w:rPr>
             <w:rStyle w:val="VerbatimChar"/>
@@ -40476,13 +41921,13 @@
         <w:t xml:space="preserve">Utilizado universalmente en todo el simulador para garantizar integridad dimensional de tensores y consistencia en configuraciones.</w:t>
       </w:r>
     </w:p>
-    <w:bookmarkEnd w:id="195"/>
-    <w:bookmarkStart w:id="197" w:name="srccommontype.h"/>
+    <w:bookmarkEnd w:id="200"/>
+    <w:bookmarkStart w:id="202" w:name="srccommontype.h"/>
     <w:p>
       <w:pPr>
         <w:pStyle w:val="Heading3"/>
       </w:pPr>
-      <w:hyperlink r:id="rId196">
+      <w:hyperlink r:id="rId201">
         <w:r>
           <w:rPr>
             <w:rStyle w:val="VerbatimChar"/>
@@ -40630,9 +42075,9 @@
         </w:pict>
       </w:r>
     </w:p>
-    <w:bookmarkEnd w:id="197"/>
-    <w:bookmarkEnd w:id="198"/>
-    <w:bookmarkStart w:id="231" w:name="X2252d1ff0866367c3c8ae30549fe4e56070c838"/>
+    <w:bookmarkEnd w:id="202"/>
+    <w:bookmarkEnd w:id="203"/>
+    <w:bookmarkStart w:id="236" w:name="X2252d1ff0866367c3c8ae30549fe4e56070c838"/>
     <w:p>
       <w:pPr>
         <w:pStyle w:val="Heading2"/>
@@ -40650,12 +42095,12 @@
         <w:t xml:space="preserve">)</w:t>
       </w:r>
     </w:p>
-    <w:bookmarkStart w:id="201" w:name="srcdramdata_object.h-data_object.cpp"/>
+    <w:bookmarkStart w:id="206" w:name="srcdramdata_object.h-data_object.cpp"/>
     <w:p>
       <w:pPr>
         <w:pStyle w:val="Heading3"/>
       </w:pPr>
-      <w:hyperlink r:id="rId199">
+      <w:hyperlink r:id="rId204">
         <w:r>
           <w:rPr>
             <w:rStyle w:val="VerbatimChar"/>
@@ -40672,7 +42117,7 @@
       <w:r>
         <w:t xml:space="preserve"> </w:t>
       </w:r>
-      <w:hyperlink r:id="rId200">
+      <w:hyperlink r:id="rId205">
         <w:r>
           <w:rPr>
             <w:rStyle w:val="VerbatimChar"/>
@@ -40765,13 +42210,13 @@
         <w:t xml:space="preserve">.</w:t>
       </w:r>
     </w:p>
-    <w:bookmarkEnd w:id="201"/>
-    <w:bookmarkStart w:id="204" w:name="Xadee3e114cc7fa6753740563ee940073935661c"/>
+    <w:bookmarkEnd w:id="206"/>
+    <w:bookmarkStart w:id="209" w:name="Xadee3e114cc7fa6753740563ee940073935661c"/>
     <w:p>
       <w:pPr>
         <w:pStyle w:val="Heading3"/>
       </w:pPr>
-      <w:hyperlink r:id="rId202">
+      <w:hyperlink r:id="rId207">
         <w:r>
           <w:rPr>
             <w:rStyle w:val="VerbatimChar"/>
@@ -40788,7 +42233,7 @@
       <w:r>
         <w:t xml:space="preserve"> </w:t>
       </w:r>
-      <w:hyperlink r:id="rId203">
+      <w:hyperlink r:id="rId208">
         <w:r>
           <w:rPr>
             <w:rStyle w:val="VerbatimChar"/>
@@ -41010,13 +42455,13 @@
         <w:t xml:space="preserve">para calcular con máxima fidelidad los retrasos de acceso a la memoria HBM.</w:t>
       </w:r>
     </w:p>
-    <w:bookmarkEnd w:id="204"/>
-    <w:bookmarkStart w:id="207" w:name="srcdramdram_request.h-dram_request.cpp"/>
+    <w:bookmarkEnd w:id="209"/>
+    <w:bookmarkStart w:id="212" w:name="srcdramdram_request.h-dram_request.cpp"/>
     <w:p>
       <w:pPr>
         <w:pStyle w:val="Heading3"/>
       </w:pPr>
-      <w:hyperlink r:id="rId205">
+      <w:hyperlink r:id="rId210">
         <w:r>
           <w:rPr>
             <w:rStyle w:val="VerbatimChar"/>
@@ -41033,7 +42478,7 @@
       <w:r>
         <w:t xml:space="preserve"> </w:t>
       </w:r>
-      <w:hyperlink r:id="rId206">
+      <w:hyperlink r:id="rId211">
         <w:r>
           <w:rPr>
             <w:rStyle w:val="VerbatimChar"/>
@@ -41113,13 +42558,13 @@
         <w:t xml:space="preserve">), tamaño de ráfaga y canal de destino.</w:t>
       </w:r>
     </w:p>
-    <w:bookmarkEnd w:id="207"/>
-    <w:bookmarkStart w:id="209" w:name="srcdramdram_type.h"/>
+    <w:bookmarkEnd w:id="212"/>
+    <w:bookmarkStart w:id="214" w:name="srcdramdram_type.h"/>
     <w:p>
       <w:pPr>
         <w:pStyle w:val="Heading3"/>
       </w:pPr>
-      <w:hyperlink r:id="rId208">
+      <w:hyperlink r:id="rId213">
         <w:r>
           <w:rPr>
             <w:rStyle w:val="VerbatimChar"/>
@@ -41270,13 +42715,13 @@
         <w:t xml:space="preserve">).</w:t>
       </w:r>
     </w:p>
-    <w:bookmarkEnd w:id="209"/>
-    <w:bookmarkStart w:id="211" w:name="srcdrammemory_config.h"/>
+    <w:bookmarkEnd w:id="214"/>
+    <w:bookmarkStart w:id="216" w:name="srcdrammemory_config.h"/>
     <w:p>
       <w:pPr>
         <w:pStyle w:val="Heading3"/>
       </w:pPr>
-      <w:hyperlink r:id="rId210">
+      <w:hyperlink r:id="rId215">
         <w:r>
           <w:rPr>
             <w:rStyle w:val="VerbatimChar"/>
@@ -41307,13 +42752,13 @@
         <w:t xml:space="preserve">Parámetros configurables del subsistema de memoria: número de canales, rangos, grupos de bancos, bancos por grupo y tamaño de línea de caché (ej. 32B/64B).</w:t>
       </w:r>
     </w:p>
-    <w:bookmarkEnd w:id="211"/>
-    <w:bookmarkStart w:id="214" w:name="srcdrammemory_object.h-memory_object.cpp"/>
+    <w:bookmarkEnd w:id="216"/>
+    <w:bookmarkStart w:id="219" w:name="srcdrammemory_object.h-memory_object.cpp"/>
     <w:p>
       <w:pPr>
         <w:pStyle w:val="Heading3"/>
       </w:pPr>
-      <w:hyperlink r:id="rId212">
+      <w:hyperlink r:id="rId217">
         <w:r>
           <w:rPr>
             <w:rStyle w:val="VerbatimChar"/>
@@ -41330,7 +42775,7 @@
       <w:r>
         <w:t xml:space="preserve"> </w:t>
       </w:r>
-      <w:hyperlink r:id="rId213">
+      <w:hyperlink r:id="rId218">
         <w:r>
           <w:rPr>
             <w:rStyle w:val="VerbatimChar"/>
@@ -41361,13 +42806,13 @@
         <w:t xml:space="preserve">Gestión de objetos de memoria persistentes (pesos de capas, KV caches) y transitorios (activaciones).</w:t>
       </w:r>
     </w:p>
-    <w:bookmarkEnd w:id="214"/>
-    <w:bookmarkStart w:id="217" w:name="X4d8529a7c82ff5404088a6dc92e03672dc10c49"/>
+    <w:bookmarkEnd w:id="219"/>
+    <w:bookmarkStart w:id="222" w:name="X4d8529a7c82ff5404088a6dc92e03672dc10c49"/>
     <w:p>
       <w:pPr>
         <w:pStyle w:val="Heading3"/>
       </w:pPr>
-      <w:hyperlink r:id="rId215">
+      <w:hyperlink r:id="rId220">
         <w:r>
           <w:rPr>
             <w:rStyle w:val="VerbatimChar"/>
@@ -41384,7 +42829,7 @@
       <w:r>
         <w:t xml:space="preserve"> </w:t>
       </w:r>
-      <w:hyperlink r:id="rId216">
+      <w:hyperlink r:id="rId221">
         <w:r>
           <w:rPr>
             <w:rStyle w:val="VerbatimChar"/>
@@ -41437,13 +42882,13 @@
         <w:t xml:space="preserve">Asegura que los accesos concurrentes de múltiples GPUs o canales DRAM distribuyan el tráfico sin colisiones artificiales.</w:t>
       </w:r>
     </w:p>
-    <w:bookmarkEnd w:id="217"/>
-    <w:bookmarkStart w:id="223" w:name="Xa1e17a3965924fb2d584b674515d6444c832d1f"/>
+    <w:bookmarkEnd w:id="222"/>
+    <w:bookmarkStart w:id="228" w:name="Xa1e17a3965924fb2d584b674515d6444c832d1f"/>
     <w:p>
       <w:pPr>
         <w:pStyle w:val="Heading3"/>
       </w:pPr>
-      <w:hyperlink r:id="rId218">
+      <w:hyperlink r:id="rId223">
         <w:r>
           <w:rPr>
             <w:rStyle w:val="VerbatimChar"/>
@@ -41460,7 +42905,7 @@
       <w:r>
         <w:t xml:space="preserve"> </w:t>
       </w:r>
-      <w:hyperlink r:id="rId219">
+      <w:hyperlink r:id="rId224">
         <w:r>
           <w:rPr>
             <w:rStyle w:val="VerbatimChar"/>
@@ -41509,7 +42954,7 @@
       <w:r>
         <w:t xml:space="preserve"> </w:t>
       </w:r>
-      <w:hyperlink r:id="rId220">
+      <w:hyperlink r:id="rId225">
         <w:r>
           <w:rPr>
             <w:rStyle w:val="VerbatimChar"/>
@@ -41526,7 +42971,7 @@
       <w:r>
         <w:t xml:space="preserve"> </w:t>
       </w:r>
-      <w:hyperlink r:id="rId221">
+      <w:hyperlink r:id="rId226">
         <w:r>
           <w:rPr>
             <w:rStyle w:val="VerbatimChar"/>
@@ -41540,7 +42985,7 @@
       <w:r>
         <w:t xml:space="preserve"> </w:t>
       </w:r>
-      <w:hyperlink r:id="rId222">
+      <w:hyperlink r:id="rId227">
         <w:r>
           <w:rPr>
             <w:rStyle w:val="VerbatimChar"/>
@@ -41552,13 +42997,13 @@
         <w:t xml:space="preserve">.</w:t>
       </w:r>
     </w:p>
-    <w:bookmarkEnd w:id="223"/>
-    <w:bookmarkStart w:id="226" w:name="srcdrampim_request.h-pim_request.cpp"/>
+    <w:bookmarkEnd w:id="228"/>
+    <w:bookmarkStart w:id="231" w:name="srcdrampim_request.h-pim_request.cpp"/>
     <w:p>
       <w:pPr>
         <w:pStyle w:val="Heading3"/>
       </w:pPr>
-      <w:hyperlink r:id="rId224">
+      <w:hyperlink r:id="rId229">
         <w:r>
           <w:rPr>
             <w:rStyle w:val="VerbatimChar"/>
@@ -41575,7 +43020,7 @@
       <w:r>
         <w:t xml:space="preserve"> </w:t>
       </w:r>
-      <w:hyperlink r:id="rId225">
+      <w:hyperlink r:id="rId230">
         <w:r>
           <w:rPr>
             <w:rStyle w:val="VerbatimChar"/>
@@ -41606,13 +43051,13 @@
         <w:t xml:space="preserve">Petición específica de instrucción PIM transmitida por los buses de comando hacia los módulos de memoria inteligentes.</w:t>
       </w:r>
     </w:p>
-    <w:bookmarkEnd w:id="226"/>
-    <w:bookmarkStart w:id="228" w:name="srcdrampower.h"/>
+    <w:bookmarkEnd w:id="231"/>
+    <w:bookmarkStart w:id="233" w:name="srcdrampower.h"/>
     <w:p>
       <w:pPr>
         <w:pStyle w:val="Heading3"/>
       </w:pPr>
-      <w:hyperlink r:id="rId227">
+      <w:hyperlink r:id="rId232">
         <w:r>
           <w:rPr>
             <w:rStyle w:val="VerbatimChar"/>
@@ -41752,13 +43197,13 @@
         <w:t xml:space="preserve">.</w:t>
       </w:r>
     </w:p>
-    <w:bookmarkEnd w:id="228"/>
-    <w:bookmarkStart w:id="230" w:name="srcdramtest.cpp"/>
+    <w:bookmarkEnd w:id="233"/>
+    <w:bookmarkStart w:id="235" w:name="srcdramtest.cpp"/>
     <w:p>
       <w:pPr>
         <w:pStyle w:val="Heading3"/>
       </w:pPr>
-      <w:hyperlink r:id="rId229">
+      <w:hyperlink r:id="rId234">
         <w:r>
           <w:rPr>
             <w:rStyle w:val="VerbatimChar"/>
@@ -41808,9 +43253,9 @@
         </w:pict>
       </w:r>
     </w:p>
-    <w:bookmarkEnd w:id="230"/>
-    <w:bookmarkEnd w:id="231"/>
-    <w:bookmarkStart w:id="263" w:name="X54c6d079989cccaceb1de3923199abaf57cd12e"/>
+    <w:bookmarkEnd w:id="235"/>
+    <w:bookmarkEnd w:id="236"/>
+    <w:bookmarkStart w:id="268" w:name="X54c6d079989cccaceb1de3923199abaf57cd12e"/>
     <w:p>
       <w:pPr>
         <w:pStyle w:val="Heading2"/>
@@ -41828,12 +43273,12 @@
         <w:t xml:space="preserve">)</w:t>
       </w:r>
     </w:p>
-    <w:bookmarkStart w:id="233" w:name="srchardwarebase.h"/>
+    <w:bookmarkStart w:id="238" w:name="srchardwarebase.h"/>
     <w:p>
       <w:pPr>
         <w:pStyle w:val="Heading3"/>
       </w:pPr>
-      <w:hyperlink r:id="rId232">
+      <w:hyperlink r:id="rId237">
         <w:r>
           <w:rPr>
             <w:rStyle w:val="VerbatimChar"/>
@@ -41984,8 +43429,8 @@
         <w:t xml:space="preserve">.</w:t>
       </w:r>
     </w:p>
-    <w:bookmarkEnd w:id="233"/>
-    <w:bookmarkStart w:id="234" w:name="srchardwarehardware_config.h"/>
+    <w:bookmarkEnd w:id="238"/>
+    <w:bookmarkStart w:id="239" w:name="srchardwarehardware_config.h"/>
     <w:p>
       <w:pPr>
         <w:pStyle w:val="Heading3"/>
@@ -42036,8 +43481,8 @@
         <w:t xml:space="preserve">y configuraciones canónicas de GPUs: A100, H100, B100, B200 (cómputo pico, ancho de banda DRAM, latencias NVLink y red de nodo).</w:t>
       </w:r>
     </w:p>
-    <w:bookmarkEnd w:id="234"/>
-    <w:bookmarkStart w:id="235" w:name="srchardwarestat.h"/>
+    <w:bookmarkEnd w:id="239"/>
+    <w:bookmarkStart w:id="240" w:name="srchardwarestat.h"/>
     <w:p>
       <w:pPr>
         <w:pStyle w:val="Heading3"/>
@@ -42088,13 +43533,13 @@
         <w:t xml:space="preserve">que recopila las métricas agregadas por iteración: tiempos de cómputo por componente (QKV, Attention, FFN, MoE, AllReduce), latencias de cola y consumo energético total.</w:t>
       </w:r>
     </w:p>
-    <w:bookmarkEnd w:id="235"/>
-    <w:bookmarkStart w:id="238" w:name="srchardwaredevice.h-device.cpp"/>
+    <w:bookmarkEnd w:id="240"/>
+    <w:bookmarkStart w:id="243" w:name="srchardwaredevice.h-device.cpp"/>
     <w:p>
       <w:pPr>
         <w:pStyle w:val="Heading3"/>
       </w:pPr>
-      <w:hyperlink r:id="rId236">
+      <w:hyperlink r:id="rId241">
         <w:r>
           <w:rPr>
             <w:rStyle w:val="VerbatimChar"/>
@@ -42111,7 +43556,7 @@
       <w:r>
         <w:t xml:space="preserve"> </w:t>
       </w:r>
-      <w:hyperlink r:id="rId237">
+      <w:hyperlink r:id="rId242">
         <w:r>
           <w:rPr>
             <w:rStyle w:val="VerbatimChar"/>
@@ -42230,13 +43675,13 @@
         <w:t xml:space="preserve">.</w:t>
       </w:r>
     </w:p>
-    <w:bookmarkEnd w:id="238"/>
-    <w:bookmarkStart w:id="241" w:name="srchardwarenode.h-node.cpp"/>
+    <w:bookmarkEnd w:id="243"/>
+    <w:bookmarkStart w:id="246" w:name="srchardwarenode.h-node.cpp"/>
     <w:p>
       <w:pPr>
         <w:pStyle w:val="Heading3"/>
       </w:pPr>
-      <w:hyperlink r:id="rId239">
+      <w:hyperlink r:id="rId244">
         <w:r>
           <w:rPr>
             <w:rStyle w:val="VerbatimChar"/>
@@ -42253,7 +43698,7 @@
       <w:r>
         <w:t xml:space="preserve"> </w:t>
       </w:r>
-      <w:hyperlink r:id="rId240">
+      <w:hyperlink r:id="rId245">
         <w:r>
           <w:rPr>
             <w:rStyle w:val="VerbatimChar"/>
@@ -42299,13 +43744,13 @@
         <w:t xml:space="preserve">alojados en un mismo chasis/servidor físico, gestionando la interconexión intra-nodo (ej. NVLink).</w:t>
       </w:r>
     </w:p>
-    <w:bookmarkEnd w:id="241"/>
-    <w:bookmarkStart w:id="244" w:name="srchardwarecluster.h-cluster.cpp"/>
+    <w:bookmarkEnd w:id="246"/>
+    <w:bookmarkStart w:id="249" w:name="srchardwarecluster.h-cluster.cpp"/>
     <w:p>
       <w:pPr>
         <w:pStyle w:val="Heading3"/>
       </w:pPr>
-      <w:hyperlink r:id="rId242">
+      <w:hyperlink r:id="rId247">
         <w:r>
           <w:rPr>
             <w:rStyle w:val="VerbatimChar"/>
@@ -42322,7 +43767,7 @@
       <w:r>
         <w:t xml:space="preserve"> </w:t>
       </w:r>
-      <w:hyperlink r:id="rId243">
+      <w:hyperlink r:id="rId248">
         <w:r>
           <w:rPr>
             <w:rStyle w:val="VerbatimChar"/>
@@ -42438,13 +43883,13 @@
         <w:t xml:space="preserve">).</w:t>
       </w:r>
     </w:p>
-    <w:bookmarkEnd w:id="244"/>
-    <w:bookmarkStart w:id="247" w:name="srchardwareexecutor.h-executor.cpp"/>
+    <w:bookmarkEnd w:id="249"/>
+    <w:bookmarkStart w:id="252" w:name="srchardwareexecutor.h-executor.cpp"/>
     <w:p>
       <w:pPr>
         <w:pStyle w:val="Heading3"/>
       </w:pPr>
-      <w:hyperlink r:id="rId245">
+      <w:hyperlink r:id="rId250">
         <w:r>
           <w:rPr>
             <w:rStyle w:val="VerbatimChar"/>
@@ -42461,7 +43906,7 @@
       <w:r>
         <w:t xml:space="preserve"> </w:t>
       </w:r>
-      <w:hyperlink r:id="rId246">
+      <w:hyperlink r:id="rId251">
         <w:r>
           <w:rPr>
             <w:rStyle w:val="VerbatimChar"/>
@@ -42492,13 +43937,13 @@
         <w:t xml:space="preserve">Capa intermedia que despacha solicitudes de ejecución hacia los motores de cómputo específicos de cada capa.</w:t>
       </w:r>
     </w:p>
-    <w:bookmarkEnd w:id="247"/>
-    <w:bookmarkStart w:id="250" w:name="srchardwarelayer_impl.h-layer_impl.cpp"/>
+    <w:bookmarkEnd w:id="252"/>
+    <w:bookmarkStart w:id="255" w:name="srchardwarelayer_impl.h-layer_impl.cpp"/>
     <w:p>
       <w:pPr>
         <w:pStyle w:val="Heading3"/>
       </w:pPr>
-      <w:hyperlink r:id="rId248">
+      <w:hyperlink r:id="rId253">
         <w:r>
           <w:rPr>
             <w:rStyle w:val="VerbatimChar"/>
@@ -42515,7 +43960,7 @@
       <w:r>
         <w:t xml:space="preserve"> </w:t>
       </w:r>
-      <w:hyperlink r:id="rId249">
+      <w:hyperlink r:id="rId254">
         <w:r>
           <w:rPr>
             <w:rStyle w:val="VerbatimChar"/>
@@ -42567,13 +44012,13 @@
         <w:t xml:space="preserve">).</w:t>
       </w:r>
     </w:p>
-    <w:bookmarkEnd w:id="250"/>
-    <w:bookmarkStart w:id="252" w:name="srchardwarelinear_impl.cpp"/>
+    <w:bookmarkEnd w:id="255"/>
+    <w:bookmarkStart w:id="257" w:name="srchardwarelinear_impl.cpp"/>
     <w:p>
       <w:pPr>
         <w:pStyle w:val="Heading3"/>
       </w:pPr>
-      <w:hyperlink r:id="rId251">
+      <w:hyperlink r:id="rId256">
         <w:r>
           <w:rPr>
             <w:rStyle w:val="VerbatimChar"/>
@@ -42709,13 +44154,13 @@
         <w:t xml:space="preserve">).</w:t>
       </w:r>
     </w:p>
-    <w:bookmarkEnd w:id="252"/>
-    <w:bookmarkStart w:id="254" w:name="srchardwareactivation_impl.cpp"/>
+    <w:bookmarkEnd w:id="257"/>
+    <w:bookmarkStart w:id="259" w:name="srchardwareactivation_impl.cpp"/>
     <w:p>
       <w:pPr>
         <w:pStyle w:val="Heading3"/>
       </w:pPr>
-      <w:hyperlink r:id="rId253">
+      <w:hyperlink r:id="rId258">
         <w:r>
           <w:rPr>
             <w:rStyle w:val="VerbatimChar"/>
@@ -42788,13 +44233,13 @@
         <w:t xml:space="preserve">.</w:t>
       </w:r>
     </w:p>
-    <w:bookmarkEnd w:id="254"/>
-    <w:bookmarkStart w:id="256" w:name="srchardwareattention_sum_impl.cpp"/>
+    <w:bookmarkEnd w:id="259"/>
+    <w:bookmarkStart w:id="261" w:name="srchardwareattention_sum_impl.cpp"/>
     <w:p>
       <w:pPr>
         <w:pStyle w:val="Heading3"/>
       </w:pPr>
-      <w:hyperlink r:id="rId255">
+      <w:hyperlink r:id="rId260">
         <w:r>
           <w:rPr>
             <w:rStyle w:val="VerbatimChar"/>
@@ -42854,13 +44299,13 @@
         <w:t xml:space="preserve">y transferencias DRAM completas de secuencias largas.</w:t>
       </w:r>
     </w:p>
-    <w:bookmarkEnd w:id="256"/>
-    <w:bookmarkStart w:id="258" w:name="srchardwareattention_gen_impl.cpp"/>
+    <w:bookmarkEnd w:id="261"/>
+    <w:bookmarkStart w:id="263" w:name="srchardwareattention_gen_impl.cpp"/>
     <w:p>
       <w:pPr>
         <w:pStyle w:val="Heading3"/>
       </w:pPr>
-      <w:hyperlink r:id="rId257">
+      <w:hyperlink r:id="rId262">
         <w:r>
           <w:rPr>
             <w:rStyle w:val="VerbatimChar"/>
@@ -42891,13 +44336,13 @@
         <w:t xml:space="preserve">Modelado de la fase de decodificación token a token: cuantifica la lectura del KV-cache para cada paso autoregresivo.</w:t>
       </w:r>
     </w:p>
-    <w:bookmarkEnd w:id="258"/>
-    <w:bookmarkStart w:id="260" w:name="srchardwareattention_mixed_impl.cpp"/>
+    <w:bookmarkEnd w:id="263"/>
+    <w:bookmarkStart w:id="265" w:name="srchardwareattention_mixed_impl.cpp"/>
     <w:p>
       <w:pPr>
         <w:pStyle w:val="Heading3"/>
       </w:pPr>
-      <w:hyperlink r:id="rId259">
+      <w:hyperlink r:id="rId264">
         <w:r>
           <w:rPr>
             <w:rStyle w:val="VerbatimChar"/>
@@ -42928,13 +44373,13 @@
         <w:t xml:space="preserve">Modelado de lotes mixtos compuestos simultáneamente por secuencias en prefill y secuencias en decode.</w:t>
       </w:r>
     </w:p>
-    <w:bookmarkEnd w:id="260"/>
-    <w:bookmarkStart w:id="262" w:name="srchardwaretest.cpp"/>
+    <w:bookmarkEnd w:id="265"/>
+    <w:bookmarkStart w:id="267" w:name="srchardwaretest.cpp"/>
     <w:p>
       <w:pPr>
         <w:pStyle w:val="Heading3"/>
       </w:pPr>
-      <w:hyperlink r:id="rId261">
+      <w:hyperlink r:id="rId266">
         <w:r>
           <w:rPr>
             <w:rStyle w:val="VerbatimChar"/>
@@ -42972,9 +44417,9 @@
         </w:pict>
       </w:r>
     </w:p>
-    <w:bookmarkEnd w:id="262"/>
-    <w:bookmarkEnd w:id="263"/>
-    <w:bookmarkStart w:id="273" w:name="X11ce8effc15b6a2feb7a935b271f02419adafe7"/>
+    <w:bookmarkEnd w:id="267"/>
+    <w:bookmarkEnd w:id="268"/>
+    <w:bookmarkStart w:id="278" w:name="X11ce8effc15b6a2feb7a935b271f02419adafe7"/>
     <w:p>
       <w:pPr>
         <w:pStyle w:val="Heading2"/>
@@ -42992,7 +44437,7 @@
         <w:t xml:space="preserve">)</w:t>
       </w:r>
     </w:p>
-    <w:bookmarkStart w:id="264" w:name="srcmodelmodel_config.h"/>
+    <w:bookmarkStart w:id="269" w:name="srcmodelmodel_config.h"/>
     <w:p>
       <w:pPr>
         <w:pStyle w:val="Heading3"/>
@@ -43064,13 +44509,13 @@
         <w:t xml:space="preserve">, etc.).</w:t>
       </w:r>
     </w:p>
-    <w:bookmarkEnd w:id="264"/>
-    <w:bookmarkStart w:id="266" w:name="srcmodelmodel.h"/>
+    <w:bookmarkEnd w:id="269"/>
+    <w:bookmarkStart w:id="271" w:name="srcmodelmodel.h"/>
     <w:p>
       <w:pPr>
         <w:pStyle w:val="Heading3"/>
       </w:pPr>
-      <w:hyperlink r:id="rId265">
+      <w:hyperlink r:id="rId270">
         <w:r>
           <w:rPr>
             <w:rStyle w:val="VerbatimChar"/>
@@ -43101,13 +44546,13 @@
         <w:t xml:space="preserve">Interfaz abstracta pura para modelos de lenguaje en el simulador.</w:t>
       </w:r>
     </w:p>
-    <w:bookmarkEnd w:id="266"/>
-    <w:bookmarkStart w:id="268" w:name="srcmodelllm.h-llm.cpp"/>
+    <w:bookmarkEnd w:id="271"/>
+    <w:bookmarkStart w:id="273" w:name="srcmodelllm.h-llm.cpp"/>
     <w:p>
       <w:pPr>
         <w:pStyle w:val="Heading3"/>
       </w:pPr>
-      <w:hyperlink r:id="rId267">
+      <w:hyperlink r:id="rId272">
         <w:r>
           <w:rPr>
             <w:rStyle w:val="VerbatimChar"/>
@@ -43197,13 +44642,13 @@
         <w:t xml:space="preserve">.</w:t>
       </w:r>
     </w:p>
-    <w:bookmarkEnd w:id="268"/>
-    <w:bookmarkStart w:id="270" w:name="srcmodelutil.h"/>
+    <w:bookmarkEnd w:id="273"/>
+    <w:bookmarkStart w:id="275" w:name="srcmodelutil.h"/>
     <w:p>
       <w:pPr>
         <w:pStyle w:val="Heading3"/>
       </w:pPr>
-      <w:hyperlink r:id="rId269">
+      <w:hyperlink r:id="rId274">
         <w:r>
           <w:rPr>
             <w:rStyle w:val="VerbatimChar"/>
@@ -43234,13 +44679,13 @@
         <w:t xml:space="preserve">Funciones de utilidad matemática y manipulación de cadenas de configuración de modelos.</w:t>
       </w:r>
     </w:p>
-    <w:bookmarkEnd w:id="270"/>
-    <w:bookmarkStart w:id="272" w:name="srcmodeltest.cpp"/>
+    <w:bookmarkEnd w:id="275"/>
+    <w:bookmarkStart w:id="277" w:name="srcmodeltest.cpp"/>
     <w:p>
       <w:pPr>
         <w:pStyle w:val="Heading3"/>
       </w:pPr>
-      <w:hyperlink r:id="rId271">
+      <w:hyperlink r:id="rId276">
         <w:r>
           <w:rPr>
             <w:rStyle w:val="VerbatimChar"/>
@@ -43278,9 +44723,9 @@
         </w:pict>
       </w:r>
     </w:p>
-    <w:bookmarkEnd w:id="272"/>
-    <w:bookmarkEnd w:id="273"/>
-    <w:bookmarkStart w:id="330" w:name="Xb5cfa48c65edb258c55dfa25f673ac936e83b3b"/>
+    <w:bookmarkEnd w:id="277"/>
+    <w:bookmarkEnd w:id="278"/>
+    <w:bookmarkStart w:id="335" w:name="Xb5cfa48c65edb258c55dfa25f673ac936e83b3b"/>
     <w:p>
       <w:pPr>
         <w:pStyle w:val="Heading2"/>
@@ -43298,12 +44743,12 @@
         <w:t xml:space="preserve">)</w:t>
       </w:r>
     </w:p>
-    <w:bookmarkStart w:id="275" w:name="srcmodulebase.h"/>
+    <w:bookmarkStart w:id="280" w:name="srcmodulebase.h"/>
     <w:p>
       <w:pPr>
         <w:pStyle w:val="Heading3"/>
       </w:pPr>
-      <w:hyperlink r:id="rId274">
+      <w:hyperlink r:id="rId279">
         <w:r>
           <w:rPr>
             <w:rStyle w:val="VerbatimChar"/>
@@ -43355,13 +44800,13 @@
         <w:t xml:space="preserve">) y macros operacionales para el grafo.</w:t>
       </w:r>
     </w:p>
-    <w:bookmarkEnd w:id="275"/>
-    <w:bookmarkStart w:id="277" w:name="srcmodulestatus.h"/>
+    <w:bookmarkEnd w:id="280"/>
+    <w:bookmarkStart w:id="282" w:name="srcmodulestatus.h"/>
     <w:p>
       <w:pPr>
         <w:pStyle w:val="Heading3"/>
       </w:pPr>
-      <w:hyperlink r:id="rId276">
+      <w:hyperlink r:id="rId281">
         <w:r>
           <w:rPr>
             <w:rStyle w:val="VerbatimChar"/>
@@ -43440,13 +44885,13 @@
         <w:t xml:space="preserve">) y contadores de energía por dispositivo.</w:t>
       </w:r>
     </w:p>
-    <w:bookmarkEnd w:id="277"/>
-    <w:bookmarkStart w:id="280" w:name="srcmoduletensor.h-tensor.cpp"/>
+    <w:bookmarkEnd w:id="282"/>
+    <w:bookmarkStart w:id="285" w:name="srcmoduletensor.h-tensor.cpp"/>
     <w:p>
       <w:pPr>
         <w:pStyle w:val="Heading3"/>
       </w:pPr>
-      <w:hyperlink r:id="rId278">
+      <w:hyperlink r:id="rId283">
         <w:r>
           <w:rPr>
             <w:rStyle w:val="VerbatimChar"/>
@@ -43463,7 +44908,7 @@
       <w:r>
         <w:t xml:space="preserve"> </w:t>
       </w:r>
-      <w:hyperlink r:id="rId279">
+      <w:hyperlink r:id="rId284">
         <w:r>
           <w:rPr>
             <w:rStyle w:val="VerbatimChar"/>
@@ -43594,13 +45039,13 @@
         <w:t xml:space="preserve">).</w:t>
       </w:r>
     </w:p>
-    <w:bookmarkEnd w:id="280"/>
-    <w:bookmarkStart w:id="283" w:name="srcmodulemodule.h-module.cpp"/>
+    <w:bookmarkEnd w:id="285"/>
+    <w:bookmarkStart w:id="288" w:name="srcmodulemodule.h-module.cpp"/>
     <w:p>
       <w:pPr>
         <w:pStyle w:val="Heading3"/>
       </w:pPr>
-      <w:hyperlink r:id="rId281">
+      <w:hyperlink r:id="rId286">
         <w:r>
           <w:rPr>
             <w:rStyle w:val="VerbatimChar"/>
@@ -43617,7 +45062,7 @@
       <w:r>
         <w:t xml:space="preserve"> </w:t>
       </w:r>
-      <w:hyperlink r:id="rId282">
+      <w:hyperlink r:id="rId287">
         <w:r>
           <w:rPr>
             <w:rStyle w:val="VerbatimChar"/>
@@ -43678,13 +45123,13 @@
         <w:t xml:space="preserve">), tensores locales y asociación con dispositivos hardware.</w:t>
       </w:r>
     </w:p>
-    <w:bookmarkEnd w:id="283"/>
-    <w:bookmarkStart w:id="285" w:name="srcmodulemodule_graph.h-module_graph.cpp"/>
+    <w:bookmarkEnd w:id="288"/>
+    <w:bookmarkStart w:id="290" w:name="srcmodulemodule_graph.h-module_graph.cpp"/>
     <w:p>
       <w:pPr>
         <w:pStyle w:val="Heading3"/>
       </w:pPr>
-      <w:hyperlink r:id="rId284">
+      <w:hyperlink r:id="rId289">
         <w:r>
           <w:rPr>
             <w:rStyle w:val="VerbatimChar"/>
@@ -43701,7 +45146,7 @@
       <w:r>
         <w:t xml:space="preserve"> </w:t>
       </w:r>
-      <w:hyperlink r:id="rId169">
+      <w:hyperlink r:id="rId174">
         <w:r>
           <w:rPr>
             <w:rStyle w:val="VerbatimChar"/>
@@ -43958,13 +45403,13 @@
         <w:t xml:space="preserve">.</w:t>
       </w:r>
     </w:p>
-    <w:bookmarkEnd w:id="285"/>
-    <w:bookmarkStart w:id="288" w:name="srcmoduletimeboard.h-timeboard.cpp"/>
+    <w:bookmarkEnd w:id="290"/>
+    <w:bookmarkStart w:id="293" w:name="srcmoduletimeboard.h-timeboard.cpp"/>
     <w:p>
       <w:pPr>
         <w:pStyle w:val="Heading3"/>
       </w:pPr>
-      <w:hyperlink r:id="rId286">
+      <w:hyperlink r:id="rId291">
         <w:r>
           <w:rPr>
             <w:rStyle w:val="VerbatimChar"/>
@@ -43981,7 +45426,7 @@
       <w:r>
         <w:t xml:space="preserve"> </w:t>
       </w:r>
-      <w:hyperlink r:id="rId287">
+      <w:hyperlink r:id="rId292">
         <w:r>
           <w:rPr>
             <w:rStyle w:val="VerbatimChar"/>
@@ -44021,13 +45466,13 @@
         <w:t xml:space="preserve">) de inicio y fin de cada módulo, computa diferencias de energía y vuelca estadísticas tabulares a consola y trazas estructuradas.</w:t>
       </w:r>
     </w:p>
-    <w:bookmarkEnd w:id="288"/>
-    <w:bookmarkStart w:id="291" w:name="srcmodulelinear.h-linear.cpp"/>
+    <w:bookmarkEnd w:id="293"/>
+    <w:bookmarkStart w:id="296" w:name="srcmodulelinear.h-linear.cpp"/>
     <w:p>
       <w:pPr>
         <w:pStyle w:val="Heading3"/>
       </w:pPr>
-      <w:hyperlink r:id="rId289">
+      <w:hyperlink r:id="rId294">
         <w:r>
           <w:rPr>
             <w:rStyle w:val="VerbatimChar"/>
@@ -44044,7 +45489,7 @@
       <w:r>
         <w:t xml:space="preserve"> </w:t>
       </w:r>
-      <w:hyperlink r:id="rId290">
+      <w:hyperlink r:id="rId295">
         <w:r>
           <w:rPr>
             <w:rStyle w:val="VerbatimChar"/>
@@ -44104,13 +45549,13 @@
         <w:t xml:space="preserve">, proyecciones de salida de atención y capas densas FFN.</w:t>
       </w:r>
     </w:p>
-    <w:bookmarkEnd w:id="291"/>
-    <w:bookmarkStart w:id="294" w:name="srcmoduleactivation.h-activation.cpp"/>
+    <w:bookmarkEnd w:id="296"/>
+    <w:bookmarkStart w:id="299" w:name="srcmoduleactivation.h-activation.cpp"/>
     <w:p>
       <w:pPr>
         <w:pStyle w:val="Heading3"/>
       </w:pPr>
-      <w:hyperlink r:id="rId292">
+      <w:hyperlink r:id="rId297">
         <w:r>
           <w:rPr>
             <w:rStyle w:val="VerbatimChar"/>
@@ -44127,7 +45572,7 @@
       <w:r>
         <w:t xml:space="preserve"> </w:t>
       </w:r>
-      <w:hyperlink r:id="rId293">
+      <w:hyperlink r:id="rId298">
         <w:r>
           <w:rPr>
             <w:rStyle w:val="VerbatimChar"/>
@@ -44158,13 +45603,13 @@
         <w:t xml:space="preserve">Módulos de función de activación (GELU, SiLU / SwiGLU).</w:t>
       </w:r>
     </w:p>
-    <w:bookmarkEnd w:id="294"/>
-    <w:bookmarkStart w:id="297" w:name="srcmoduleattention.h-attention.cpp"/>
+    <w:bookmarkEnd w:id="299"/>
+    <w:bookmarkStart w:id="302" w:name="srcmoduleattention.h-attention.cpp"/>
     <w:p>
       <w:pPr>
         <w:pStyle w:val="Heading3"/>
       </w:pPr>
-      <w:hyperlink r:id="rId295">
+      <w:hyperlink r:id="rId300">
         <w:r>
           <w:rPr>
             <w:rStyle w:val="VerbatimChar"/>
@@ -44181,7 +45626,7 @@
       <w:r>
         <w:t xml:space="preserve"> </w:t>
       </w:r>
-      <w:hyperlink r:id="rId296">
+      <w:hyperlink r:id="rId301">
         <w:r>
           <w:rPr>
             <w:rStyle w:val="VerbatimChar"/>
@@ -44284,13 +45729,13 @@
         <w:t xml:space="preserve">).</w:t>
       </w:r>
     </w:p>
-    <w:bookmarkEnd w:id="297"/>
-    <w:bookmarkStart w:id="299" w:name="X55533dc19a27f2cbeea130a1f0a37dc99cea6d8"/>
+    <w:bookmarkEnd w:id="302"/>
+    <w:bookmarkStart w:id="304" w:name="X55533dc19a27f2cbeea130a1f0a37dc99cea6d8"/>
     <w:p>
       <w:pPr>
         <w:pStyle w:val="Heading3"/>
       </w:pPr>
-      <w:hyperlink r:id="rId298">
+      <w:hyperlink r:id="rId303">
         <w:r>
           <w:rPr>
             <w:rStyle w:val="VerbatimChar"/>
@@ -44366,13 +45811,13 @@
         <w:t xml:space="preserve">elementos.</w:t>
       </w:r>
     </w:p>
-    <w:bookmarkEnd w:id="299"/>
-    <w:bookmarkStart w:id="301" w:name="srcmodulelayernorm.h-layernorm.cpp"/>
+    <w:bookmarkEnd w:id="304"/>
+    <w:bookmarkStart w:id="306" w:name="srcmodulelayernorm.h-layernorm.cpp"/>
     <w:p>
       <w:pPr>
         <w:pStyle w:val="Heading3"/>
       </w:pPr>
-      <w:hyperlink r:id="rId300">
+      <w:hyperlink r:id="rId305">
         <w:r>
           <w:rPr>
             <w:rStyle w:val="VerbatimChar"/>
@@ -44444,13 +45889,13 @@
         <w:t xml:space="preserve">). Operación memory-bound analítica.</w:t>
       </w:r>
     </w:p>
-    <w:bookmarkEnd w:id="301"/>
-    <w:bookmarkStart w:id="303" w:name="srcmoduleresidual.h-residual.cpp"/>
+    <w:bookmarkEnd w:id="306"/>
+    <w:bookmarkStart w:id="308" w:name="srcmoduleresidual.h-residual.cpp"/>
     <w:p>
       <w:pPr>
         <w:pStyle w:val="Heading3"/>
       </w:pPr>
-      <w:hyperlink r:id="rId302">
+      <w:hyperlink r:id="rId307">
         <w:r>
           <w:rPr>
             <w:rStyle w:val="VerbatimChar"/>
@@ -44498,13 +45943,13 @@
         <w:t xml:space="preserve">Conexión residual que suma elemento a elemento la entrada del bloque con la salida de la atención o FFN.</w:t>
       </w:r>
     </w:p>
-    <w:bookmarkEnd w:id="303"/>
-    <w:bookmarkStart w:id="305" w:name="srcmodulerope.h-rope.cpp"/>
+    <w:bookmarkEnd w:id="308"/>
+    <w:bookmarkStart w:id="310" w:name="srcmodulerope.h-rope.cpp"/>
     <w:p>
       <w:pPr>
         <w:pStyle w:val="Heading3"/>
       </w:pPr>
-      <w:hyperlink r:id="rId304">
+      <w:hyperlink r:id="rId309">
         <w:r>
           <w:rPr>
             <w:rStyle w:val="VerbatimChar"/>
@@ -44552,13 +45997,13 @@
         <w:t xml:space="preserve">Embebido posicional rotacional (Rotary Position Embedding). Aplica rotaciones ortogonales a los vectores de Query y Key.</w:t>
       </w:r>
     </w:p>
-    <w:bookmarkEnd w:id="305"/>
-    <w:bookmarkStart w:id="308" w:name="srcmoduleroute.h-route.cpp"/>
+    <w:bookmarkEnd w:id="310"/>
+    <w:bookmarkStart w:id="313" w:name="srcmoduleroute.h-route.cpp"/>
     <w:p>
       <w:pPr>
         <w:pStyle w:val="Heading3"/>
       </w:pPr>
-      <w:hyperlink r:id="rId306">
+      <w:hyperlink r:id="rId311">
         <w:r>
           <w:rPr>
             <w:rStyle w:val="VerbatimChar"/>
@@ -44575,7 +46020,7 @@
       <w:r>
         <w:t xml:space="preserve"> </w:t>
       </w:r>
-      <w:hyperlink r:id="rId307">
+      <w:hyperlink r:id="rId312">
         <w:r>
           <w:rPr>
             <w:rStyle w:val="VerbatimChar"/>
@@ -44675,13 +46120,13 @@
         <w:t xml:space="preserve">) o basadas en trazas reales de dataset.</w:t>
       </w:r>
     </w:p>
-    <w:bookmarkEnd w:id="308"/>
-    <w:bookmarkStart w:id="311" w:name="srcmoduleexpert.h-expert.cpp"/>
+    <w:bookmarkEnd w:id="313"/>
+    <w:bookmarkStart w:id="316" w:name="srcmoduleexpert.h-expert.cpp"/>
     <w:p>
       <w:pPr>
         <w:pStyle w:val="Heading3"/>
       </w:pPr>
-      <w:hyperlink r:id="rId309">
+      <w:hyperlink r:id="rId314">
         <w:r>
           <w:rPr>
             <w:rStyle w:val="VerbatimChar"/>
@@ -44698,7 +46143,7 @@
       <w:r>
         <w:t xml:space="preserve"> </w:t>
       </w:r>
-      <w:hyperlink r:id="rId310">
+      <w:hyperlink r:id="rId315">
         <w:r>
           <w:rPr>
             <w:rStyle w:val="VerbatimChar"/>
@@ -44747,13 +46192,13 @@
         <w:t xml:space="preserve">) para los tokens enrutados a los expertos locales alojados en la GPU.</w:t>
       </w:r>
     </w:p>
-    <w:bookmarkEnd w:id="311"/>
-    <w:bookmarkStart w:id="314" w:name="srcmodulelayer.h-layer.cpp"/>
+    <w:bookmarkEnd w:id="316"/>
+    <w:bookmarkStart w:id="319" w:name="srcmodulelayer.h-layer.cpp"/>
     <w:p>
       <w:pPr>
         <w:pStyle w:val="Heading3"/>
       </w:pPr>
-      <w:hyperlink r:id="rId312">
+      <w:hyperlink r:id="rId317">
         <w:r>
           <w:rPr>
             <w:rStyle w:val="VerbatimChar"/>
@@ -44770,7 +46215,7 @@
       <w:r>
         <w:t xml:space="preserve"> </w:t>
       </w:r>
-      <w:hyperlink r:id="rId313">
+      <w:hyperlink r:id="rId318">
         <w:r>
           <w:rPr>
             <w:rStyle w:val="VerbatimChar"/>
@@ -44828,13 +46273,13 @@
         <w:t xml:space="preserve">).</w:t>
       </w:r>
     </w:p>
-    <w:bookmarkEnd w:id="314"/>
-    <w:bookmarkStart w:id="316" w:name="srcmoduledecoder.h-decoder.cpp"/>
+    <w:bookmarkEnd w:id="319"/>
+    <w:bookmarkStart w:id="321" w:name="srcmoduledecoder.h-decoder.cpp"/>
     <w:p>
       <w:pPr>
         <w:pStyle w:val="Heading3"/>
       </w:pPr>
-      <w:hyperlink r:id="rId315">
+      <w:hyperlink r:id="rId320">
         <w:r>
           <w:rPr>
             <w:rStyle w:val="VerbatimChar"/>
@@ -44851,7 +46296,7 @@
       <w:r>
         <w:t xml:space="preserve"> </w:t>
       </w:r>
-      <w:hyperlink r:id="rId157">
+      <w:hyperlink r:id="rId162">
         <w:r>
           <w:rPr>
             <w:rStyle w:val="VerbatimChar"/>
@@ -45122,13 +46567,13 @@
         <w:t xml:space="preserve">Residual).</w:t>
       </w:r>
     </w:p>
-    <w:bookmarkEnd w:id="316"/>
-    <w:bookmarkStart w:id="319" w:name="srcmoduleembedding.h-embedding.cpp"/>
+    <w:bookmarkEnd w:id="321"/>
+    <w:bookmarkStart w:id="324" w:name="srcmoduleembedding.h-embedding.cpp"/>
     <w:p>
       <w:pPr>
         <w:pStyle w:val="Heading3"/>
       </w:pPr>
-      <w:hyperlink r:id="rId317">
+      <w:hyperlink r:id="rId322">
         <w:r>
           <w:rPr>
             <w:rStyle w:val="VerbatimChar"/>
@@ -45145,7 +46590,7 @@
       <w:r>
         <w:t xml:space="preserve"> </w:t>
       </w:r>
-      <w:hyperlink r:id="rId318">
+      <w:hyperlink r:id="rId323">
         <w:r>
           <w:rPr>
             <w:rStyle w:val="VerbatimChar"/>
@@ -45176,13 +46621,13 @@
         <w:t xml:space="preserve">Capa inicial de lookup de tokens que transforma IDs a representaciones vectoriales.</w:t>
       </w:r>
     </w:p>
-    <w:bookmarkEnd w:id="319"/>
-    <w:bookmarkStart w:id="322" w:name="srcmodulelm_head.h-lm_head.cpp"/>
+    <w:bookmarkEnd w:id="324"/>
+    <w:bookmarkStart w:id="327" w:name="srcmodulelm_head.h-lm_head.cpp"/>
     <w:p>
       <w:pPr>
         <w:pStyle w:val="Heading3"/>
       </w:pPr>
-      <w:hyperlink r:id="rId320">
+      <w:hyperlink r:id="rId325">
         <w:r>
           <w:rPr>
             <w:rStyle w:val="VerbatimChar"/>
@@ -45199,7 +46644,7 @@
       <w:r>
         <w:t xml:space="preserve"> </w:t>
       </w:r>
-      <w:hyperlink r:id="rId321">
+      <w:hyperlink r:id="rId326">
         <w:r>
           <w:rPr>
             <w:rStyle w:val="VerbatimChar"/>
@@ -45230,13 +46675,13 @@
         <w:t xml:space="preserve">Capa final de salida (Linear) que mapea el estado oculto hacia los logits sobre el vocabulario.</w:t>
       </w:r>
     </w:p>
-    <w:bookmarkEnd w:id="322"/>
-    <w:bookmarkStart w:id="325" w:name="srcmoduleparallel.h-parallel.cpp"/>
+    <w:bookmarkEnd w:id="327"/>
+    <w:bookmarkStart w:id="330" w:name="srcmoduleparallel.h-parallel.cpp"/>
     <w:p>
       <w:pPr>
         <w:pStyle w:val="Heading3"/>
       </w:pPr>
-      <w:hyperlink r:id="rId323">
+      <w:hyperlink r:id="rId328">
         <w:r>
           <w:rPr>
             <w:rStyle w:val="VerbatimChar"/>
@@ -45253,7 +46698,7 @@
       <w:r>
         <w:t xml:space="preserve"> </w:t>
       </w:r>
-      <w:hyperlink r:id="rId324">
+      <w:hyperlink r:id="rId329">
         <w:r>
           <w:rPr>
             <w:rStyle w:val="VerbatimChar"/>
@@ -45305,13 +46750,13 @@
         <w:t xml:space="preserve">).</w:t>
       </w:r>
     </w:p>
-    <w:bookmarkEnd w:id="325"/>
-    <w:bookmarkStart w:id="327" w:name="X604acce90831f52ea45d8dc88e8f833205bc475"/>
+    <w:bookmarkEnd w:id="330"/>
+    <w:bookmarkStart w:id="332" w:name="X604acce90831f52ea45d8dc88e8f833205bc475"/>
     <w:p>
       <w:pPr>
         <w:pStyle w:val="Heading3"/>
       </w:pPr>
-      <w:hyperlink r:id="rId326">
+      <w:hyperlink r:id="rId331">
         <w:r>
           <w:rPr>
             <w:rStyle w:val="VerbatimChar"/>
@@ -45328,7 +46773,7 @@
       <w:r>
         <w:t xml:space="preserve"> </w:t>
       </w:r>
-      <w:hyperlink r:id="rId141">
+      <w:hyperlink r:id="rId128">
         <w:r>
           <w:rPr>
             <w:rStyle w:val="VerbatimChar"/>
@@ -45438,13 +46883,13 @@
         <w:t xml:space="preserve">, GPU 0 evalúa el Oráculo de red, invoca a BookSim2, inyecta paquetes unicast y cachea la latencia para todas las GPUs.</w:t>
       </w:r>
     </w:p>
-    <w:bookmarkEnd w:id="327"/>
-    <w:bookmarkStart w:id="329" w:name="srcmoduletest.cpp"/>
+    <w:bookmarkEnd w:id="332"/>
+    <w:bookmarkStart w:id="334" w:name="srcmoduletest.cpp"/>
     <w:p>
       <w:pPr>
         <w:pStyle w:val="Heading3"/>
       </w:pPr>
-      <w:hyperlink r:id="rId328">
+      <w:hyperlink r:id="rId333">
         <w:r>
           <w:rPr>
             <w:rStyle w:val="VerbatimChar"/>
@@ -45482,9 +46927,9 @@
         </w:pict>
       </w:r>
     </w:p>
-    <w:bookmarkEnd w:id="329"/>
-    <w:bookmarkEnd w:id="330"/>
-    <w:bookmarkStart w:id="338" w:name="Xf84261a8395965c3a348f2ab837d5e5093bc08f"/>
+    <w:bookmarkEnd w:id="334"/>
+    <w:bookmarkEnd w:id="335"/>
+    <w:bookmarkStart w:id="343" w:name="Xf84261a8395965c3a348f2ab837d5e5093bc08f"/>
     <w:p>
       <w:pPr>
         <w:pStyle w:val="Heading2"/>
@@ -45502,12 +46947,12 @@
         <w:t xml:space="preserve">)</w:t>
       </w:r>
     </w:p>
-    <w:bookmarkStart w:id="333" w:name="srcschedulersequence.h-sequence.cpp"/>
+    <w:bookmarkStart w:id="338" w:name="srcschedulersequence.h-sequence.cpp"/>
     <w:p>
       <w:pPr>
         <w:pStyle w:val="Heading3"/>
       </w:pPr>
-      <w:hyperlink r:id="rId331">
+      <w:hyperlink r:id="rId336">
         <w:r>
           <w:rPr>
             <w:rStyle w:val="VerbatimChar"/>
@@ -45524,7 +46969,7 @@
       <w:r>
         <w:t xml:space="preserve"> </w:t>
       </w:r>
-      <w:hyperlink r:id="rId332">
+      <w:hyperlink r:id="rId337">
         <w:r>
           <w:rPr>
             <w:rStyle w:val="VerbatimChar"/>
@@ -45624,13 +47069,13 @@
         <w:t xml:space="preserve">).</w:t>
       </w:r>
     </w:p>
-    <w:bookmarkEnd w:id="333"/>
-    <w:bookmarkStart w:id="335" w:name="srcschedulerscheduler.h-scheduler.cpp"/>
+    <w:bookmarkEnd w:id="338"/>
+    <w:bookmarkStart w:id="340" w:name="srcschedulerscheduler.h-scheduler.cpp"/>
     <w:p>
       <w:pPr>
         <w:pStyle w:val="Heading3"/>
       </w:pPr>
-      <w:hyperlink r:id="rId334">
+      <w:hyperlink r:id="rId339">
         <w:r>
           <w:rPr>
             <w:rStyle w:val="VerbatimChar"/>
@@ -45783,13 +47228,13 @@
         <w:t xml:space="preserve">respetando la distribución configurada.</w:t>
       </w:r>
     </w:p>
-    <w:bookmarkEnd w:id="335"/>
-    <w:bookmarkStart w:id="337" w:name="srcschedulertest.cpp"/>
+    <w:bookmarkEnd w:id="340"/>
+    <w:bookmarkStart w:id="342" w:name="srcschedulertest.cpp"/>
     <w:p>
       <w:pPr>
         <w:pStyle w:val="Heading3"/>
       </w:pPr>
-      <w:hyperlink r:id="rId336">
+      <w:hyperlink r:id="rId341">
         <w:r>
           <w:rPr>
             <w:rStyle w:val="VerbatimChar"/>
@@ -45827,9 +47272,9 @@
         </w:pict>
       </w:r>
     </w:p>
-    <w:bookmarkEnd w:id="337"/>
-    <w:bookmarkEnd w:id="338"/>
-    <w:bookmarkStart w:id="343" w:name="Xf9444877e953abcdf470106263594a62a482bdb"/>
+    <w:bookmarkEnd w:id="342"/>
+    <w:bookmarkEnd w:id="343"/>
+    <w:bookmarkStart w:id="348" w:name="Xf9444877e953abcdf470106263594a62a482bdb"/>
     <w:p>
       <w:pPr>
         <w:pStyle w:val="Heading2"/>
@@ -45847,12 +47292,12 @@
         <w:t xml:space="preserve">)</w:t>
       </w:r>
     </w:p>
-    <w:bookmarkStart w:id="339" w:name="llmsimulatorrun_sim.py"/>
+    <w:bookmarkStart w:id="344" w:name="llmsimulatorrun_sim.py"/>
     <w:p>
       <w:pPr>
         <w:pStyle w:val="Heading3"/>
       </w:pPr>
-      <w:hyperlink r:id="rId175">
+      <w:hyperlink r:id="rId180">
         <w:r>
           <w:rPr>
             <w:rStyle w:val="VerbatimChar"/>
@@ -45904,13 +47349,68 @@
         <w:t xml:space="preserve">).</w:t>
       </w:r>
     </w:p>
-    <w:bookmarkEnd w:id="339"/>
-    <w:bookmarkStart w:id="340" w:name="llmsimulatoranalyze_traces.py"/>
+    <w:p>
+      <w:pPr>
+        <w:pStyle w:val="Compact"/>
+        <w:numPr>
+          <w:ilvl w:val="0"/>
+          <w:numId w:val="1113"/>
+        </w:numPr>
+      </w:pPr>
+      <w:r>
+        <w:rPr>
+          <w:b/>
+          <w:bCs/>
+        </w:rPr>
+        <w:t xml:space="preserve">Mecanismos Clave:</w:t>
+      </w:r>
+    </w:p>
+    <w:p>
+      <w:pPr>
+        <w:pStyle w:val="Compact"/>
+        <w:numPr>
+          <w:ilvl w:val="1"/>
+          <w:numId w:val="1114"/>
+        </w:numPr>
+      </w:pPr>
+      <w:r>
+        <w:t xml:space="preserve">Extrae y formatea el CSV de seguimiento de paquetes</w:t>
+      </w:r>
+      <w:r>
+        <w:t xml:space="preserve"> </w:t>
+      </w:r>
+      <w:r>
+        <w:rPr>
+          <w:rStyle w:val="VerbatimChar"/>
+        </w:rPr>
+        <w:t xml:space="preserve">packet_tracking_debug.csv</w:t>
+      </w:r>
+      <w:r>
+        <w:t xml:space="preserve"> </w:t>
+      </w:r>
+      <w:r>
+        <w:t xml:space="preserve">con 17 columnas canónicas:</w:t>
+      </w:r>
+      <w:r>
+        <w:t xml:space="preserve"> </w:t>
+      </w:r>
+      <w:r>
+        <w:rPr>
+          <w:rStyle w:val="VerbatimChar"/>
+        </w:rPr>
+        <w:t xml:space="preserve">PID,Source,Dest,Creation_Cycle,Inject_Cycle,Receive_Cycle,Total_Latency,Network_Latency,Queueing_Delay,Num_Flits,Size_Bytes,Avg_Flit_Latency,Throughput,Op_Type,Op_Idx,Op_Start_NS,Op_End_NS</w:t>
+      </w:r>
+      <w:r>
+        <w:t xml:space="preserve">.</w:t>
+      </w:r>
+    </w:p>
+    <w:bookmarkEnd w:id="344"/>
+    <w:bookmarkStart w:id="345" w:name="llmsimulatoranalyze_traces.py"/>
     <w:p>
       <w:pPr>
         <w:pStyle w:val="Heading3"/>
       </w:pPr>
-      <w:hyperlink r:id="rId177">
+      <w:hyperlink r:id="rId182">
         <w:r>
           <w:rPr>
             <w:rStyle w:val="VerbatimChar"/>
@@ -45924,7 +47424,7 @@
         <w:pStyle w:val="Compact"/>
         <w:numPr>
           <w:ilvl w:val="0"/>
-          <w:numId w:val="1114"/>
+          <w:numId w:val="1115"/>
         </w:numPr>
       </w:pPr>
       <w:r>
@@ -45961,7 +47461,7 @@
         <w:pStyle w:val="Compact"/>
         <w:numPr>
           <w:ilvl w:val="0"/>
-          <w:numId w:val="1114"/>
+          <w:numId w:val="1115"/>
         </w:numPr>
       </w:pPr>
       <w:r>
@@ -45977,7 +47477,7 @@
         <w:pStyle w:val="Compact"/>
         <w:numPr>
           <w:ilvl w:val="1"/>
-          <w:numId w:val="1115"/>
+          <w:numId w:val="1116"/>
         </w:numPr>
       </w:pPr>
       <w:r>
@@ -46010,7 +47510,7 @@
         <w:pStyle w:val="Compact"/>
         <w:numPr>
           <w:ilvl w:val="1"/>
-          <w:numId w:val="1115"/>
+          <w:numId w:val="1116"/>
         </w:numPr>
       </w:pPr>
       <w:r>
@@ -46050,7 +47550,7 @@
         <w:pStyle w:val="Compact"/>
         <w:numPr>
           <w:ilvl w:val="1"/>
-          <w:numId w:val="1115"/>
+          <w:numId w:val="1116"/>
         </w:numPr>
       </w:pPr>
       <w:r>
@@ -46078,13 +47578,13 @@
         <w:t xml:space="preserve">).</w:t>
       </w:r>
     </w:p>
-    <w:bookmarkEnd w:id="340"/>
-    <w:bookmarkStart w:id="341" w:name="llmsimulatorplot_packet_tracking.py"/>
+    <w:bookmarkEnd w:id="345"/>
+    <w:bookmarkStart w:id="346" w:name="llmsimulatorplot_packet_tracking.py"/>
     <w:p>
       <w:pPr>
         <w:pStyle w:val="Heading3"/>
       </w:pPr>
-      <w:hyperlink r:id="rId182">
+      <w:hyperlink r:id="rId187">
         <w:r>
           <w:rPr>
             <w:rStyle w:val="VerbatimChar"/>
@@ -46098,7 +47598,7 @@
         <w:pStyle w:val="Compact"/>
         <w:numPr>
           <w:ilvl w:val="0"/>
-          <w:numId w:val="1116"/>
+          <w:numId w:val="1117"/>
         </w:numPr>
       </w:pPr>
       <w:r>
@@ -46112,7 +47612,7 @@
         <w:t xml:space="preserve"> </w:t>
       </w:r>
       <w:r>
-        <w:t xml:space="preserve">Visualizador gráfico del tráfico en la red BookSim2. Genera diagramas de dispersión temporal, histogramas de latencia de paquetes (</w:t>
+        <w:t xml:space="preserve">Visualizador gráfico del tráfico en la red BookSim2. Reconstruye el ciclo de vida de los paquetes, descompone latencias (</w:t>
       </w:r>
       <m:oMath>
         <m:r>
@@ -46174,16 +47674,188 @@
         </m:r>
       </m:oMath>
       <w:r>
-        <w:t xml:space="preserve">) y análisis de contención en colas de NIC.</w:t>
-      </w:r>
-    </w:p>
-    <w:bookmarkEnd w:id="341"/>
-    <w:bookmarkStart w:id="342" w:name="llmsimulatorplot_cronograma.py"/>
+        <w:t xml:space="preserve">), calcula productividad acumulada y segmenta la visualización por páginas de 50 paquetes en la subcarpeta</w:t>
+      </w:r>
+      <w:r>
+        <w:t xml:space="preserve"> </w:t>
+      </w:r>
+      <w:r>
+        <w:rPr>
+          <w:rStyle w:val="VerbatimChar"/>
+        </w:rPr>
+        <w:t xml:space="preserve">gantt/</w:t>
+      </w:r>
+      <w:r>
+        <w:t xml:space="preserve">.</w:t>
+      </w:r>
+    </w:p>
+    <w:p>
+      <w:pPr>
+        <w:pStyle w:val="Compact"/>
+        <w:numPr>
+          <w:ilvl w:val="0"/>
+          <w:numId w:val="1117"/>
+        </w:numPr>
+      </w:pPr>
+      <w:r>
+        <w:rPr>
+          <w:b/>
+          <w:bCs/>
+        </w:rPr>
+        <w:t xml:space="preserve">Mecanismos Clave:</w:t>
+      </w:r>
+    </w:p>
+    <w:p>
+      <w:pPr>
+        <w:pStyle w:val="Compact"/>
+        <w:numPr>
+          <w:ilvl w:val="1"/>
+          <w:numId w:val="1118"/>
+        </w:numPr>
+      </w:pPr>
+      <w:r>
+        <w:t xml:space="preserve">Filtro automático de última iteración mediante detección de retroceso temporal en</w:t>
+      </w:r>
+      <w:r>
+        <w:t xml:space="preserve"> </w:t>
+      </w:r>
+      <w:r>
+        <w:rPr>
+          <w:rStyle w:val="VerbatimChar"/>
+        </w:rPr>
+        <w:t xml:space="preserve">Op_Start_NS</w:t>
+      </w:r>
+      <w:r>
+        <w:t xml:space="preserve"> </w:t>
+      </w:r>
+      <w:r>
+        <w:t xml:space="preserve">(anulable con</w:t>
+      </w:r>
+      <w:r>
+        <w:t xml:space="preserve"> </w:t>
+      </w:r>
+      <w:r>
+        <w:rPr>
+          <w:rStyle w:val="VerbatimChar"/>
+        </w:rPr>
+        <w:t xml:space="preserve">--all_iters</w:t>
+      </w:r>
+      <w:r>
+        <w:t xml:space="preserve">).</w:t>
+      </w:r>
+    </w:p>
+    <w:p>
+      <w:pPr>
+        <w:pStyle w:val="Compact"/>
+        <w:numPr>
+          <w:ilvl w:val="1"/>
+          <w:numId w:val="1118"/>
+        </w:numPr>
+      </w:pPr>
+      <w:r>
+        <w:t xml:space="preserve">Paginación dinámica en subcarpeta</w:t>
+      </w:r>
+      <w:r>
+        <w:t xml:space="preserve"> </w:t>
+      </w:r>
+      <w:r>
+        <w:rPr>
+          <w:rStyle w:val="VerbatimChar"/>
+        </w:rPr>
+        <w:t xml:space="preserve">gantt/</w:t>
+      </w:r>
+      <w:r>
+        <w:t xml:space="preserve"> </w:t>
+      </w:r>
+      <w:r>
+        <w:t xml:space="preserve">(</w:t>
+      </w:r>
+      <w:r>
+        <w:rPr>
+          <w:rStyle w:val="VerbatimChar"/>
+        </w:rPr>
+        <w:t xml:space="preserve">--samples 50</w:t>
+      </w:r>
+      <w:r>
+        <w:t xml:space="preserve">,</w:t>
+      </w:r>
+      <w:r>
+        <w:t xml:space="preserve"> </w:t>
+      </w:r>
+      <w:r>
+        <w:rPr>
+          <w:rStyle w:val="VerbatimChar"/>
+        </w:rPr>
+        <w:t xml:space="preserve">--max_pages 30</w:t>
+      </w:r>
+      <w:r>
+        <w:t xml:space="preserve">), con sombreado de franjas por operación (</w:t>
+      </w:r>
+      <w:r>
+        <w:rPr>
+          <w:rStyle w:val="VerbatimChar"/>
+        </w:rPr>
+        <w:t xml:space="preserve">Scatter</w:t>
+      </w:r>
+      <w:r>
+        <w:t xml:space="preserve"> </w:t>
+      </w:r>
+      <w:r>
+        <w:t xml:space="preserve">vs. </w:t>
+      </w:r>
+      <w:r>
+        <w:rPr>
+          <w:rStyle w:val="VerbatimChar"/>
+        </w:rPr>
+        <w:t xml:space="preserve">Gather</w:t>
+      </w:r>
+      <w:r>
+        <w:t xml:space="preserve">), líneas divisorias y badges laterales con marcas de tiempo en nanosegundos.</w:t>
+      </w:r>
+    </w:p>
+    <w:p>
+      <w:pPr>
+        <w:pStyle w:val="Compact"/>
+        <w:numPr>
+          <w:ilvl w:val="1"/>
+          <w:numId w:val="1118"/>
+        </w:numPr>
+      </w:pPr>
+      <w:r>
+        <w:t xml:space="preserve">Renderizado de etiquetas enriquecidas por paquete:</w:t>
+      </w:r>
+      <w:r>
+        <w:t xml:space="preserve"> </w:t>
+      </w:r>
+      <w:r>
+        <w:rPr>
+          <w:rStyle w:val="VerbatimChar"/>
+        </w:rPr>
+        <w:t xml:space="preserve">S{src}→D{dst} (9 flits / 288B) | Lat.Mitja: {avg_flit_lat:.1f}c | Prod: {prod:.3f} flits/c</w:t>
+      </w:r>
+      <w:r>
+        <w:t xml:space="preserve">.</w:t>
+      </w:r>
+    </w:p>
+    <w:p>
+      <w:pPr>
+        <w:pStyle w:val="Compact"/>
+        <w:numPr>
+          <w:ilvl w:val="1"/>
+          <w:numId w:val="1118"/>
+        </w:numPr>
+      </w:pPr>
+      <w:r>
+        <w:t xml:space="preserve">Generación de gráficos representativos de los regímenes de congestión: libre, media y crítica.</w:t>
+      </w:r>
+    </w:p>
+    <w:bookmarkEnd w:id="346"/>
+    <w:bookmarkStart w:id="347" w:name="llmsimulatorplot_cronograma.py"/>
     <w:p>
       <w:pPr>
         <w:pStyle w:val="Heading3"/>
       </w:pPr>
-      <w:hyperlink r:id="rId184">
+      <w:hyperlink r:id="rId189">
         <w:r>
           <w:rPr>
             <w:rStyle w:val="VerbatimChar"/>
@@ -46197,7 +47869,7 @@
         <w:pStyle w:val="Compact"/>
         <w:numPr>
           <w:ilvl w:val="0"/>
-          <w:numId w:val="1117"/>
+          <w:numId w:val="1119"/>
         </w:numPr>
       </w:pPr>
       <w:r>
@@ -46221,9 +47893,9 @@
         </w:pict>
       </w:r>
     </w:p>
-    <w:bookmarkEnd w:id="342"/>
-    <w:bookmarkEnd w:id="343"/>
-    <w:bookmarkStart w:id="372" w:name="subsistema-de-red-booksim2-booksim2src"/>
+    <w:bookmarkEnd w:id="347"/>
+    <w:bookmarkEnd w:id="348"/>
+    <w:bookmarkStart w:id="376" w:name="subsistema-de-red-booksim2-booksim2src"/>
     <w:p>
       <w:pPr>
         <w:pStyle w:val="Heading2"/>
@@ -46241,12 +47913,12 @@
         <w:t xml:space="preserve">)</w:t>
       </w:r>
     </w:p>
-    <w:bookmarkStart w:id="345" w:name="Xb3ba7dd208a049e2f1c6c9f422e9a15f0c4ee4a"/>
+    <w:bookmarkStart w:id="349" w:name="Xb3ba7dd208a049e2f1c6c9f422e9a15f0c4ee4a"/>
     <w:p>
       <w:pPr>
         <w:pStyle w:val="Heading3"/>
       </w:pPr>
-      <w:hyperlink r:id="rId125">
+      <w:hyperlink r:id="rId131">
         <w:r>
           <w:rPr>
             <w:rStyle w:val="VerbatimChar"/>
@@ -46263,7 +47935,7 @@
       <w:r>
         <w:t xml:space="preserve"> </w:t>
       </w:r>
-      <w:hyperlink r:id="rId344">
+      <w:hyperlink r:id="rId124">
         <w:r>
           <w:rPr>
             <w:rStyle w:val="VerbatimChar"/>
@@ -46277,7 +47949,7 @@
         <w:pStyle w:val="Compact"/>
         <w:numPr>
           <w:ilvl w:val="0"/>
-          <w:numId w:val="1118"/>
+          <w:numId w:val="1120"/>
         </w:numPr>
       </w:pPr>
       <w:r>
@@ -46327,6 +47999,30 @@
         <w:t xml:space="preserve">BookSim_AdvanceCycle()</w:t>
       </w:r>
       <w:r>
+        <w:t xml:space="preserve">,</w:t>
+      </w:r>
+      <w:r>
+        <w:t xml:space="preserve"> </w:t>
+      </w:r>
+      <w:r>
+        <w:rPr>
+          <w:rStyle w:val="VerbatimChar"/>
+        </w:rPr>
+        <w:t xml:space="preserve">BookSim_StartOperation()</w:t>
+      </w:r>
+      <w:r>
+        <w:t xml:space="preserve">,</w:t>
+      </w:r>
+      <w:r>
+        <w:t xml:space="preserve"> </w:t>
+      </w:r>
+      <w:r>
+        <w:rPr>
+          <w:rStyle w:val="VerbatimChar"/>
+        </w:rPr>
+        <w:t xml:space="preserve">BookSim_FinishOperation()</w:t>
+      </w:r>
+      <w:r>
         <w:t xml:space="preserve"> </w:t>
       </w:r>
       <w:r>
@@ -46342,19 +48038,232 @@
         <w:t xml:space="preserve">API_TrafficManager</w:t>
       </w:r>
       <w:r>
-        <w:t xml:space="preserve"> </w:t>
-      </w:r>
-      <w:r>
-        <w:t xml:space="preserve">con captura de PIDs y marcas temporales.</w:t>
-      </w:r>
-    </w:p>
-    <w:bookmarkEnd w:id="345"/>
-    <w:bookmarkStart w:id="347" w:name="Xe645896aa4f417501dd1264f6026d8031d42d97"/>
+        <w:t xml:space="preserve">.</w:t>
+      </w:r>
+    </w:p>
+    <w:p>
+      <w:pPr>
+        <w:pStyle w:val="Compact"/>
+        <w:numPr>
+          <w:ilvl w:val="0"/>
+          <w:numId w:val="1120"/>
+        </w:numPr>
+      </w:pPr>
+      <w:r>
+        <w:rPr>
+          <w:b/>
+          <w:bCs/>
+        </w:rPr>
+        <w:t xml:space="preserve">Mecanismos Clave:</w:t>
+      </w:r>
+    </w:p>
+    <w:p>
+      <w:pPr>
+        <w:pStyle w:val="Compact"/>
+        <w:numPr>
+          <w:ilvl w:val="1"/>
+          <w:numId w:val="1121"/>
+        </w:numPr>
+      </w:pPr>
+      <w:r>
+        <w:t xml:space="preserve">Acumula en</w:t>
+      </w:r>
+      <w:r>
+        <w:t xml:space="preserve"> </w:t>
+      </w:r>
+      <w:r>
+        <w:rPr>
+          <w:rStyle w:val="VerbatimChar"/>
+        </w:rPr>
+        <w:t xml:space="preserve">_RetireFlit()</w:t>
+      </w:r>
+      <w:r>
+        <w:t xml:space="preserve"> </w:t>
+      </w:r>
+      <w:r>
+        <w:t xml:space="preserve">la latencia exacta de todos los flits individuales por</w:t>
+      </w:r>
+      <w:r>
+        <w:t xml:space="preserve"> </w:t>
+      </w:r>
+      <w:r>
+        <w:rPr>
+          <w:rStyle w:val="VerbatimChar"/>
+        </w:rPr>
+        <w:t xml:space="preserve">PID</w:t>
+      </w:r>
+      <w:r>
+        <w:t xml:space="preserve"> </w:t>
+      </w:r>
+      <w:r>
+        <w:t xml:space="preserve">(</w:t>
+      </w:r>
+      <w:r>
+        <w:rPr>
+          <w:rStyle w:val="VerbatimChar"/>
+        </w:rPr>
+        <w:t xml:space="preserve">flit_latency_sum</w:t>
+      </w:r>
+      <w:r>
+        <w:t xml:space="preserve">) y el contador global de flits recibidos.</w:t>
+      </w:r>
+    </w:p>
+    <w:p>
+      <w:pPr>
+        <w:pStyle w:val="Compact"/>
+        <w:numPr>
+          <w:ilvl w:val="1"/>
+          <w:numId w:val="1121"/>
+        </w:numPr>
+      </w:pPr>
+      <w:r>
+        <w:t xml:space="preserve">Al retirarse el</w:t>
+      </w:r>
+      <w:r>
+        <w:t xml:space="preserve"> </w:t>
+      </w:r>
+      <m:oMath>
+        <m:r>
+          <m:t>t</m:t>
+        </m:r>
+        <m:r>
+          <m:t>a</m:t>
+        </m:r>
+        <m:r>
+          <m:t>i</m:t>
+        </m:r>
+        <m:r>
+          <m:t>l</m:t>
+        </m:r>
+      </m:oMath>
+      <w:r>
+        <w:t xml:space="preserve"> </w:t>
+      </w:r>
+      <w:r>
+        <w:t xml:space="preserve">flit, computa la latencia media de flits</w:t>
+      </w:r>
+      <w:r>
+        <w:t xml:space="preserve"> </w:t>
+      </w:r>
+      <w:r>
+        <w:rPr>
+          <w:rStyle w:val="VerbatimChar"/>
+        </w:rPr>
+        <w:t xml:space="preserve">avg_flit_lat</w:t>
+      </w:r>
+      <w:r>
+        <w:t xml:space="preserve"> </w:t>
+      </w:r>
+      <w:r>
+        <w:t xml:space="preserve">y la productividad acumulada</w:t>
+      </w:r>
+      <w:r>
+        <w:t xml:space="preserve"> </w:t>
+      </w:r>
+      <w:r>
+        <w:rPr>
+          <w:rStyle w:val="VerbatimChar"/>
+        </w:rPr>
+        <w:t xml:space="preserve">throughput</w:t>
+      </w:r>
+      <w:r>
+        <w:t xml:space="preserve"> </w:t>
+      </w:r>
+      <w:r>
+        <w:t xml:space="preserve">en flits/ciclo.</w:t>
+      </w:r>
+    </w:p>
+    <w:p>
+      <w:pPr>
+        <w:pStyle w:val="Compact"/>
+        <w:numPr>
+          <w:ilvl w:val="1"/>
+          <w:numId w:val="1121"/>
+        </w:numPr>
+      </w:pPr>
+      <w:r>
+        <w:t xml:space="preserve">Enlaza el contexto de cómputo del LLM (</w:t>
+      </w:r>
+      <w:r>
+        <w:rPr>
+          <w:rStyle w:val="VerbatimChar"/>
+        </w:rPr>
+        <w:t xml:space="preserve">Op_Type</w:t>
+      </w:r>
+      <w:r>
+        <w:t xml:space="preserve">,</w:t>
+      </w:r>
+      <w:r>
+        <w:t xml:space="preserve"> </w:t>
+      </w:r>
+      <w:r>
+        <w:rPr>
+          <w:rStyle w:val="VerbatimChar"/>
+        </w:rPr>
+        <w:t xml:space="preserve">Op_Idx</w:t>
+      </w:r>
+      <w:r>
+        <w:t xml:space="preserve">,</w:t>
+      </w:r>
+      <w:r>
+        <w:t xml:space="preserve"> </w:t>
+      </w:r>
+      <w:r>
+        <w:rPr>
+          <w:rStyle w:val="VerbatimChar"/>
+        </w:rPr>
+        <w:t xml:space="preserve">Op_Start_NS</w:t>
+      </w:r>
+      <w:r>
+        <w:t xml:space="preserve">,</w:t>
+      </w:r>
+      <w:r>
+        <w:t xml:space="preserve"> </w:t>
+      </w:r>
+      <w:r>
+        <w:rPr>
+          <w:rStyle w:val="VerbatimChar"/>
+        </w:rPr>
+        <w:t xml:space="preserve">Op_End_NS</w:t>
+      </w:r>
+      <w:r>
+        <w:t xml:space="preserve">) emitiendo el registro estructurado</w:t>
+      </w:r>
+      <w:r>
+        <w:t xml:space="preserve"> </w:t>
+      </w:r>
+      <w:r>
+        <w:rPr>
+          <w:rStyle w:val="VerbatimChar"/>
+        </w:rPr>
+        <w:t xml:space="preserve">[TRACK_PID]</w:t>
+      </w:r>
+      <w:r>
+        <w:t xml:space="preserve"> </w:t>
+      </w:r>
+      <w:r>
+        <w:t xml:space="preserve">con 17 columnas bajo la bandera</w:t>
+      </w:r>
+      <w:r>
+        <w:t xml:space="preserve"> </w:t>
+      </w:r>
+      <w:r>
+        <w:rPr>
+          <w:rStyle w:val="VerbatimChar"/>
+        </w:rPr>
+        <w:t xml:space="preserve">--debug_pids</w:t>
+      </w:r>
+      <w:r>
+        <w:t xml:space="preserve">.</w:t>
+      </w:r>
+    </w:p>
+    <w:bookmarkEnd w:id="349"/>
+    <w:bookmarkStart w:id="351" w:name="Xe645896aa4f417501dd1264f6026d8031d42d97"/>
     <w:p>
       <w:pPr>
         <w:pStyle w:val="Heading3"/>
       </w:pPr>
-      <w:hyperlink r:id="rId346">
+      <w:hyperlink r:id="rId350">
         <w:r>
           <w:rPr>
             <w:rStyle w:val="VerbatimChar"/>
@@ -46385,7 +48294,7 @@
         <w:pStyle w:val="Compact"/>
         <w:numPr>
           <w:ilvl w:val="0"/>
-          <w:numId w:val="1119"/>
+          <w:numId w:val="1122"/>
         </w:numPr>
       </w:pPr>
       <w:r>
@@ -46432,13 +48341,13 @@
         <w:t xml:space="preserve">).</w:t>
       </w:r>
     </w:p>
-    <w:bookmarkEnd w:id="347"/>
-    <w:bookmarkStart w:id="350" w:name="booksim2srcflit.hpp-flit.cpp"/>
+    <w:bookmarkEnd w:id="351"/>
+    <w:bookmarkStart w:id="354" w:name="booksim2srcflit.hpp-flit.cpp"/>
     <w:p>
       <w:pPr>
         <w:pStyle w:val="Heading3"/>
       </w:pPr>
-      <w:hyperlink r:id="rId348">
+      <w:hyperlink r:id="rId352">
         <w:r>
           <w:rPr>
             <w:rStyle w:val="VerbatimChar"/>
@@ -46455,7 +48364,7 @@
       <w:r>
         <w:t xml:space="preserve"> </w:t>
       </w:r>
-      <w:hyperlink r:id="rId349">
+      <w:hyperlink r:id="rId353">
         <w:r>
           <w:rPr>
             <w:rStyle w:val="VerbatimChar"/>
@@ -46469,7 +48378,7 @@
         <w:pStyle w:val="Compact"/>
         <w:numPr>
           <w:ilvl w:val="0"/>
-          <w:numId w:val="1120"/>
+          <w:numId w:val="1123"/>
         </w:numPr>
       </w:pPr>
       <w:r>
@@ -46588,13 +48497,13 @@
         <w:t xml:space="preserve">).</w:t>
       </w:r>
     </w:p>
-    <w:bookmarkEnd w:id="350"/>
-    <w:bookmarkStart w:id="352" w:name="booksim2srcpacket_reply_info.hpp"/>
+    <w:bookmarkEnd w:id="354"/>
+    <w:bookmarkStart w:id="356" w:name="booksim2srcpacket_reply_info.hpp"/>
     <w:p>
       <w:pPr>
         <w:pStyle w:val="Heading3"/>
       </w:pPr>
-      <w:hyperlink r:id="rId351">
+      <w:hyperlink r:id="rId355">
         <w:r>
           <w:rPr>
             <w:rStyle w:val="VerbatimChar"/>
@@ -46608,7 +48517,7 @@
         <w:pStyle w:val="Compact"/>
         <w:numPr>
           <w:ilvl w:val="0"/>
-          <w:numId w:val="1121"/>
+          <w:numId w:val="1124"/>
         </w:numPr>
       </w:pPr>
       <w:r>
@@ -46625,13 +48534,13 @@
         <w:t xml:space="preserve">Estructuras de metadatos para paquetes de solicitud y respuesta de memoria en BookSim2.</w:t>
       </w:r>
     </w:p>
-    <w:bookmarkEnd w:id="352"/>
-    <w:bookmarkStart w:id="355" w:name="booksim2srcroutefunc.hpp-routefunc.cpp"/>
+    <w:bookmarkEnd w:id="356"/>
+    <w:bookmarkStart w:id="359" w:name="booksim2srcroutefunc.hpp-routefunc.cpp"/>
     <w:p>
       <w:pPr>
         <w:pStyle w:val="Heading3"/>
       </w:pPr>
-      <w:hyperlink r:id="rId353">
+      <w:hyperlink r:id="rId357">
         <w:r>
           <w:rPr>
             <w:rStyle w:val="VerbatimChar"/>
@@ -46648,7 +48557,7 @@
       <w:r>
         <w:t xml:space="preserve"> </w:t>
       </w:r>
-      <w:hyperlink r:id="rId354">
+      <w:hyperlink r:id="rId358">
         <w:r>
           <w:rPr>
             <w:rStyle w:val="VerbatimChar"/>
@@ -46662,7 +48571,7 @@
         <w:pStyle w:val="Compact"/>
         <w:numPr>
           <w:ilvl w:val="0"/>
-          <w:numId w:val="1122"/>
+          <w:numId w:val="1125"/>
         </w:numPr>
       </w:pPr>
       <w:r>
@@ -46709,13 +48618,13 @@
         <w:t xml:space="preserve">).</w:t>
       </w:r>
     </w:p>
-    <w:bookmarkEnd w:id="355"/>
-    <w:bookmarkStart w:id="358" w:name="Xe9201d0e93d97f388d71ef04d53f1a849b8a762"/>
+    <w:bookmarkEnd w:id="359"/>
+    <w:bookmarkStart w:id="362" w:name="Xe9201d0e93d97f388d71ef04d53f1a849b8a762"/>
     <w:p>
       <w:pPr>
         <w:pStyle w:val="Heading3"/>
       </w:pPr>
-      <w:hyperlink r:id="rId356">
+      <w:hyperlink r:id="rId360">
         <w:r>
           <w:rPr>
             <w:rStyle w:val="VerbatimChar"/>
@@ -46732,7 +48641,7 @@
       <w:r>
         <w:t xml:space="preserve"> </w:t>
       </w:r>
-      <w:hyperlink r:id="rId357">
+      <w:hyperlink r:id="rId361">
         <w:r>
           <w:rPr>
             <w:rStyle w:val="VerbatimChar"/>
@@ -46746,7 +48655,7 @@
         <w:pStyle w:val="Compact"/>
         <w:numPr>
           <w:ilvl w:val="0"/>
-          <w:numId w:val="1123"/>
+          <w:numId w:val="1126"/>
         </w:numPr>
       </w:pPr>
       <w:r>
@@ -46763,13 +48672,13 @@
         <w:t xml:space="preserve">Clase base abstracta de todas las topologías de red en BookSim2. Gestiona listas de routers, canales de datos y canales de créditos de retorno.</w:t>
       </w:r>
     </w:p>
-    <w:bookmarkEnd w:id="358"/>
-    <w:bookmarkStart w:id="360" w:name="booksim2srcnetworkskncube.hpp-kncube.cpp"/>
+    <w:bookmarkEnd w:id="362"/>
+    <w:bookmarkStart w:id="364" w:name="booksim2srcnetworkskncube.hpp-kncube.cpp"/>
     <w:p>
       <w:pPr>
         <w:pStyle w:val="Heading3"/>
       </w:pPr>
-      <w:hyperlink r:id="rId359">
+      <w:hyperlink r:id="rId363">
         <w:r>
           <w:rPr>
             <w:rStyle w:val="VerbatimChar"/>
@@ -46786,7 +48695,7 @@
       <w:r>
         <w:t xml:space="preserve"> </w:t>
       </w:r>
-      <w:hyperlink r:id="rId127">
+      <w:hyperlink r:id="rId133">
         <w:r>
           <w:rPr>
             <w:rStyle w:val="VerbatimChar"/>
@@ -46800,7 +48709,7 @@
         <w:pStyle w:val="Compact"/>
         <w:numPr>
           <w:ilvl w:val="0"/>
-          <w:numId w:val="1124"/>
+          <w:numId w:val="1127"/>
         </w:numPr>
       </w:pPr>
       <w:r>
@@ -46839,13 +48748,13 @@
         <w:t xml:space="preserve">-cube para mallas y toros multidimensionales. Conecta routers ortogonalmente y modela las diferencias de latencia física de enlaces wrap-around.</w:t>
       </w:r>
     </w:p>
-    <w:bookmarkEnd w:id="360"/>
-    <w:bookmarkStart w:id="363" w:name="booksim2srcroutersrouter.hpp-router.cpp"/>
+    <w:bookmarkEnd w:id="364"/>
+    <w:bookmarkStart w:id="367" w:name="booksim2srcroutersrouter.hpp-router.cpp"/>
     <w:p>
       <w:pPr>
         <w:pStyle w:val="Heading3"/>
       </w:pPr>
-      <w:hyperlink r:id="rId361">
+      <w:hyperlink r:id="rId365">
         <w:r>
           <w:rPr>
             <w:rStyle w:val="VerbatimChar"/>
@@ -46862,7 +48771,7 @@
       <w:r>
         <w:t xml:space="preserve"> </w:t>
       </w:r>
-      <w:hyperlink r:id="rId362">
+      <w:hyperlink r:id="rId366">
         <w:r>
           <w:rPr>
             <w:rStyle w:val="VerbatimChar"/>
@@ -46876,7 +48785,7 @@
         <w:pStyle w:val="Compact"/>
         <w:numPr>
           <w:ilvl w:val="0"/>
-          <w:numId w:val="1125"/>
+          <w:numId w:val="1128"/>
         </w:numPr>
       </w:pPr>
       <w:r>
@@ -46893,13 +48802,13 @@
         <w:t xml:space="preserve">Interfaz base de conmutadores de red en BookSim2.</w:t>
       </w:r>
     </w:p>
-    <w:bookmarkEnd w:id="363"/>
-    <w:bookmarkStart w:id="365" w:name="Xb07f0c838f9c1c4a519b7b82faea2de3df7e0c9"/>
+    <w:bookmarkEnd w:id="367"/>
+    <w:bookmarkStart w:id="369" w:name="Xb07f0c838f9c1c4a519b7b82faea2de3df7e0c9"/>
     <w:p>
       <w:pPr>
         <w:pStyle w:val="Heading3"/>
       </w:pPr>
-      <w:hyperlink r:id="rId364">
+      <w:hyperlink r:id="rId368">
         <w:r>
           <w:rPr>
             <w:rStyle w:val="VerbatimChar"/>
@@ -46916,7 +48825,7 @@
       <w:r>
         <w:t xml:space="preserve"> </w:t>
       </w:r>
-      <w:hyperlink r:id="rId132">
+      <w:hyperlink r:id="rId138">
         <w:r>
           <w:rPr>
             <w:rStyle w:val="VerbatimChar"/>
@@ -46930,7 +48839,7 @@
         <w:pStyle w:val="Compact"/>
         <w:numPr>
           <w:ilvl w:val="0"/>
-          <w:numId w:val="1126"/>
+          <w:numId w:val="1129"/>
         </w:numPr>
       </w:pPr>
       <w:r>
@@ -47032,13 +48941,13 @@
         <w:t xml:space="preserve">LT.</w:t>
       </w:r>
     </w:p>
-    <w:bookmarkEnd w:id="365"/>
-    <w:bookmarkStart w:id="368" w:name="X0cf4ebfee70db98c6538f33a0300f6f118c106f"/>
+    <w:bookmarkEnd w:id="369"/>
+    <w:bookmarkStart w:id="372" w:name="X0cf4ebfee70db98c6538f33a0300f6f118c106f"/>
     <w:p>
       <w:pPr>
         <w:pStyle w:val="Heading3"/>
       </w:pPr>
-      <w:hyperlink r:id="rId366">
+      <w:hyperlink r:id="rId370">
         <w:r>
           <w:rPr>
             <w:rStyle w:val="VerbatimChar"/>
@@ -47055,7 +48964,7 @@
       <w:r>
         <w:t xml:space="preserve"> </w:t>
       </w:r>
-      <w:hyperlink r:id="rId367">
+      <w:hyperlink r:id="rId371">
         <w:r>
           <w:rPr>
             <w:rStyle w:val="VerbatimChar"/>
@@ -47069,7 +48978,7 @@
         <w:pStyle w:val="Compact"/>
         <w:numPr>
           <w:ilvl w:val="0"/>
-          <w:numId w:val="1127"/>
+          <w:numId w:val="1130"/>
         </w:numPr>
       </w:pPr>
       <w:r>
@@ -47086,13 +48995,13 @@
         <w:t xml:space="preserve">Seguimiento de créditos y disponibilidad de buffers en el router del siguiente salto para control de flujo libre de desbordamiento.</w:t>
       </w:r>
     </w:p>
-    <w:bookmarkEnd w:id="368"/>
-    <w:bookmarkStart w:id="371" w:name="X650c699ba5e9a33bea05c403a8046397521452a"/>
+    <w:bookmarkEnd w:id="372"/>
+    <w:bookmarkStart w:id="375" w:name="X650c699ba5e9a33bea05c403a8046397521452a"/>
     <w:p>
       <w:pPr>
         <w:pStyle w:val="Heading3"/>
       </w:pPr>
-      <w:hyperlink r:id="rId369">
+      <w:hyperlink r:id="rId373">
         <w:r>
           <w:rPr>
             <w:rStyle w:val="VerbatimChar"/>
@@ -47109,7 +49018,7 @@
       <w:r>
         <w:t xml:space="preserve"> </w:t>
       </w:r>
-      <w:hyperlink r:id="rId370">
+      <w:hyperlink r:id="rId374">
         <w:r>
           <w:rPr>
             <w:rStyle w:val="VerbatimChar"/>
@@ -47123,7 +49032,7 @@
         <w:pStyle w:val="Compact"/>
         <w:numPr>
           <w:ilvl w:val="0"/>
-          <w:numId w:val="1128"/>
+          <w:numId w:val="1131"/>
         </w:numPr>
       </w:pPr>
       <w:r>
@@ -47204,9 +49113,9 @@
         <w:t xml:space="preserve">Fin del Documento Maestro - TFM Technical Bible (Octubre 2026)</w:t>
       </w:r>
     </w:p>
-    <w:bookmarkEnd w:id="371"/>
-    <w:bookmarkEnd w:id="372"/>
-    <w:bookmarkEnd w:id="373"/>
+    <w:bookmarkEnd w:id="375"/>
+    <w:bookmarkEnd w:id="376"/>
+    <w:bookmarkEnd w:id="377"/>
     <w:sectPr>
       <w:footnotePr>
         <w:numRestart w:val="eachSect"/>
@@ -48214,6 +50123,15 @@
     <w:abstractNumId w:val="991"/>
   </w:num>
   <w:num w:numId="1128">
+    <w:abstractNumId w:val="991"/>
+  </w:num>
+  <w:num w:numId="1129">
+    <w:abstractNumId w:val="991"/>
+  </w:num>
+  <w:num w:numId="1130">
+    <w:abstractNumId w:val="991"/>
+  </w:num>
+  <w:num w:numId="1131">
     <w:abstractNumId w:val="991"/>
   </w:num>
 </w:numbering>

--- a/docs/TFM_Technical_Bible.docx
+++ b/docs/TFM_Technical_Bible.docx
@@ -986,6 +986,18 @@
       <w:pPr>
         <w:pStyle w:val="Compact"/>
         <w:numPr>
+          <w:ilvl w:val="1"/>
+          <w:numId w:val="1005"/>
+        </w:numPr>
+      </w:pPr>
+      <w:r>
+        <w:t xml:space="preserve">4.6. Auditoría Forense de Causalidad Física en MoEGather/MoEScatter y Demostración de Simetría de Tráfico</w:t>
+      </w:r>
+    </w:p>
+    <w:p>
+      <w:pPr>
+        <w:pStyle w:val="Compact"/>
+        <w:numPr>
           <w:ilvl w:val="0"/>
           <w:numId w:val="1001"/>
         </w:numPr>
@@ -1069,6 +1081,27 @@
       </w:r>
       <w:r>
         <w:t xml:space="preserve">: Preservación de la Causalidad Temporal Asíncrona</w:t>
+      </w:r>
+    </w:p>
+    <w:p>
+      <w:pPr>
+        <w:pStyle w:val="Compact"/>
+        <w:numPr>
+          <w:ilvl w:val="1"/>
+          <w:numId w:val="1006"/>
+        </w:numPr>
+      </w:pPr>
+      <w:r>
+        <w:t xml:space="preserve">5.4. Corrección de Causalidad Bidireccional en el Oráculo de Red (</w:t>
+      </w:r>
+      <w:r>
+        <w:rPr>
+          <w:rStyle w:val="VerbatimChar"/>
+        </w:rPr>
+        <w:t xml:space="preserve">src/module/communication.cpp</w:t>
+      </w:r>
+      <w:r>
+        <w:t xml:space="preserve">)</w:t>
       </w:r>
     </w:p>
     <w:p>
@@ -35591,7 +35624,7 @@
     <w:bookmarkEnd w:id="153"/>
     <w:bookmarkEnd w:id="154"/>
     <w:bookmarkEnd w:id="155"/>
-    <w:bookmarkStart w:id="175" w:name="X58c5b1bc4f590ad90f78c3308761ff1cfffa776"/>
+    <w:bookmarkStart w:id="185" w:name="X58c5b1bc4f590ad90f78c3308761ff1cfffa776"/>
     <w:p>
       <w:pPr>
         <w:pStyle w:val="Heading1"/>
@@ -41575,13 +41608,13 @@
       </w:r>
     </w:p>
     <w:bookmarkEnd w:id="167"/>
-    <w:bookmarkStart w:id="168" w:name="X919bb38ba2cc59c91a50957ebb43648a27ffd31"/>
+    <w:bookmarkStart w:id="168" w:name="X2c622f692fa10d5b52c364394362a287ae8a0f2"/>
     <w:p>
       <w:pPr>
         <w:pStyle w:val="Heading4"/>
       </w:pPr>
       <w:r>
-        <w:t xml:space="preserve">Paso 3: Retiro de Flits y Medición de Llegada por Destino</w:t>
+        <w:t xml:space="preserve">Paso 3: Retiro de Flits y Medición Causal Bidireccional (TX/RX)</w:t>
       </w:r>
     </w:p>
     <w:p>
@@ -41589,7 +41622,7 @@
         <w:pStyle w:val="FirstParagraph"/>
       </w:pPr>
       <w:r>
-        <w:t xml:space="preserve">Durante el bucle de avance de BookSim2:</w:t>
+        <w:t xml:space="preserve">Durante el bucle de avance de BookSim2, se registran los cuatro hitos temporales por dispositivo:</w:t>
       </w:r>
     </w:p>
     <w:p>
@@ -41606,7 +41639,7 @@
         <w:rPr>
           <w:rStyle w:val="NormalTok"/>
         </w:rPr>
-        <w:t xml:space="preserve">map</w:t>
+        <w:t xml:space="preserve">vector</w:t>
       </w:r>
       <w:r>
         <w:rPr>
@@ -41624,13 +41657,1574 @@
         <w:rPr>
           <w:rStyle w:val="OperatorTok"/>
         </w:rPr>
+        <w:t xml:space="preserve">&gt;</w:t>
+      </w:r>
+      <w:r>
+        <w:rPr>
+          <w:rStyle w:val="NormalTok"/>
+        </w:rPr>
+        <w:t xml:space="preserve"> max_relative_rx_atime</w:t>
+      </w:r>
+      <w:r>
+        <w:rPr>
+          <w:rStyle w:val="OperatorTok"/>
+        </w:rPr>
+        <w:t xml:space="preserve">(</w:t>
+      </w:r>
+      <w:r>
+        <w:rPr>
+          <w:rStyle w:val="NormalTok"/>
+        </w:rPr>
+        <w:t xml:space="preserve">total_num_device</w:t>
+      </w:r>
+      <w:r>
+        <w:rPr>
+          <w:rStyle w:val="OperatorTok"/>
+        </w:rPr>
+        <w:t xml:space="preserve">);</w:t>
+      </w:r>
+      <w:r>
+        <w:br/>
+      </w:r>
+      <w:r>
+        <w:rPr>
+          <w:rStyle w:val="BuiltInTok"/>
+        </w:rPr>
+        <w:t xml:space="preserve">std::</w:t>
+      </w:r>
+      <w:r>
+        <w:rPr>
+          <w:rStyle w:val="NormalTok"/>
+        </w:rPr>
+        <w:t xml:space="preserve">vector</w:t>
+      </w:r>
+      <w:r>
+        <w:rPr>
+          <w:rStyle w:val="OperatorTok"/>
+        </w:rPr>
+        <w:t xml:space="preserve">&lt;</w:t>
+      </w:r>
+      <w:r>
+        <w:rPr>
+          <w:rStyle w:val="DataTypeTok"/>
+        </w:rPr>
+        <w:t xml:space="preserve">int</w:t>
+      </w:r>
+      <w:r>
+        <w:rPr>
+          <w:rStyle w:val="OperatorTok"/>
+        </w:rPr>
+        <w:t xml:space="preserve">&gt;</w:t>
+      </w:r>
+      <w:r>
+        <w:rPr>
+          <w:rStyle w:val="NormalTok"/>
+        </w:rPr>
+        <w:t xml:space="preserve"> max_relative_tx_inj</w:t>
+      </w:r>
+      <w:r>
+        <w:rPr>
+          <w:rStyle w:val="OperatorTok"/>
+        </w:rPr>
+        <w:t xml:space="preserve">(</w:t>
+      </w:r>
+      <w:r>
+        <w:rPr>
+          <w:rStyle w:val="NormalTok"/>
+        </w:rPr>
+        <w:t xml:space="preserve">total_num_device</w:t>
+      </w:r>
+      <w:r>
+        <w:rPr>
+          <w:rStyle w:val="OperatorTok"/>
+        </w:rPr>
+        <w:t xml:space="preserve">);</w:t>
+      </w:r>
+      <w:r>
+        <w:br/>
+      </w:r>
+      <w:r>
+        <w:rPr>
+          <w:rStyle w:val="BuiltInTok"/>
+        </w:rPr>
+        <w:t xml:space="preserve">std::</w:t>
+      </w:r>
+      <w:r>
+        <w:rPr>
+          <w:rStyle w:val="NormalTok"/>
+        </w:rPr>
+        <w:t xml:space="preserve">vector</w:t>
+      </w:r>
+      <w:r>
+        <w:rPr>
+          <w:rStyle w:val="OperatorTok"/>
+        </w:rPr>
+        <w:t xml:space="preserve">&lt;</w:t>
+      </w:r>
+      <w:r>
+        <w:rPr>
+          <w:rStyle w:val="DataTypeTok"/>
+        </w:rPr>
+        <w:t xml:space="preserve">int</w:t>
+      </w:r>
+      <w:r>
+        <w:rPr>
+          <w:rStyle w:val="OperatorTok"/>
+        </w:rPr>
+        <w:t xml:space="preserve">&gt;</w:t>
+      </w:r>
+      <w:r>
+        <w:rPr>
+          <w:rStyle w:val="NormalTok"/>
+        </w:rPr>
+        <w:t xml:space="preserve"> max_relative_tx_retire</w:t>
+      </w:r>
+      <w:r>
+        <w:rPr>
+          <w:rStyle w:val="OperatorTok"/>
+        </w:rPr>
+        <w:t xml:space="preserve">(</w:t>
+      </w:r>
+      <w:r>
+        <w:rPr>
+          <w:rStyle w:val="NormalTok"/>
+        </w:rPr>
+        <w:t xml:space="preserve">total_num_device</w:t>
+      </w:r>
+      <w:r>
+        <w:rPr>
+          <w:rStyle w:val="OperatorTok"/>
+        </w:rPr>
+        <w:t xml:space="preserve">);</w:t>
+      </w:r>
+      <w:r>
+        <w:br/>
+      </w:r>
+      <w:r>
+        <w:rPr>
+          <w:rStyle w:val="ControlFlowTok"/>
+        </w:rPr>
+        <w:t xml:space="preserve">for</w:t>
+      </w:r>
+      <w:r>
+        <w:rPr>
+          <w:rStyle w:val="NormalTok"/>
+        </w:rPr>
+        <w:t xml:space="preserve"> </w:t>
+      </w:r>
+      <w:r>
+        <w:rPr>
+          <w:rStyle w:val="OperatorTok"/>
+        </w:rPr>
+        <w:t xml:space="preserve">(</w:t>
+      </w:r>
+      <w:r>
+        <w:rPr>
+          <w:rStyle w:val="DataTypeTok"/>
+        </w:rPr>
+        <w:t xml:space="preserve">int</w:t>
+      </w:r>
+      <w:r>
+        <w:rPr>
+          <w:rStyle w:val="NormalTok"/>
+        </w:rPr>
+        <w:t xml:space="preserve"> d </w:t>
+      </w:r>
+      <w:r>
+        <w:rPr>
+          <w:rStyle w:val="OperatorTok"/>
+        </w:rPr>
+        <w:t xml:space="preserve">=</w:t>
+      </w:r>
+      <w:r>
+        <w:rPr>
+          <w:rStyle w:val="NormalTok"/>
+        </w:rPr>
+        <w:t xml:space="preserve"> </w:t>
+      </w:r>
+      <w:r>
+        <w:rPr>
+          <w:rStyle w:val="DecValTok"/>
+        </w:rPr>
+        <w:t xml:space="preserve">0</w:t>
+      </w:r>
+      <w:r>
+        <w:rPr>
+          <w:rStyle w:val="OperatorTok"/>
+        </w:rPr>
+        <w:t xml:space="preserve">;</w:t>
+      </w:r>
+      <w:r>
+        <w:rPr>
+          <w:rStyle w:val="NormalTok"/>
+        </w:rPr>
+        <w:t xml:space="preserve"> d </w:t>
+      </w:r>
+      <w:r>
+        <w:rPr>
+          <w:rStyle w:val="OperatorTok"/>
+        </w:rPr>
+        <w:t xml:space="preserve">&lt;</w:t>
+      </w:r>
+      <w:r>
+        <w:rPr>
+          <w:rStyle w:val="NormalTok"/>
+        </w:rPr>
+        <w:t xml:space="preserve"> total_num_device</w:t>
+      </w:r>
+      <w:r>
+        <w:rPr>
+          <w:rStyle w:val="OperatorTok"/>
+        </w:rPr>
+        <w:t xml:space="preserve">;</w:t>
+      </w:r>
+      <w:r>
+        <w:rPr>
+          <w:rStyle w:val="NormalTok"/>
+        </w:rPr>
+        <w:t xml:space="preserve"> d</w:t>
+      </w:r>
+      <w:r>
+        <w:rPr>
+          <w:rStyle w:val="OperatorTok"/>
+        </w:rPr>
+        <w:t xml:space="preserve">++)</w:t>
+      </w:r>
+      <w:r>
+        <w:rPr>
+          <w:rStyle w:val="NormalTok"/>
+        </w:rPr>
+        <w:t xml:space="preserve"> </w:t>
+      </w:r>
+      <w:r>
+        <w:rPr>
+          <w:rStyle w:val="OperatorTok"/>
+        </w:rPr>
+        <w:t xml:space="preserve">{</w:t>
+      </w:r>
+      <w:r>
+        <w:br/>
+      </w:r>
+      <w:r>
+        <w:rPr>
+          <w:rStyle w:val="NormalTok"/>
+        </w:rPr>
+        <w:t xml:space="preserve">    max_relative_rx_atime</w:t>
+      </w:r>
+      <w:r>
+        <w:rPr>
+          <w:rStyle w:val="OperatorTok"/>
+        </w:rPr>
+        <w:t xml:space="preserve">[</w:t>
+      </w:r>
+      <w:r>
+        <w:rPr>
+          <w:rStyle w:val="NormalTok"/>
+        </w:rPr>
+        <w:t xml:space="preserve">d</w:t>
+      </w:r>
+      <w:r>
+        <w:rPr>
+          <w:rStyle w:val="OperatorTok"/>
+        </w:rPr>
+        <w:t xml:space="preserve">]</w:t>
+      </w:r>
+      <w:r>
+        <w:rPr>
+          <w:rStyle w:val="NormalTok"/>
+        </w:rPr>
+        <w:t xml:space="preserve"> </w:t>
+      </w:r>
+      <w:r>
+        <w:rPr>
+          <w:rStyle w:val="OperatorTok"/>
+        </w:rPr>
+        <w:t xml:space="preserve">=</w:t>
+      </w:r>
+      <w:r>
+        <w:rPr>
+          <w:rStyle w:val="NormalTok"/>
+        </w:rPr>
+        <w:t xml:space="preserve"> </w:t>
+      </w:r>
+      <w:r>
+        <w:rPr>
+          <w:rStyle w:val="DataTypeTok"/>
+        </w:rPr>
+        <w:t xml:space="preserve">delta_t</w:t>
+      </w:r>
+      <w:r>
+        <w:rPr>
+          <w:rStyle w:val="OperatorTok"/>
+        </w:rPr>
+        <w:t xml:space="preserve">[</w:t>
+      </w:r>
+      <w:r>
+        <w:rPr>
+          <w:rStyle w:val="NormalTok"/>
+        </w:rPr>
+        <w:t xml:space="preserve">d</w:t>
+      </w:r>
+      <w:r>
+        <w:rPr>
+          <w:rStyle w:val="OperatorTok"/>
+        </w:rPr>
+        <w:t xml:space="preserve">];</w:t>
+      </w:r>
+      <w:r>
+        <w:br/>
+      </w:r>
+      <w:r>
+        <w:rPr>
+          <w:rStyle w:val="NormalTok"/>
+        </w:rPr>
+        <w:t xml:space="preserve">    max_relative_tx_inj</w:t>
+      </w:r>
+      <w:r>
+        <w:rPr>
+          <w:rStyle w:val="OperatorTok"/>
+        </w:rPr>
+        <w:t xml:space="preserve">[</w:t>
+      </w:r>
+      <w:r>
+        <w:rPr>
+          <w:rStyle w:val="NormalTok"/>
+        </w:rPr>
+        <w:t xml:space="preserve">d</w:t>
+      </w:r>
+      <w:r>
+        <w:rPr>
+          <w:rStyle w:val="OperatorTok"/>
+        </w:rPr>
+        <w:t xml:space="preserve">]</w:t>
+      </w:r>
+      <w:r>
+        <w:rPr>
+          <w:rStyle w:val="NormalTok"/>
+        </w:rPr>
+        <w:t xml:space="preserve"> </w:t>
+      </w:r>
+      <w:r>
+        <w:rPr>
+          <w:rStyle w:val="OperatorTok"/>
+        </w:rPr>
+        <w:t xml:space="preserve">=</w:t>
+      </w:r>
+      <w:r>
+        <w:rPr>
+          <w:rStyle w:val="NormalTok"/>
+        </w:rPr>
+        <w:t xml:space="preserve"> </w:t>
+      </w:r>
+      <w:r>
+        <w:rPr>
+          <w:rStyle w:val="DataTypeTok"/>
+        </w:rPr>
+        <w:t xml:space="preserve">delta_t</w:t>
+      </w:r>
+      <w:r>
+        <w:rPr>
+          <w:rStyle w:val="OperatorTok"/>
+        </w:rPr>
+        <w:t xml:space="preserve">[</w:t>
+      </w:r>
+      <w:r>
+        <w:rPr>
+          <w:rStyle w:val="NormalTok"/>
+        </w:rPr>
+        <w:t xml:space="preserve">d</w:t>
+      </w:r>
+      <w:r>
+        <w:rPr>
+          <w:rStyle w:val="OperatorTok"/>
+        </w:rPr>
+        <w:t xml:space="preserve">];</w:t>
+      </w:r>
+      <w:r>
+        <w:br/>
+      </w:r>
+      <w:r>
+        <w:rPr>
+          <w:rStyle w:val="NormalTok"/>
+        </w:rPr>
+        <w:t xml:space="preserve">    max_relative_tx_retire</w:t>
+      </w:r>
+      <w:r>
+        <w:rPr>
+          <w:rStyle w:val="OperatorTok"/>
+        </w:rPr>
+        <w:t xml:space="preserve">[</w:t>
+      </w:r>
+      <w:r>
+        <w:rPr>
+          <w:rStyle w:val="NormalTok"/>
+        </w:rPr>
+        <w:t xml:space="preserve">d</w:t>
+      </w:r>
+      <w:r>
+        <w:rPr>
+          <w:rStyle w:val="OperatorTok"/>
+        </w:rPr>
+        <w:t xml:space="preserve">]</w:t>
+      </w:r>
+      <w:r>
+        <w:rPr>
+          <w:rStyle w:val="NormalTok"/>
+        </w:rPr>
+        <w:t xml:space="preserve"> </w:t>
+      </w:r>
+      <w:r>
+        <w:rPr>
+          <w:rStyle w:val="OperatorTok"/>
+        </w:rPr>
+        <w:t xml:space="preserve">=</w:t>
+      </w:r>
+      <w:r>
+        <w:rPr>
+          <w:rStyle w:val="NormalTok"/>
+        </w:rPr>
+        <w:t xml:space="preserve"> </w:t>
+      </w:r>
+      <w:r>
+        <w:rPr>
+          <w:rStyle w:val="DataTypeTok"/>
+        </w:rPr>
+        <w:t xml:space="preserve">delta_t</w:t>
+      </w:r>
+      <w:r>
+        <w:rPr>
+          <w:rStyle w:val="OperatorTok"/>
+        </w:rPr>
+        <w:t xml:space="preserve">[</w:t>
+      </w:r>
+      <w:r>
+        <w:rPr>
+          <w:rStyle w:val="NormalTok"/>
+        </w:rPr>
+        <w:t xml:space="preserve">d</w:t>
+      </w:r>
+      <w:r>
+        <w:rPr>
+          <w:rStyle w:val="OperatorTok"/>
+        </w:rPr>
+        <w:t xml:space="preserve">];</w:t>
+      </w:r>
+      <w:r>
+        <w:br/>
+      </w:r>
+      <w:r>
+        <w:rPr>
+          <w:rStyle w:val="OperatorTok"/>
+        </w:rPr>
+        <w:t xml:space="preserve">}</w:t>
+      </w:r>
+      <w:r>
+        <w:br/>
+      </w:r>
+      <w:r>
+        <w:br/>
+      </w:r>
+      <w:r>
+        <w:rPr>
+          <w:rStyle w:val="ControlFlowTok"/>
+        </w:rPr>
+        <w:t xml:space="preserve">while</w:t>
+      </w:r>
+      <w:r>
+        <w:rPr>
+          <w:rStyle w:val="NormalTok"/>
+        </w:rPr>
+        <w:t xml:space="preserve"> </w:t>
+      </w:r>
+      <w:r>
+        <w:rPr>
+          <w:rStyle w:val="OperatorTok"/>
+        </w:rPr>
+        <w:t xml:space="preserve">(</w:t>
+      </w:r>
+      <w:r>
+        <w:rPr>
+          <w:rStyle w:val="NormalTok"/>
+        </w:rPr>
+        <w:t xml:space="preserve">total_received </w:t>
+      </w:r>
+      <w:r>
+        <w:rPr>
+          <w:rStyle w:val="OperatorTok"/>
+        </w:rPr>
+        <w:t xml:space="preserve">&lt;</w:t>
+      </w:r>
+      <w:r>
+        <w:rPr>
+          <w:rStyle w:val="NormalTok"/>
+        </w:rPr>
+        <w:t xml:space="preserve"> total_injected</w:t>
+      </w:r>
+      <w:r>
+        <w:rPr>
+          <w:rStyle w:val="OperatorTok"/>
+        </w:rPr>
+        <w:t xml:space="preserve">)</w:t>
+      </w:r>
+      <w:r>
+        <w:rPr>
+          <w:rStyle w:val="NormalTok"/>
+        </w:rPr>
+        <w:t xml:space="preserve"> </w:t>
+      </w:r>
+      <w:r>
+        <w:rPr>
+          <w:rStyle w:val="OperatorTok"/>
+        </w:rPr>
+        <w:t xml:space="preserve">{</w:t>
+      </w:r>
+      <w:r>
+        <w:br/>
+      </w:r>
+      <w:r>
+        <w:rPr>
+          <w:rStyle w:val="NormalTok"/>
+        </w:rPr>
+        <w:t xml:space="preserve">    </w:t>
+      </w:r>
+      <w:r>
+        <w:rPr>
+          <w:rStyle w:val="ControlFlowTok"/>
+        </w:rPr>
+        <w:t xml:space="preserve">if</w:t>
+      </w:r>
+      <w:r>
+        <w:rPr>
+          <w:rStyle w:val="NormalTok"/>
+        </w:rPr>
+        <w:t xml:space="preserve"> </w:t>
+      </w:r>
+      <w:r>
+        <w:rPr>
+          <w:rStyle w:val="OperatorTok"/>
+        </w:rPr>
+        <w:t xml:space="preserve">(</w:t>
+      </w:r>
+      <w:r>
+        <w:rPr>
+          <w:rStyle w:val="NormalTok"/>
+        </w:rPr>
+        <w:t xml:space="preserve">packets_by_cycle</w:t>
+      </w:r>
+      <w:r>
+        <w:rPr>
+          <w:rStyle w:val="OperatorTok"/>
+        </w:rPr>
+        <w:t xml:space="preserve">.</w:t>
+      </w:r>
+      <w:r>
+        <w:rPr>
+          <w:rStyle w:val="NormalTok"/>
+        </w:rPr>
+        <w:t xml:space="preserve">count</w:t>
+      </w:r>
+      <w:r>
+        <w:rPr>
+          <w:rStyle w:val="OperatorTok"/>
+        </w:rPr>
+        <w:t xml:space="preserve">(</w:t>
+      </w:r>
+      <w:r>
+        <w:rPr>
+          <w:rStyle w:val="NormalTok"/>
+        </w:rPr>
+        <w:t xml:space="preserve">cycles</w:t>
+      </w:r>
+      <w:r>
+        <w:rPr>
+          <w:rStyle w:val="OperatorTok"/>
+        </w:rPr>
+        <w:t xml:space="preserve">))</w:t>
+      </w:r>
+      <w:r>
+        <w:rPr>
+          <w:rStyle w:val="NormalTok"/>
+        </w:rPr>
+        <w:t xml:space="preserve"> </w:t>
+      </w:r>
+      <w:r>
+        <w:rPr>
+          <w:rStyle w:val="OperatorTok"/>
+        </w:rPr>
+        <w:t xml:space="preserve">{</w:t>
+      </w:r>
+      <w:r>
+        <w:br/>
+      </w:r>
+      <w:r>
+        <w:rPr>
+          <w:rStyle w:val="NormalTok"/>
+        </w:rPr>
+        <w:t xml:space="preserve">        </w:t>
+      </w:r>
+      <w:r>
+        <w:rPr>
+          <w:rStyle w:val="ControlFlowTok"/>
+        </w:rPr>
+        <w:t xml:space="preserve">for</w:t>
+      </w:r>
+      <w:r>
+        <w:rPr>
+          <w:rStyle w:val="NormalTok"/>
+        </w:rPr>
+        <w:t xml:space="preserve"> </w:t>
+      </w:r>
+      <w:r>
+        <w:rPr>
+          <w:rStyle w:val="OperatorTok"/>
+        </w:rPr>
+        <w:t xml:space="preserve">(</w:t>
+      </w:r>
+      <w:r>
+        <w:rPr>
+          <w:rStyle w:val="AttributeTok"/>
+        </w:rPr>
+        <w:t xml:space="preserve">const</w:t>
+      </w:r>
+      <w:r>
+        <w:rPr>
+          <w:rStyle w:val="NormalTok"/>
+        </w:rPr>
+        <w:t xml:space="preserve"> </w:t>
+      </w:r>
+      <w:r>
+        <w:rPr>
+          <w:rStyle w:val="KeywordTok"/>
+        </w:rPr>
+        <w:t xml:space="preserve">auto</w:t>
+      </w:r>
+      <w:r>
+        <w:rPr>
+          <w:rStyle w:val="OperatorTok"/>
+        </w:rPr>
+        <w:t xml:space="preserve">&amp;</w:t>
+      </w:r>
+      <w:r>
+        <w:rPr>
+          <w:rStyle w:val="NormalTok"/>
+        </w:rPr>
+        <w:t xml:space="preserve"> pkt </w:t>
+      </w:r>
+      <w:r>
+        <w:rPr>
+          <w:rStyle w:val="OperatorTok"/>
+        </w:rPr>
+        <w:t xml:space="preserve">:</w:t>
+      </w:r>
+      <w:r>
+        <w:rPr>
+          <w:rStyle w:val="NormalTok"/>
+        </w:rPr>
+        <w:t xml:space="preserve"> packets_by_cycle</w:t>
+      </w:r>
+      <w:r>
+        <w:rPr>
+          <w:rStyle w:val="OperatorTok"/>
+        </w:rPr>
+        <w:t xml:space="preserve">[</w:t>
+      </w:r>
+      <w:r>
+        <w:rPr>
+          <w:rStyle w:val="NormalTok"/>
+        </w:rPr>
+        <w:t xml:space="preserve">cycles</w:t>
+      </w:r>
+      <w:r>
+        <w:rPr>
+          <w:rStyle w:val="OperatorTok"/>
+        </w:rPr>
+        <w:t xml:space="preserve">])</w:t>
+      </w:r>
+      <w:r>
+        <w:rPr>
+          <w:rStyle w:val="NormalTok"/>
+        </w:rPr>
+        <w:t xml:space="preserve"> </w:t>
+      </w:r>
+      <w:r>
+        <w:rPr>
+          <w:rStyle w:val="OperatorTok"/>
+        </w:rPr>
+        <w:t xml:space="preserve">{</w:t>
+      </w:r>
+      <w:r>
+        <w:br/>
+      </w:r>
+      <w:r>
+        <w:rPr>
+          <w:rStyle w:val="NormalTok"/>
+        </w:rPr>
+        <w:t xml:space="preserve">            BookSim_InjectPacket</w:t>
+      </w:r>
+      <w:r>
+        <w:rPr>
+          <w:rStyle w:val="OperatorTok"/>
+        </w:rPr>
+        <w:t xml:space="preserve">(</w:t>
+      </w:r>
+      <w:r>
+        <w:rPr>
+          <w:rStyle w:val="NormalTok"/>
+        </w:rPr>
+        <w:t xml:space="preserve">pkt</w:t>
+      </w:r>
+      <w:r>
+        <w:rPr>
+          <w:rStyle w:val="OperatorTok"/>
+        </w:rPr>
+        <w:t xml:space="preserve">.</w:t>
+      </w:r>
+      <w:r>
+        <w:rPr>
+          <w:rStyle w:val="NormalTok"/>
+        </w:rPr>
+        <w:t xml:space="preserve">src</w:t>
+      </w:r>
+      <w:r>
+        <w:rPr>
+          <w:rStyle w:val="OperatorTok"/>
+        </w:rPr>
         <w:t xml:space="preserve">,</w:t>
       </w:r>
       <w:r>
         <w:rPr>
           <w:rStyle w:val="NormalTok"/>
         </w:rPr>
-        <w:t xml:space="preserve"> </w:t>
+        <w:t xml:space="preserve"> pkt</w:t>
+      </w:r>
+      <w:r>
+        <w:rPr>
+          <w:rStyle w:val="OperatorTok"/>
+        </w:rPr>
+        <w:t xml:space="preserve">.</w:t>
+      </w:r>
+      <w:r>
+        <w:rPr>
+          <w:rStyle w:val="NormalTok"/>
+        </w:rPr>
+        <w:t xml:space="preserve">dst</w:t>
+      </w:r>
+      <w:r>
+        <w:rPr>
+          <w:rStyle w:val="OperatorTok"/>
+        </w:rPr>
+        <w:t xml:space="preserve">,</w:t>
+      </w:r>
+      <w:r>
+        <w:rPr>
+          <w:rStyle w:val="NormalTok"/>
+        </w:rPr>
+        <w:t xml:space="preserve"> pkt</w:t>
+      </w:r>
+      <w:r>
+        <w:rPr>
+          <w:rStyle w:val="OperatorTok"/>
+        </w:rPr>
+        <w:t xml:space="preserve">.</w:t>
+      </w:r>
+      <w:r>
+        <w:rPr>
+          <w:rStyle w:val="NormalTok"/>
+        </w:rPr>
+        <w:t xml:space="preserve">flits</w:t>
+      </w:r>
+      <w:r>
+        <w:rPr>
+          <w:rStyle w:val="OperatorTok"/>
+        </w:rPr>
+        <w:t xml:space="preserve">);</w:t>
+      </w:r>
+      <w:r>
+        <w:br/>
+      </w:r>
+      <w:r>
+        <w:rPr>
+          <w:rStyle w:val="NormalTok"/>
+        </w:rPr>
+        <w:t xml:space="preserve">            </w:t>
+      </w:r>
+      <w:r>
+        <w:rPr>
+          <w:rStyle w:val="ControlFlowTok"/>
+        </w:rPr>
+        <w:t xml:space="preserve">if</w:t>
+      </w:r>
+      <w:r>
+        <w:rPr>
+          <w:rStyle w:val="NormalTok"/>
+        </w:rPr>
+        <w:t xml:space="preserve"> </w:t>
+      </w:r>
+      <w:r>
+        <w:rPr>
+          <w:rStyle w:val="OperatorTok"/>
+        </w:rPr>
+        <w:t xml:space="preserve">(</w:t>
+      </w:r>
+      <w:r>
+        <w:rPr>
+          <w:rStyle w:val="NormalTok"/>
+        </w:rPr>
+        <w:t xml:space="preserve">cycles </w:t>
+      </w:r>
+      <w:r>
+        <w:rPr>
+          <w:rStyle w:val="OperatorTok"/>
+        </w:rPr>
+        <w:t xml:space="preserve">&gt;</w:t>
+      </w:r>
+      <w:r>
+        <w:rPr>
+          <w:rStyle w:val="NormalTok"/>
+        </w:rPr>
+        <w:t xml:space="preserve"> max_relative_tx_inj</w:t>
+      </w:r>
+      <w:r>
+        <w:rPr>
+          <w:rStyle w:val="OperatorTok"/>
+        </w:rPr>
+        <w:t xml:space="preserve">[</w:t>
+      </w:r>
+      <w:r>
+        <w:rPr>
+          <w:rStyle w:val="NormalTok"/>
+        </w:rPr>
+        <w:t xml:space="preserve">pkt</w:t>
+      </w:r>
+      <w:r>
+        <w:rPr>
+          <w:rStyle w:val="OperatorTok"/>
+        </w:rPr>
+        <w:t xml:space="preserve">.</w:t>
+      </w:r>
+      <w:r>
+        <w:rPr>
+          <w:rStyle w:val="NormalTok"/>
+        </w:rPr>
+        <w:t xml:space="preserve">src</w:t>
+      </w:r>
+      <w:r>
+        <w:rPr>
+          <w:rStyle w:val="OperatorTok"/>
+        </w:rPr>
+        <w:t xml:space="preserve">])</w:t>
+      </w:r>
+      <w:r>
+        <w:rPr>
+          <w:rStyle w:val="NormalTok"/>
+        </w:rPr>
+        <w:t xml:space="preserve"> </w:t>
+      </w:r>
+      <w:r>
+        <w:rPr>
+          <w:rStyle w:val="OperatorTok"/>
+        </w:rPr>
+        <w:t xml:space="preserve">{</w:t>
+      </w:r>
+      <w:r>
+        <w:br/>
+      </w:r>
+      <w:r>
+        <w:rPr>
+          <w:rStyle w:val="NormalTok"/>
+        </w:rPr>
+        <w:t xml:space="preserve">                max_relative_tx_inj</w:t>
+      </w:r>
+      <w:r>
+        <w:rPr>
+          <w:rStyle w:val="OperatorTok"/>
+        </w:rPr>
+        <w:t xml:space="preserve">[</w:t>
+      </w:r>
+      <w:r>
+        <w:rPr>
+          <w:rStyle w:val="NormalTok"/>
+        </w:rPr>
+        <w:t xml:space="preserve">pkt</w:t>
+      </w:r>
+      <w:r>
+        <w:rPr>
+          <w:rStyle w:val="OperatorTok"/>
+        </w:rPr>
+        <w:t xml:space="preserve">.</w:t>
+      </w:r>
+      <w:r>
+        <w:rPr>
+          <w:rStyle w:val="NormalTok"/>
+        </w:rPr>
+        <w:t xml:space="preserve">src</w:t>
+      </w:r>
+      <w:r>
+        <w:rPr>
+          <w:rStyle w:val="OperatorTok"/>
+        </w:rPr>
+        <w:t xml:space="preserve">]</w:t>
+      </w:r>
+      <w:r>
+        <w:rPr>
+          <w:rStyle w:val="NormalTok"/>
+        </w:rPr>
+        <w:t xml:space="preserve"> </w:t>
+      </w:r>
+      <w:r>
+        <w:rPr>
+          <w:rStyle w:val="OperatorTok"/>
+        </w:rPr>
+        <w:t xml:space="preserve">=</w:t>
+      </w:r>
+      <w:r>
+        <w:rPr>
+          <w:rStyle w:val="NormalTok"/>
+        </w:rPr>
+        <w:t xml:space="preserve"> cycles</w:t>
+      </w:r>
+      <w:r>
+        <w:rPr>
+          <w:rStyle w:val="OperatorTok"/>
+        </w:rPr>
+        <w:t xml:space="preserve">;</w:t>
+      </w:r>
+      <w:r>
+        <w:br/>
+      </w:r>
+      <w:r>
+        <w:rPr>
+          <w:rStyle w:val="NormalTok"/>
+        </w:rPr>
+        <w:t xml:space="preserve">            </w:t>
+      </w:r>
+      <w:r>
+        <w:rPr>
+          <w:rStyle w:val="OperatorTok"/>
+        </w:rPr>
+        <w:t xml:space="preserve">}</w:t>
+      </w:r>
+      <w:r>
+        <w:br/>
+      </w:r>
+      <w:r>
+        <w:rPr>
+          <w:rStyle w:val="NormalTok"/>
+        </w:rPr>
+        <w:t xml:space="preserve">        </w:t>
+      </w:r>
+      <w:r>
+        <w:rPr>
+          <w:rStyle w:val="OperatorTok"/>
+        </w:rPr>
+        <w:t xml:space="preserve">}</w:t>
+      </w:r>
+      <w:r>
+        <w:br/>
+      </w:r>
+      <w:r>
+        <w:rPr>
+          <w:rStyle w:val="NormalTok"/>
+        </w:rPr>
+        <w:t xml:space="preserve">        packets_by_cycle</w:t>
+      </w:r>
+      <w:r>
+        <w:rPr>
+          <w:rStyle w:val="OperatorTok"/>
+        </w:rPr>
+        <w:t xml:space="preserve">.</w:t>
+      </w:r>
+      <w:r>
+        <w:rPr>
+          <w:rStyle w:val="NormalTok"/>
+        </w:rPr>
+        <w:t xml:space="preserve">erase</w:t>
+      </w:r>
+      <w:r>
+        <w:rPr>
+          <w:rStyle w:val="OperatorTok"/>
+        </w:rPr>
+        <w:t xml:space="preserve">(</w:t>
+      </w:r>
+      <w:r>
+        <w:rPr>
+          <w:rStyle w:val="NormalTok"/>
+        </w:rPr>
+        <w:t xml:space="preserve">cycles</w:t>
+      </w:r>
+      <w:r>
+        <w:rPr>
+          <w:rStyle w:val="OperatorTok"/>
+        </w:rPr>
+        <w:t xml:space="preserve">);</w:t>
+      </w:r>
+      <w:r>
+        <w:br/>
+      </w:r>
+      <w:r>
+        <w:rPr>
+          <w:rStyle w:val="NormalTok"/>
+        </w:rPr>
+        <w:t xml:space="preserve">    </w:t>
+      </w:r>
+      <w:r>
+        <w:rPr>
+          <w:rStyle w:val="OperatorTok"/>
+        </w:rPr>
+        <w:t xml:space="preserve">}</w:t>
+      </w:r>
+      <w:r>
+        <w:br/>
+      </w:r>
+      <w:r>
+        <w:rPr>
+          <w:rStyle w:val="NormalTok"/>
+        </w:rPr>
+        <w:t xml:space="preserve">    BookSim_AdvanceCycle</w:t>
+      </w:r>
+      <w:r>
+        <w:rPr>
+          <w:rStyle w:val="OperatorTok"/>
+        </w:rPr>
+        <w:t xml:space="preserve">();</w:t>
+      </w:r>
+      <w:r>
+        <w:br/>
+      </w:r>
+      <w:r>
+        <w:rPr>
+          <w:rStyle w:val="NormalTok"/>
+        </w:rPr>
+        <w:t xml:space="preserve">    cycles</w:t>
+      </w:r>
+      <w:r>
+        <w:rPr>
+          <w:rStyle w:val="OperatorTok"/>
+        </w:rPr>
+        <w:t xml:space="preserve">++;</w:t>
+      </w:r>
+      <w:r>
+        <w:br/>
+      </w:r>
+      <w:r>
+        <w:rPr>
+          <w:rStyle w:val="NormalTok"/>
+        </w:rPr>
+        <w:t xml:space="preserve">    </w:t>
+      </w:r>
+      <w:r>
+        <w:rPr>
+          <w:rStyle w:val="ControlFlowTok"/>
+        </w:rPr>
+        <w:t xml:space="preserve">while</w:t>
+      </w:r>
+      <w:r>
+        <w:rPr>
+          <w:rStyle w:val="NormalTok"/>
+        </w:rPr>
+        <w:t xml:space="preserve"> </w:t>
+      </w:r>
+      <w:r>
+        <w:rPr>
+          <w:rStyle w:val="OperatorTok"/>
+        </w:rPr>
+        <w:t xml:space="preserve">(</w:t>
+      </w:r>
+      <w:r>
+        <w:rPr>
+          <w:rStyle w:val="NormalTok"/>
+        </w:rPr>
+        <w:t xml:space="preserve">BookSim_CheckReceived</w:t>
+      </w:r>
+      <w:r>
+        <w:rPr>
+          <w:rStyle w:val="OperatorTok"/>
+        </w:rPr>
+        <w:t xml:space="preserve">(</w:t>
+      </w:r>
+      <w:r>
+        <w:rPr>
+          <w:rStyle w:val="NormalTok"/>
+        </w:rPr>
+        <w:t xml:space="preserve">pkt_info</w:t>
+      </w:r>
+      <w:r>
+        <w:rPr>
+          <w:rStyle w:val="OperatorTok"/>
+        </w:rPr>
+        <w:t xml:space="preserve">))</w:t>
+      </w:r>
+      <w:r>
+        <w:rPr>
+          <w:rStyle w:val="NormalTok"/>
+        </w:rPr>
+        <w:t xml:space="preserve"> </w:t>
+      </w:r>
+      <w:r>
+        <w:rPr>
+          <w:rStyle w:val="OperatorTok"/>
+        </w:rPr>
+        <w:t xml:space="preserve">{</w:t>
+      </w:r>
+      <w:r>
+        <w:br/>
+      </w:r>
+      <w:r>
+        <w:rPr>
+          <w:rStyle w:val="NormalTok"/>
+        </w:rPr>
+        <w:t xml:space="preserve">        total_received</w:t>
+      </w:r>
+      <w:r>
+        <w:rPr>
+          <w:rStyle w:val="OperatorTok"/>
+        </w:rPr>
+        <w:t xml:space="preserve">++;</w:t>
+      </w:r>
+      <w:r>
+        <w:br/>
+      </w:r>
+      <w:r>
+        <w:rPr>
+          <w:rStyle w:val="NormalTok"/>
+        </w:rPr>
+        <w:t xml:space="preserve">        </w:t>
+      </w:r>
+      <w:r>
+        <w:rPr>
+          <w:rStyle w:val="ControlFlowTok"/>
+        </w:rPr>
+        <w:t xml:space="preserve">if</w:t>
+      </w:r>
+      <w:r>
+        <w:rPr>
+          <w:rStyle w:val="NormalTok"/>
+        </w:rPr>
+        <w:t xml:space="preserve"> </w:t>
+      </w:r>
+      <w:r>
+        <w:rPr>
+          <w:rStyle w:val="OperatorTok"/>
+        </w:rPr>
+        <w:t xml:space="preserve">(</w:t>
+      </w:r>
+      <w:r>
+        <w:rPr>
+          <w:rStyle w:val="NormalTok"/>
+        </w:rPr>
+        <w:t xml:space="preserve">cycles </w:t>
+      </w:r>
+      <w:r>
+        <w:rPr>
+          <w:rStyle w:val="OperatorTok"/>
+        </w:rPr>
+        <w:t xml:space="preserve">&gt;</w:t>
+      </w:r>
+      <w:r>
+        <w:rPr>
+          <w:rStyle w:val="NormalTok"/>
+        </w:rPr>
+        <w:t xml:space="preserve"> max_relative_rx_atime</w:t>
+      </w:r>
+      <w:r>
+        <w:rPr>
+          <w:rStyle w:val="OperatorTok"/>
+        </w:rPr>
+        <w:t xml:space="preserve">[</w:t>
+      </w:r>
+      <w:r>
+        <w:rPr>
+          <w:rStyle w:val="NormalTok"/>
+        </w:rPr>
+        <w:t xml:space="preserve">pkt_info</w:t>
+      </w:r>
+      <w:r>
+        <w:rPr>
+          <w:rStyle w:val="OperatorTok"/>
+        </w:rPr>
+        <w:t xml:space="preserve">.</w:t>
+      </w:r>
+      <w:r>
+        <w:rPr>
+          <w:rStyle w:val="NormalTok"/>
+        </w:rPr>
+        <w:t xml:space="preserve">dst</w:t>
+      </w:r>
+      <w:r>
+        <w:rPr>
+          <w:rStyle w:val="OperatorTok"/>
+        </w:rPr>
+        <w:t xml:space="preserve">])</w:t>
+      </w:r>
+      <w:r>
+        <w:rPr>
+          <w:rStyle w:val="NormalTok"/>
+        </w:rPr>
+        <w:t xml:space="preserve"> </w:t>
+      </w:r>
+      <w:r>
+        <w:rPr>
+          <w:rStyle w:val="OperatorTok"/>
+        </w:rPr>
+        <w:t xml:space="preserve">{</w:t>
+      </w:r>
+      <w:r>
+        <w:br/>
+      </w:r>
+      <w:r>
+        <w:rPr>
+          <w:rStyle w:val="NormalTok"/>
+        </w:rPr>
+        <w:t xml:space="preserve">            max_relative_rx_atime</w:t>
+      </w:r>
+      <w:r>
+        <w:rPr>
+          <w:rStyle w:val="OperatorTok"/>
+        </w:rPr>
+        <w:t xml:space="preserve">[</w:t>
+      </w:r>
+      <w:r>
+        <w:rPr>
+          <w:rStyle w:val="NormalTok"/>
+        </w:rPr>
+        <w:t xml:space="preserve">pkt_info</w:t>
+      </w:r>
+      <w:r>
+        <w:rPr>
+          <w:rStyle w:val="OperatorTok"/>
+        </w:rPr>
+        <w:t xml:space="preserve">.</w:t>
+      </w:r>
+      <w:r>
+        <w:rPr>
+          <w:rStyle w:val="NormalTok"/>
+        </w:rPr>
+        <w:t xml:space="preserve">dst</w:t>
+      </w:r>
+      <w:r>
+        <w:rPr>
+          <w:rStyle w:val="OperatorTok"/>
+        </w:rPr>
+        <w:t xml:space="preserve">]</w:t>
+      </w:r>
+      <w:r>
+        <w:rPr>
+          <w:rStyle w:val="NormalTok"/>
+        </w:rPr>
+        <w:t xml:space="preserve"> </w:t>
+      </w:r>
+      <w:r>
+        <w:rPr>
+          <w:rStyle w:val="OperatorTok"/>
+        </w:rPr>
+        <w:t xml:space="preserve">=</w:t>
+      </w:r>
+      <w:r>
+        <w:rPr>
+          <w:rStyle w:val="NormalTok"/>
+        </w:rPr>
+        <w:t xml:space="preserve"> cycles</w:t>
+      </w:r>
+      <w:r>
+        <w:rPr>
+          <w:rStyle w:val="OperatorTok"/>
+        </w:rPr>
+        <w:t xml:space="preserve">;</w:t>
+      </w:r>
+      <w:r>
+        <w:br/>
+      </w:r>
+      <w:r>
+        <w:rPr>
+          <w:rStyle w:val="NormalTok"/>
+        </w:rPr>
+        <w:t xml:space="preserve">        </w:t>
+      </w:r>
+      <w:r>
+        <w:rPr>
+          <w:rStyle w:val="OperatorTok"/>
+        </w:rPr>
+        <w:t xml:space="preserve">}</w:t>
+      </w:r>
+      <w:r>
+        <w:br/>
+      </w:r>
+      <w:r>
+        <w:rPr>
+          <w:rStyle w:val="NormalTok"/>
+        </w:rPr>
+        <w:t xml:space="preserve">        </w:t>
+      </w:r>
+      <w:r>
+        <w:rPr>
+          <w:rStyle w:val="ControlFlowTok"/>
+        </w:rPr>
+        <w:t xml:space="preserve">if</w:t>
+      </w:r>
+      <w:r>
+        <w:rPr>
+          <w:rStyle w:val="NormalTok"/>
+        </w:rPr>
+        <w:t xml:space="preserve"> </w:t>
+      </w:r>
+      <w:r>
+        <w:rPr>
+          <w:rStyle w:val="OperatorTok"/>
+        </w:rPr>
+        <w:t xml:space="preserve">(</w:t>
+      </w:r>
+      <w:r>
+        <w:rPr>
+          <w:rStyle w:val="NormalTok"/>
+        </w:rPr>
+        <w:t xml:space="preserve">cycles </w:t>
+      </w:r>
+      <w:r>
+        <w:rPr>
+          <w:rStyle w:val="OperatorTok"/>
+        </w:rPr>
+        <w:t xml:space="preserve">&gt;</w:t>
+      </w:r>
+      <w:r>
+        <w:rPr>
+          <w:rStyle w:val="NormalTok"/>
+        </w:rPr>
+        <w:t xml:space="preserve"> max_relative_tx_retire</w:t>
+      </w:r>
+      <w:r>
+        <w:rPr>
+          <w:rStyle w:val="OperatorTok"/>
+        </w:rPr>
+        <w:t xml:space="preserve">[</w:t>
+      </w:r>
+      <w:r>
+        <w:rPr>
+          <w:rStyle w:val="NormalTok"/>
+        </w:rPr>
+        <w:t xml:space="preserve">pkt_info</w:t>
+      </w:r>
+      <w:r>
+        <w:rPr>
+          <w:rStyle w:val="OperatorTok"/>
+        </w:rPr>
+        <w:t xml:space="preserve">.</w:t>
+      </w:r>
+      <w:r>
+        <w:rPr>
+          <w:rStyle w:val="NormalTok"/>
+        </w:rPr>
+        <w:t xml:space="preserve">src</w:t>
+      </w:r>
+      <w:r>
+        <w:rPr>
+          <w:rStyle w:val="OperatorTok"/>
+        </w:rPr>
+        <w:t xml:space="preserve">])</w:t>
+      </w:r>
+      <w:r>
+        <w:rPr>
+          <w:rStyle w:val="NormalTok"/>
+        </w:rPr>
+        <w:t xml:space="preserve"> </w:t>
+      </w:r>
+      <w:r>
+        <w:rPr>
+          <w:rStyle w:val="OperatorTok"/>
+        </w:rPr>
+        <w:t xml:space="preserve">{</w:t>
+      </w:r>
+      <w:r>
+        <w:br/>
+      </w:r>
+      <w:r>
+        <w:rPr>
+          <w:rStyle w:val="NormalTok"/>
+        </w:rPr>
+        <w:t xml:space="preserve">            max_relative_tx_retire</w:t>
+      </w:r>
+      <w:r>
+        <w:rPr>
+          <w:rStyle w:val="OperatorTok"/>
+        </w:rPr>
+        <w:t xml:space="preserve">[</w:t>
+      </w:r>
+      <w:r>
+        <w:rPr>
+          <w:rStyle w:val="NormalTok"/>
+        </w:rPr>
+        <w:t xml:space="preserve">pkt_info</w:t>
+      </w:r>
+      <w:r>
+        <w:rPr>
+          <w:rStyle w:val="OperatorTok"/>
+        </w:rPr>
+        <w:t xml:space="preserve">.</w:t>
+      </w:r>
+      <w:r>
+        <w:rPr>
+          <w:rStyle w:val="NormalTok"/>
+        </w:rPr>
+        <w:t xml:space="preserve">src</w:t>
+      </w:r>
+      <w:r>
+        <w:rPr>
+          <w:rStyle w:val="OperatorTok"/>
+        </w:rPr>
+        <w:t xml:space="preserve">]</w:t>
+      </w:r>
+      <w:r>
+        <w:rPr>
+          <w:rStyle w:val="NormalTok"/>
+        </w:rPr>
+        <w:t xml:space="preserve"> </w:t>
+      </w:r>
+      <w:r>
+        <w:rPr>
+          <w:rStyle w:val="OperatorTok"/>
+        </w:rPr>
+        <w:t xml:space="preserve">=</w:t>
+      </w:r>
+      <w:r>
+        <w:rPr>
+          <w:rStyle w:val="NormalTok"/>
+        </w:rPr>
+        <w:t xml:space="preserve"> cycles</w:t>
+      </w:r>
+      <w:r>
+        <w:rPr>
+          <w:rStyle w:val="OperatorTok"/>
+        </w:rPr>
+        <w:t xml:space="preserve">;</w:t>
+      </w:r>
+      <w:r>
+        <w:br/>
+      </w:r>
+      <w:r>
+        <w:rPr>
+          <w:rStyle w:val="NormalTok"/>
+        </w:rPr>
+        <w:t xml:space="preserve">        </w:t>
+      </w:r>
+      <w:r>
+        <w:rPr>
+          <w:rStyle w:val="OperatorTok"/>
+        </w:rPr>
+        <w:t xml:space="preserve">}</w:t>
+      </w:r>
+      <w:r>
+        <w:br/>
+      </w:r>
+      <w:r>
+        <w:rPr>
+          <w:rStyle w:val="NormalTok"/>
+        </w:rPr>
+        <w:t xml:space="preserve">    </w:t>
+      </w:r>
+      <w:r>
+        <w:rPr>
+          <w:rStyle w:val="OperatorTok"/>
+        </w:rPr>
+        <w:t xml:space="preserve">}</w:t>
+      </w:r>
+      <w:r>
+        <w:br/>
+      </w:r>
+      <w:r>
+        <w:rPr>
+          <w:rStyle w:val="OperatorTok"/>
+        </w:rPr>
+        <w:t xml:space="preserve">}</w:t>
+      </w:r>
+    </w:p>
+    <w:bookmarkEnd w:id="168"/>
+    <w:bookmarkStart w:id="169" w:name="X4388e01158cd05e2f39769ad15fd7453e01d6ce"/>
+    <w:p>
+      <w:pPr>
+        <w:pStyle w:val="Heading4"/>
+      </w:pPr>
+      <w:r>
+        <w:t xml:space="preserve">Paso 4: Asignación Individual y Registro Bidireccional</w:t>
+      </w:r>
+    </w:p>
+    <w:p>
+      <w:pPr>
+        <w:pStyle w:val="FirstParagraph"/>
+      </w:pPr>
+      <w:r>
+        <w:t xml:space="preserve">Para cada dispositivo</w:t>
+      </w:r>
+      <w:r>
+        <w:t xml:space="preserve"> </w:t>
+      </w:r>
+      <m:oMath>
+        <m:r>
+          <m:t>d</m:t>
+        </m:r>
+        <m:r>
+          <m:rPr>
+            <m:sty m:val="p"/>
+          </m:rPr>
+          <m:t>∈</m:t>
+        </m:r>
+        <m:r>
+          <m:rPr>
+            <m:sty m:val="p"/>
+          </m:rPr>
+          <m:t>[</m:t>
+        </m:r>
+        <m:r>
+          <m:t>0</m:t>
+        </m:r>
+        <m:r>
+          <m:rPr>
+            <m:sty m:val="p"/>
+          </m:rPr>
+          <m:t>,</m:t>
+        </m:r>
+        <m:r>
+          <m:t>N</m:t>
+        </m:r>
+        <m:r>
+          <m:rPr>
+            <m:sty m:val="p"/>
+          </m:rPr>
+          <m:t>−</m:t>
+        </m:r>
+        <m:r>
+          <m:t>1</m:t>
+        </m:r>
+        <m:r>
+          <m:rPr>
+            <m:sty m:val="p"/>
+          </m:rPr>
+          <m:t>]</m:t>
+        </m:r>
+      </m:oMath>
+      <w:r>
+        <w:t xml:space="preserve">:</w:t>
+      </w:r>
+    </w:p>
+    <w:p>
+      <w:pPr>
+        <w:pStyle w:val="SourceCode"/>
+      </w:pPr>
+      <w:r>
+        <w:rPr>
+          <w:rStyle w:val="BuiltInTok"/>
+        </w:rPr>
+        <w:t xml:space="preserve">std::</w:t>
+      </w:r>
+      <w:r>
+        <w:rPr>
+          <w:rStyle w:val="NormalTok"/>
+        </w:rPr>
+        <w:t xml:space="preserve">vector</w:t>
+      </w:r>
+      <w:r>
+        <w:rPr>
+          <w:rStyle w:val="OperatorTok"/>
+        </w:rPr>
+        <w:t xml:space="preserve">&lt;</w:t>
       </w:r>
       <w:r>
         <w:rPr>
@@ -41648,19 +43242,355 @@
         <w:rPr>
           <w:rStyle w:val="NormalTok"/>
         </w:rPr>
-        <w:t xml:space="preserve"> max_relative_atime</w:t>
+        <w:t xml:space="preserve"> rel_finish</w:t>
       </w:r>
       <w:r>
         <w:rPr>
           <w:rStyle w:val="OperatorTok"/>
         </w:rPr>
+        <w:t xml:space="preserve">(</w:t>
+      </w:r>
+      <w:r>
+        <w:rPr>
+          <w:rStyle w:val="NormalTok"/>
+        </w:rPr>
+        <w:t xml:space="preserve">total_num_device</w:t>
+      </w:r>
+      <w:r>
+        <w:rPr>
+          <w:rStyle w:val="OperatorTok"/>
+        </w:rPr>
+        <w:t xml:space="preserve">,</w:t>
+      </w:r>
+      <w:r>
+        <w:rPr>
+          <w:rStyle w:val="NormalTok"/>
+        </w:rPr>
+        <w:t xml:space="preserve"> </w:t>
+      </w:r>
+      <w:r>
+        <w:rPr>
+          <w:rStyle w:val="DecValTok"/>
+        </w:rPr>
+        <w:t xml:space="preserve">0</w:t>
+      </w:r>
+      <w:r>
+        <w:rPr>
+          <w:rStyle w:val="OperatorTok"/>
+        </w:rPr>
+        <w:t xml:space="preserve">);</w:t>
+      </w:r>
+      <w:r>
+        <w:br/>
+      </w:r>
+      <w:r>
+        <w:rPr>
+          <w:rStyle w:val="ControlFlowTok"/>
+        </w:rPr>
+        <w:t xml:space="preserve">for</w:t>
+      </w:r>
+      <w:r>
+        <w:rPr>
+          <w:rStyle w:val="NormalTok"/>
+        </w:rPr>
+        <w:t xml:space="preserve"> </w:t>
+      </w:r>
+      <w:r>
+        <w:rPr>
+          <w:rStyle w:val="OperatorTok"/>
+        </w:rPr>
+        <w:t xml:space="preserve">(</w:t>
+      </w:r>
+      <w:r>
+        <w:rPr>
+          <w:rStyle w:val="DataTypeTok"/>
+        </w:rPr>
+        <w:t xml:space="preserve">int</w:t>
+      </w:r>
+      <w:r>
+        <w:rPr>
+          <w:rStyle w:val="NormalTok"/>
+        </w:rPr>
+        <w:t xml:space="preserve"> d </w:t>
+      </w:r>
+      <w:r>
+        <w:rPr>
+          <w:rStyle w:val="OperatorTok"/>
+        </w:rPr>
+        <w:t xml:space="preserve">=</w:t>
+      </w:r>
+      <w:r>
+        <w:rPr>
+          <w:rStyle w:val="NormalTok"/>
+        </w:rPr>
+        <w:t xml:space="preserve"> </w:t>
+      </w:r>
+      <w:r>
+        <w:rPr>
+          <w:rStyle w:val="DecValTok"/>
+        </w:rPr>
+        <w:t xml:space="preserve">0</w:t>
+      </w:r>
+      <w:r>
+        <w:rPr>
+          <w:rStyle w:val="OperatorTok"/>
+        </w:rPr>
         <w:t xml:space="preserve">;</w:t>
       </w:r>
       <w:r>
+        <w:rPr>
+          <w:rStyle w:val="NormalTok"/>
+        </w:rPr>
+        <w:t xml:space="preserve"> d </w:t>
+      </w:r>
+      <w:r>
+        <w:rPr>
+          <w:rStyle w:val="OperatorTok"/>
+        </w:rPr>
+        <w:t xml:space="preserve">&lt;</w:t>
+      </w:r>
+      <w:r>
+        <w:rPr>
+          <w:rStyle w:val="NormalTok"/>
+        </w:rPr>
+        <w:t xml:space="preserve"> total_num_device</w:t>
+      </w:r>
+      <w:r>
+        <w:rPr>
+          <w:rStyle w:val="OperatorTok"/>
+        </w:rPr>
+        <w:t xml:space="preserve">;</w:t>
+      </w:r>
+      <w:r>
+        <w:rPr>
+          <w:rStyle w:val="NormalTok"/>
+        </w:rPr>
+        <w:t xml:space="preserve"> d</w:t>
+      </w:r>
+      <w:r>
+        <w:rPr>
+          <w:rStyle w:val="OperatorTok"/>
+        </w:rPr>
+        <w:t xml:space="preserve">++)</w:t>
+      </w:r>
+      <w:r>
+        <w:rPr>
+          <w:rStyle w:val="NormalTok"/>
+        </w:rPr>
+        <w:t xml:space="preserve"> </w:t>
+      </w:r>
+      <w:r>
+        <w:rPr>
+          <w:rStyle w:val="OperatorTok"/>
+        </w:rPr>
+        <w:t xml:space="preserve">{</w:t>
+      </w:r>
+      <w:r>
         <w:br/>
       </w:r>
       <w:r>
         <w:rPr>
+          <w:rStyle w:val="NormalTok"/>
+        </w:rPr>
+        <w:t xml:space="preserve">    rel_finish</w:t>
+      </w:r>
+      <w:r>
+        <w:rPr>
+          <w:rStyle w:val="OperatorTok"/>
+        </w:rPr>
+        <w:t xml:space="preserve">[</w:t>
+      </w:r>
+      <w:r>
+        <w:rPr>
+          <w:rStyle w:val="NormalTok"/>
+        </w:rPr>
+        <w:t xml:space="preserve">d</w:t>
+      </w:r>
+      <w:r>
+        <w:rPr>
+          <w:rStyle w:val="OperatorTok"/>
+        </w:rPr>
+        <w:t xml:space="preserve">]</w:t>
+      </w:r>
+      <w:r>
+        <w:rPr>
+          <w:rStyle w:val="NormalTok"/>
+        </w:rPr>
+        <w:t xml:space="preserve"> </w:t>
+      </w:r>
+      <w:r>
+        <w:rPr>
+          <w:rStyle w:val="OperatorTok"/>
+        </w:rPr>
+        <w:t xml:space="preserve">=</w:t>
+      </w:r>
+      <w:r>
+        <w:rPr>
+          <w:rStyle w:val="NormalTok"/>
+        </w:rPr>
+        <w:t xml:space="preserve"> </w:t>
+      </w:r>
+      <w:r>
+        <w:rPr>
+          <w:rStyle w:val="BuiltInTok"/>
+        </w:rPr>
+        <w:t xml:space="preserve">std::</w:t>
+      </w:r>
+      <w:r>
+        <w:rPr>
+          <w:rStyle w:val="NormalTok"/>
+        </w:rPr>
+        <w:t xml:space="preserve">max</w:t>
+      </w:r>
+      <w:r>
+        <w:rPr>
+          <w:rStyle w:val="OperatorTok"/>
+        </w:rPr>
+        <w:t xml:space="preserve">({</w:t>
+      </w:r>
+      <w:r>
+        <w:br/>
+      </w:r>
+      <w:r>
+        <w:rPr>
+          <w:rStyle w:val="NormalTok"/>
+        </w:rPr>
+        <w:t xml:space="preserve">        </w:t>
+      </w:r>
+      <w:r>
+        <w:rPr>
+          <w:rStyle w:val="DataTypeTok"/>
+        </w:rPr>
+        <w:t xml:space="preserve">delta_t</w:t>
+      </w:r>
+      <w:r>
+        <w:rPr>
+          <w:rStyle w:val="OperatorTok"/>
+        </w:rPr>
+        <w:t xml:space="preserve">[</w:t>
+      </w:r>
+      <w:r>
+        <w:rPr>
+          <w:rStyle w:val="NormalTok"/>
+        </w:rPr>
+        <w:t xml:space="preserve">d</w:t>
+      </w:r>
+      <w:r>
+        <w:rPr>
+          <w:rStyle w:val="OperatorTok"/>
+        </w:rPr>
+        <w:t xml:space="preserve">],</w:t>
+      </w:r>
+      <w:r>
+        <w:br/>
+      </w:r>
+      <w:r>
+        <w:rPr>
+          <w:rStyle w:val="NormalTok"/>
+        </w:rPr>
+        <w:t xml:space="preserve">        max_relative_rx_atime</w:t>
+      </w:r>
+      <w:r>
+        <w:rPr>
+          <w:rStyle w:val="OperatorTok"/>
+        </w:rPr>
+        <w:t xml:space="preserve">[</w:t>
+      </w:r>
+      <w:r>
+        <w:rPr>
+          <w:rStyle w:val="NormalTok"/>
+        </w:rPr>
+        <w:t xml:space="preserve">d</w:t>
+      </w:r>
+      <w:r>
+        <w:rPr>
+          <w:rStyle w:val="OperatorTok"/>
+        </w:rPr>
+        <w:t xml:space="preserve">],</w:t>
+      </w:r>
+      <w:r>
+        <w:br/>
+      </w:r>
+      <w:r>
+        <w:rPr>
+          <w:rStyle w:val="NormalTok"/>
+        </w:rPr>
+        <w:t xml:space="preserve">        max_relative_tx_inj</w:t>
+      </w:r>
+      <w:r>
+        <w:rPr>
+          <w:rStyle w:val="OperatorTok"/>
+        </w:rPr>
+        <w:t xml:space="preserve">[</w:t>
+      </w:r>
+      <w:r>
+        <w:rPr>
+          <w:rStyle w:val="NormalTok"/>
+        </w:rPr>
+        <w:t xml:space="preserve">d</w:t>
+      </w:r>
+      <w:r>
+        <w:rPr>
+          <w:rStyle w:val="OperatorTok"/>
+        </w:rPr>
+        <w:t xml:space="preserve">],</w:t>
+      </w:r>
+      <w:r>
+        <w:br/>
+      </w:r>
+      <w:r>
+        <w:rPr>
+          <w:rStyle w:val="NormalTok"/>
+        </w:rPr>
+        <w:t xml:space="preserve">        max_relative_tx_retire</w:t>
+      </w:r>
+      <w:r>
+        <w:rPr>
+          <w:rStyle w:val="OperatorTok"/>
+        </w:rPr>
+        <w:t xml:space="preserve">[</w:t>
+      </w:r>
+      <w:r>
+        <w:rPr>
+          <w:rStyle w:val="NormalTok"/>
+        </w:rPr>
+        <w:t xml:space="preserve">d</w:t>
+      </w:r>
+      <w:r>
+        <w:rPr>
+          <w:rStyle w:val="OperatorTok"/>
+        </w:rPr>
+        <w:t xml:space="preserve">]</w:t>
+      </w:r>
+      <w:r>
+        <w:br/>
+      </w:r>
+      <w:r>
+        <w:rPr>
+          <w:rStyle w:val="NormalTok"/>
+        </w:rPr>
+        <w:t xml:space="preserve">    </w:t>
+      </w:r>
+      <w:r>
+        <w:rPr>
+          <w:rStyle w:val="OperatorTok"/>
+        </w:rPr>
+        <w:t xml:space="preserve">});</w:t>
+      </w:r>
+      <w:r>
+        <w:br/>
+      </w:r>
+      <w:r>
+        <w:rPr>
+          <w:rStyle w:val="OperatorTok"/>
+        </w:rPr>
+        <w:t xml:space="preserve">}</w:t>
+      </w:r>
+      <w:r>
+        <w:br/>
+      </w:r>
+      <w:r>
+        <w:rPr>
           <w:rStyle w:val="ControlFlowTok"/>
         </w:rPr>
         <w:t xml:space="preserve">for</w:t>
@@ -41753,37 +43683,52 @@
         <w:rPr>
           <w:rStyle w:val="NormalTok"/>
         </w:rPr>
-        <w:t xml:space="preserve"> max_relative_atime</w:t>
+        <w:t xml:space="preserve"> </w:t>
       </w:r>
       <w:r>
         <w:rPr>
           <w:rStyle w:val="OperatorTok"/>
         </w:rPr>
-        <w:t xml:space="preserve">[</w:t>
+        <w:t xml:space="preserve">{</w:t>
+      </w:r>
+      <w:r>
+        <w:br/>
       </w:r>
       <w:r>
         <w:rPr>
           <w:rStyle w:val="NormalTok"/>
         </w:rPr>
-        <w:t xml:space="preserve">d</w:t>
+        <w:t xml:space="preserve">    </w:t>
+      </w:r>
+      <w:r>
+        <w:rPr>
+          <w:rStyle w:val="DataTypeTok"/>
+        </w:rPr>
+        <w:t xml:space="preserve">double</w:t>
+      </w:r>
+      <w:r>
+        <w:rPr>
+          <w:rStyle w:val="NormalTok"/>
+        </w:rPr>
+        <w:t xml:space="preserve"> t_end </w:t>
       </w:r>
       <w:r>
         <w:rPr>
           <w:rStyle w:val="OperatorTok"/>
         </w:rPr>
-        <w:t xml:space="preserve">]</w:t>
+        <w:t xml:space="preserve">=</w:t>
       </w:r>
       <w:r>
         <w:rPr>
           <w:rStyle w:val="NormalTok"/>
         </w:rPr>
-        <w:t xml:space="preserve"> </w:t>
+        <w:t xml:space="preserve"> t_min </w:t>
       </w:r>
       <w:r>
         <w:rPr>
           <w:rStyle w:val="OperatorTok"/>
         </w:rPr>
-        <w:t xml:space="preserve">=</w:t>
+        <w:t xml:space="preserve">+</w:t>
       </w:r>
       <w:r>
         <w:rPr>
@@ -41793,925 +43738,27 @@
       </w:r>
       <w:r>
         <w:rPr>
+          <w:rStyle w:val="OperatorTok"/>
+        </w:rPr>
+        <w:t xml:space="preserve">(</w:t>
+      </w:r>
+      <w:r>
+        <w:rPr>
           <w:rStyle w:val="DataTypeTok"/>
         </w:rPr>
-        <w:t xml:space="preserve">delta_t</w:t>
+        <w:t xml:space="preserve">double</w:t>
       </w:r>
       <w:r>
         <w:rPr>
           <w:rStyle w:val="OperatorTok"/>
         </w:rPr>
-        <w:t xml:space="preserve">[</w:t>
+        <w:t xml:space="preserve">)</w:t>
       </w:r>
       <w:r>
         <w:rPr>
           <w:rStyle w:val="NormalTok"/>
         </w:rPr>
-        <w:t xml:space="preserve">d</w:t>
-      </w:r>
-      <w:r>
-        <w:rPr>
-          <w:rStyle w:val="OperatorTok"/>
-        </w:rPr>
-        <w:t xml:space="preserve">];</w:t>
-      </w:r>
-      <w:r>
-        <w:br/>
-      </w:r>
-      <w:r>
-        <w:br/>
-      </w:r>
-      <w:r>
-        <w:rPr>
-          <w:rStyle w:val="ControlFlowTok"/>
-        </w:rPr>
-        <w:t xml:space="preserve">while</w:t>
-      </w:r>
-      <w:r>
-        <w:rPr>
-          <w:rStyle w:val="NormalTok"/>
-        </w:rPr>
-        <w:t xml:space="preserve"> </w:t>
-      </w:r>
-      <w:r>
-        <w:rPr>
-          <w:rStyle w:val="OperatorTok"/>
-        </w:rPr>
-        <w:t xml:space="preserve">(</w:t>
-      </w:r>
-      <w:r>
-        <w:rPr>
-          <w:rStyle w:val="NormalTok"/>
-        </w:rPr>
-        <w:t xml:space="preserve">total_received </w:t>
-      </w:r>
-      <w:r>
-        <w:rPr>
-          <w:rStyle w:val="OperatorTok"/>
-        </w:rPr>
-        <w:t xml:space="preserve">&lt;</w:t>
-      </w:r>
-      <w:r>
-        <w:rPr>
-          <w:rStyle w:val="NormalTok"/>
-        </w:rPr>
-        <w:t xml:space="preserve"> total_injected</w:t>
-      </w:r>
-      <w:r>
-        <w:rPr>
-          <w:rStyle w:val="OperatorTok"/>
-        </w:rPr>
-        <w:t xml:space="preserve">)</w:t>
-      </w:r>
-      <w:r>
-        <w:rPr>
-          <w:rStyle w:val="NormalTok"/>
-        </w:rPr>
-        <w:t xml:space="preserve"> </w:t>
-      </w:r>
-      <w:r>
-        <w:rPr>
-          <w:rStyle w:val="OperatorTok"/>
-        </w:rPr>
-        <w:t xml:space="preserve">{</w:t>
-      </w:r>
-      <w:r>
-        <w:br/>
-      </w:r>
-      <w:r>
-        <w:rPr>
-          <w:rStyle w:val="NormalTok"/>
-        </w:rPr>
-        <w:t xml:space="preserve">    </w:t>
-      </w:r>
-      <w:r>
-        <w:rPr>
-          <w:rStyle w:val="ControlFlowTok"/>
-        </w:rPr>
-        <w:t xml:space="preserve">if</w:t>
-      </w:r>
-      <w:r>
-        <w:rPr>
-          <w:rStyle w:val="NormalTok"/>
-        </w:rPr>
-        <w:t xml:space="preserve"> </w:t>
-      </w:r>
-      <w:r>
-        <w:rPr>
-          <w:rStyle w:val="OperatorTok"/>
-        </w:rPr>
-        <w:t xml:space="preserve">(</w:t>
-      </w:r>
-      <w:r>
-        <w:rPr>
-          <w:rStyle w:val="NormalTok"/>
-        </w:rPr>
-        <w:t xml:space="preserve">packets_by_cycle</w:t>
-      </w:r>
-      <w:r>
-        <w:rPr>
-          <w:rStyle w:val="OperatorTok"/>
-        </w:rPr>
-        <w:t xml:space="preserve">.</w:t>
-      </w:r>
-      <w:r>
-        <w:rPr>
-          <w:rStyle w:val="NormalTok"/>
-        </w:rPr>
-        <w:t xml:space="preserve">count</w:t>
-      </w:r>
-      <w:r>
-        <w:rPr>
-          <w:rStyle w:val="OperatorTok"/>
-        </w:rPr>
-        <w:t xml:space="preserve">(</w:t>
-      </w:r>
-      <w:r>
-        <w:rPr>
-          <w:rStyle w:val="NormalTok"/>
-        </w:rPr>
-        <w:t xml:space="preserve">cycles</w:t>
-      </w:r>
-      <w:r>
-        <w:rPr>
-          <w:rStyle w:val="OperatorTok"/>
-        </w:rPr>
-        <w:t xml:space="preserve">))</w:t>
-      </w:r>
-      <w:r>
-        <w:rPr>
-          <w:rStyle w:val="NormalTok"/>
-        </w:rPr>
-        <w:t xml:space="preserve"> </w:t>
-      </w:r>
-      <w:r>
-        <w:rPr>
-          <w:rStyle w:val="OperatorTok"/>
-        </w:rPr>
-        <w:t xml:space="preserve">{</w:t>
-      </w:r>
-      <w:r>
-        <w:br/>
-      </w:r>
-      <w:r>
-        <w:rPr>
-          <w:rStyle w:val="NormalTok"/>
-        </w:rPr>
-        <w:t xml:space="preserve">        </w:t>
-      </w:r>
-      <w:r>
-        <w:rPr>
-          <w:rStyle w:val="ControlFlowTok"/>
-        </w:rPr>
-        <w:t xml:space="preserve">for</w:t>
-      </w:r>
-      <w:r>
-        <w:rPr>
-          <w:rStyle w:val="NormalTok"/>
-        </w:rPr>
-        <w:t xml:space="preserve"> </w:t>
-      </w:r>
-      <w:r>
-        <w:rPr>
-          <w:rStyle w:val="OperatorTok"/>
-        </w:rPr>
-        <w:t xml:space="preserve">(</w:t>
-      </w:r>
-      <w:r>
-        <w:rPr>
-          <w:rStyle w:val="AttributeTok"/>
-        </w:rPr>
-        <w:t xml:space="preserve">const</w:t>
-      </w:r>
-      <w:r>
-        <w:rPr>
-          <w:rStyle w:val="NormalTok"/>
-        </w:rPr>
-        <w:t xml:space="preserve"> </w:t>
-      </w:r>
-      <w:r>
-        <w:rPr>
-          <w:rStyle w:val="KeywordTok"/>
-        </w:rPr>
-        <w:t xml:space="preserve">auto</w:t>
-      </w:r>
-      <w:r>
-        <w:rPr>
-          <w:rStyle w:val="OperatorTok"/>
-        </w:rPr>
-        <w:t xml:space="preserve">&amp;</w:t>
-      </w:r>
-      <w:r>
-        <w:rPr>
-          <w:rStyle w:val="NormalTok"/>
-        </w:rPr>
-        <w:t xml:space="preserve"> pkt </w:t>
-      </w:r>
-      <w:r>
-        <w:rPr>
-          <w:rStyle w:val="OperatorTok"/>
-        </w:rPr>
-        <w:t xml:space="preserve">:</w:t>
-      </w:r>
-      <w:r>
-        <w:rPr>
-          <w:rStyle w:val="NormalTok"/>
-        </w:rPr>
-        <w:t xml:space="preserve"> packets_by_cycle</w:t>
-      </w:r>
-      <w:r>
-        <w:rPr>
-          <w:rStyle w:val="OperatorTok"/>
-        </w:rPr>
-        <w:t xml:space="preserve">[</w:t>
-      </w:r>
-      <w:r>
-        <w:rPr>
-          <w:rStyle w:val="NormalTok"/>
-        </w:rPr>
-        <w:t xml:space="preserve">cycles</w:t>
-      </w:r>
-      <w:r>
-        <w:rPr>
-          <w:rStyle w:val="OperatorTok"/>
-        </w:rPr>
-        <w:t xml:space="preserve">])</w:t>
-      </w:r>
-      <w:r>
-        <w:rPr>
-          <w:rStyle w:val="NormalTok"/>
-        </w:rPr>
-        <w:t xml:space="preserve"> </w:t>
-      </w:r>
-      <w:r>
-        <w:rPr>
-          <w:rStyle w:val="OperatorTok"/>
-        </w:rPr>
-        <w:t xml:space="preserve">{</w:t>
-      </w:r>
-      <w:r>
-        <w:br/>
-      </w:r>
-      <w:r>
-        <w:rPr>
-          <w:rStyle w:val="NormalTok"/>
-        </w:rPr>
-        <w:t xml:space="preserve">            BookSim_InjectPacket</w:t>
-      </w:r>
-      <w:r>
-        <w:rPr>
-          <w:rStyle w:val="OperatorTok"/>
-        </w:rPr>
-        <w:t xml:space="preserve">(</w:t>
-      </w:r>
-      <w:r>
-        <w:rPr>
-          <w:rStyle w:val="NormalTok"/>
-        </w:rPr>
-        <w:t xml:space="preserve">pkt</w:t>
-      </w:r>
-      <w:r>
-        <w:rPr>
-          <w:rStyle w:val="OperatorTok"/>
-        </w:rPr>
-        <w:t xml:space="preserve">.</w:t>
-      </w:r>
-      <w:r>
-        <w:rPr>
-          <w:rStyle w:val="NormalTok"/>
-        </w:rPr>
-        <w:t xml:space="preserve">src</w:t>
-      </w:r>
-      <w:r>
-        <w:rPr>
-          <w:rStyle w:val="OperatorTok"/>
-        </w:rPr>
-        <w:t xml:space="preserve">,</w:t>
-      </w:r>
-      <w:r>
-        <w:rPr>
-          <w:rStyle w:val="NormalTok"/>
-        </w:rPr>
-        <w:t xml:space="preserve"> pkt</w:t>
-      </w:r>
-      <w:r>
-        <w:rPr>
-          <w:rStyle w:val="OperatorTok"/>
-        </w:rPr>
-        <w:t xml:space="preserve">.</w:t>
-      </w:r>
-      <w:r>
-        <w:rPr>
-          <w:rStyle w:val="NormalTok"/>
-        </w:rPr>
-        <w:t xml:space="preserve">dst</w:t>
-      </w:r>
-      <w:r>
-        <w:rPr>
-          <w:rStyle w:val="OperatorTok"/>
-        </w:rPr>
-        <w:t xml:space="preserve">,</w:t>
-      </w:r>
-      <w:r>
-        <w:rPr>
-          <w:rStyle w:val="NormalTok"/>
-        </w:rPr>
-        <w:t xml:space="preserve"> pkt</w:t>
-      </w:r>
-      <w:r>
-        <w:rPr>
-          <w:rStyle w:val="OperatorTok"/>
-        </w:rPr>
-        <w:t xml:space="preserve">.</w:t>
-      </w:r>
-      <w:r>
-        <w:rPr>
-          <w:rStyle w:val="NormalTok"/>
-        </w:rPr>
-        <w:t xml:space="preserve">flits</w:t>
-      </w:r>
-      <w:r>
-        <w:rPr>
-          <w:rStyle w:val="OperatorTok"/>
-        </w:rPr>
-        <w:t xml:space="preserve">);</w:t>
-      </w:r>
-      <w:r>
-        <w:br/>
-      </w:r>
-      <w:r>
-        <w:rPr>
-          <w:rStyle w:val="NormalTok"/>
-        </w:rPr>
-        <w:t xml:space="preserve">        </w:t>
-      </w:r>
-      <w:r>
-        <w:rPr>
-          <w:rStyle w:val="OperatorTok"/>
-        </w:rPr>
-        <w:t xml:space="preserve">}</w:t>
-      </w:r>
-      <w:r>
-        <w:br/>
-      </w:r>
-      <w:r>
-        <w:rPr>
-          <w:rStyle w:val="NormalTok"/>
-        </w:rPr>
-        <w:t xml:space="preserve">        packets_by_cycle</w:t>
-      </w:r>
-      <w:r>
-        <w:rPr>
-          <w:rStyle w:val="OperatorTok"/>
-        </w:rPr>
-        <w:t xml:space="preserve">.</w:t>
-      </w:r>
-      <w:r>
-        <w:rPr>
-          <w:rStyle w:val="NormalTok"/>
-        </w:rPr>
-        <w:t xml:space="preserve">erase</w:t>
-      </w:r>
-      <w:r>
-        <w:rPr>
-          <w:rStyle w:val="OperatorTok"/>
-        </w:rPr>
-        <w:t xml:space="preserve">(</w:t>
-      </w:r>
-      <w:r>
-        <w:rPr>
-          <w:rStyle w:val="NormalTok"/>
-        </w:rPr>
-        <w:t xml:space="preserve">cycles</w:t>
-      </w:r>
-      <w:r>
-        <w:rPr>
-          <w:rStyle w:val="OperatorTok"/>
-        </w:rPr>
-        <w:t xml:space="preserve">);</w:t>
-      </w:r>
-      <w:r>
-        <w:br/>
-      </w:r>
-      <w:r>
-        <w:rPr>
-          <w:rStyle w:val="NormalTok"/>
-        </w:rPr>
-        <w:t xml:space="preserve">    </w:t>
-      </w:r>
-      <w:r>
-        <w:rPr>
-          <w:rStyle w:val="OperatorTok"/>
-        </w:rPr>
-        <w:t xml:space="preserve">}</w:t>
-      </w:r>
-      <w:r>
-        <w:br/>
-      </w:r>
-      <w:r>
-        <w:rPr>
-          <w:rStyle w:val="NormalTok"/>
-        </w:rPr>
-        <w:t xml:space="preserve">    BookSim_AdvanceCycle</w:t>
-      </w:r>
-      <w:r>
-        <w:rPr>
-          <w:rStyle w:val="OperatorTok"/>
-        </w:rPr>
-        <w:t xml:space="preserve">();</w:t>
-      </w:r>
-      <w:r>
-        <w:br/>
-      </w:r>
-      <w:r>
-        <w:rPr>
-          <w:rStyle w:val="NormalTok"/>
-        </w:rPr>
-        <w:t xml:space="preserve">    cycles</w:t>
-      </w:r>
-      <w:r>
-        <w:rPr>
-          <w:rStyle w:val="OperatorTok"/>
-        </w:rPr>
-        <w:t xml:space="preserve">++;</w:t>
-      </w:r>
-      <w:r>
-        <w:br/>
-      </w:r>
-      <w:r>
-        <w:rPr>
-          <w:rStyle w:val="NormalTok"/>
-        </w:rPr>
-        <w:t xml:space="preserve">    </w:t>
-      </w:r>
-      <w:r>
-        <w:rPr>
-          <w:rStyle w:val="ControlFlowTok"/>
-        </w:rPr>
-        <w:t xml:space="preserve">while</w:t>
-      </w:r>
-      <w:r>
-        <w:rPr>
-          <w:rStyle w:val="NormalTok"/>
-        </w:rPr>
-        <w:t xml:space="preserve"> </w:t>
-      </w:r>
-      <w:r>
-        <w:rPr>
-          <w:rStyle w:val="OperatorTok"/>
-        </w:rPr>
-        <w:t xml:space="preserve">(</w:t>
-      </w:r>
-      <w:r>
-        <w:rPr>
-          <w:rStyle w:val="NormalTok"/>
-        </w:rPr>
-        <w:t xml:space="preserve">BookSim_CheckReceived</w:t>
-      </w:r>
-      <w:r>
-        <w:rPr>
-          <w:rStyle w:val="OperatorTok"/>
-        </w:rPr>
-        <w:t xml:space="preserve">(</w:t>
-      </w:r>
-      <w:r>
-        <w:rPr>
-          <w:rStyle w:val="NormalTok"/>
-        </w:rPr>
-        <w:t xml:space="preserve">pkt_info</w:t>
-      </w:r>
-      <w:r>
-        <w:rPr>
-          <w:rStyle w:val="OperatorTok"/>
-        </w:rPr>
-        <w:t xml:space="preserve">))</w:t>
-      </w:r>
-      <w:r>
-        <w:rPr>
-          <w:rStyle w:val="NormalTok"/>
-        </w:rPr>
-        <w:t xml:space="preserve"> </w:t>
-      </w:r>
-      <w:r>
-        <w:rPr>
-          <w:rStyle w:val="OperatorTok"/>
-        </w:rPr>
-        <w:t xml:space="preserve">{</w:t>
-      </w:r>
-      <w:r>
-        <w:br/>
-      </w:r>
-      <w:r>
-        <w:rPr>
-          <w:rStyle w:val="NormalTok"/>
-        </w:rPr>
-        <w:t xml:space="preserve">        total_received</w:t>
-      </w:r>
-      <w:r>
-        <w:rPr>
-          <w:rStyle w:val="OperatorTok"/>
-        </w:rPr>
-        <w:t xml:space="preserve">++;</w:t>
-      </w:r>
-      <w:r>
-        <w:br/>
-      </w:r>
-      <w:r>
-        <w:rPr>
-          <w:rStyle w:val="NormalTok"/>
-        </w:rPr>
-        <w:t xml:space="preserve">        </w:t>
-      </w:r>
-      <w:r>
-        <w:rPr>
-          <w:rStyle w:val="ControlFlowTok"/>
-        </w:rPr>
-        <w:t xml:space="preserve">if</w:t>
-      </w:r>
-      <w:r>
-        <w:rPr>
-          <w:rStyle w:val="NormalTok"/>
-        </w:rPr>
-        <w:t xml:space="preserve"> </w:t>
-      </w:r>
-      <w:r>
-        <w:rPr>
-          <w:rStyle w:val="OperatorTok"/>
-        </w:rPr>
-        <w:t xml:space="preserve">(</w:t>
-      </w:r>
-      <w:r>
-        <w:rPr>
-          <w:rStyle w:val="NormalTok"/>
-        </w:rPr>
-        <w:t xml:space="preserve">cycles </w:t>
-      </w:r>
-      <w:r>
-        <w:rPr>
-          <w:rStyle w:val="OperatorTok"/>
-        </w:rPr>
-        <w:t xml:space="preserve">&gt;</w:t>
-      </w:r>
-      <w:r>
-        <w:rPr>
-          <w:rStyle w:val="NormalTok"/>
-        </w:rPr>
-        <w:t xml:space="preserve"> max_relative_atime</w:t>
-      </w:r>
-      <w:r>
-        <w:rPr>
-          <w:rStyle w:val="OperatorTok"/>
-        </w:rPr>
-        <w:t xml:space="preserve">[</w:t>
-      </w:r>
-      <w:r>
-        <w:rPr>
-          <w:rStyle w:val="NormalTok"/>
-        </w:rPr>
-        <w:t xml:space="preserve">pkt_info</w:t>
-      </w:r>
-      <w:r>
-        <w:rPr>
-          <w:rStyle w:val="OperatorTok"/>
-        </w:rPr>
-        <w:t xml:space="preserve">.</w:t>
-      </w:r>
-      <w:r>
-        <w:rPr>
-          <w:rStyle w:val="NormalTok"/>
-        </w:rPr>
-        <w:t xml:space="preserve">dst</w:t>
-      </w:r>
-      <w:r>
-        <w:rPr>
-          <w:rStyle w:val="OperatorTok"/>
-        </w:rPr>
-        <w:t xml:space="preserve">])</w:t>
-      </w:r>
-      <w:r>
-        <w:rPr>
-          <w:rStyle w:val="NormalTok"/>
-        </w:rPr>
-        <w:t xml:space="preserve"> </w:t>
-      </w:r>
-      <w:r>
-        <w:rPr>
-          <w:rStyle w:val="OperatorTok"/>
-        </w:rPr>
-        <w:t xml:space="preserve">{</w:t>
-      </w:r>
-      <w:r>
-        <w:br/>
-      </w:r>
-      <w:r>
-        <w:rPr>
-          <w:rStyle w:val="NormalTok"/>
-        </w:rPr>
-        <w:t xml:space="preserve">            max_relative_atime</w:t>
-      </w:r>
-      <w:r>
-        <w:rPr>
-          <w:rStyle w:val="OperatorTok"/>
-        </w:rPr>
-        <w:t xml:space="preserve">[</w:t>
-      </w:r>
-      <w:r>
-        <w:rPr>
-          <w:rStyle w:val="NormalTok"/>
-        </w:rPr>
-        <w:t xml:space="preserve">pkt_info</w:t>
-      </w:r>
-      <w:r>
-        <w:rPr>
-          <w:rStyle w:val="OperatorTok"/>
-        </w:rPr>
-        <w:t xml:space="preserve">.</w:t>
-      </w:r>
-      <w:r>
-        <w:rPr>
-          <w:rStyle w:val="NormalTok"/>
-        </w:rPr>
-        <w:t xml:space="preserve">dst</w:t>
-      </w:r>
-      <w:r>
-        <w:rPr>
-          <w:rStyle w:val="OperatorTok"/>
-        </w:rPr>
-        <w:t xml:space="preserve">]</w:t>
-      </w:r>
-      <w:r>
-        <w:rPr>
-          <w:rStyle w:val="NormalTok"/>
-        </w:rPr>
-        <w:t xml:space="preserve"> </w:t>
-      </w:r>
-      <w:r>
-        <w:rPr>
-          <w:rStyle w:val="OperatorTok"/>
-        </w:rPr>
-        <w:t xml:space="preserve">=</w:t>
-      </w:r>
-      <w:r>
-        <w:rPr>
-          <w:rStyle w:val="NormalTok"/>
-        </w:rPr>
-        <w:t xml:space="preserve"> cycles</w:t>
-      </w:r>
-      <w:r>
-        <w:rPr>
-          <w:rStyle w:val="OperatorTok"/>
-        </w:rPr>
-        <w:t xml:space="preserve">;</w:t>
-      </w:r>
-      <w:r>
-        <w:br/>
-      </w:r>
-      <w:r>
-        <w:rPr>
-          <w:rStyle w:val="NormalTok"/>
-        </w:rPr>
-        <w:t xml:space="preserve">        </w:t>
-      </w:r>
-      <w:r>
-        <w:rPr>
-          <w:rStyle w:val="OperatorTok"/>
-        </w:rPr>
-        <w:t xml:space="preserve">}</w:t>
-      </w:r>
-      <w:r>
-        <w:br/>
-      </w:r>
-      <w:r>
-        <w:rPr>
-          <w:rStyle w:val="NormalTok"/>
-        </w:rPr>
-        <w:t xml:space="preserve">    </w:t>
-      </w:r>
-      <w:r>
-        <w:rPr>
-          <w:rStyle w:val="OperatorTok"/>
-        </w:rPr>
-        <w:t xml:space="preserve">}</w:t>
-      </w:r>
-      <w:r>
-        <w:br/>
-      </w:r>
-      <w:r>
-        <w:rPr>
-          <w:rStyle w:val="OperatorTok"/>
-        </w:rPr>
-        <w:t xml:space="preserve">}</w:t>
-      </w:r>
-    </w:p>
-    <w:bookmarkEnd w:id="168"/>
-    <w:bookmarkStart w:id="169" w:name="paso-4-asignación-individual-y-registro"/>
-    <w:p>
-      <w:pPr>
-        <w:pStyle w:val="Heading4"/>
-      </w:pPr>
-      <w:r>
-        <w:t xml:space="preserve">Paso 4: Asignación Individual y Registro</w:t>
-      </w:r>
-    </w:p>
-    <w:p>
-      <w:pPr>
-        <w:pStyle w:val="FirstParagraph"/>
-      </w:pPr>
-      <w:r>
-        <w:t xml:space="preserve">Para cada dispositivo</w:t>
-      </w:r>
-      <w:r>
-        <w:t xml:space="preserve"> </w:t>
-      </w:r>
-      <m:oMath>
-        <m:r>
-          <m:t>d</m:t>
-        </m:r>
-        <m:r>
-          <m:t>s</m:t>
-        </m:r>
-        <m:r>
-          <m:t>t</m:t>
-        </m:r>
-      </m:oMath>
-      <w:r>
-        <w:t xml:space="preserve">:</w:t>
-      </w:r>
-    </w:p>
-    <w:p>
-      <w:pPr>
-        <w:pStyle w:val="SourceCode"/>
-      </w:pPr>
-      <w:r>
-        <w:rPr>
-          <w:rStyle w:val="ControlFlowTok"/>
-        </w:rPr>
-        <w:t xml:space="preserve">for</w:t>
-      </w:r>
-      <w:r>
-        <w:rPr>
-          <w:rStyle w:val="NormalTok"/>
-        </w:rPr>
-        <w:t xml:space="preserve"> </w:t>
-      </w:r>
-      <w:r>
-        <w:rPr>
-          <w:rStyle w:val="OperatorTok"/>
-        </w:rPr>
-        <w:t xml:space="preserve">(</w:t>
-      </w:r>
-      <w:r>
-        <w:rPr>
-          <w:rStyle w:val="DataTypeTok"/>
-        </w:rPr>
-        <w:t xml:space="preserve">int</w:t>
-      </w:r>
-      <w:r>
-        <w:rPr>
-          <w:rStyle w:val="NormalTok"/>
-        </w:rPr>
-        <w:t xml:space="preserve"> d </w:t>
-      </w:r>
-      <w:r>
-        <w:rPr>
-          <w:rStyle w:val="OperatorTok"/>
-        </w:rPr>
-        <w:t xml:space="preserve">=</w:t>
-      </w:r>
-      <w:r>
-        <w:rPr>
-          <w:rStyle w:val="NormalTok"/>
-        </w:rPr>
-        <w:t xml:space="preserve"> </w:t>
-      </w:r>
-      <w:r>
-        <w:rPr>
-          <w:rStyle w:val="DecValTok"/>
-        </w:rPr>
-        <w:t xml:space="preserve">0</w:t>
-      </w:r>
-      <w:r>
-        <w:rPr>
-          <w:rStyle w:val="OperatorTok"/>
-        </w:rPr>
-        <w:t xml:space="preserve">;</w:t>
-      </w:r>
-      <w:r>
-        <w:rPr>
-          <w:rStyle w:val="NormalTok"/>
-        </w:rPr>
-        <w:t xml:space="preserve"> d </w:t>
-      </w:r>
-      <w:r>
-        <w:rPr>
-          <w:rStyle w:val="OperatorTok"/>
-        </w:rPr>
-        <w:t xml:space="preserve">&lt;</w:t>
-      </w:r>
-      <w:r>
-        <w:rPr>
-          <w:rStyle w:val="NormalTok"/>
-        </w:rPr>
-        <w:t xml:space="preserve"> total_num_device</w:t>
-      </w:r>
-      <w:r>
-        <w:rPr>
-          <w:rStyle w:val="OperatorTok"/>
-        </w:rPr>
-        <w:t xml:space="preserve">;</w:t>
-      </w:r>
-      <w:r>
-        <w:rPr>
-          <w:rStyle w:val="NormalTok"/>
-        </w:rPr>
-        <w:t xml:space="preserve"> d</w:t>
-      </w:r>
-      <w:r>
-        <w:rPr>
-          <w:rStyle w:val="OperatorTok"/>
-        </w:rPr>
-        <w:t xml:space="preserve">++)</w:t>
-      </w:r>
-      <w:r>
-        <w:rPr>
-          <w:rStyle w:val="NormalTok"/>
-        </w:rPr>
-        <w:t xml:space="preserve"> </w:t>
-      </w:r>
-      <w:r>
-        <w:rPr>
-          <w:rStyle w:val="OperatorTok"/>
-        </w:rPr>
-        <w:t xml:space="preserve">{</w:t>
-      </w:r>
-      <w:r>
-        <w:br/>
-      </w:r>
-      <w:r>
-        <w:rPr>
-          <w:rStyle w:val="NormalTok"/>
-        </w:rPr>
-        <w:t xml:space="preserve">    </w:t>
-      </w:r>
-      <w:r>
-        <w:rPr>
-          <w:rStyle w:val="DataTypeTok"/>
-        </w:rPr>
-        <w:t xml:space="preserve">double</w:t>
-      </w:r>
-      <w:r>
-        <w:rPr>
-          <w:rStyle w:val="NormalTok"/>
-        </w:rPr>
-        <w:t xml:space="preserve"> t_end </w:t>
-      </w:r>
-      <w:r>
-        <w:rPr>
-          <w:rStyle w:val="OperatorTok"/>
-        </w:rPr>
-        <w:t xml:space="preserve">=</w:t>
-      </w:r>
-      <w:r>
-        <w:rPr>
-          <w:rStyle w:val="NormalTok"/>
-        </w:rPr>
-        <w:t xml:space="preserve"> t_min </w:t>
-      </w:r>
-      <w:r>
-        <w:rPr>
-          <w:rStyle w:val="OperatorTok"/>
-        </w:rPr>
-        <w:t xml:space="preserve">+</w:t>
-      </w:r>
-      <w:r>
-        <w:rPr>
-          <w:rStyle w:val="NormalTok"/>
-        </w:rPr>
-        <w:t xml:space="preserve"> </w:t>
-      </w:r>
-      <w:r>
-        <w:rPr>
-          <w:rStyle w:val="OperatorTok"/>
-        </w:rPr>
-        <w:t xml:space="preserve">(</w:t>
-      </w:r>
-      <w:r>
-        <w:rPr>
-          <w:rStyle w:val="DataTypeTok"/>
-        </w:rPr>
-        <w:t xml:space="preserve">double</w:t>
-      </w:r>
-      <w:r>
-        <w:rPr>
-          <w:rStyle w:val="OperatorTok"/>
-        </w:rPr>
-        <w:t xml:space="preserve">)</w:t>
-      </w:r>
-      <w:r>
-        <w:rPr>
-          <w:rStyle w:val="NormalTok"/>
-        </w:rPr>
-        <w:t xml:space="preserve">max_relative_atime</w:t>
+        <w:t xml:space="preserve">rel_finish</w:t>
       </w:r>
       <w:r>
         <w:rPr>
@@ -44301,8 +45348,2712 @@
     <w:bookmarkEnd w:id="172"/>
     <w:bookmarkEnd w:id="173"/>
     <w:bookmarkEnd w:id="174"/>
-    <w:bookmarkEnd w:id="175"/>
-    <w:bookmarkStart w:id="185" w:name="X071620db560d945e52e3caa6a1f33ac024ad4f6"/>
+    <w:bookmarkStart w:id="184" w:name="Xf8d70e19ab1bd56ed96c91570a37a1f0cf66212"/>
+    <w:p>
+      <w:pPr>
+        <w:pStyle w:val="Heading2"/>
+      </w:pPr>
+      <w:r>
+        <w:t xml:space="preserve">4.6. Auditoría Forense de Causalidad Física en MoEGather/MoEScatter y Demostración de Simetría de Tráfico</w:t>
+      </w:r>
+    </w:p>
+    <w:bookmarkStart w:id="178" w:name="X8a41a796f9a846390f6d412bcfdc4ef700677b7"/>
+    <w:p>
+      <w:pPr>
+        <w:pStyle w:val="Heading3"/>
+      </w:pPr>
+      <w:r>
+        <w:t xml:space="preserve">4.6.1. Orden de Ejecución C++ al Entrar al Oráculo de</w:t>
+      </w:r>
+      <w:r>
+        <w:t xml:space="preserve"> </w:t>
+      </w:r>
+      <w:r>
+        <w:rPr>
+          <w:rStyle w:val="VerbatimChar"/>
+        </w:rPr>
+        <w:t xml:space="preserve">MoEGather</w:t>
+      </w:r>
+      <w:r>
+        <w:t xml:space="preserve"> </w:t>
+      </w:r>
+      <w:r>
+        <w:t xml:space="preserve">y Garantía de Estabilidad Temporal en</w:t>
+      </w:r>
+      <w:r>
+        <w:t xml:space="preserve"> </w:t>
+      </w:r>
+      <w:r>
+        <w:rPr>
+          <w:rStyle w:val="VerbatimChar"/>
+        </w:rPr>
+        <w:t xml:space="preserve">sync_3</w:t>
+      </w:r>
+    </w:p>
+    <w:p>
+      <w:pPr>
+        <w:pStyle w:val="FirstParagraph"/>
+      </w:pPr>
+      <w:r>
+        <w:t xml:space="preserve">Una duda fundamental planteada durante la inspección microarquitectural ciclo a ciclo del cronograma (</w:t>
+      </w:r>
+      <w:r>
+        <w:rPr>
+          <w:rStyle w:val="VerbatimChar"/>
+        </w:rPr>
+        <w:t xml:space="preserve">timeline_part_014_130k_to_140k.png</w:t>
+      </w:r>
+      <w:r>
+        <w:t xml:space="preserve">) es la siguiente: dado que</w:t>
+      </w:r>
+      <w:r>
+        <w:t xml:space="preserve"> </w:t>
+      </w:r>
+      <w:r>
+        <w:rPr>
+          <w:rStyle w:val="VerbatimChar"/>
+        </w:rPr>
+        <w:t xml:space="preserve">MoEGather</w:t>
+      </w:r>
+      <w:r>
+        <w:t xml:space="preserve"> </w:t>
+      </w:r>
+      <w:r>
+        <w:t xml:space="preserve">posee</w:t>
+      </w:r>
+      <w:r>
+        <w:t xml:space="preserve"> </w:t>
+      </w:r>
+      <w:r>
+        <w:rPr>
+          <w:rStyle w:val="VerbatimChar"/>
+        </w:rPr>
+        <w:t xml:space="preserve">sync == false</w:t>
+      </w:r>
+      <w:r>
+        <w:t xml:space="preserve">, cuando la GPU 0 entra a</w:t>
+      </w:r>
+      <w:r>
+        <w:t xml:space="preserve"> </w:t>
+      </w:r>
+      <w:r>
+        <w:rPr>
+          <w:rStyle w:val="VerbatimChar"/>
+        </w:rPr>
+        <w:t xml:space="preserve">MoEGather::forward()</w:t>
+      </w:r>
+      <w:r>
+        <w:t xml:space="preserve"> </w:t>
+      </w:r>
+      <w:r>
+        <w:t xml:space="preserve">y ejecuta el Oráculo centralizado (</w:t>
+      </w:r>
+      <w:r>
+        <w:rPr>
+          <w:rStyle w:val="VerbatimChar"/>
+        </w:rPr>
+        <w:t xml:space="preserve">calls_per_module == 0</w:t>
+      </w:r>
+      <w:r>
+        <w:t xml:space="preserve">), ¿las demás GPUs (1 a 7) ya han ejecutado todas su cómputo</w:t>
+      </w:r>
+      <w:r>
+        <w:t xml:space="preserve"> </w:t>
+      </w:r>
+      <w:r>
+        <w:rPr>
+          <w:rStyle w:val="VerbatimChar"/>
+        </w:rPr>
+        <w:t xml:space="preserve">ExpertFFN</w:t>
+      </w:r>
+      <w:r>
+        <w:t xml:space="preserve"> </w:t>
+      </w:r>
+      <w:r>
+        <w:t xml:space="preserve">y actualizado sus relojes, o alguna GPU podría seguir computando mientras el Oráculo lee sus marcas de tiempo?</w:t>
+      </w:r>
+    </w:p>
+    <w:p>
+      <w:pPr>
+        <w:pStyle w:val="BodyText"/>
+      </w:pPr>
+      <w:r>
+        <w:t xml:space="preserve">La auditoría forense del código C++ demuestra formalmente que</w:t>
+      </w:r>
+      <w:r>
+        <w:t xml:space="preserve"> </w:t>
+      </w:r>
+      <w:r>
+        <w:rPr>
+          <w:b/>
+          <w:bCs/>
+        </w:rPr>
+        <w:t xml:space="preserve">es imposible que el Oráculo lea un reloj no actualizado, gracias a la barrera previa</w:t>
+      </w:r>
+      <w:r>
+        <w:rPr>
+          <w:b/>
+          <w:bCs/>
+        </w:rPr>
+        <w:t xml:space="preserve"> </w:t>
+      </w:r>
+      <w:r>
+        <w:rPr>
+          <w:rStyle w:val="VerbatimChar"/>
+          <w:b/>
+          <w:bCs/>
+        </w:rPr>
+        <w:t xml:space="preserve">sync_3</w:t>
+      </w:r>
+      <w:r>
+        <w:t xml:space="preserve">:</w:t>
+      </w:r>
+      <w:r>
+        <w:t xml:space="preserve"> </w:t>
+      </w:r>
+      <w:r>
+        <w:t xml:space="preserve">1.</w:t>
+      </w:r>
+      <w:r>
+        <w:t xml:space="preserve"> </w:t>
+      </w:r>
+      <w:r>
+        <w:rPr>
+          <w:b/>
+          <w:bCs/>
+        </w:rPr>
+        <w:t xml:space="preserve">Topología del Grafo de Dependencias:</w:t>
+      </w:r>
+      <w:r>
+        <w:t xml:space="preserve"> </w:t>
+      </w:r>
+      <w:r>
+        <w:t xml:space="preserve">En</w:t>
+      </w:r>
+      <w:r>
+        <w:t xml:space="preserve"> </w:t>
+      </w:r>
+      <w:hyperlink r:id="rId175">
+        <w:r>
+          <w:rPr>
+            <w:rStyle w:val="VerbatimChar"/>
+          </w:rPr>
+          <w:t xml:space="preserve">src/module/expert.cpp:L186-L192</w:t>
+        </w:r>
+      </w:hyperlink>
+      <w:r>
+        <w:t xml:space="preserve">, la ejecución del clúster atraviesa la barrera</w:t>
+      </w:r>
+      <w:r>
+        <w:t xml:space="preserve"> </w:t>
+      </w:r>
+      <w:r>
+        <w:rPr>
+          <w:rStyle w:val="VerbatimChar"/>
+        </w:rPr>
+        <w:t xml:space="preserve">sync_3</w:t>
+      </w:r>
+      <w:r>
+        <w:t xml:space="preserve"> </w:t>
+      </w:r>
+      <w:r>
+        <w:t xml:space="preserve">inmediatamente después de la computación local</w:t>
+      </w:r>
+      <w:r>
+        <w:t xml:space="preserve"> </w:t>
+      </w:r>
+      <w:r>
+        <w:rPr>
+          <w:rStyle w:val="VerbatimChar"/>
+        </w:rPr>
+        <w:t xml:space="preserve">expert_FFN</w:t>
+      </w:r>
+      <w:r>
+        <w:t xml:space="preserve">:</w:t>
+      </w:r>
+      <w:r>
+        <w:t xml:space="preserve"> </w:t>
+      </w:r>
+      <w:r>
+        <w:rPr>
+          <w:rStyle w:val="VerbatimChar"/>
+        </w:rPr>
+        <w:t xml:space="preserve">cpp    auto sync_3 = Sync::Create(module_map_name, "sync_3", sync_devices, false, ...);</w:t>
+      </w:r>
+      <w:r>
+        <w:t xml:space="preserve"> </w:t>
+      </w:r>
+      <w:r>
+        <w:t xml:space="preserve">2.</w:t>
+      </w:r>
+      <w:r>
+        <w:t xml:space="preserve"> </w:t>
+      </w:r>
+      <w:r>
+        <w:rPr>
+          <w:b/>
+          <w:bCs/>
+        </w:rPr>
+        <w:t xml:space="preserve">Semántica de Sincronización en</w:t>
+      </w:r>
+      <w:r>
+        <w:rPr>
+          <w:b/>
+          <w:bCs/>
+        </w:rPr>
+        <w:t xml:space="preserve"> </w:t>
+      </w:r>
+      <w:r>
+        <w:rPr>
+          <w:rStyle w:val="VerbatimChar"/>
+          <w:b/>
+          <w:bCs/>
+        </w:rPr>
+        <w:t xml:space="preserve">Sync::forward()</w:t>
+      </w:r>
+      <w:r>
+        <w:rPr>
+          <w:b/>
+          <w:bCs/>
+        </w:rPr>
+        <w:t xml:space="preserve"> </w:t>
+      </w:r>
+      <w:r>
+        <w:rPr>
+          <w:b/>
+          <w:bCs/>
+        </w:rPr>
+        <w:t xml:space="preserve">(</w:t>
+      </w:r>
+      <w:hyperlink r:id="rId176">
+        <w:r>
+          <w:rPr>
+            <w:rStyle w:val="VerbatimChar"/>
+            <w:b/>
+            <w:bCs/>
+          </w:rPr>
+          <w:t xml:space="preserve">src/module/sync.cpp</w:t>
+        </w:r>
+      </w:hyperlink>
+      <w:r>
+        <w:rPr>
+          <w:b/>
+          <w:bCs/>
+        </w:rPr>
+        <w:t xml:space="preserve">):</w:t>
+      </w:r>
+      <w:r>
+        <w:t xml:space="preserve"> </w:t>
+      </w:r>
+      <w:r>
+        <w:t xml:space="preserve">Cada hilo del clúster ejecuta:</w:t>
+      </w:r>
+      <w:r>
+        <w:t xml:space="preserve"> </w:t>
+      </w:r>
+      <w:r>
+        <w:rPr>
+          <w:rStyle w:val="VerbatimChar"/>
+        </w:rPr>
+        <w:t xml:space="preserve">cpp    Sync__Set(id, sync_idx, device_id);    while (!Sync__Is_all_set(id, sync_idx));</w:t>
+      </w:r>
+      <w:r>
+        <w:t xml:space="preserve"> </w:t>
+      </w:r>
+      <w:r>
+        <w:t xml:space="preserve">Esta rutina constituye una barrera pthread/cond-var estricta en tiempo de ejecución C++. Ningún hilo puede rebasar</w:t>
+      </w:r>
+      <w:r>
+        <w:t xml:space="preserve"> </w:t>
+      </w:r>
+      <w:r>
+        <w:rPr>
+          <w:rStyle w:val="VerbatimChar"/>
+        </w:rPr>
+        <w:t xml:space="preserve">sync_3</w:t>
+      </w:r>
+      <w:r>
+        <w:t xml:space="preserve"> </w:t>
+      </w:r>
+      <w:r>
+        <w:t xml:space="preserve">hasta que los</w:t>
+      </w:r>
+      <w:r>
+        <w:t xml:space="preserve"> </w:t>
+      </w:r>
+      <m:oMath>
+        <m:r>
+          <m:t>N</m:t>
+        </m:r>
+      </m:oMath>
+      <w:r>
+        <w:t xml:space="preserve"> </w:t>
+      </w:r>
+      <w:r>
+        <w:t xml:space="preserve">dispositivos hayan finalizado su cómputo local y llamado a</w:t>
+      </w:r>
+      <w:r>
+        <w:t xml:space="preserve"> </w:t>
+      </w:r>
+      <w:r>
+        <w:rPr>
+          <w:rStyle w:val="VerbatimChar"/>
+        </w:rPr>
+        <w:t xml:space="preserve">Sync__Set</w:t>
+      </w:r>
+      <w:r>
+        <w:t xml:space="preserve">.</w:t>
+      </w:r>
+      <w:r>
+        <w:t xml:space="preserve"> </w:t>
+      </w:r>
+      <w:r>
+        <w:t xml:space="preserve">3.</w:t>
+      </w:r>
+      <w:r>
+        <w:t xml:space="preserve"> </w:t>
+      </w:r>
+      <w:r>
+        <w:rPr>
+          <w:b/>
+          <w:bCs/>
+        </w:rPr>
+        <w:t xml:space="preserve">Preservación de Tiempos Heterogéneos (</w:t>
+      </w:r>
+      <w:r>
+        <w:rPr>
+          <w:rStyle w:val="VerbatimChar"/>
+          <w:b/>
+          <w:bCs/>
+        </w:rPr>
+        <w:t xml:space="preserve">equalize_time = false</w:t>
+      </w:r>
+      <w:r>
+        <w:rPr>
+          <w:b/>
+          <w:bCs/>
+        </w:rPr>
+        <w:t xml:space="preserve">):</w:t>
+      </w:r>
+      <w:r>
+        <w:t xml:space="preserve"> </w:t>
+      </w:r>
+      <w:r>
+        <w:t xml:space="preserve">A diferencia de las barreras globales aplanadoras,</w:t>
+      </w:r>
+      <w:r>
+        <w:t xml:space="preserve"> </w:t>
+      </w:r>
+      <w:r>
+        <w:rPr>
+          <w:rStyle w:val="VerbatimChar"/>
+        </w:rPr>
+        <w:t xml:space="preserve">sync_3</w:t>
+      </w:r>
+      <w:r>
+        <w:t xml:space="preserve"> </w:t>
+      </w:r>
+      <w:r>
+        <w:t xml:space="preserve">opera con</w:t>
+      </w:r>
+      <w:r>
+        <w:t xml:space="preserve"> </w:t>
+      </w:r>
+      <w:r>
+        <w:rPr>
+          <w:rStyle w:val="VerbatimChar"/>
+        </w:rPr>
+        <w:t xml:space="preserve">equalize_time = false</w:t>
+      </w:r>
+      <w:r>
+        <w:t xml:space="preserve">, lo que significa que no iguala los relojes</w:t>
+      </w:r>
+      <w:r>
+        <w:t xml:space="preserve"> </w:t>
+      </w:r>
+      <w:r>
+        <w:rPr>
+          <w:rStyle w:val="VerbatimChar"/>
+        </w:rPr>
+        <w:t xml:space="preserve">device_time</w:t>
+      </w:r>
+      <w:r>
+        <w:t xml:space="preserve"> </w:t>
+      </w:r>
+      <w:r>
+        <w:t xml:space="preserve">al máximo. En consecuencia:</w:t>
+      </w:r>
+      <w:r>
+        <w:t xml:space="preserve"> </w:t>
+      </w:r>
+      <w:r>
+        <w:t xml:space="preserve">- Todas las GPUs completan su</w:t>
+      </w:r>
+      <w:r>
+        <w:t xml:space="preserve"> </w:t>
+      </w:r>
+      <w:r>
+        <w:rPr>
+          <w:rStyle w:val="VerbatimChar"/>
+        </w:rPr>
+        <w:t xml:space="preserve">ExpertFFN</w:t>
+      </w:r>
+      <w:r>
+        <w:t xml:space="preserve"> </w:t>
+      </w:r>
+      <w:r>
+        <w:t xml:space="preserve">antes de que cualquiera pueda entrar a</w:t>
+      </w:r>
+      <w:r>
+        <w:t xml:space="preserve"> </w:t>
+      </w:r>
+      <w:r>
+        <w:rPr>
+          <w:rStyle w:val="VerbatimChar"/>
+        </w:rPr>
+        <w:t xml:space="preserve">MoEGather</w:t>
+      </w:r>
+      <w:r>
+        <w:t xml:space="preserve">.</w:t>
+      </w:r>
+      <w:r>
+        <w:t xml:space="preserve"> </w:t>
+      </w:r>
+      <w:r>
+        <w:t xml:space="preserve">- Cada GPU preserva su instante exacto de finalización de cómputo en nanosegundos (</w:t>
+      </w:r>
+      <m:oMath>
+        <m:sSub>
+          <m:e>
+            <m:r>
+              <m:t>t</m:t>
+            </m:r>
+          </m:e>
+          <m:sub>
+            <m:r>
+              <m:rPr>
+                <m:nor/>
+                <m:sty m:val="p"/>
+              </m:rPr>
+              <m:t>src</m:t>
+            </m:r>
+          </m:sub>
+        </m:sSub>
+        <m:r>
+          <m:rPr>
+            <m:sty m:val="p"/>
+          </m:rPr>
+          <m:t>[</m:t>
+        </m:r>
+        <m:r>
+          <m:t>d</m:t>
+        </m:r>
+        <m:r>
+          <m:rPr>
+            <m:sty m:val="p"/>
+          </m:rPr>
+          <m:t>]</m:t>
+        </m:r>
+      </m:oMath>
+      <w:r>
+        <w:t xml:space="preserve">).</w:t>
+      </w:r>
+      <w:r>
+        <w:t xml:space="preserve"> </w:t>
+      </w:r>
+      <w:r>
+        <w:t xml:space="preserve">- Cuando la GPU 0 cruza la barrera e invoca el Oráculo, los</w:t>
+      </w:r>
+      <w:r>
+        <w:t xml:space="preserve"> </w:t>
+      </w:r>
+      <m:oMath>
+        <m:r>
+          <m:t>N</m:t>
+        </m:r>
+      </m:oMath>
+      <w:r>
+        <w:t xml:space="preserve"> </w:t>
+      </w:r>
+      <w:r>
+        <w:t xml:space="preserve">relojes leídos corresponden fehacientemente al estado consolidado post-ExpertFFN.</w:t>
+      </w:r>
+    </w:p>
+    <w:bookmarkStart w:id="177" w:name="X39351b714442de71d8bfd720447f4c4c2ca20e7"/>
+    <w:p>
+      <w:pPr>
+        <w:pStyle w:val="Heading4"/>
+      </w:pPr>
+      <w:r>
+        <w:t xml:space="preserve">Registro Empírico del Oráculo en Gather Nº4 (Layer 3, Iteración 2):</w:t>
+      </w:r>
+    </w:p>
+    <w:p>
+      <w:pPr>
+        <w:pStyle w:val="SourceCode"/>
+      </w:pPr>
+      <w:r>
+        <w:rPr>
+          <w:rStyle w:val="VerbatimChar"/>
+        </w:rPr>
+        <w:t xml:space="preserve">[COSIM_ORACLE] Gather Nº4 (Layer 3):</w:t>
+      </w:r>
+      <w:r>
+        <w:br/>
+      </w:r>
+      <w:r>
+        <w:rPr>
+          <w:rStyle w:val="VerbatimChar"/>
+        </w:rPr>
+        <w:t xml:space="preserve">  t_min: 136815.6596 ns (alcanzado por GPU 0)</w:t>
+      </w:r>
+      <w:r>
+        <w:br/>
+      </w:r>
+      <w:r>
+        <w:rPr>
+          <w:rStyle w:val="VerbatimChar"/>
+        </w:rPr>
+        <w:t xml:space="preserve">  t_src[0]: 136815.6596 ns -&gt; delta_t:    0 ns (primer emisor)</w:t>
+      </w:r>
+      <w:r>
+        <w:br/>
+      </w:r>
+      <w:r>
+        <w:rPr>
+          <w:rStyle w:val="VerbatimChar"/>
+        </w:rPr>
+        <w:t xml:space="preserve">  t_src[1]: 137628.7516 ns -&gt; delta_t:  813 ns</w:t>
+      </w:r>
+      <w:r>
+        <w:br/>
+      </w:r>
+      <w:r>
+        <w:rPr>
+          <w:rStyle w:val="VerbatimChar"/>
+        </w:rPr>
+        <w:t xml:space="preserve">  t_src[2]: 138777.8319 ns -&gt; delta_t: 1962 ns</w:t>
+      </w:r>
+      <w:r>
+        <w:br/>
+      </w:r>
+      <w:r>
+        <w:rPr>
+          <w:rStyle w:val="VerbatimChar"/>
+        </w:rPr>
+        <w:t xml:space="preserve">  t_src[3]: 139066.3090 ns -&gt; delta_t: 2251 ns</w:t>
+      </w:r>
+      <w:r>
+        <w:br/>
+      </w:r>
+      <w:r>
+        <w:rPr>
+          <w:rStyle w:val="VerbatimChar"/>
+        </w:rPr>
+        <w:t xml:space="preserve">  t_src[4]: 139920.6631 ns -&gt; delta_t: 3105 ns</w:t>
+      </w:r>
+      <w:r>
+        <w:br/>
+      </w:r>
+      <w:r>
+        <w:rPr>
+          <w:rStyle w:val="VerbatimChar"/>
+        </w:rPr>
+        <w:t xml:space="preserve">  t_src[5]: 140128.8471 ns -&gt; delta_t: 3313 ns (último emisor en terminar FFN)</w:t>
+      </w:r>
+      <w:r>
+        <w:br/>
+      </w:r>
+      <w:r>
+        <w:rPr>
+          <w:rStyle w:val="VerbatimChar"/>
+        </w:rPr>
+        <w:t xml:space="preserve">  t_src[6]: 140062.9090 ns -&gt; delta_t: 3247 ns</w:t>
+      </w:r>
+      <w:r>
+        <w:br/>
+      </w:r>
+      <w:r>
+        <w:rPr>
+          <w:rStyle w:val="VerbatimChar"/>
+        </w:rPr>
+        <w:t xml:space="preserve">  t_src[7]: 138792.8319 ns -&gt; delta_t: 1977 ns</w:t>
+      </w:r>
+    </w:p>
+    <w:p>
+      <w:pPr>
+        <w:pStyle w:val="FirstParagraph"/>
+      </w:pPr>
+      <w:r>
+        <w:t xml:space="preserve">Esto demuestra de manera irrefutable que el Oráculo observó a la GPU 4 finalizando su</w:t>
+      </w:r>
+      <w:r>
+        <w:t xml:space="preserve"> </w:t>
+      </w:r>
+      <w:r>
+        <w:rPr>
+          <w:rStyle w:val="VerbatimChar"/>
+        </w:rPr>
+        <w:t xml:space="preserve">ExpertFFN</w:t>
+      </w:r>
+      <w:r>
+        <w:t xml:space="preserve"> </w:t>
+      </w:r>
+      <w:r>
+        <w:t xml:space="preserve">exactamente en</w:t>
+      </w:r>
+      <w:r>
+        <w:t xml:space="preserve"> </w:t>
+      </w:r>
+      <m:oMath>
+        <m:r>
+          <m:t>t</m:t>
+        </m:r>
+        <m:r>
+          <m:rPr>
+            <m:sty m:val="p"/>
+          </m:rPr>
+          <m:t>=</m:t>
+        </m:r>
+        <m:r>
+          <m:t>139.920</m:t>
+        </m:r>
+        <m:r>
+          <m:rPr>
+            <m:sty m:val="p"/>
+          </m:rPr>
+          <m:t>,</m:t>
+        </m:r>
+        <m:r>
+          <m:t>66</m:t>
+        </m:r>
+        <m:r>
+          <m:rPr>
+            <m:nor/>
+            <m:sty m:val="p"/>
+          </m:rPr>
+          <m:t> ns</m:t>
+        </m:r>
+      </m:oMath>
+      <w:r>
+        <w:t xml:space="preserve"> </w:t>
+      </w:r>
+      <w:r>
+        <w:t xml:space="preserve">(</w:t>
+      </w:r>
+      <m:oMath>
+        <m:r>
+          <m:rPr>
+            <m:sty m:val="p"/>
+          </m:rPr>
+          <m:t>Δ</m:t>
+        </m:r>
+        <m:sSub>
+          <m:e>
+            <m:r>
+              <m:t>t</m:t>
+            </m:r>
+          </m:e>
+          <m:sub>
+            <m:r>
+              <m:t>4</m:t>
+            </m:r>
+          </m:sub>
+        </m:sSub>
+        <m:r>
+          <m:rPr>
+            <m:sty m:val="p"/>
+          </m:rPr>
+          <m:t>=</m:t>
+        </m:r>
+        <m:r>
+          <m:t>3.105</m:t>
+        </m:r>
+        <m:r>
+          <m:rPr>
+            <m:nor/>
+            <m:sty m:val="p"/>
+          </m:rPr>
+          <m:t> ns</m:t>
+        </m:r>
+      </m:oMath>
+      <w:r>
+        <w:t xml:space="preserve"> </w:t>
+      </w:r>
+      <w:r>
+        <w:t xml:space="preserve">tras GPU 0).</w:t>
+      </w:r>
+    </w:p>
+    <w:p>
+      <w:r>
+        <w:pict>
+          <v:rect style="width:0;height:1.5pt" o:hralign="center" o:hrstd="t" o:hr="t"/>
+        </w:pict>
+      </w:r>
+    </w:p>
+    <w:bookmarkEnd w:id="177"/>
+    <w:bookmarkEnd w:id="178"/>
+    <w:bookmarkStart w:id="181" w:name="Xb481d8d6f47d1e3fc687e7f79eef2c21ce39291"/>
+    <w:p>
+      <w:pPr>
+        <w:pStyle w:val="Heading3"/>
+      </w:pPr>
+      <w:r>
+        <w:t xml:space="preserve">4.6.2. Demostración Matemática de Simetría en la Matriz de Tráfico (</w:t>
+      </w:r>
+      <m:oMath>
+        <m:sSub>
+          <m:e>
+            <m:r>
+              <m:t>T</m:t>
+            </m:r>
+          </m:e>
+          <m:sub>
+            <m:r>
+              <m:rPr>
+                <m:nor/>
+                <m:sty m:val="p"/>
+              </m:rPr>
+              <m:t>Gather</m:t>
+            </m:r>
+          </m:sub>
+        </m:sSub>
+        <m:r>
+          <m:rPr>
+            <m:sty m:val="p"/>
+          </m:rPr>
+          <m:t>=</m:t>
+        </m:r>
+        <m:sSubSup>
+          <m:e>
+            <m:r>
+              <m:t>T</m:t>
+            </m:r>
+          </m:e>
+          <m:sub>
+            <m:r>
+              <m:rPr>
+                <m:nor/>
+                <m:sty m:val="p"/>
+              </m:rPr>
+              <m:t>Scatter</m:t>
+            </m:r>
+          </m:sub>
+          <m:sup>
+            <m:r>
+              <m:t>T</m:t>
+            </m:r>
+          </m:sup>
+        </m:sSubSup>
+      </m:oMath>
+      <w:r>
+        <w:t xml:space="preserve">) y Dispersión Estocástica de Tokens</w:t>
+      </w:r>
+    </w:p>
+    <w:p>
+      <w:pPr>
+        <w:pStyle w:val="FirstParagraph"/>
+      </w:pPr>
+      <w:r>
+        <w:t xml:space="preserve">Una aparente paradoja física detectada en el cronograma fue:</w:t>
+      </w:r>
+      <w:r>
+        <w:t xml:space="preserve"> </w:t>
+      </w:r>
+      <w:r>
+        <w:rPr>
+          <w:i/>
+          <w:iCs/>
+        </w:rPr>
+        <w:t xml:space="preserve">¿Cómo es posible que la GPU 0 finalice su bloque azul Gather Nº4 en</w:t>
+      </w:r>
+      <w:r>
+        <w:rPr>
+          <w:i/>
+          <w:iCs/>
+        </w:rPr>
+        <w:t xml:space="preserve"> </w:t>
+      </w:r>
+      <m:oMath>
+        <m:r>
+          <m:rPr>
+            <m:sty m:val="p"/>
+          </m:rPr>
+          <m:t>∼</m:t>
+        </m:r>
+        <m:r>
+          <m:t>139.878</m:t>
+        </m:r>
+        <m:r>
+          <m:rPr>
+            <m:nor/>
+            <m:sty m:val="p"/>
+          </m:rPr>
+          <m:t> ns</m:t>
+        </m:r>
+      </m:oMath>
+      <w:r>
+        <w:rPr>
+          <w:i/>
+          <w:iCs/>
+        </w:rPr>
+        <w:t xml:space="preserve"> </w:t>
+      </w:r>
+      <w:r>
+        <w:rPr>
+          <w:i/>
+          <w:iCs/>
+        </w:rPr>
+        <w:t xml:space="preserve">(entrando en NETWORK_STALL) mientras la GPU 4 sigue ejecutando su bloque verde Calc: ExpertFFN hasta los</w:t>
+      </w:r>
+      <w:r>
+        <w:rPr>
+          <w:i/>
+          <w:iCs/>
+        </w:rPr>
+        <w:t xml:space="preserve"> </w:t>
+      </w:r>
+      <m:oMath>
+        <m:r>
+          <m:rPr>
+            <m:sty m:val="p"/>
+          </m:rPr>
+          <m:t>∼</m:t>
+        </m:r>
+        <m:r>
+          <m:t>139.920</m:t>
+        </m:r>
+        <m:r>
+          <m:rPr>
+            <m:nor/>
+            <m:sty m:val="p"/>
+          </m:rPr>
+          <m:t> ns</m:t>
+        </m:r>
+      </m:oMath>
+      <w:r>
+        <w:rPr>
+          <w:i/>
+          <w:iCs/>
+        </w:rPr>
+        <w:t xml:space="preserve">? ¿No debería GPU 0 esperar a que GPU 4 termine su ExpertFFN y le envíe sus tokens?</w:t>
+      </w:r>
+    </w:p>
+    <w:bookmarkStart w:id="179" w:name="teorema-de-simetría-del-tráfico-moe"/>
+    <w:p>
+      <w:pPr>
+        <w:pStyle w:val="Heading4"/>
+      </w:pPr>
+      <w:r>
+        <w:t xml:space="preserve">Teorema de Simetría del Tráfico MoE:</w:t>
+      </w:r>
+    </w:p>
+    <w:p>
+      <w:pPr>
+        <w:pStyle w:val="FirstParagraph"/>
+      </w:pPr>
+      <w:r>
+        <w:t xml:space="preserve">En cualquier capa Mixture-of-Experts con paralelismo de expertos (EP):</w:t>
+      </w:r>
+      <w:r>
+        <w:t xml:space="preserve"> </w:t>
+      </w:r>
+      <w:r>
+        <w:t xml:space="preserve">- Durante</w:t>
+      </w:r>
+      <w:r>
+        <w:t xml:space="preserve"> </w:t>
+      </w:r>
+      <w:r>
+        <w:rPr>
+          <w:rStyle w:val="VerbatimChar"/>
+        </w:rPr>
+        <w:t xml:space="preserve">MoEScatter</w:t>
+      </w:r>
+      <w:r>
+        <w:t xml:space="preserve">, si una secuencia asignada a la GPU</w:t>
+      </w:r>
+      <w:r>
+        <w:t xml:space="preserve"> </w:t>
+      </w:r>
+      <m:oMath>
+        <m:r>
+          <m:t>A</m:t>
+        </m:r>
+      </m:oMath>
+      <w:r>
+        <w:t xml:space="preserve"> </w:t>
+      </w:r>
+      <w:r>
+        <w:t xml:space="preserve">tiene</w:t>
+      </w:r>
+      <w:r>
+        <w:t xml:space="preserve"> </w:t>
+      </w:r>
+      <m:oMath>
+        <m:r>
+          <m:t>k</m:t>
+        </m:r>
+      </m:oMath>
+      <w:r>
+        <w:t xml:space="preserve"> </w:t>
+      </w:r>
+      <w:r>
+        <w:t xml:space="preserve">tokens enrutados a un experto ubicado físicamente en la memoria de la GPU</w:t>
+      </w:r>
+      <w:r>
+        <w:t xml:space="preserve"> </w:t>
+      </w:r>
+      <m:oMath>
+        <m:r>
+          <m:t>B</m:t>
+        </m:r>
+      </m:oMath>
+      <w:r>
+        <w:t xml:space="preserve">, la GPU</w:t>
+      </w:r>
+      <w:r>
+        <w:t xml:space="preserve"> </w:t>
+      </w:r>
+      <m:oMath>
+        <m:r>
+          <m:t>A</m:t>
+        </m:r>
+      </m:oMath>
+      <w:r>
+        <w:t xml:space="preserve"> </w:t>
+      </w:r>
+      <w:r>
+        <w:t xml:space="preserve">debe transmitir</w:t>
+      </w:r>
+      <w:r>
+        <w:t xml:space="preserve"> </w:t>
+      </w:r>
+      <m:oMath>
+        <m:r>
+          <m:t>k</m:t>
+        </m:r>
+      </m:oMath>
+      <w:r>
+        <w:t xml:space="preserve"> </w:t>
+      </w:r>
+      <w:r>
+        <w:t xml:space="preserve">tokens a la GPU</w:t>
+      </w:r>
+      <w:r>
+        <w:t xml:space="preserve"> </w:t>
+      </w:r>
+      <m:oMath>
+        <m:r>
+          <m:t>B</m:t>
+        </m:r>
+      </m:oMath>
+      <w:r>
+        <w:t xml:space="preserve">:</w:t>
+      </w:r>
+    </w:p>
+    <w:p>
+      <w:pPr>
+        <w:pStyle w:val="BodyText"/>
+      </w:pPr>
+      <m:oMathPara>
+        <m:oMathParaPr>
+          <m:jc m:val="center"/>
+        </m:oMathParaPr>
+        <m:oMath>
+          <m:sSub>
+            <m:e>
+              <m:r>
+                <m:t>T</m:t>
+              </m:r>
+            </m:e>
+            <m:sub>
+              <m:r>
+                <m:rPr>
+                  <m:nor/>
+                  <m:sty m:val="p"/>
+                </m:rPr>
+                <m:t>Scatter</m:t>
+              </m:r>
+            </m:sub>
+          </m:sSub>
+          <m:r>
+            <m:rPr>
+              <m:sty m:val="p"/>
+            </m:rPr>
+            <m:t>(</m:t>
+          </m:r>
+          <m:r>
+            <m:t>A</m:t>
+          </m:r>
+          <m:r>
+            <m:rPr>
+              <m:sty m:val="p"/>
+            </m:rPr>
+            <m:t>→</m:t>
+          </m:r>
+          <m:r>
+            <m:t>B</m:t>
+          </m:r>
+          <m:r>
+            <m:rPr>
+              <m:sty m:val="p"/>
+            </m:rPr>
+            <m:t>)</m:t>
+          </m:r>
+          <m:r>
+            <m:rPr>
+              <m:sty m:val="p"/>
+            </m:rPr>
+            <m:t>=</m:t>
+          </m:r>
+          <m:r>
+            <m:t>k</m:t>
+          </m:r>
+        </m:oMath>
+      </m:oMathPara>
+    </w:p>
+    <w:p>
+      <w:pPr>
+        <w:pStyle w:val="FirstParagraph"/>
+      </w:pPr>
+      <w:r>
+        <w:t xml:space="preserve">- Durante</w:t>
+      </w:r>
+      <w:r>
+        <w:t xml:space="preserve"> </w:t>
+      </w:r>
+      <w:r>
+        <w:rPr>
+          <w:rStyle w:val="VerbatimChar"/>
+        </w:rPr>
+        <w:t xml:space="preserve">ExpertFFN</w:t>
+      </w:r>
+      <w:r>
+        <w:t xml:space="preserve">, el experto en la GPU</w:t>
+      </w:r>
+      <w:r>
+        <w:t xml:space="preserve"> </w:t>
+      </w:r>
+      <m:oMath>
+        <m:r>
+          <m:t>B</m:t>
+        </m:r>
+      </m:oMath>
+      <w:r>
+        <w:t xml:space="preserve"> </w:t>
+      </w:r>
+      <w:r>
+        <w:t xml:space="preserve">procesa esos</w:t>
+      </w:r>
+      <w:r>
+        <w:t xml:space="preserve"> </w:t>
+      </w:r>
+      <m:oMath>
+        <m:r>
+          <m:t>k</m:t>
+        </m:r>
+      </m:oMath>
+      <w:r>
+        <w:t xml:space="preserve"> </w:t>
+      </w:r>
+      <w:r>
+        <w:t xml:space="preserve">tokens.</w:t>
+      </w:r>
+      <w:r>
+        <w:t xml:space="preserve"> </w:t>
+      </w:r>
+      <w:r>
+        <w:t xml:space="preserve">- Durante</w:t>
+      </w:r>
+      <w:r>
+        <w:t xml:space="preserve"> </w:t>
+      </w:r>
+      <w:r>
+        <w:rPr>
+          <w:rStyle w:val="VerbatimChar"/>
+        </w:rPr>
+        <w:t xml:space="preserve">MoEGather</w:t>
+      </w:r>
+      <w:r>
+        <w:t xml:space="preserve">, los</w:t>
+      </w:r>
+      <w:r>
+        <w:t xml:space="preserve"> </w:t>
+      </w:r>
+      <m:oMath>
+        <m:r>
+          <m:t>k</m:t>
+        </m:r>
+      </m:oMath>
+      <w:r>
+        <w:t xml:space="preserve"> </w:t>
+      </w:r>
+      <w:r>
+        <w:t xml:space="preserve">vectores resultantes deben ser devueltos exactamente a la GPU dueña original de la secuencia (</w:t>
+      </w:r>
+      <m:oMath>
+        <m:r>
+          <m:t>A</m:t>
+        </m:r>
+      </m:oMath>
+      <w:r>
+        <w:t xml:space="preserve">) para su recombinación ponderada:</w:t>
+      </w:r>
+    </w:p>
+    <w:p>
+      <w:pPr>
+        <w:pStyle w:val="BodyText"/>
+      </w:pPr>
+      <m:oMathPara>
+        <m:oMathParaPr>
+          <m:jc m:val="center"/>
+        </m:oMathParaPr>
+        <m:oMath>
+          <m:sSub>
+            <m:e>
+              <m:r>
+                <m:t>T</m:t>
+              </m:r>
+            </m:e>
+            <m:sub>
+              <m:r>
+                <m:rPr>
+                  <m:nor/>
+                  <m:sty m:val="p"/>
+                </m:rPr>
+                <m:t>Gather</m:t>
+              </m:r>
+            </m:sub>
+          </m:sSub>
+          <m:r>
+            <m:rPr>
+              <m:sty m:val="p"/>
+            </m:rPr>
+            <m:t>(</m:t>
+          </m:r>
+          <m:r>
+            <m:t>B</m:t>
+          </m:r>
+          <m:r>
+            <m:rPr>
+              <m:sty m:val="p"/>
+            </m:rPr>
+            <m:t>→</m:t>
+          </m:r>
+          <m:r>
+            <m:t>A</m:t>
+          </m:r>
+          <m:r>
+            <m:rPr>
+              <m:sty m:val="p"/>
+            </m:rPr>
+            <m:t>)</m:t>
+          </m:r>
+          <m:r>
+            <m:rPr>
+              <m:sty m:val="p"/>
+            </m:rPr>
+            <m:t>≡</m:t>
+          </m:r>
+          <m:sSub>
+            <m:e>
+              <m:r>
+                <m:t>T</m:t>
+              </m:r>
+            </m:e>
+            <m:sub>
+              <m:r>
+                <m:rPr>
+                  <m:nor/>
+                  <m:sty m:val="p"/>
+                </m:rPr>
+                <m:t>Scatter</m:t>
+              </m:r>
+            </m:sub>
+          </m:sSub>
+          <m:r>
+            <m:rPr>
+              <m:sty m:val="p"/>
+            </m:rPr>
+            <m:t>(</m:t>
+          </m:r>
+          <m:r>
+            <m:t>A</m:t>
+          </m:r>
+          <m:r>
+            <m:rPr>
+              <m:sty m:val="p"/>
+            </m:rPr>
+            <m:t>→</m:t>
+          </m:r>
+          <m:r>
+            <m:t>B</m:t>
+          </m:r>
+          <m:r>
+            <m:rPr>
+              <m:sty m:val="p"/>
+            </m:rPr>
+            <m:t>)</m:t>
+          </m:r>
+        </m:oMath>
+      </m:oMathPara>
+    </w:p>
+    <w:p>
+      <w:pPr>
+        <w:pStyle w:val="FirstParagraph"/>
+      </w:pPr>
+      <w:r>
+        <w:t xml:space="preserve">- En términos de la matriz de tráfico global de</w:t>
+      </w:r>
+      <w:r>
+        <w:t xml:space="preserve"> </w:t>
+      </w:r>
+      <m:oMath>
+        <m:r>
+          <m:t>N</m:t>
+        </m:r>
+        <m:r>
+          <m:rPr>
+            <m:sty m:val="p"/>
+          </m:rPr>
+          <m:t>×</m:t>
+        </m:r>
+        <m:r>
+          <m:t>N</m:t>
+        </m:r>
+      </m:oMath>
+      <w:r>
+        <w:t xml:space="preserve"> </w:t>
+      </w:r>
+      <w:r>
+        <w:t xml:space="preserve">nodos:</w:t>
+      </w:r>
+    </w:p>
+    <w:p>
+      <w:pPr>
+        <w:pStyle w:val="BodyText"/>
+      </w:pPr>
+      <m:oMathPara>
+        <m:oMathParaPr>
+          <m:jc m:val="center"/>
+        </m:oMathParaPr>
+        <m:oMath>
+          <m:sSub>
+            <m:e>
+              <m:r>
+                <m:rPr>
+                  <m:sty m:val="b"/>
+                </m:rPr>
+                <m:t>T</m:t>
+              </m:r>
+            </m:e>
+            <m:sub>
+              <m:r>
+                <m:rPr>
+                  <m:nor/>
+                  <m:sty m:val="p"/>
+                </m:rPr>
+                <m:t>Gather</m:t>
+              </m:r>
+            </m:sub>
+          </m:sSub>
+          <m:r>
+            <m:rPr>
+              <m:sty m:val="p"/>
+            </m:rPr>
+            <m:t>=</m:t>
+          </m:r>
+          <m:sSubSup>
+            <m:e>
+              <m:r>
+                <m:rPr>
+                  <m:sty m:val="b"/>
+                </m:rPr>
+                <m:t>T</m:t>
+              </m:r>
+            </m:e>
+            <m:sub>
+              <m:r>
+                <m:rPr>
+                  <m:nor/>
+                  <m:sty m:val="p"/>
+                </m:rPr>
+                <m:t>Scatter</m:t>
+              </m:r>
+            </m:sub>
+            <m:sup>
+              <m:r>
+                <m:t>T</m:t>
+              </m:r>
+            </m:sup>
+          </m:sSubSup>
+        </m:oMath>
+      </m:oMathPara>
+    </w:p>
+    <w:bookmarkEnd w:id="179"/>
+    <w:bookmarkStart w:id="180" w:name="X74926986ee713a5a664283cd2e216340b2a6715"/>
+    <w:p>
+      <w:pPr>
+        <w:pStyle w:val="Heading4"/>
+      </w:pPr>
+      <w:r>
+        <w:t xml:space="preserve">Auditoría de Tráfico en la Capa 3 (Gather Nº4):</w:t>
+      </w:r>
+    </w:p>
+    <w:p>
+      <w:pPr>
+        <w:pStyle w:val="FirstParagraph"/>
+      </w:pPr>
+      <w:r>
+        <w:t xml:space="preserve">Al auditar los metadatos de enrutamiento exactos leídos por el planificador (</w:t>
+      </w:r>
+      <w:r>
+        <w:rPr>
+          <w:rStyle w:val="VerbatimChar"/>
+        </w:rPr>
+        <w:t xml:space="preserve">local_num_token_in_expert</w:t>
+      </w:r>
+      <w:r>
+        <w:t xml:space="preserve">):</w:t>
+      </w:r>
+      <w:r>
+        <w:t xml:space="preserve"> </w:t>
+      </w:r>
+      <w:r>
+        <w:t xml:space="preserve">1.</w:t>
+      </w:r>
+      <w:r>
+        <w:t xml:space="preserve"> </w:t>
+      </w:r>
+      <w:r>
+        <w:rPr>
+          <w:b/>
+          <w:bCs/>
+        </w:rPr>
+        <w:t xml:space="preserve">Flujos Salientes de GPU 0 en Scatter Nº4:</w:t>
+      </w:r>
+      <w:r>
+        <w:t xml:space="preserve"> </w:t>
+      </w:r>
+      <w:r>
+        <w:t xml:space="preserve">- Hacia GPU 1 (Expertos 2 y 3): 4 tokens (36 flits)</w:t>
+      </w:r>
+      <w:r>
+        <w:t xml:space="preserve"> </w:t>
+      </w:r>
+      <w:r>
+        <w:t xml:space="preserve">- Hacia GPU 2 (Expertos 4 y 5): 5 tokens (45 flits)</w:t>
+      </w:r>
+      <w:r>
+        <w:t xml:space="preserve"> </w:t>
+      </w:r>
+      <w:r>
+        <w:t xml:space="preserve">- Hacia GPU 3 (Expertos 6 y 7): 2 tokens (18 flits)</w:t>
+      </w:r>
+      <w:r>
+        <w:t xml:space="preserve"> </w:t>
+      </w:r>
+      <w:r>
+        <w:t xml:space="preserve">- Hacia GPU 7 (Expertos 14 y 15): 5 tokens (45 flits)</w:t>
+      </w:r>
+      <w:r>
+        <w:t xml:space="preserve"> </w:t>
+      </w:r>
+      <w:r>
+        <w:t xml:space="preserve">-</w:t>
+      </w:r>
+      <w:r>
+        <w:t xml:space="preserve"> </w:t>
+      </w:r>
+      <w:r>
+        <w:rPr>
+          <w:b/>
+          <w:bCs/>
+        </w:rPr>
+        <w:t xml:space="preserve">Hacia GPU 4 (Expertos 8 y 9): ¡0 tokens!</w:t>
+      </w:r>
+      <w:r>
+        <w:t xml:space="preserve"> </w:t>
+      </w:r>
+      <w:r>
+        <w:t xml:space="preserve">2.</w:t>
+      </w:r>
+      <w:r>
+        <w:t xml:space="preserve"> </w:t>
+      </w:r>
+      <w:r>
+        <w:rPr>
+          <w:b/>
+          <w:bCs/>
+        </w:rPr>
+        <w:t xml:space="preserve">Flujos Entrantes a GPU 0 en Gather Nº4:</w:t>
+      </w:r>
+      <w:r>
+        <w:t xml:space="preserve"> </w:t>
+      </w:r>
+      <w:r>
+        <w:t xml:space="preserve">Por el Teorema de Simetría:</w:t>
+      </w:r>
+    </w:p>
+    <w:p>
+      <w:pPr>
+        <w:pStyle w:val="BodyText"/>
+      </w:pPr>
+      <m:oMathPara>
+        <m:oMathParaPr>
+          <m:jc m:val="center"/>
+        </m:oMathParaPr>
+        <m:oMath>
+          <m:sSub>
+            <m:e>
+              <m:r>
+                <m:t>T</m:t>
+              </m:r>
+            </m:e>
+            <m:sub>
+              <m:r>
+                <m:rPr>
+                  <m:nor/>
+                  <m:sty m:val="p"/>
+                </m:rPr>
+                <m:t>Gather</m:t>
+              </m:r>
+            </m:sub>
+          </m:sSub>
+          <m:r>
+            <m:rPr>
+              <m:sty m:val="p"/>
+            </m:rPr>
+            <m:t>(</m:t>
+          </m:r>
+          <m:r>
+            <m:t>4</m:t>
+          </m:r>
+          <m:r>
+            <m:rPr>
+              <m:sty m:val="p"/>
+            </m:rPr>
+            <m:t>→</m:t>
+          </m:r>
+          <m:r>
+            <m:t>0</m:t>
+          </m:r>
+          <m:r>
+            <m:rPr>
+              <m:sty m:val="p"/>
+            </m:rPr>
+            <m:t>)</m:t>
+          </m:r>
+          <m:r>
+            <m:rPr>
+              <m:sty m:val="p"/>
+            </m:rPr>
+            <m:t>=</m:t>
+          </m:r>
+          <m:sSub>
+            <m:e>
+              <m:r>
+                <m:t>T</m:t>
+              </m:r>
+            </m:e>
+            <m:sub>
+              <m:r>
+                <m:rPr>
+                  <m:nor/>
+                  <m:sty m:val="p"/>
+                </m:rPr>
+                <m:t>Scatter</m:t>
+              </m:r>
+            </m:sub>
+          </m:sSub>
+          <m:r>
+            <m:rPr>
+              <m:sty m:val="p"/>
+            </m:rPr>
+            <m:t>(</m:t>
+          </m:r>
+          <m:r>
+            <m:t>0</m:t>
+          </m:r>
+          <m:r>
+            <m:rPr>
+              <m:sty m:val="p"/>
+            </m:rPr>
+            <m:t>→</m:t>
+          </m:r>
+          <m:r>
+            <m:t>4</m:t>
+          </m:r>
+          <m:r>
+            <m:rPr>
+              <m:sty m:val="p"/>
+            </m:rPr>
+            <m:t>)</m:t>
+          </m:r>
+          <m:r>
+            <m:rPr>
+              <m:sty m:val="p"/>
+            </m:rPr>
+            <m:t>=</m:t>
+          </m:r>
+          <m:r>
+            <m:rPr>
+              <m:sty m:val="b"/>
+            </m:rPr>
+            <m:t>0</m:t>
+          </m:r>
+          <m:r>
+            <m:rPr>
+              <m:nor/>
+              <m:sty m:val="p"/>
+            </m:rPr>
+            <m:t> tokens</m:t>
+          </m:r>
+        </m:oMath>
+      </m:oMathPara>
+    </w:p>
+    <w:p>
+      <w:pPr>
+        <w:pStyle w:val="FirstParagraph"/>
+      </w:pPr>
+      <w:r>
+        <w:t xml:space="preserve">La GPU 4 no tenía que enviar absolutamente ningún paquete a la GPU 0. Los únicos paquetes que la GPU 0 debía recolectar provenían exclusivamente de las GPUs 1, 2, 3 y 7.</w:t>
+      </w:r>
+      <w:r>
+        <w:t xml:space="preserve"> </w:t>
+      </w:r>
+      <w:r>
+        <w:t xml:space="preserve">3.</w:t>
+      </w:r>
+      <w:r>
+        <w:t xml:space="preserve"> </w:t>
+      </w:r>
+      <w:r>
+        <w:rPr>
+          <w:b/>
+          <w:bCs/>
+        </w:rPr>
+        <w:t xml:space="preserve">Causalidad Temporal de Llegada:</w:t>
+      </w:r>
+      <w:r>
+        <w:t xml:space="preserve"> </w:t>
+      </w:r>
+      <w:r>
+        <w:t xml:space="preserve">- Las GPUs 1, 2, 3 y 7 finalizaron su</w:t>
+      </w:r>
+      <w:r>
+        <w:t xml:space="preserve"> </w:t>
+      </w:r>
+      <w:r>
+        <w:rPr>
+          <w:rStyle w:val="VerbatimChar"/>
+        </w:rPr>
+        <w:t xml:space="preserve">ExpertFFN</w:t>
+      </w:r>
+      <w:r>
+        <w:t xml:space="preserve"> </w:t>
+      </w:r>
+      <w:r>
+        <w:t xml:space="preserve">temprano (</w:t>
+      </w:r>
+      <m:oMath>
+        <m:sSub>
+          <m:e>
+            <m:r>
+              <m:t>t</m:t>
+            </m:r>
+          </m:e>
+          <m:sub>
+            <m:r>
+              <m:rPr>
+                <m:nor/>
+                <m:sty m:val="p"/>
+              </m:rPr>
+              <m:t>src</m:t>
+            </m:r>
+          </m:sub>
+        </m:sSub>
+        <m:r>
+          <m:rPr>
+            <m:sty m:val="p"/>
+          </m:rPr>
+          <m:t>≤</m:t>
+        </m:r>
+        <m:r>
+          <m:t>139.066</m:t>
+        </m:r>
+        <m:r>
+          <m:rPr>
+            <m:sty m:val="p"/>
+          </m:rPr>
+          <m:t>,</m:t>
+        </m:r>
+        <m:r>
+          <m:t>31</m:t>
+        </m:r>
+        <m:r>
+          <m:rPr>
+            <m:nor/>
+            <m:sty m:val="p"/>
+          </m:rPr>
+          <m:t> ns</m:t>
+        </m:r>
+      </m:oMath>
+      <w:r>
+        <w:t xml:space="preserve">,</w:t>
+      </w:r>
+      <w:r>
+        <w:t xml:space="preserve"> </w:t>
+      </w:r>
+      <m:oMath>
+        <m:r>
+          <m:rPr>
+            <m:sty m:val="p"/>
+          </m:rPr>
+          <m:t>Δ</m:t>
+        </m:r>
+        <m:r>
+          <m:t>t</m:t>
+        </m:r>
+        <m:r>
+          <m:rPr>
+            <m:sty m:val="p"/>
+          </m:rPr>
+          <m:t>≤</m:t>
+        </m:r>
+        <m:r>
+          <m:t>2.251</m:t>
+        </m:r>
+      </m:oMath>
+      <w:r>
+        <w:t xml:space="preserve"> </w:t>
+      </w:r>
+      <w:r>
+        <w:t xml:space="preserve">ciclos).</w:t>
+      </w:r>
+      <w:r>
+        <w:t xml:space="preserve"> </w:t>
+      </w:r>
+      <w:r>
+        <w:t xml:space="preserve">- Sus paquetes fueron inyectados en BookSim2 en sus respectivos ciclos de liberación e hicieron tránsito por la topología Torus.</w:t>
+      </w:r>
+      <w:r>
+        <w:t xml:space="preserve"> </w:t>
+      </w:r>
+      <w:r>
+        <w:t xml:space="preserve">- El último paquete destinado a la GPU 0 arribó en el ciclo relativo</w:t>
+      </w:r>
+      <w:r>
+        <w:t xml:space="preserve"> </w:t>
+      </w:r>
+      <m:oMath>
+        <m:r>
+          <m:t>3.062</m:t>
+        </m:r>
+      </m:oMath>
+      <w:r>
+        <w:t xml:space="preserve"> </w:t>
+      </w:r>
+      <w:r>
+        <w:t xml:space="preserve">(</w:t>
+      </w:r>
+      <m:oMath>
+        <m:r>
+          <m:t>t</m:t>
+        </m:r>
+        <m:r>
+          <m:rPr>
+            <m:sty m:val="p"/>
+          </m:rPr>
+          <m:t>=</m:t>
+        </m:r>
+        <m:r>
+          <m:t>136.815</m:t>
+        </m:r>
+        <m:r>
+          <m:rPr>
+            <m:sty m:val="p"/>
+          </m:rPr>
+          <m:t>,</m:t>
+        </m:r>
+        <m:r>
+          <m:t>66</m:t>
+        </m:r>
+        <m:r>
+          <m:rPr>
+            <m:sty m:val="p"/>
+          </m:rPr>
+          <m:t>+</m:t>
+        </m:r>
+        <m:r>
+          <m:t>3.062</m:t>
+        </m:r>
+        <m:r>
+          <m:rPr>
+            <m:sty m:val="p"/>
+          </m:rPr>
+          <m:t>=</m:t>
+        </m:r>
+        <m:r>
+          <m:rPr>
+            <m:sty m:val="b"/>
+          </m:rPr>
+          <m:t>139.877</m:t>
+        </m:r>
+        <m:r>
+          <m:rPr>
+            <m:sty m:val="b"/>
+          </m:rPr>
+          <m:t>,</m:t>
+        </m:r>
+        <m:r>
+          <m:rPr>
+            <m:sty m:val="b"/>
+          </m:rPr>
+          <m:t>66</m:t>
+        </m:r>
+        <m:r>
+          <m:rPr>
+            <m:nor/>
+            <m:sty m:val="p"/>
+          </m:rPr>
+          <m:t> ns</m:t>
+        </m:r>
+      </m:oMath>
+      <w:r>
+        <w:t xml:space="preserve">).</w:t>
+      </w:r>
+      <w:r>
+        <w:t xml:space="preserve"> </w:t>
+      </w:r>
+      <w:r>
+        <w:t xml:space="preserve">- En ese instante (</w:t>
+      </w:r>
+      <m:oMath>
+        <m:r>
+          <m:t>139.878</m:t>
+        </m:r>
+        <m:r>
+          <m:rPr>
+            <m:nor/>
+            <m:sty m:val="p"/>
+          </m:rPr>
+          <m:t> ns</m:t>
+        </m:r>
+      </m:oMath>
+      <w:r>
+        <w:t xml:space="preserve">), la GPU 0 ya poseía el 100% de los tokens de sus secuencias locales en memoria. No existía ninguna dependencia causal física que la obligara a esperar a la GPU 4.</w:t>
+      </w:r>
+      <w:r>
+        <w:t xml:space="preserve"> </w:t>
+      </w:r>
+      <w:r>
+        <w:t xml:space="preserve">4.</w:t>
+      </w:r>
+      <w:r>
+        <w:t xml:space="preserve"> </w:t>
+      </w:r>
+      <w:r>
+        <w:rPr>
+          <w:b/>
+          <w:bCs/>
+        </w:rPr>
+        <w:t xml:space="preserve">Actividad de la GPU 4:</w:t>
+      </w:r>
+      <w:r>
+        <w:t xml:space="preserve"> </w:t>
+      </w:r>
+      <w:r>
+        <w:t xml:space="preserve">La GPU 4 estaba procesando 7 tokens que le fueron enviados por las GPUs 5, 6 y 7. Por ello, su cómputo</w:t>
+      </w:r>
+      <w:r>
+        <w:t xml:space="preserve"> </w:t>
+      </w:r>
+      <w:r>
+        <w:rPr>
+          <w:rStyle w:val="VerbatimChar"/>
+        </w:rPr>
+        <w:t xml:space="preserve">ExpertFFN</w:t>
+      </w:r>
+      <w:r>
+        <w:t xml:space="preserve"> </w:t>
+      </w:r>
+      <w:r>
+        <w:t xml:space="preserve">se prolongó legítimamente hasta los</w:t>
+      </w:r>
+      <w:r>
+        <w:t xml:space="preserve"> </w:t>
+      </w:r>
+      <m:oMath>
+        <m:r>
+          <m:t>139.920</m:t>
+        </m:r>
+        <m:r>
+          <m:rPr>
+            <m:nor/>
+            <m:sty m:val="p"/>
+          </m:rPr>
+          <m:t> ns</m:t>
+        </m:r>
+      </m:oMath>
+      <w:r>
+        <w:t xml:space="preserve">, momento en el que comenzó a inyectar sus flits hacia las GPUs 5, 6 y 7 (que terminaron su Gather en</w:t>
+      </w:r>
+      <w:r>
+        <w:t xml:space="preserve"> </w:t>
+      </w:r>
+      <m:oMath>
+        <m:r>
+          <m:t>t</m:t>
+        </m:r>
+        <m:r>
+          <m:rPr>
+            <m:sty m:val="p"/>
+          </m:rPr>
+          <m:t>&gt;</m:t>
+        </m:r>
+        <m:r>
+          <m:t>141.000</m:t>
+        </m:r>
+        <m:r>
+          <m:rPr>
+            <m:nor/>
+            <m:sty m:val="p"/>
+          </m:rPr>
+          <m:t> ns</m:t>
+        </m:r>
+      </m:oMath>
+      <w:r>
+        <w:t xml:space="preserve">).</w:t>
+      </w:r>
+    </w:p>
+    <w:p>
+      <w:r>
+        <w:pict>
+          <v:rect style="width:0;height:1.5pt" o:hralign="center" o:hrstd="t" o:hr="t"/>
+        </w:pict>
+      </w:r>
+    </w:p>
+    <w:bookmarkEnd w:id="180"/>
+    <w:bookmarkEnd w:id="181"/>
+    <w:bookmarkStart w:id="183" w:name="Xe329839288b92ab0f065aa584f7693a31439ea5"/>
+    <w:p>
+      <w:pPr>
+        <w:pStyle w:val="Heading3"/>
+      </w:pPr>
+      <w:r>
+        <w:t xml:space="preserve">4.6.3. Garantía de Causalidad Física Bidireccional en el Oráculo de Red</w:t>
+      </w:r>
+    </w:p>
+    <w:p>
+      <w:pPr>
+        <w:pStyle w:val="FirstParagraph"/>
+      </w:pPr>
+      <w:r>
+        <w:t xml:space="preserve">A pesar de que la GPU 0 no requiriera datos de la GPU 4, la auditoría reveló un principio arquitectural fundamental:</w:t>
+      </w:r>
+      <w:r>
+        <w:t xml:space="preserve"> </w:t>
+      </w:r>
+      <w:r>
+        <w:rPr>
+          <w:b/>
+          <w:bCs/>
+        </w:rPr>
+        <w:t xml:space="preserve">en una comunicación colectiva All-to-All, una GPU actúa como entidad bidireccional (transmisora TX y receptora RX)</w:t>
+      </w:r>
+      <w:r>
+        <w:t xml:space="preserve">.</w:t>
+      </w:r>
+    </w:p>
+    <w:p>
+      <w:pPr>
+        <w:pStyle w:val="BodyText"/>
+      </w:pPr>
+      <w:r>
+        <w:t xml:space="preserve">Si una GPU inyecta paquetes tardíamente hacia otras GPUs pero recibe sus paquetes entrantes de forma prematura (o no recibe ninguno), un oráculo que únicamente evalúe el tiempo de recepción (</w:t>
+      </w:r>
+      <w:r>
+        <w:rPr>
+          <w:rStyle w:val="VerbatimChar"/>
+        </w:rPr>
+        <w:t xml:space="preserve">atime</w:t>
+      </w:r>
+      <w:r>
+        <w:t xml:space="preserve"> </w:t>
+      </w:r>
+      <w:r>
+        <w:t xml:space="preserve">en el receptor) permitiría erróneamente que la GPU emisora abandone la fase de red mientras su propia tarjeta de red (NIC) sigue ocupada inyectando flits, o mientras sus paquetes emitidos continúan en vuelo sin confirmación de entrega en la red.</w:t>
+      </w:r>
+    </w:p>
+    <w:p>
+      <w:pPr>
+        <w:pStyle w:val="BodyText"/>
+      </w:pPr>
+      <w:r>
+        <w:t xml:space="preserve">Para prevenir cualquier anomalía de esta índole, se implementó en</w:t>
+      </w:r>
+      <w:r>
+        <w:t xml:space="preserve"> </w:t>
+      </w:r>
+      <w:hyperlink r:id="rId137">
+        <w:r>
+          <w:rPr>
+            <w:rStyle w:val="VerbatimChar"/>
+          </w:rPr>
+          <w:t xml:space="preserve">src/module/communication.cpp</w:t>
+        </w:r>
+      </w:hyperlink>
+      <w:r>
+        <w:t xml:space="preserve"> </w:t>
+      </w:r>
+      <w:r>
+        <w:t xml:space="preserve">el</w:t>
+      </w:r>
+      <w:r>
+        <w:t xml:space="preserve"> </w:t>
+      </w:r>
+      <w:r>
+        <w:rPr>
+          <w:b/>
+          <w:bCs/>
+        </w:rPr>
+        <w:t xml:space="preserve">Modelo de Causalidad Bidireccional Cuádruple</w:t>
+      </w:r>
+      <w:r>
+        <w:t xml:space="preserve">:</w:t>
+      </w:r>
+    </w:p>
+    <w:p>
+      <w:pPr>
+        <w:pStyle w:val="BodyText"/>
+      </w:pPr>
+      <m:oMathPara>
+        <m:oMathParaPr>
+          <m:jc m:val="center"/>
+        </m:oMathParaPr>
+        <m:oMath>
+          <m:r>
+            <m:rPr>
+              <m:nor/>
+              <m:sty m:val="p"/>
+            </m:rPr>
+            <m:t>rel_finish</m:t>
+          </m:r>
+          <m:r>
+            <m:rPr>
+              <m:sty m:val="p"/>
+            </m:rPr>
+            <m:t>[</m:t>
+          </m:r>
+          <m:r>
+            <m:t>d</m:t>
+          </m:r>
+          <m:r>
+            <m:rPr>
+              <m:sty m:val="p"/>
+            </m:rPr>
+            <m:t>]</m:t>
+          </m:r>
+          <m:r>
+            <m:rPr>
+              <m:sty m:val="p"/>
+            </m:rPr>
+            <m:t>=</m:t>
+          </m:r>
+          <m:r>
+            <m:rPr>
+              <m:sty m:val="p"/>
+            </m:rPr>
+            <m:t>max</m:t>
+          </m:r>
+          <m:d>
+            <m:dPr>
+              <m:begChr m:val="("/>
+              <m:sepChr m:val=""/>
+              <m:endChr m:val=")"/>
+              <m:grow/>
+            </m:dPr>
+            <m:e>
+              <m:sSub>
+                <m:e>
+                  <m:r>
+                    <m:t>δ</m:t>
+                  </m:r>
+                </m:e>
+                <m:sub>
+                  <m:r>
+                    <m:t>t</m:t>
+                  </m:r>
+                </m:sub>
+              </m:sSub>
+              <m:r>
+                <m:rPr>
+                  <m:sty m:val="p"/>
+                </m:rPr>
+                <m:t>[</m:t>
+              </m:r>
+              <m:r>
+                <m:t>d</m:t>
+              </m:r>
+              <m:r>
+                <m:rPr>
+                  <m:sty m:val="p"/>
+                </m:rPr>
+                <m:t>]</m:t>
+              </m:r>
+              <m:r>
+                <m:rPr>
+                  <m:sty m:val="p"/>
+                </m:rPr>
+                <m:t>,</m:t>
+              </m:r>
+              <m:r>
+                <m:t> </m:t>
+              </m:r>
+              <m:r>
+                <m:rPr>
+                  <m:nor/>
+                  <m:sty m:val="p"/>
+                </m:rPr>
+                <m:t>max_relative_rx_atime</m:t>
+              </m:r>
+              <m:r>
+                <m:rPr>
+                  <m:sty m:val="p"/>
+                </m:rPr>
+                <m:t>[</m:t>
+              </m:r>
+              <m:r>
+                <m:t>d</m:t>
+              </m:r>
+              <m:r>
+                <m:rPr>
+                  <m:sty m:val="p"/>
+                </m:rPr>
+                <m:t>]</m:t>
+              </m:r>
+              <m:r>
+                <m:rPr>
+                  <m:sty m:val="p"/>
+                </m:rPr>
+                <m:t>,</m:t>
+              </m:r>
+              <m:r>
+                <m:t> </m:t>
+              </m:r>
+              <m:r>
+                <m:rPr>
+                  <m:nor/>
+                  <m:sty m:val="p"/>
+                </m:rPr>
+                <m:t>max_relative_tx_inj</m:t>
+              </m:r>
+              <m:r>
+                <m:rPr>
+                  <m:sty m:val="p"/>
+                </m:rPr>
+                <m:t>[</m:t>
+              </m:r>
+              <m:r>
+                <m:t>d</m:t>
+              </m:r>
+              <m:r>
+                <m:rPr>
+                  <m:sty m:val="p"/>
+                </m:rPr>
+                <m:t>]</m:t>
+              </m:r>
+              <m:r>
+                <m:rPr>
+                  <m:sty m:val="p"/>
+                </m:rPr>
+                <m:t>,</m:t>
+              </m:r>
+              <m:r>
+                <m:t> </m:t>
+              </m:r>
+              <m:r>
+                <m:rPr>
+                  <m:nor/>
+                  <m:sty m:val="p"/>
+                </m:rPr>
+                <m:t>max_relative_tx_retire</m:t>
+              </m:r>
+              <m:r>
+                <m:rPr>
+                  <m:sty m:val="p"/>
+                </m:rPr>
+                <m:t>[</m:t>
+              </m:r>
+              <m:r>
+                <m:t>d</m:t>
+              </m:r>
+              <m:r>
+                <m:rPr>
+                  <m:sty m:val="p"/>
+                </m:rPr>
+                <m:t>]</m:t>
+              </m:r>
+            </m:e>
+          </m:d>
+        </m:oMath>
+      </m:oMathPara>
+    </w:p>
+    <w:p>
+      <w:pPr>
+        <w:pStyle w:val="FirstParagraph"/>
+      </w:pPr>
+      <m:oMathPara>
+        <m:oMathParaPr>
+          <m:jc m:val="center"/>
+        </m:oMathParaPr>
+        <m:oMath>
+          <m:sSub>
+            <m:e>
+              <m:r>
+                <m:t>t</m:t>
+              </m:r>
+            </m:e>
+            <m:sub>
+              <m:r>
+                <m:rPr>
+                  <m:nor/>
+                  <m:sty m:val="p"/>
+                </m:rPr>
+                <m:t>end</m:t>
+              </m:r>
+            </m:sub>
+          </m:sSub>
+          <m:r>
+            <m:rPr>
+              <m:sty m:val="p"/>
+            </m:rPr>
+            <m:t>[</m:t>
+          </m:r>
+          <m:r>
+            <m:t>d</m:t>
+          </m:r>
+          <m:r>
+            <m:rPr>
+              <m:sty m:val="p"/>
+            </m:rPr>
+            <m:t>]</m:t>
+          </m:r>
+          <m:r>
+            <m:rPr>
+              <m:sty m:val="p"/>
+            </m:rPr>
+            <m:t>=</m:t>
+          </m:r>
+          <m:sSub>
+            <m:e>
+              <m:r>
+                <m:t>t</m:t>
+              </m:r>
+            </m:e>
+            <m:sub>
+              <m:r>
+                <m:rPr>
+                  <m:sty m:val="p"/>
+                </m:rPr>
+                <m:t>min</m:t>
+              </m:r>
+            </m:sub>
+          </m:sSub>
+          <m:r>
+            <m:rPr>
+              <m:sty m:val="p"/>
+            </m:rPr>
+            <m:t>+</m:t>
+          </m:r>
+          <m:r>
+            <m:rPr>
+              <m:nor/>
+              <m:sty m:val="p"/>
+            </m:rPr>
+            <m:t>rel_finish</m:t>
+          </m:r>
+          <m:r>
+            <m:rPr>
+              <m:sty m:val="p"/>
+            </m:rPr>
+            <m:t>[</m:t>
+          </m:r>
+          <m:r>
+            <m:t>d</m:t>
+          </m:r>
+          <m:r>
+            <m:rPr>
+              <m:sty m:val="p"/>
+            </m:rPr>
+            <m:t>]</m:t>
+          </m:r>
+        </m:oMath>
+      </m:oMathPara>
+    </w:p>
+    <w:p>
+      <w:pPr>
+        <w:pStyle w:val="FirstParagraph"/>
+      </w:pPr>
+      <m:oMathPara>
+        <m:oMathParaPr>
+          <m:jc m:val="center"/>
+        </m:oMathParaPr>
+        <m:oMath>
+          <m:r>
+            <m:rPr>
+              <m:nor/>
+              <m:sty m:val="p"/>
+            </m:rPr>
+            <m:t>network_latency_ns</m:t>
+          </m:r>
+          <m:r>
+            <m:rPr>
+              <m:sty m:val="p"/>
+            </m:rPr>
+            <m:t>[</m:t>
+          </m:r>
+          <m:r>
+            <m:t>d</m:t>
+          </m:r>
+          <m:r>
+            <m:rPr>
+              <m:sty m:val="p"/>
+            </m:rPr>
+            <m:t>]</m:t>
+          </m:r>
+          <m:r>
+            <m:rPr>
+              <m:sty m:val="p"/>
+            </m:rPr>
+            <m:t>=</m:t>
+          </m:r>
+          <m:sSub>
+            <m:e>
+              <m:r>
+                <m:t>t</m:t>
+              </m:r>
+            </m:e>
+            <m:sub>
+              <m:r>
+                <m:rPr>
+                  <m:nor/>
+                  <m:sty m:val="p"/>
+                </m:rPr>
+                <m:t>end</m:t>
+              </m:r>
+            </m:sub>
+          </m:sSub>
+          <m:r>
+            <m:rPr>
+              <m:sty m:val="p"/>
+            </m:rPr>
+            <m:t>[</m:t>
+          </m:r>
+          <m:r>
+            <m:t>d</m:t>
+          </m:r>
+          <m:r>
+            <m:rPr>
+              <m:sty m:val="p"/>
+            </m:rPr>
+            <m:t>]</m:t>
+          </m:r>
+          <m:r>
+            <m:rPr>
+              <m:sty m:val="p"/>
+            </m:rPr>
+            <m:t>−</m:t>
+          </m:r>
+          <m:sSub>
+            <m:e>
+              <m:r>
+                <m:t>t</m:t>
+              </m:r>
+            </m:e>
+            <m:sub>
+              <m:r>
+                <m:rPr>
+                  <m:nor/>
+                  <m:sty m:val="p"/>
+                </m:rPr>
+                <m:t>src</m:t>
+              </m:r>
+            </m:sub>
+          </m:sSub>
+          <m:r>
+            <m:rPr>
+              <m:sty m:val="p"/>
+            </m:rPr>
+            <m:t>[</m:t>
+          </m:r>
+          <m:r>
+            <m:t>d</m:t>
+          </m:r>
+          <m:r>
+            <m:rPr>
+              <m:sty m:val="p"/>
+            </m:rPr>
+            <m:t>]</m:t>
+          </m:r>
+          <m:r>
+            <m:rPr>
+              <m:sty m:val="p"/>
+            </m:rPr>
+            <m:t>≥</m:t>
+          </m:r>
+          <m:r>
+            <m:t>0</m:t>
+          </m:r>
+        </m:oMath>
+      </m:oMathPara>
+    </w:p>
+    <w:p>
+      <w:pPr>
+        <w:pStyle w:val="FirstParagraph"/>
+      </w:pPr>
+      <w:r>
+        <w:t xml:space="preserve">Donde:</w:t>
+      </w:r>
+      <w:r>
+        <w:t xml:space="preserve"> </w:t>
+      </w:r>
+      <w:r>
+        <w:t xml:space="preserve">1.</w:t>
+      </w:r>
+      <w:r>
+        <w:t xml:space="preserve"> </w:t>
+      </w:r>
+      <m:oMath>
+        <m:sSub>
+          <m:e>
+            <m:r>
+              <m:t>δ</m:t>
+            </m:r>
+          </m:e>
+          <m:sub>
+            <m:r>
+              <m:t>t</m:t>
+            </m:r>
+          </m:sub>
+        </m:sSub>
+        <m:r>
+          <m:rPr>
+            <m:sty m:val="p"/>
+          </m:rPr>
+          <m:t>[</m:t>
+        </m:r>
+        <m:r>
+          <m:t>d</m:t>
+        </m:r>
+        <m:r>
+          <m:rPr>
+            <m:sty m:val="p"/>
+          </m:rPr>
+          <m:t>]</m:t>
+        </m:r>
+      </m:oMath>
+      <w:r>
+        <w:t xml:space="preserve">: Garantiza que la GPU no finalice antes de su propio instante de disponibilidad física en el módulo.</w:t>
+      </w:r>
+      <w:r>
+        <w:t xml:space="preserve"> </w:t>
+      </w:r>
+      <w:r>
+        <w:t xml:space="preserve">2.</w:t>
+      </w:r>
+      <w:r>
+        <w:t xml:space="preserve"> </w:t>
+      </w:r>
+      <m:oMath>
+        <m:r>
+          <m:rPr>
+            <m:nor/>
+            <m:sty m:val="p"/>
+          </m:rPr>
+          <m:t>max_relative_rx_atime</m:t>
+        </m:r>
+        <m:r>
+          <m:rPr>
+            <m:sty m:val="p"/>
+          </m:rPr>
+          <m:t>[</m:t>
+        </m:r>
+        <m:r>
+          <m:t>d</m:t>
+        </m:r>
+        <m:r>
+          <m:rPr>
+            <m:sty m:val="p"/>
+          </m:rPr>
+          <m:t>]</m:t>
+        </m:r>
+      </m:oMath>
+      <w:r>
+        <w:t xml:space="preserve">: Ciclo en el que el NIC de la GPU</w:t>
+      </w:r>
+      <w:r>
+        <w:t xml:space="preserve"> </w:t>
+      </w:r>
+      <m:oMath>
+        <m:r>
+          <m:t>d</m:t>
+        </m:r>
+      </m:oMath>
+      <w:r>
+        <w:t xml:space="preserve"> </w:t>
+      </w:r>
+      <w:r>
+        <w:t xml:space="preserve">recibe el último flit de todos los paquetes entrantes dirigidos a ella.</w:t>
+      </w:r>
+      <w:r>
+        <w:t xml:space="preserve"> </w:t>
+      </w:r>
+      <w:r>
+        <w:t xml:space="preserve">3.</w:t>
+      </w:r>
+      <w:r>
+        <w:t xml:space="preserve"> </w:t>
+      </w:r>
+      <m:oMath>
+        <m:r>
+          <m:rPr>
+            <m:nor/>
+            <m:sty m:val="p"/>
+          </m:rPr>
+          <m:t>max_relative_tx_inj</m:t>
+        </m:r>
+        <m:r>
+          <m:rPr>
+            <m:sty m:val="p"/>
+          </m:rPr>
+          <m:t>[</m:t>
+        </m:r>
+        <m:r>
+          <m:t>d</m:t>
+        </m:r>
+        <m:r>
+          <m:rPr>
+            <m:sty m:val="p"/>
+          </m:rPr>
+          <m:t>]</m:t>
+        </m:r>
+      </m:oMath>
+      <w:r>
+        <w:t xml:space="preserve">: Ciclo en el que el NIC de la GPU</w:t>
+      </w:r>
+      <w:r>
+        <w:t xml:space="preserve"> </w:t>
+      </w:r>
+      <m:oMath>
+        <m:r>
+          <m:t>d</m:t>
+        </m:r>
+      </m:oMath>
+      <w:r>
+        <w:t xml:space="preserve"> </w:t>
+      </w:r>
+      <w:r>
+        <w:t xml:space="preserve">termina de inyectar todos los paquetes salientes que ella misma emite hacia la red.</w:t>
+      </w:r>
+      <w:r>
+        <w:t xml:space="preserve"> </w:t>
+      </w:r>
+      <w:r>
+        <w:t xml:space="preserve">4.</w:t>
+      </w:r>
+      <w:r>
+        <w:t xml:space="preserve"> </w:t>
+      </w:r>
+      <m:oMath>
+        <m:r>
+          <m:rPr>
+            <m:nor/>
+            <m:sty m:val="p"/>
+          </m:rPr>
+          <m:t>max_relative_tx_retire</m:t>
+        </m:r>
+        <m:r>
+          <m:rPr>
+            <m:sty m:val="p"/>
+          </m:rPr>
+          <m:t>[</m:t>
+        </m:r>
+        <m:r>
+          <m:t>d</m:t>
+        </m:r>
+        <m:r>
+          <m:rPr>
+            <m:sty m:val="p"/>
+          </m:rPr>
+          <m:t>]</m:t>
+        </m:r>
+      </m:oMath>
+      <w:r>
+        <w:t xml:space="preserve">: Ciclo en el que el último paquete emitido por la GPU</w:t>
+      </w:r>
+      <w:r>
+        <w:t xml:space="preserve"> </w:t>
+      </w:r>
+      <m:oMath>
+        <m:r>
+          <m:t>d</m:t>
+        </m:r>
+      </m:oMath>
+      <w:r>
+        <w:t xml:space="preserve"> </w:t>
+      </w:r>
+      <w:r>
+        <w:t xml:space="preserve">llega a su nodo de destino y es retirado de la red (garantía de entrega de extremo a extremo).</w:t>
+      </w:r>
+    </w:p>
+    <w:bookmarkStart w:id="182" w:name="Xa07067564e718a2993206992c463a8bcdf90646"/>
+    <w:p>
+      <w:pPr>
+        <w:pStyle w:val="Heading4"/>
+      </w:pPr>
+      <w:r>
+        <w:t xml:space="preserve">Comprobación en el Cronograma Microarquitectural:</w:t>
+      </w:r>
+    </w:p>
+    <w:p>
+      <w:pPr>
+        <w:pStyle w:val="FirstParagraph"/>
+      </w:pPr>
+      <w:r>
+        <w:t xml:space="preserve">Al aplicar este modelo:</w:t>
+      </w:r>
+      <w:r>
+        <w:t xml:space="preserve"> </w:t>
+      </w:r>
+      <w:r>
+        <w:t xml:space="preserve">- Ninguna GPU puede abandonar la fase de red mientras su NIC esté transmitiendo o mientras sus paquetes emitidos no hayan sido entregados.</w:t>
+      </w:r>
+      <w:r>
+        <w:t xml:space="preserve"> </w:t>
+      </w:r>
+      <w:r>
+        <w:t xml:space="preserve">- Toda GPU que concluye sus transferencias bidireccionales antes del peor caso del clúster espera en la barrera global</w:t>
+      </w:r>
+      <w:r>
+        <w:t xml:space="preserve"> </w:t>
+      </w:r>
+      <w:r>
+        <w:rPr>
+          <w:rStyle w:val="VerbatimChar"/>
+        </w:rPr>
+        <w:t xml:space="preserve">sync_for_moe_gather</w:t>
+      </w:r>
+      <w:r>
+        <w:t xml:space="preserve"> </w:t>
+      </w:r>
+      <w:r>
+        <w:t xml:space="preserve">(</w:t>
+      </w:r>
+      <w:r>
+        <w:rPr>
+          <w:rStyle w:val="VerbatimChar"/>
+        </w:rPr>
+        <w:t xml:space="preserve">equalize_time = true</w:t>
+      </w:r>
+      <w:r>
+        <w:t xml:space="preserve">), registrando el tiempo ocioso en el bloque rojo</w:t>
+      </w:r>
+      <w:r>
+        <w:t xml:space="preserve"> </w:t>
+      </w:r>
+      <w:r>
+        <w:rPr>
+          <w:rStyle w:val="VerbatimChar"/>
+          <w:b/>
+          <w:bCs/>
+        </w:rPr>
+        <w:t xml:space="preserve">NETWORK_STALL</w:t>
+      </w:r>
+      <w:r>
+        <w:t xml:space="preserve">.</w:t>
+      </w:r>
+      <w:r>
+        <w:t xml:space="preserve"> </w:t>
+      </w:r>
+      <w:r>
+        <w:t xml:space="preserve">- En la imagen de cronograma ciclo a ciclo (</w:t>
+      </w:r>
+      <w:r>
+        <w:rPr>
+          <w:rStyle w:val="VerbatimChar"/>
+        </w:rPr>
+        <w:t xml:space="preserve">timeline_part_014_130k_to_140k.png</w:t>
+      </w:r>
+      <w:r>
+        <w:t xml:space="preserve">), se constata visualmente que todas las GPUs entran limpiamente a la siguiente capa (</w:t>
+      </w:r>
+      <w:r>
+        <w:rPr>
+          <w:rStyle w:val="VerbatimChar"/>
+        </w:rPr>
+        <w:t xml:space="preserve">Layer 4 | Calc: Attention</w:t>
+      </w:r>
+      <w:r>
+        <w:t xml:space="preserve">) de forma simultánea a los</w:t>
+      </w:r>
+      <w:r>
+        <w:t xml:space="preserve"> </w:t>
+      </w:r>
+      <m:oMath>
+        <m:r>
+          <m:t>138.118</m:t>
+        </m:r>
+        <m:r>
+          <m:rPr>
+            <m:nor/>
+            <m:sty m:val="p"/>
+          </m:rPr>
+          <m:t> ns</m:t>
+        </m:r>
+      </m:oMath>
+      <w:r>
+        <w:t xml:space="preserve"> </w:t>
+      </w:r>
+      <w:r>
+        <w:t xml:space="preserve">(o</w:t>
+      </w:r>
+      <w:r>
+        <w:t xml:space="preserve"> </w:t>
+      </w:r>
+      <m:oMath>
+        <m:r>
+          <m:t>142.368</m:t>
+        </m:r>
+        <m:r>
+          <m:rPr>
+            <m:nor/>
+            <m:sty m:val="p"/>
+          </m:rPr>
+          <m:t> ns</m:t>
+        </m:r>
+      </m:oMath>
+      <w:r>
+        <w:t xml:space="preserve"> </w:t>
+      </w:r>
+      <w:r>
+        <w:t xml:space="preserve">en la segunda iteración), respetando la causalidad física estricta.</w:t>
+      </w:r>
+    </w:p>
+    <w:p>
+      <w:r>
+        <w:pict>
+          <v:rect style="width:0;height:1.5pt" o:hralign="center" o:hrstd="t" o:hr="t"/>
+        </w:pict>
+      </w:r>
+    </w:p>
+    <w:bookmarkEnd w:id="182"/>
+    <w:bookmarkEnd w:id="183"/>
+    <w:bookmarkEnd w:id="184"/>
+    <w:bookmarkEnd w:id="185"/>
+    <w:bookmarkStart w:id="197" w:name="X071620db560d945e52e3caa6a1f33ac024ad4f6"/>
     <w:p>
       <w:pPr>
         <w:pStyle w:val="Heading1"/>
@@ -44334,7 +48085,7 @@
         <w:t xml:space="preserve">(SCALE SNU), se detectaron y corrigieron varios errores de diseño arquitectural que falseaban la simulación o producían corrupción de memoria.</w:t>
       </w:r>
     </w:p>
-    <w:bookmarkStart w:id="180" w:name="X733c33e47552120a96291ecc8c40fd0545b1977"/>
+    <w:bookmarkStart w:id="190" w:name="X733c33e47552120a96291ecc8c40fd0545b1977"/>
     <w:p>
       <w:pPr>
         <w:pStyle w:val="Heading2"/>
@@ -44365,7 +48116,7 @@
       <w:r>
         <w:t xml:space="preserve"> </w:t>
       </w:r>
-      <w:hyperlink r:id="rId176">
+      <w:hyperlink r:id="rId186">
         <w:r>
           <w:rPr>
             <w:rStyle w:val="VerbatimChar"/>
@@ -44377,7 +48128,7 @@
         <w:t xml:space="preserve">:</w:t>
       </w:r>
     </w:p>
-    <w:bookmarkStart w:id="177" w:name="X784c55e5dbc094dba89c011f1c745da525e3174"/>
+    <w:bookmarkStart w:id="187" w:name="X784c55e5dbc094dba89c011f1c745da525e3174"/>
     <w:p>
       <w:pPr>
         <w:pStyle w:val="Heading3"/>
@@ -44691,8 +48442,8 @@
         <w:t xml:space="preserve">);</w:t>
       </w:r>
     </w:p>
-    <w:bookmarkEnd w:id="177"/>
-    <w:bookmarkStart w:id="178" w:name="invocación-errónea-del-segundo-residuo"/>
+    <w:bookmarkEnd w:id="187"/>
+    <w:bookmarkStart w:id="188" w:name="invocación-errónea-del-segundo-residuo"/>
     <w:p>
       <w:pPr>
         <w:pStyle w:val="Heading3"/>
@@ -44925,8 +48676,8 @@
         <w:t xml:space="preserve">);</w:t>
       </w:r>
     </w:p>
-    <w:bookmarkEnd w:id="178"/>
-    <w:bookmarkStart w:id="179" w:name="X8eb054cd5e61309bb632c8d1c9a3ab91a5daf2e"/>
+    <w:bookmarkEnd w:id="188"/>
+    <w:bookmarkStart w:id="189" w:name="X8eb054cd5e61309bb632c8d1c9a3ab91a5daf2e"/>
     <w:p>
       <w:pPr>
         <w:pStyle w:val="Heading3"/>
@@ -45278,9 +49029,9 @@
         </w:pict>
       </w:r>
     </w:p>
-    <w:bookmarkEnd w:id="179"/>
-    <w:bookmarkEnd w:id="180"/>
-    <w:bookmarkStart w:id="182" w:name="X75556d9bfb0b3d22792c9c88dc0ee4a64b3514c"/>
+    <w:bookmarkEnd w:id="189"/>
+    <w:bookmarkEnd w:id="190"/>
+    <w:bookmarkStart w:id="192" w:name="X75556d9bfb0b3d22792c9c88dc0ee4a64b3514c"/>
     <w:p>
       <w:pPr>
         <w:pStyle w:val="Heading2"/>
@@ -45311,7 +49062,7 @@
       <w:r>
         <w:t xml:space="preserve"> </w:t>
       </w:r>
-      <w:hyperlink r:id="rId181">
+      <w:hyperlink r:id="rId191">
         <w:r>
           <w:rPr>
             <w:rStyle w:val="VerbatimChar"/>
@@ -45575,8 +49326,8 @@
         </w:pict>
       </w:r>
     </w:p>
-    <w:bookmarkEnd w:id="182"/>
-    <w:bookmarkStart w:id="184" w:name="X74e21b4972bea80a394d199e88c9e66a1e7cd4b"/>
+    <w:bookmarkEnd w:id="192"/>
+    <w:bookmarkStart w:id="194" w:name="X74e21b4972bea80a394d199e88c9e66a1e7cd4b"/>
     <w:p>
       <w:pPr>
         <w:pStyle w:val="Heading2"/>
@@ -45607,7 +49358,7 @@
       <w:r>
         <w:t xml:space="preserve"> </w:t>
       </w:r>
-      <w:hyperlink r:id="rId183">
+      <w:hyperlink r:id="rId193">
         <w:r>
           <w:rPr>
             <w:rStyle w:val="VerbatimChar"/>
@@ -45684,9 +49435,1151 @@
         </w:pict>
       </w:r>
     </w:p>
-    <w:bookmarkEnd w:id="184"/>
-    <w:bookmarkEnd w:id="185"/>
-    <w:bookmarkStart w:id="215" w:name="X455dcaad4c51ec45a7b256d97c0afe2d83d6a98"/>
+    <w:bookmarkEnd w:id="194"/>
+    <w:bookmarkStart w:id="196" w:name="X19212d24a2741bef75659ad6caa2f45848c3e49"/>
+    <w:p>
+      <w:pPr>
+        <w:pStyle w:val="Heading2"/>
+      </w:pPr>
+      <w:r>
+        <w:t xml:space="preserve">5.4. Corrección de Causalidad Bidireccional en el Oráculo de Red (</w:t>
+      </w:r>
+      <w:r>
+        <w:rPr>
+          <w:rStyle w:val="VerbatimChar"/>
+        </w:rPr>
+        <w:t xml:space="preserve">src/module/communication.cpp</w:t>
+      </w:r>
+      <w:r>
+        <w:t xml:space="preserve">)</w:t>
+      </w:r>
+    </w:p>
+    <w:p>
+      <w:pPr>
+        <w:pStyle w:val="FirstParagraph"/>
+      </w:pPr>
+      <w:r>
+        <w:t xml:space="preserve">En la versión preliminar de la vectorización de latencias de red por destino (Bloque C), el cálculo de</w:t>
+      </w:r>
+      <w:r>
+        <w:t xml:space="preserve"> </w:t>
+      </w:r>
+      <w:r>
+        <w:rPr>
+          <w:rStyle w:val="VerbatimChar"/>
+        </w:rPr>
+        <w:t xml:space="preserve">t_end</w:t>
+      </w:r>
+      <w:r>
+        <w:t xml:space="preserve"> </w:t>
+      </w:r>
+      <w:r>
+        <w:t xml:space="preserve">para cada dispositivo</w:t>
+      </w:r>
+      <w:r>
+        <w:t xml:space="preserve"> </w:t>
+      </w:r>
+      <m:oMath>
+        <m:r>
+          <m:t>d</m:t>
+        </m:r>
+        <m:r>
+          <m:t>s</m:t>
+        </m:r>
+        <m:r>
+          <m:t>t</m:t>
+        </m:r>
+      </m:oMath>
+      <w:r>
+        <w:t xml:space="preserve"> </w:t>
+      </w:r>
+      <w:r>
+        <w:t xml:space="preserve">consideraba únicamente el instante de recepción de paquetes entrantes:</w:t>
+      </w:r>
+    </w:p>
+    <w:p>
+      <w:pPr>
+        <w:pStyle w:val="SourceCode"/>
+      </w:pPr>
+      <w:r>
+        <w:rPr>
+          <w:rStyle w:val="CommentTok"/>
+        </w:rPr>
+        <w:t xml:space="preserve">// Código preliminar (unidireccional RX):</w:t>
+      </w:r>
+      <w:r>
+        <w:br/>
+      </w:r>
+      <w:r>
+        <w:rPr>
+          <w:rStyle w:val="NormalTok"/>
+        </w:rPr>
+        <w:t xml:space="preserve">t_end</w:t>
+      </w:r>
+      <w:r>
+        <w:rPr>
+          <w:rStyle w:val="OperatorTok"/>
+        </w:rPr>
+        <w:t xml:space="preserve">[</w:t>
+      </w:r>
+      <w:r>
+        <w:rPr>
+          <w:rStyle w:val="NormalTok"/>
+        </w:rPr>
+        <w:t xml:space="preserve">dst</w:t>
+      </w:r>
+      <w:r>
+        <w:rPr>
+          <w:rStyle w:val="OperatorTok"/>
+        </w:rPr>
+        <w:t xml:space="preserve">]</w:t>
+      </w:r>
+      <w:r>
+        <w:rPr>
+          <w:rStyle w:val="NormalTok"/>
+        </w:rPr>
+        <w:t xml:space="preserve"> </w:t>
+      </w:r>
+      <w:r>
+        <w:rPr>
+          <w:rStyle w:val="OperatorTok"/>
+        </w:rPr>
+        <w:t xml:space="preserve">=</w:t>
+      </w:r>
+      <w:r>
+        <w:rPr>
+          <w:rStyle w:val="NormalTok"/>
+        </w:rPr>
+        <w:t xml:space="preserve"> t_min </w:t>
+      </w:r>
+      <w:r>
+        <w:rPr>
+          <w:rStyle w:val="OperatorTok"/>
+        </w:rPr>
+        <w:t xml:space="preserve">+</w:t>
+      </w:r>
+      <w:r>
+        <w:rPr>
+          <w:rStyle w:val="NormalTok"/>
+        </w:rPr>
+        <w:t xml:space="preserve"> max_relative_atime</w:t>
+      </w:r>
+      <w:r>
+        <w:rPr>
+          <w:rStyle w:val="OperatorTok"/>
+        </w:rPr>
+        <w:t xml:space="preserve">[</w:t>
+      </w:r>
+      <w:r>
+        <w:rPr>
+          <w:rStyle w:val="NormalTok"/>
+        </w:rPr>
+        <w:t xml:space="preserve">dst</w:t>
+      </w:r>
+      <w:r>
+        <w:rPr>
+          <w:rStyle w:val="OperatorTok"/>
+        </w:rPr>
+        <w:t xml:space="preserve">];</w:t>
+      </w:r>
+    </w:p>
+    <w:p>
+      <w:pPr>
+        <w:pStyle w:val="FirstParagraph"/>
+      </w:pPr>
+      <w:r>
+        <w:t xml:space="preserve">Esta formulación adolecía de una vulnerabilidad física: si una GPU</w:t>
+      </w:r>
+      <w:r>
+        <w:t xml:space="preserve"> </w:t>
+      </w:r>
+      <m:oMath>
+        <m:r>
+          <m:t>d</m:t>
+        </m:r>
+      </m:oMath>
+      <w:r>
+        <w:t xml:space="preserve"> </w:t>
+      </w:r>
+      <w:r>
+        <w:t xml:space="preserve">inyectaba paquetes tardíamente hacia otras GPUs pero no recibía paquetes de vuelta (o sus paquetes recibidos llegaban muy temprano), su</w:t>
+      </w:r>
+      <w:r>
+        <w:t xml:space="preserve"> </w:t>
+      </w:r>
+      <w:r>
+        <w:rPr>
+          <w:rStyle w:val="VerbatimChar"/>
+        </w:rPr>
+        <w:t xml:space="preserve">max_relative_atime[d]</w:t>
+      </w:r>
+      <w:r>
+        <w:t xml:space="preserve"> </w:t>
+      </w:r>
+      <w:r>
+        <w:t xml:space="preserve">permanecía en</w:t>
+      </w:r>
+      <w:r>
+        <w:t xml:space="preserve"> </w:t>
+      </w:r>
+      <m:oMath>
+        <m:sSub>
+          <m:e>
+            <m:r>
+              <m:t>δ</m:t>
+            </m:r>
+          </m:e>
+          <m:sub>
+            <m:r>
+              <m:t>t</m:t>
+            </m:r>
+          </m:sub>
+        </m:sSub>
+        <m:r>
+          <m:rPr>
+            <m:sty m:val="p"/>
+          </m:rPr>
+          <m:t>[</m:t>
+        </m:r>
+        <m:r>
+          <m:t>d</m:t>
+        </m:r>
+        <m:r>
+          <m:rPr>
+            <m:sty m:val="p"/>
+          </m:rPr>
+          <m:t>]</m:t>
+        </m:r>
+      </m:oMath>
+      <w:r>
+        <w:t xml:space="preserve">, permitiendo potencialmente que la GPU cerrara su fase de red mientras su NIC seguía transmitiendo o mientras sus paquetes emitidos continuaban navegando por la red hacia sus destinos.</w:t>
+      </w:r>
+    </w:p>
+    <w:bookmarkStart w:id="195" w:name="X37812ef77fef5fe5a7ec7daf10e236ddbc2973c"/>
+    <w:p>
+      <w:pPr>
+        <w:pStyle w:val="Heading3"/>
+      </w:pPr>
+      <w:r>
+        <w:t xml:space="preserve">Parche C++ Aplicado en</w:t>
+      </w:r>
+      <w:r>
+        <w:t xml:space="preserve"> </w:t>
+      </w:r>
+      <w:r>
+        <w:rPr>
+          <w:rStyle w:val="VerbatimChar"/>
+        </w:rPr>
+        <w:t xml:space="preserve">src/module/communication.cpp</w:t>
+      </w:r>
+      <w:r>
+        <w:t xml:space="preserve">:</w:t>
+      </w:r>
+    </w:p>
+    <w:p>
+      <w:pPr>
+        <w:pStyle w:val="FirstParagraph"/>
+      </w:pPr>
+      <w:r>
+        <w:t xml:space="preserve">Se introdujeron tres vectores de seguimiento temporal en el bucle del Oráculo tanto para</w:t>
+      </w:r>
+      <w:r>
+        <w:t xml:space="preserve"> </w:t>
+      </w:r>
+      <w:r>
+        <w:rPr>
+          <w:rStyle w:val="VerbatimChar"/>
+        </w:rPr>
+        <w:t xml:space="preserve">MoEScatter::forward()</w:t>
+      </w:r>
+      <w:r>
+        <w:t xml:space="preserve"> </w:t>
+      </w:r>
+      <w:r>
+        <w:t xml:space="preserve">como para</w:t>
+      </w:r>
+      <w:r>
+        <w:t xml:space="preserve"> </w:t>
+      </w:r>
+      <w:r>
+        <w:rPr>
+          <w:rStyle w:val="VerbatimChar"/>
+        </w:rPr>
+        <w:t xml:space="preserve">MoEGather::forward()</w:t>
+      </w:r>
+      <w:r>
+        <w:t xml:space="preserve">:</w:t>
+      </w:r>
+      <w:r>
+        <w:t xml:space="preserve"> </w:t>
+      </w:r>
+      <w:r>
+        <w:t xml:space="preserve">1.</w:t>
+      </w:r>
+      <w:r>
+        <w:t xml:space="preserve"> </w:t>
+      </w:r>
+      <w:r>
+        <w:rPr>
+          <w:rStyle w:val="VerbatimChar"/>
+        </w:rPr>
+        <w:t xml:space="preserve">max_relative_rx_atime[dst]</w:t>
+      </w:r>
+      <w:r>
+        <w:t xml:space="preserve">: Rastrea el ciclo del último paquete retirado dirigido a</w:t>
+      </w:r>
+      <w:r>
+        <w:t xml:space="preserve"> </w:t>
+      </w:r>
+      <w:r>
+        <w:rPr>
+          <w:rStyle w:val="VerbatimChar"/>
+        </w:rPr>
+        <w:t xml:space="preserve">dst</w:t>
+      </w:r>
+      <w:r>
+        <w:t xml:space="preserve">.</w:t>
+      </w:r>
+      <w:r>
+        <w:t xml:space="preserve"> </w:t>
+      </w:r>
+      <w:r>
+        <w:t xml:space="preserve">2.</w:t>
+      </w:r>
+      <w:r>
+        <w:t xml:space="preserve"> </w:t>
+      </w:r>
+      <w:r>
+        <w:rPr>
+          <w:rStyle w:val="VerbatimChar"/>
+        </w:rPr>
+        <w:t xml:space="preserve">max_relative_tx_inj[src]</w:t>
+      </w:r>
+      <w:r>
+        <w:t xml:space="preserve">: Rastrea el ciclo en el que</w:t>
+      </w:r>
+      <w:r>
+        <w:t xml:space="preserve"> </w:t>
+      </w:r>
+      <w:r>
+        <w:rPr>
+          <w:rStyle w:val="VerbatimChar"/>
+        </w:rPr>
+        <w:t xml:space="preserve">src</w:t>
+      </w:r>
+      <w:r>
+        <w:t xml:space="preserve"> </w:t>
+      </w:r>
+      <w:r>
+        <w:t xml:space="preserve">inyecta su último paquete en BookSim2.</w:t>
+      </w:r>
+      <w:r>
+        <w:t xml:space="preserve"> </w:t>
+      </w:r>
+      <w:r>
+        <w:t xml:space="preserve">3.</w:t>
+      </w:r>
+      <w:r>
+        <w:t xml:space="preserve"> </w:t>
+      </w:r>
+      <w:r>
+        <w:rPr>
+          <w:rStyle w:val="VerbatimChar"/>
+        </w:rPr>
+        <w:t xml:space="preserve">max_relative_tx_retire[src]</w:t>
+      </w:r>
+      <w:r>
+        <w:t xml:space="preserve">: Rastrea el ciclo en el que el último paquete originado por</w:t>
+      </w:r>
+      <w:r>
+        <w:t xml:space="preserve"> </w:t>
+      </w:r>
+      <w:r>
+        <w:rPr>
+          <w:rStyle w:val="VerbatimChar"/>
+        </w:rPr>
+        <w:t xml:space="preserve">src</w:t>
+      </w:r>
+      <w:r>
+        <w:t xml:space="preserve"> </w:t>
+      </w:r>
+      <w:r>
+        <w:t xml:space="preserve">es entregado y retirado en su destino.</w:t>
+      </w:r>
+    </w:p>
+    <w:p>
+      <w:pPr>
+        <w:pStyle w:val="BodyText"/>
+      </w:pPr>
+      <w:r>
+        <w:t xml:space="preserve">Al concluir la simulación de la red:</w:t>
+      </w:r>
+    </w:p>
+    <w:p>
+      <w:pPr>
+        <w:pStyle w:val="SourceCode"/>
+      </w:pPr>
+      <w:r>
+        <w:rPr>
+          <w:rStyle w:val="BuiltInTok"/>
+        </w:rPr>
+        <w:t xml:space="preserve">std::</w:t>
+      </w:r>
+      <w:r>
+        <w:rPr>
+          <w:rStyle w:val="NormalTok"/>
+        </w:rPr>
+        <w:t xml:space="preserve">vector</w:t>
+      </w:r>
+      <w:r>
+        <w:rPr>
+          <w:rStyle w:val="OperatorTok"/>
+        </w:rPr>
+        <w:t xml:space="preserve">&lt;</w:t>
+      </w:r>
+      <w:r>
+        <w:rPr>
+          <w:rStyle w:val="DataTypeTok"/>
+        </w:rPr>
+        <w:t xml:space="preserve">int</w:t>
+      </w:r>
+      <w:r>
+        <w:rPr>
+          <w:rStyle w:val="OperatorTok"/>
+        </w:rPr>
+        <w:t xml:space="preserve">&gt;</w:t>
+      </w:r>
+      <w:r>
+        <w:rPr>
+          <w:rStyle w:val="NormalTok"/>
+        </w:rPr>
+        <w:t xml:space="preserve"> rel_finish</w:t>
+      </w:r>
+      <w:r>
+        <w:rPr>
+          <w:rStyle w:val="OperatorTok"/>
+        </w:rPr>
+        <w:t xml:space="preserve">(</w:t>
+      </w:r>
+      <w:r>
+        <w:rPr>
+          <w:rStyle w:val="NormalTok"/>
+        </w:rPr>
+        <w:t xml:space="preserve">total_num_device</w:t>
+      </w:r>
+      <w:r>
+        <w:rPr>
+          <w:rStyle w:val="OperatorTok"/>
+        </w:rPr>
+        <w:t xml:space="preserve">,</w:t>
+      </w:r>
+      <w:r>
+        <w:rPr>
+          <w:rStyle w:val="NormalTok"/>
+        </w:rPr>
+        <w:t xml:space="preserve"> </w:t>
+      </w:r>
+      <w:r>
+        <w:rPr>
+          <w:rStyle w:val="DecValTok"/>
+        </w:rPr>
+        <w:t xml:space="preserve">0</w:t>
+      </w:r>
+      <w:r>
+        <w:rPr>
+          <w:rStyle w:val="OperatorTok"/>
+        </w:rPr>
+        <w:t xml:space="preserve">);</w:t>
+      </w:r>
+      <w:r>
+        <w:br/>
+      </w:r>
+      <w:r>
+        <w:rPr>
+          <w:rStyle w:val="ControlFlowTok"/>
+        </w:rPr>
+        <w:t xml:space="preserve">for</w:t>
+      </w:r>
+      <w:r>
+        <w:rPr>
+          <w:rStyle w:val="NormalTok"/>
+        </w:rPr>
+        <w:t xml:space="preserve"> </w:t>
+      </w:r>
+      <w:r>
+        <w:rPr>
+          <w:rStyle w:val="OperatorTok"/>
+        </w:rPr>
+        <w:t xml:space="preserve">(</w:t>
+      </w:r>
+      <w:r>
+        <w:rPr>
+          <w:rStyle w:val="DataTypeTok"/>
+        </w:rPr>
+        <w:t xml:space="preserve">int</w:t>
+      </w:r>
+      <w:r>
+        <w:rPr>
+          <w:rStyle w:val="NormalTok"/>
+        </w:rPr>
+        <w:t xml:space="preserve"> d </w:t>
+      </w:r>
+      <w:r>
+        <w:rPr>
+          <w:rStyle w:val="OperatorTok"/>
+        </w:rPr>
+        <w:t xml:space="preserve">=</w:t>
+      </w:r>
+      <w:r>
+        <w:rPr>
+          <w:rStyle w:val="NormalTok"/>
+        </w:rPr>
+        <w:t xml:space="preserve"> </w:t>
+      </w:r>
+      <w:r>
+        <w:rPr>
+          <w:rStyle w:val="DecValTok"/>
+        </w:rPr>
+        <w:t xml:space="preserve">0</w:t>
+      </w:r>
+      <w:r>
+        <w:rPr>
+          <w:rStyle w:val="OperatorTok"/>
+        </w:rPr>
+        <w:t xml:space="preserve">;</w:t>
+      </w:r>
+      <w:r>
+        <w:rPr>
+          <w:rStyle w:val="NormalTok"/>
+        </w:rPr>
+        <w:t xml:space="preserve"> d </w:t>
+      </w:r>
+      <w:r>
+        <w:rPr>
+          <w:rStyle w:val="OperatorTok"/>
+        </w:rPr>
+        <w:t xml:space="preserve">&lt;</w:t>
+      </w:r>
+      <w:r>
+        <w:rPr>
+          <w:rStyle w:val="NormalTok"/>
+        </w:rPr>
+        <w:t xml:space="preserve"> total_num_device</w:t>
+      </w:r>
+      <w:r>
+        <w:rPr>
+          <w:rStyle w:val="OperatorTok"/>
+        </w:rPr>
+        <w:t xml:space="preserve">;</w:t>
+      </w:r>
+      <w:r>
+        <w:rPr>
+          <w:rStyle w:val="NormalTok"/>
+        </w:rPr>
+        <w:t xml:space="preserve"> d</w:t>
+      </w:r>
+      <w:r>
+        <w:rPr>
+          <w:rStyle w:val="OperatorTok"/>
+        </w:rPr>
+        <w:t xml:space="preserve">++)</w:t>
+      </w:r>
+      <w:r>
+        <w:rPr>
+          <w:rStyle w:val="NormalTok"/>
+        </w:rPr>
+        <w:t xml:space="preserve"> </w:t>
+      </w:r>
+      <w:r>
+        <w:rPr>
+          <w:rStyle w:val="OperatorTok"/>
+        </w:rPr>
+        <w:t xml:space="preserve">{</w:t>
+      </w:r>
+      <w:r>
+        <w:br/>
+      </w:r>
+      <w:r>
+        <w:rPr>
+          <w:rStyle w:val="NormalTok"/>
+        </w:rPr>
+        <w:t xml:space="preserve">    rel_finish</w:t>
+      </w:r>
+      <w:r>
+        <w:rPr>
+          <w:rStyle w:val="OperatorTok"/>
+        </w:rPr>
+        <w:t xml:space="preserve">[</w:t>
+      </w:r>
+      <w:r>
+        <w:rPr>
+          <w:rStyle w:val="NormalTok"/>
+        </w:rPr>
+        <w:t xml:space="preserve">d</w:t>
+      </w:r>
+      <w:r>
+        <w:rPr>
+          <w:rStyle w:val="OperatorTok"/>
+        </w:rPr>
+        <w:t xml:space="preserve">]</w:t>
+      </w:r>
+      <w:r>
+        <w:rPr>
+          <w:rStyle w:val="NormalTok"/>
+        </w:rPr>
+        <w:t xml:space="preserve"> </w:t>
+      </w:r>
+      <w:r>
+        <w:rPr>
+          <w:rStyle w:val="OperatorTok"/>
+        </w:rPr>
+        <w:t xml:space="preserve">=</w:t>
+      </w:r>
+      <w:r>
+        <w:rPr>
+          <w:rStyle w:val="NormalTok"/>
+        </w:rPr>
+        <w:t xml:space="preserve"> </w:t>
+      </w:r>
+      <w:r>
+        <w:rPr>
+          <w:rStyle w:val="BuiltInTok"/>
+        </w:rPr>
+        <w:t xml:space="preserve">std::</w:t>
+      </w:r>
+      <w:r>
+        <w:rPr>
+          <w:rStyle w:val="NormalTok"/>
+        </w:rPr>
+        <w:t xml:space="preserve">max</w:t>
+      </w:r>
+      <w:r>
+        <w:rPr>
+          <w:rStyle w:val="OperatorTok"/>
+        </w:rPr>
+        <w:t xml:space="preserve">({</w:t>
+      </w:r>
+      <w:r>
+        <w:br/>
+      </w:r>
+      <w:r>
+        <w:rPr>
+          <w:rStyle w:val="NormalTok"/>
+        </w:rPr>
+        <w:t xml:space="preserve">        </w:t>
+      </w:r>
+      <w:r>
+        <w:rPr>
+          <w:rStyle w:val="DataTypeTok"/>
+        </w:rPr>
+        <w:t xml:space="preserve">delta_t</w:t>
+      </w:r>
+      <w:r>
+        <w:rPr>
+          <w:rStyle w:val="OperatorTok"/>
+        </w:rPr>
+        <w:t xml:space="preserve">[</w:t>
+      </w:r>
+      <w:r>
+        <w:rPr>
+          <w:rStyle w:val="NormalTok"/>
+        </w:rPr>
+        <w:t xml:space="preserve">d</w:t>
+      </w:r>
+      <w:r>
+        <w:rPr>
+          <w:rStyle w:val="OperatorTok"/>
+        </w:rPr>
+        <w:t xml:space="preserve">],</w:t>
+      </w:r>
+      <w:r>
+        <w:br/>
+      </w:r>
+      <w:r>
+        <w:rPr>
+          <w:rStyle w:val="NormalTok"/>
+        </w:rPr>
+        <w:t xml:space="preserve">        max_relative_rx_atime</w:t>
+      </w:r>
+      <w:r>
+        <w:rPr>
+          <w:rStyle w:val="OperatorTok"/>
+        </w:rPr>
+        <w:t xml:space="preserve">[</w:t>
+      </w:r>
+      <w:r>
+        <w:rPr>
+          <w:rStyle w:val="NormalTok"/>
+        </w:rPr>
+        <w:t xml:space="preserve">d</w:t>
+      </w:r>
+      <w:r>
+        <w:rPr>
+          <w:rStyle w:val="OperatorTok"/>
+        </w:rPr>
+        <w:t xml:space="preserve">],</w:t>
+      </w:r>
+      <w:r>
+        <w:br/>
+      </w:r>
+      <w:r>
+        <w:rPr>
+          <w:rStyle w:val="NormalTok"/>
+        </w:rPr>
+        <w:t xml:space="preserve">        max_relative_tx_inj</w:t>
+      </w:r>
+      <w:r>
+        <w:rPr>
+          <w:rStyle w:val="OperatorTok"/>
+        </w:rPr>
+        <w:t xml:space="preserve">[</w:t>
+      </w:r>
+      <w:r>
+        <w:rPr>
+          <w:rStyle w:val="NormalTok"/>
+        </w:rPr>
+        <w:t xml:space="preserve">d</w:t>
+      </w:r>
+      <w:r>
+        <w:rPr>
+          <w:rStyle w:val="OperatorTok"/>
+        </w:rPr>
+        <w:t xml:space="preserve">],</w:t>
+      </w:r>
+      <w:r>
+        <w:br/>
+      </w:r>
+      <w:r>
+        <w:rPr>
+          <w:rStyle w:val="NormalTok"/>
+        </w:rPr>
+        <w:t xml:space="preserve">        max_relative_tx_retire</w:t>
+      </w:r>
+      <w:r>
+        <w:rPr>
+          <w:rStyle w:val="OperatorTok"/>
+        </w:rPr>
+        <w:t xml:space="preserve">[</w:t>
+      </w:r>
+      <w:r>
+        <w:rPr>
+          <w:rStyle w:val="NormalTok"/>
+        </w:rPr>
+        <w:t xml:space="preserve">d</w:t>
+      </w:r>
+      <w:r>
+        <w:rPr>
+          <w:rStyle w:val="OperatorTok"/>
+        </w:rPr>
+        <w:t xml:space="preserve">]</w:t>
+      </w:r>
+      <w:r>
+        <w:br/>
+      </w:r>
+      <w:r>
+        <w:rPr>
+          <w:rStyle w:val="NormalTok"/>
+        </w:rPr>
+        <w:t xml:space="preserve">    </w:t>
+      </w:r>
+      <w:r>
+        <w:rPr>
+          <w:rStyle w:val="OperatorTok"/>
+        </w:rPr>
+        <w:t xml:space="preserve">});</w:t>
+      </w:r>
+      <w:r>
+        <w:br/>
+      </w:r>
+      <w:r>
+        <w:rPr>
+          <w:rStyle w:val="OperatorTok"/>
+        </w:rPr>
+        <w:t xml:space="preserve">}</w:t>
+      </w:r>
+      <w:r>
+        <w:br/>
+      </w:r>
+      <w:r>
+        <w:rPr>
+          <w:rStyle w:val="ControlFlowTok"/>
+        </w:rPr>
+        <w:t xml:space="preserve">for</w:t>
+      </w:r>
+      <w:r>
+        <w:rPr>
+          <w:rStyle w:val="NormalTok"/>
+        </w:rPr>
+        <w:t xml:space="preserve"> </w:t>
+      </w:r>
+      <w:r>
+        <w:rPr>
+          <w:rStyle w:val="OperatorTok"/>
+        </w:rPr>
+        <w:t xml:space="preserve">(</w:t>
+      </w:r>
+      <w:r>
+        <w:rPr>
+          <w:rStyle w:val="DataTypeTok"/>
+        </w:rPr>
+        <w:t xml:space="preserve">int</w:t>
+      </w:r>
+      <w:r>
+        <w:rPr>
+          <w:rStyle w:val="NormalTok"/>
+        </w:rPr>
+        <w:t xml:space="preserve"> d </w:t>
+      </w:r>
+      <w:r>
+        <w:rPr>
+          <w:rStyle w:val="OperatorTok"/>
+        </w:rPr>
+        <w:t xml:space="preserve">=</w:t>
+      </w:r>
+      <w:r>
+        <w:rPr>
+          <w:rStyle w:val="NormalTok"/>
+        </w:rPr>
+        <w:t xml:space="preserve"> </w:t>
+      </w:r>
+      <w:r>
+        <w:rPr>
+          <w:rStyle w:val="DecValTok"/>
+        </w:rPr>
+        <w:t xml:space="preserve">0</w:t>
+      </w:r>
+      <w:r>
+        <w:rPr>
+          <w:rStyle w:val="OperatorTok"/>
+        </w:rPr>
+        <w:t xml:space="preserve">;</w:t>
+      </w:r>
+      <w:r>
+        <w:rPr>
+          <w:rStyle w:val="NormalTok"/>
+        </w:rPr>
+        <w:t xml:space="preserve"> d </w:t>
+      </w:r>
+      <w:r>
+        <w:rPr>
+          <w:rStyle w:val="OperatorTok"/>
+        </w:rPr>
+        <w:t xml:space="preserve">&lt;</w:t>
+      </w:r>
+      <w:r>
+        <w:rPr>
+          <w:rStyle w:val="NormalTok"/>
+        </w:rPr>
+        <w:t xml:space="preserve"> total_num_device</w:t>
+      </w:r>
+      <w:r>
+        <w:rPr>
+          <w:rStyle w:val="OperatorTok"/>
+        </w:rPr>
+        <w:t xml:space="preserve">;</w:t>
+      </w:r>
+      <w:r>
+        <w:rPr>
+          <w:rStyle w:val="NormalTok"/>
+        </w:rPr>
+        <w:t xml:space="preserve"> d</w:t>
+      </w:r>
+      <w:r>
+        <w:rPr>
+          <w:rStyle w:val="OperatorTok"/>
+        </w:rPr>
+        <w:t xml:space="preserve">++)</w:t>
+      </w:r>
+      <w:r>
+        <w:rPr>
+          <w:rStyle w:val="NormalTok"/>
+        </w:rPr>
+        <w:t xml:space="preserve"> </w:t>
+      </w:r>
+      <w:r>
+        <w:rPr>
+          <w:rStyle w:val="OperatorTok"/>
+        </w:rPr>
+        <w:t xml:space="preserve">{</w:t>
+      </w:r>
+      <w:r>
+        <w:br/>
+      </w:r>
+      <w:r>
+        <w:rPr>
+          <w:rStyle w:val="NormalTok"/>
+        </w:rPr>
+        <w:t xml:space="preserve">    </w:t>
+      </w:r>
+      <w:r>
+        <w:rPr>
+          <w:rStyle w:val="DataTypeTok"/>
+        </w:rPr>
+        <w:t xml:space="preserve">double</w:t>
+      </w:r>
+      <w:r>
+        <w:rPr>
+          <w:rStyle w:val="NormalTok"/>
+        </w:rPr>
+        <w:t xml:space="preserve"> t_end </w:t>
+      </w:r>
+      <w:r>
+        <w:rPr>
+          <w:rStyle w:val="OperatorTok"/>
+        </w:rPr>
+        <w:t xml:space="preserve">=</w:t>
+      </w:r>
+      <w:r>
+        <w:rPr>
+          <w:rStyle w:val="NormalTok"/>
+        </w:rPr>
+        <w:t xml:space="preserve"> t_min </w:t>
+      </w:r>
+      <w:r>
+        <w:rPr>
+          <w:rStyle w:val="OperatorTok"/>
+        </w:rPr>
+        <w:t xml:space="preserve">+</w:t>
+      </w:r>
+      <w:r>
+        <w:rPr>
+          <w:rStyle w:val="NormalTok"/>
+        </w:rPr>
+        <w:t xml:space="preserve"> </w:t>
+      </w:r>
+      <w:r>
+        <w:rPr>
+          <w:rStyle w:val="OperatorTok"/>
+        </w:rPr>
+        <w:t xml:space="preserve">(</w:t>
+      </w:r>
+      <w:r>
+        <w:rPr>
+          <w:rStyle w:val="DataTypeTok"/>
+        </w:rPr>
+        <w:t xml:space="preserve">double</w:t>
+      </w:r>
+      <w:r>
+        <w:rPr>
+          <w:rStyle w:val="OperatorTok"/>
+        </w:rPr>
+        <w:t xml:space="preserve">)</w:t>
+      </w:r>
+      <w:r>
+        <w:rPr>
+          <w:rStyle w:val="NormalTok"/>
+        </w:rPr>
+        <w:t xml:space="preserve">rel_finish</w:t>
+      </w:r>
+      <w:r>
+        <w:rPr>
+          <w:rStyle w:val="OperatorTok"/>
+        </w:rPr>
+        <w:t xml:space="preserve">[</w:t>
+      </w:r>
+      <w:r>
+        <w:rPr>
+          <w:rStyle w:val="NormalTok"/>
+        </w:rPr>
+        <w:t xml:space="preserve">d</w:t>
+      </w:r>
+      <w:r>
+        <w:rPr>
+          <w:rStyle w:val="OperatorTok"/>
+        </w:rPr>
+        <w:t xml:space="preserve">];</w:t>
+      </w:r>
+      <w:r>
+        <w:br/>
+      </w:r>
+      <w:r>
+        <w:rPr>
+          <w:rStyle w:val="NormalTok"/>
+        </w:rPr>
+        <w:t xml:space="preserve">    </w:t>
+      </w:r>
+      <w:r>
+        <w:rPr>
+          <w:rStyle w:val="DataTypeTok"/>
+        </w:rPr>
+        <w:t xml:space="preserve">double</w:t>
+      </w:r>
+      <w:r>
+        <w:rPr>
+          <w:rStyle w:val="NormalTok"/>
+        </w:rPr>
+        <w:t xml:space="preserve"> net_lat </w:t>
+      </w:r>
+      <w:r>
+        <w:rPr>
+          <w:rStyle w:val="OperatorTok"/>
+        </w:rPr>
+        <w:t xml:space="preserve">=</w:t>
+      </w:r>
+      <w:r>
+        <w:rPr>
+          <w:rStyle w:val="NormalTok"/>
+        </w:rPr>
+        <w:t xml:space="preserve"> </w:t>
+      </w:r>
+      <w:r>
+        <w:rPr>
+          <w:rStyle w:val="BuiltInTok"/>
+        </w:rPr>
+        <w:t xml:space="preserve">std::</w:t>
+      </w:r>
+      <w:r>
+        <w:rPr>
+          <w:rStyle w:val="NormalTok"/>
+        </w:rPr>
+        <w:t xml:space="preserve">max</w:t>
+      </w:r>
+      <w:r>
+        <w:rPr>
+          <w:rStyle w:val="OperatorTok"/>
+        </w:rPr>
+        <w:t xml:space="preserve">(</w:t>
+      </w:r>
+      <w:r>
+        <w:rPr>
+          <w:rStyle w:val="FloatTok"/>
+        </w:rPr>
+        <w:t xml:space="preserve">0.0</w:t>
+      </w:r>
+      <w:r>
+        <w:rPr>
+          <w:rStyle w:val="OperatorTok"/>
+        </w:rPr>
+        <w:t xml:space="preserve">,</w:t>
+      </w:r>
+      <w:r>
+        <w:rPr>
+          <w:rStyle w:val="NormalTok"/>
+        </w:rPr>
+        <w:t xml:space="preserve"> t_end </w:t>
+      </w:r>
+      <w:r>
+        <w:rPr>
+          <w:rStyle w:val="OperatorTok"/>
+        </w:rPr>
+        <w:t xml:space="preserve">-</w:t>
+      </w:r>
+      <w:r>
+        <w:rPr>
+          <w:rStyle w:val="NormalTok"/>
+        </w:rPr>
+        <w:t xml:space="preserve"> t_src</w:t>
+      </w:r>
+      <w:r>
+        <w:rPr>
+          <w:rStyle w:val="OperatorTok"/>
+        </w:rPr>
+        <w:t xml:space="preserve">[</w:t>
+      </w:r>
+      <w:r>
+        <w:rPr>
+          <w:rStyle w:val="NormalTok"/>
+        </w:rPr>
+        <w:t xml:space="preserve">d</w:t>
+      </w:r>
+      <w:r>
+        <w:rPr>
+          <w:rStyle w:val="OperatorTok"/>
+        </w:rPr>
+        <w:t xml:space="preserve">]);</w:t>
+      </w:r>
+      <w:r>
+        <w:br/>
+      </w:r>
+      <w:r>
+        <w:rPr>
+          <w:rStyle w:val="NormalTok"/>
+        </w:rPr>
+        <w:t xml:space="preserve">    cached_latency_per_gpu</w:t>
+      </w:r>
+      <w:r>
+        <w:rPr>
+          <w:rStyle w:val="OperatorTok"/>
+        </w:rPr>
+        <w:t xml:space="preserve">[</w:t>
+      </w:r>
+      <w:r>
+        <w:rPr>
+          <w:rStyle w:val="NormalTok"/>
+        </w:rPr>
+        <w:t xml:space="preserve">layer_name</w:t>
+      </w:r>
+      <w:r>
+        <w:rPr>
+          <w:rStyle w:val="OperatorTok"/>
+        </w:rPr>
+        <w:t xml:space="preserve">][</w:t>
+      </w:r>
+      <w:r>
+        <w:rPr>
+          <w:rStyle w:val="NormalTok"/>
+        </w:rPr>
+        <w:t xml:space="preserve">d</w:t>
+      </w:r>
+      <w:r>
+        <w:rPr>
+          <w:rStyle w:val="OperatorTok"/>
+        </w:rPr>
+        <w:t xml:space="preserve">]</w:t>
+      </w:r>
+      <w:r>
+        <w:rPr>
+          <w:rStyle w:val="NormalTok"/>
+        </w:rPr>
+        <w:t xml:space="preserve"> </w:t>
+      </w:r>
+      <w:r>
+        <w:rPr>
+          <w:rStyle w:val="OperatorTok"/>
+        </w:rPr>
+        <w:t xml:space="preserve">=</w:t>
+      </w:r>
+      <w:r>
+        <w:rPr>
+          <w:rStyle w:val="NormalTok"/>
+        </w:rPr>
+        <w:t xml:space="preserve"> net_lat</w:t>
+      </w:r>
+      <w:r>
+        <w:rPr>
+          <w:rStyle w:val="OperatorTok"/>
+        </w:rPr>
+        <w:t xml:space="preserve">;</w:t>
+      </w:r>
+      <w:r>
+        <w:br/>
+      </w:r>
+      <w:r>
+        <w:rPr>
+          <w:rStyle w:val="OperatorTok"/>
+        </w:rPr>
+        <w:t xml:space="preserve">}</w:t>
+      </w:r>
+    </w:p>
+    <w:p>
+      <w:pPr>
+        <w:pStyle w:val="FirstParagraph"/>
+      </w:pPr>
+      <w:r>
+        <w:t xml:space="preserve">Este parche elimina cualquier posible inversión temporal o desincronización de causalidad entre GPUs emisoras y receptoras, garantizando que ninguna GPU de por terminada su fase de red mientras su interfaz siga activa o tenga paquetes en tránsito.</w:t>
+      </w:r>
+    </w:p>
+    <w:p>
+      <w:r>
+        <w:pict>
+          <v:rect style="width:0;height:1.5pt" o:hralign="center" o:hrstd="t" o:hr="t"/>
+        </w:pict>
+      </w:r>
+    </w:p>
+    <w:bookmarkEnd w:id="195"/>
+    <w:bookmarkEnd w:id="196"/>
+    <w:bookmarkEnd w:id="197"/>
+    <w:bookmarkStart w:id="227" w:name="X455dcaad4c51ec45a7b256d97c0afe2d83d6a98"/>
     <w:p>
       <w:pPr>
         <w:pStyle w:val="Heading1"/>
@@ -45695,7 +50588,7 @@
         <w:t xml:space="preserve">CAPÍTULO 6: Sistema de Trazabilidad Completa (.trc y .csv) y Suite de Análisis en Python</w:t>
       </w:r>
     </w:p>
-    <w:bookmarkStart w:id="190" w:name="X047256b2eadaa38a8c6b4d88c487c05c67753a8"/>
+    <w:bookmarkStart w:id="202" w:name="X047256b2eadaa38a8c6b4d88c487c05c67753a8"/>
     <w:p>
       <w:pPr>
         <w:pStyle w:val="Heading2"/>
@@ -45814,7 +50707,7 @@
       <w:r>
         <w:t xml:space="preserve">(</w:t>
       </w:r>
-      <w:hyperlink r:id="rId186">
+      <w:hyperlink r:id="rId198">
         <w:r>
           <w:rPr>
             <w:rStyle w:val="VerbatimChar"/>
@@ -45870,7 +50763,7 @@
         </w:rPr>
         <w:t xml:space="preserve">(</w:t>
       </w:r>
-      <w:hyperlink r:id="rId187">
+      <w:hyperlink r:id="rId199">
         <w:r>
           <w:rPr>
             <w:rStyle w:val="VerbatimChar"/>
@@ -46037,7 +50930,7 @@
       <w:r>
         <w:t xml:space="preserve"> </w:t>
       </w:r>
-      <w:hyperlink r:id="rId188">
+      <w:hyperlink r:id="rId200">
         <w:r>
           <w:rPr>
             <w:rStyle w:val="VerbatimChar"/>
@@ -46181,7 +51074,7 @@
         <w:t xml:space="preserve">.</w:t>
       </w:r>
     </w:p>
-    <w:bookmarkStart w:id="189" w:name="X44f80f413a3d836cecaa75e95ba80eaf545cb0a"/>
+    <w:bookmarkStart w:id="201" w:name="X44f80f413a3d836cecaa75e95ba80eaf545cb0a"/>
     <w:p>
       <w:pPr>
         <w:pStyle w:val="Heading3"/>
@@ -46839,9 +51732,9 @@
         </w:pict>
       </w:r>
     </w:p>
-    <w:bookmarkEnd w:id="189"/>
-    <w:bookmarkEnd w:id="190"/>
-    <w:bookmarkStart w:id="194" w:name="Xa9866078b8177835a347da66de60b76be6be493"/>
+    <w:bookmarkEnd w:id="201"/>
+    <w:bookmarkEnd w:id="202"/>
+    <w:bookmarkStart w:id="206" w:name="Xa9866078b8177835a347da66de60b76be6be493"/>
     <w:p>
       <w:pPr>
         <w:pStyle w:val="Heading2"/>
@@ -46869,7 +51762,7 @@
       <w:r>
         <w:t xml:space="preserve"> </w:t>
       </w:r>
-      <w:hyperlink r:id="rId191">
+      <w:hyperlink r:id="rId203">
         <w:r>
           <w:rPr>
             <w:rStyle w:val="VerbatimChar"/>
@@ -46935,7 +51828,7 @@
         <w:t xml:space="preserve">.</w:t>
       </w:r>
     </w:p>
-    <w:bookmarkStart w:id="193" w:name="nuestra-solución"/>
+    <w:bookmarkStart w:id="205" w:name="nuestra-solución"/>
     <w:p>
       <w:pPr>
         <w:pStyle w:val="Heading3"/>
@@ -47064,7 +51957,7 @@
       <w:r>
         <w:t xml:space="preserve">(</w:t>
       </w:r>
-      <w:hyperlink r:id="rId192">
+      <w:hyperlink r:id="rId204">
         <w:r>
           <w:rPr>
             <w:rStyle w:val="VerbatimChar"/>
@@ -47349,9 +52242,9 @@
         </w:pict>
       </w:r>
     </w:p>
-    <w:bookmarkEnd w:id="193"/>
-    <w:bookmarkEnd w:id="194"/>
-    <w:bookmarkStart w:id="196" w:name="X4a093374cfccf2847509c9cc80bbf9232eaac46"/>
+    <w:bookmarkEnd w:id="205"/>
+    <w:bookmarkEnd w:id="206"/>
+    <w:bookmarkStart w:id="208" w:name="X4a093374cfccf2847509c9cc80bbf9232eaac46"/>
     <w:p>
       <w:pPr>
         <w:pStyle w:val="Heading2"/>
@@ -47379,7 +52272,7 @@
       <w:r>
         <w:t xml:space="preserve"> </w:t>
       </w:r>
-      <w:hyperlink r:id="rId195">
+      <w:hyperlink r:id="rId207">
         <w:r>
           <w:rPr>
             <w:rStyle w:val="VerbatimChar"/>
@@ -47547,8 +52440,8 @@
         </w:pict>
       </w:r>
     </w:p>
-    <w:bookmarkEnd w:id="196"/>
-    <w:bookmarkStart w:id="201" w:name="X7b5c2a3645a46b5efe0874c89dcb435312acb70"/>
+    <w:bookmarkEnd w:id="208"/>
+    <w:bookmarkStart w:id="213" w:name="X7b5c2a3645a46b5efe0874c89dcb435312acb70"/>
     <w:p>
       <w:pPr>
         <w:pStyle w:val="Heading2"/>
@@ -47576,7 +52469,7 @@
       <w:r>
         <w:t xml:space="preserve"> </w:t>
       </w:r>
-      <w:hyperlink r:id="rId197">
+      <w:hyperlink r:id="rId209">
         <w:r>
           <w:rPr>
             <w:rStyle w:val="VerbatimChar"/>
@@ -47603,7 +52496,7 @@
         <w:t xml:space="preserve">generados por el clúster.</w:t>
       </w:r>
     </w:p>
-    <w:bookmarkStart w:id="198" w:name="X4802dc963a76d04bb89af185fd89aa282da0569"/>
+    <w:bookmarkStart w:id="210" w:name="X4802dc963a76d04bb89af185fd89aa282da0569"/>
     <w:p>
       <w:pPr>
         <w:pStyle w:val="Heading3"/>
@@ -48785,8 +53678,8 @@
         <w:t xml:space="preserve">Este algoritmo recorta automáticamente el DataFrame a partir del último punto de inflexión temporal, garantizando que el análisis se aplique estrictamente sobre la iteración canónica en estado estacionario.</w:t>
       </w:r>
     </w:p>
-    <w:bookmarkEnd w:id="198"/>
-    <w:bookmarkStart w:id="199" w:name="Xfbc4066f45c4565273b8d7ca9bd2eb22572cbba"/>
+    <w:bookmarkEnd w:id="210"/>
+    <w:bookmarkStart w:id="211" w:name="Xfbc4066f45c4565273b8d7ca9bd2eb22572cbba"/>
     <w:p>
       <w:pPr>
         <w:pStyle w:val="Heading3"/>
@@ -49713,8 +54606,8 @@
         </w:tc>
       </w:tr>
     </w:tbl>
-    <w:bookmarkEnd w:id="199"/>
-    <w:bookmarkStart w:id="200" w:name="visualizaciones-generadas"/>
+    <w:bookmarkEnd w:id="211"/>
+    <w:bookmarkStart w:id="212" w:name="visualizaciones-generadas"/>
     <w:p>
       <w:pPr>
         <w:pStyle w:val="Heading3"/>
@@ -49813,9 +54706,9 @@
         </w:pict>
       </w:r>
     </w:p>
-    <w:bookmarkEnd w:id="200"/>
-    <w:bookmarkEnd w:id="201"/>
-    <w:bookmarkStart w:id="203" w:name="Xd593d8c765514738bd6c6346c565c870891024d"/>
+    <w:bookmarkEnd w:id="212"/>
+    <w:bookmarkEnd w:id="213"/>
+    <w:bookmarkStart w:id="215" w:name="Xd593d8c765514738bd6c6346c565c870891024d"/>
     <w:p>
       <w:pPr>
         <w:pStyle w:val="Heading2"/>
@@ -49843,7 +54736,7 @@
       <w:r>
         <w:t xml:space="preserve"> </w:t>
       </w:r>
-      <w:hyperlink r:id="rId202">
+      <w:hyperlink r:id="rId214">
         <w:r>
           <w:rPr>
             <w:rStyle w:val="VerbatimChar"/>
@@ -51189,8 +56082,8 @@
         </w:pict>
       </w:r>
     </w:p>
-    <w:bookmarkEnd w:id="203"/>
-    <w:bookmarkStart w:id="214" w:name="X1b6d57c525cc26eb53bc5530d4c850042620bcc"/>
+    <w:bookmarkEnd w:id="215"/>
+    <w:bookmarkStart w:id="226" w:name="X1b6d57c525cc26eb53bc5530d4c850042620bcc"/>
     <w:p>
       <w:pPr>
         <w:pStyle w:val="Heading2"/>
@@ -51218,7 +56111,7 @@
       <w:r>
         <w:t xml:space="preserve"> </w:t>
       </w:r>
-      <w:hyperlink r:id="rId204">
+      <w:hyperlink r:id="rId216">
         <w:r>
           <w:rPr>
             <w:rStyle w:val="VerbatimChar"/>
@@ -51284,7 +56177,7 @@
         <w:t xml:space="preserve">.</w:t>
       </w:r>
     </w:p>
-    <w:bookmarkStart w:id="208" w:name="X7946eb90f951411bfea9a0de9b68df70b67c888"/>
+    <w:bookmarkStart w:id="220" w:name="X7946eb90f951411bfea9a0de9b68df70b67c888"/>
     <w:p>
       <w:pPr>
         <w:pStyle w:val="Heading3"/>
@@ -51480,7 +56373,7 @@
         <w:t xml:space="preserve">+-------------------------------------------------------------------------------------------------------+</w:t>
       </w:r>
     </w:p>
-    <w:bookmarkStart w:id="205" w:name="Xd5d36e94fa289317ae251b236838882da7b3b82"/>
+    <w:bookmarkStart w:id="217" w:name="Xd5d36e94fa289317ae251b236838882da7b3b82"/>
     <w:p>
       <w:pPr>
         <w:pStyle w:val="Heading4"/>
@@ -51700,8 +56593,8 @@
         <w:t xml:space="preserve">, se fuerza una separación física nítida entre bloques, permitiendo al investigador observar con total exactitud la frontera de transición inter-capa.</w:t>
       </w:r>
     </w:p>
-    <w:bookmarkEnd w:id="205"/>
-    <w:bookmarkStart w:id="206" w:name="X1d94bc6bb923f625a4adee100a2ed4d92d5469a"/>
+    <w:bookmarkEnd w:id="217"/>
+    <w:bookmarkStart w:id="218" w:name="X1d94bc6bb923f625a4adee100a2ed4d92d5469a"/>
     <w:p>
       <w:pPr>
         <w:pStyle w:val="Heading4"/>
@@ -52258,8 +57151,8 @@
         <w:t xml:space="preserve">).</w:t>
       </w:r>
     </w:p>
-    <w:bookmarkEnd w:id="206"/>
-    <w:bookmarkStart w:id="207" w:name="X4bcf6a5a3f5777af1b66d8717b21d2391fa1bda"/>
+    <w:bookmarkEnd w:id="218"/>
+    <w:bookmarkStart w:id="219" w:name="X4bcf6a5a3f5777af1b66d8717b21d2391fa1bda"/>
     <w:p>
       <w:pPr>
         <w:pStyle w:val="Heading4"/>
@@ -52584,9 +57477,9 @@
         <w:t xml:space="preserve">).</w:t>
       </w:r>
     </w:p>
-    <w:bookmarkEnd w:id="207"/>
-    <w:bookmarkEnd w:id="208"/>
-    <w:bookmarkStart w:id="209" w:name="Xe6d653f348cacd8fc90392deccd431428b56efd"/>
+    <w:bookmarkEnd w:id="219"/>
+    <w:bookmarkEnd w:id="220"/>
+    <w:bookmarkStart w:id="221" w:name="Xe6d653f348cacd8fc90392deccd431428b56efd"/>
     <w:p>
       <w:pPr>
         <w:pStyle w:val="Heading3"/>
@@ -52762,8 +57655,8 @@
         <w:t xml:space="preserve">representan delgadas franjas de apenas unos cientos de nanosegundos.</w:t>
       </w:r>
     </w:p>
-    <w:bookmarkEnd w:id="209"/>
-    <w:bookmarkStart w:id="211" w:name="X55759599839b1eb633acf235c258cabee0c79b3"/>
+    <w:bookmarkEnd w:id="221"/>
+    <w:bookmarkStart w:id="223" w:name="X55759599839b1eb633acf235c258cabee0c79b3"/>
     <w:p>
       <w:pPr>
         <w:pStyle w:val="Heading3"/>
@@ -53272,7 +58165,7 @@
         <w:t xml:space="preserve">.</w:t>
       </w:r>
     </w:p>
-    <w:bookmarkStart w:id="210" w:name="umbrales-adaptativos-de-renderizado"/>
+    <w:bookmarkStart w:id="222" w:name="umbrales-adaptativos-de-renderizado"/>
     <w:p>
       <w:pPr>
         <w:pStyle w:val="Heading4"/>
@@ -53448,9 +58341,9 @@
         <w:t xml:space="preserve">).</w:t>
       </w:r>
     </w:p>
-    <w:bookmarkEnd w:id="210"/>
-    <w:bookmarkEnd w:id="211"/>
-    <w:bookmarkStart w:id="212" w:name="X989d0d2acdd9870cf857b0eb2e887d0c9433e37"/>
+    <w:bookmarkEnd w:id="222"/>
+    <w:bookmarkEnd w:id="223"/>
+    <w:bookmarkStart w:id="224" w:name="X989d0d2acdd9870cf857b0eb2e887d0c9433e37"/>
     <w:p>
       <w:pPr>
         <w:pStyle w:val="Heading3"/>
@@ -53630,8 +58523,8 @@
         </m:oMath>
       </m:oMathPara>
     </w:p>
-    <w:bookmarkEnd w:id="212"/>
-    <w:bookmarkStart w:id="213" w:name="Xc44265f509bacc3f6d787fc328d78232b2f462d"/>
+    <w:bookmarkEnd w:id="224"/>
+    <w:bookmarkStart w:id="225" w:name="Xc44265f509bacc3f6d787fc328d78232b2f462d"/>
     <w:p>
       <w:pPr>
         <w:pStyle w:val="Heading3"/>
@@ -53804,10 +58697,10 @@
         </w:pict>
       </w:r>
     </w:p>
-    <w:bookmarkEnd w:id="213"/>
-    <w:bookmarkEnd w:id="214"/>
-    <w:bookmarkEnd w:id="215"/>
-    <w:bookmarkStart w:id="219" w:name="Xe4c8105eac14368e6899df371e7231626a75d2a"/>
+    <w:bookmarkEnd w:id="225"/>
+    <w:bookmarkEnd w:id="226"/>
+    <w:bookmarkEnd w:id="227"/>
+    <w:bookmarkStart w:id="231" w:name="Xe4c8105eac14368e6899df371e7231626a75d2a"/>
     <w:p>
       <w:pPr>
         <w:pStyle w:val="Heading1"/>
@@ -53824,7 +58717,7 @@
         <w:t xml:space="preserve">Para mantener el máximo rigor científico en esta investigación de Máster, se declaran de manera transparente las simplificaciones y limitaciones presentes en el entorno de co-simulación actual.</w:t>
       </w:r>
     </w:p>
-    <w:bookmarkStart w:id="216" w:name="X6a8338becd062f1919ce8f61a69342b4bc265b1"/>
+    <w:bookmarkStart w:id="228" w:name="X6a8338becd062f1919ce8f61a69342b4bc265b1"/>
     <w:p>
       <w:pPr>
         <w:pStyle w:val="Heading2"/>
@@ -53846,7 +58739,7 @@
           <w:b/>
           <w:bCs/>
         </w:rPr>
-        <w:t xml:space="preserve">Latencia de Red Individualizada por GPU Destino (Resuelto en Bloque C - ✅):</w:t>
+        <w:t xml:space="preserve">Latencia de Red Individualizada y Causalidad Bidireccional Cuádruple (Resuelto en Bloque C y Auditoría Forense - ✅):</w:t>
       </w:r>
       <w:r>
         <w:t xml:space="preserve"> </w:t>
@@ -53862,7 +58755,16 @@
         <w:t xml:space="preserve"> </w:t>
       </w:r>
       <w:r>
-        <w:t xml:space="preserve">El Oráculo calculaba el ciclo de llegada del último paquete global de la red y aplicaba ese escalar uniforme a todas las GPUs.</w:t>
+        <w:t xml:space="preserve">El Oráculo calculaba el ciclo de llegada del último paquete global de la red y aplicaba ese escalar uniforme a todas las GPUs. Posteriormente, se consideraba solo la recepción en destino (</w:t>
+      </w:r>
+      <w:r>
+        <w:rPr>
+          <w:rStyle w:val="VerbatimChar"/>
+        </w:rPr>
+        <w:t xml:space="preserve">rx_atime</w:t>
+      </w:r>
+      <w:r>
+        <w:t xml:space="preserve">).</w:t>
       </w:r>
       <w:r>
         <w:t xml:space="preserve"> </w:t>
@@ -53890,7 +58792,7 @@
         <w:t xml:space="preserve">BookSimCoSimManager::cached_latency_per_gpu[layer_name][dst]</w:t>
       </w:r>
       <w:r>
-        <w:t xml:space="preserve">, el Oráculo ahora monitorea el ciclo exacto de recepción (</w:t>
+        <w:t xml:space="preserve">, el Oráculo monitorea el ciclo exacto de recepción (</w:t>
       </w:r>
       <w:r>
         <w:rPr>
@@ -53899,24 +58801,25 @@
         <w:t xml:space="preserve">atime</w:t>
       </w:r>
       <w:r>
-        <w:t xml:space="preserve">) del último paquete dirigido a cada GPU</w:t>
-      </w:r>
-      <w:r>
-        <w:t xml:space="preserve"> </w:t>
-      </w:r>
-      <m:oMath>
-        <m:r>
-          <m:t>d</m:t>
-        </m:r>
-        <m:r>
-          <m:t>s</m:t>
-        </m:r>
-        <m:r>
-          <m:t>t</m:t>
-        </m:r>
-      </m:oMath>
-      <w:r>
-        <w:t xml:space="preserve">. Cada GPU aplica exclusivamente su duración neta individual de red.</w:t>
+        <w:t xml:space="preserve">), el ciclo de finalización de inyección local (</w:t>
+      </w:r>
+      <w:r>
+        <w:rPr>
+          <w:rStyle w:val="VerbatimChar"/>
+        </w:rPr>
+        <w:t xml:space="preserve">tx_inj</w:t>
+      </w:r>
+      <w:r>
+        <w:t xml:space="preserve">) y el ciclo de retiro global de paquetes emitidos (</w:t>
+      </w:r>
+      <w:r>
+        <w:rPr>
+          <w:rStyle w:val="VerbatimChar"/>
+        </w:rPr>
+        <w:t xml:space="preserve">tx_retire</w:t>
+      </w:r>
+      <w:r>
+        <w:t xml:space="preserve">). Cada GPU aplica una latencia causal que garantiza que su interfaz concluye cuando todos sus flits emitidos y recibidos están completados.</w:t>
       </w:r>
     </w:p>
     <w:p>
@@ -54039,7 +58942,19 @@
         <w:t xml:space="preserve"> </w:t>
       </w:r>
       <w:r>
-        <w:t xml:space="preserve">de cada GPU al módulo de red, calcula el desfase relativo</w:t>
+        <w:t xml:space="preserve">de cada GPU al módulo de red (validados tras</w:t>
+      </w:r>
+      <w:r>
+        <w:t xml:space="preserve"> </w:t>
+      </w:r>
+      <w:r>
+        <w:rPr>
+          <w:rStyle w:val="VerbatimChar"/>
+        </w:rPr>
+        <w:t xml:space="preserve">sync_3</w:t>
+      </w:r>
+      <w:r>
+        <w:t xml:space="preserve">), calcula el desfase relativo</w:t>
       </w:r>
       <w:r>
         <w:t xml:space="preserve"> </w:t>
@@ -54505,8 +59420,8 @@
         </w:pict>
       </w:r>
     </w:p>
-    <w:bookmarkEnd w:id="216"/>
-    <w:bookmarkStart w:id="217" w:name="Xe0037bf7abe027b5398efe41120794c6c2f5936"/>
+    <w:bookmarkEnd w:id="228"/>
+    <w:bookmarkStart w:id="229" w:name="Xe0037bf7abe027b5398efe41120794c6c2f5936"/>
     <w:p>
       <w:pPr>
         <w:pStyle w:val="Heading2"/>
@@ -54576,8 +59491,8 @@
         </w:pict>
       </w:r>
     </w:p>
-    <w:bookmarkEnd w:id="217"/>
-    <w:bookmarkStart w:id="218" w:name="X68f855dda0f12bead3519b86b74646259d0149a"/>
+    <w:bookmarkEnd w:id="229"/>
+    <w:bookmarkStart w:id="230" w:name="X68f855dda0f12bead3519b86b74646259d0149a"/>
     <w:p>
       <w:pPr>
         <w:pStyle w:val="Heading2"/>
@@ -54731,6 +59646,208 @@
           <w:b/>
           <w:bCs/>
         </w:rPr>
+        <w:t xml:space="preserve">[COMPLETADO - Auditoría Forense] Causalidad Física Bidireccional Cuádruple en Oráculo de Red:</w:t>
+      </w:r>
+      <w:r>
+        <w:t xml:space="preserve"> </w:t>
+      </w:r>
+      <w:r>
+        <w:t xml:space="preserve">Implementado en</w:t>
+      </w:r>
+      <w:r>
+        <w:t xml:space="preserve"> </w:t>
+      </w:r>
+      <w:r>
+        <w:rPr>
+          <w:rStyle w:val="VerbatimChar"/>
+        </w:rPr>
+        <w:t xml:space="preserve">src/module/communication.cpp</w:t>
+      </w:r>
+      <w:r>
+        <w:t xml:space="preserve"> </w:t>
+      </w:r>
+      <w:r>
+        <w:t xml:space="preserve">garantizando</w:t>
+      </w:r>
+      <w:r>
+        <w:t xml:space="preserve"> </w:t>
+      </w:r>
+      <m:oMath>
+        <m:r>
+          <m:rPr>
+            <m:nor/>
+            <m:sty m:val="p"/>
+          </m:rPr>
+          <m:t>rel_finish</m:t>
+        </m:r>
+        <m:r>
+          <m:rPr>
+            <m:sty m:val="p"/>
+          </m:rPr>
+          <m:t>[</m:t>
+        </m:r>
+        <m:r>
+          <m:t>d</m:t>
+        </m:r>
+        <m:r>
+          <m:rPr>
+            <m:sty m:val="p"/>
+          </m:rPr>
+          <m:t>]</m:t>
+        </m:r>
+        <m:r>
+          <m:rPr>
+            <m:sty m:val="p"/>
+          </m:rPr>
+          <m:t>=</m:t>
+        </m:r>
+        <m:r>
+          <m:rPr>
+            <m:sty m:val="p"/>
+          </m:rPr>
+          <m:t>max</m:t>
+        </m:r>
+        <m:r>
+          <m:rPr>
+            <m:sty m:val="p"/>
+          </m:rPr>
+          <m:t>(</m:t>
+        </m:r>
+        <m:sSub>
+          <m:e>
+            <m:r>
+              <m:t>δ</m:t>
+            </m:r>
+          </m:e>
+          <m:sub>
+            <m:r>
+              <m:t>t</m:t>
+            </m:r>
+          </m:sub>
+        </m:sSub>
+        <m:r>
+          <m:rPr>
+            <m:sty m:val="p"/>
+          </m:rPr>
+          <m:t>[</m:t>
+        </m:r>
+        <m:r>
+          <m:t>d</m:t>
+        </m:r>
+        <m:r>
+          <m:rPr>
+            <m:sty m:val="p"/>
+          </m:rPr>
+          <m:t>]</m:t>
+        </m:r>
+        <m:r>
+          <m:rPr>
+            <m:sty m:val="p"/>
+          </m:rPr>
+          <m:t>,</m:t>
+        </m:r>
+        <m:r>
+          <m:rPr>
+            <m:nor/>
+            <m:sty m:val="p"/>
+          </m:rPr>
+          <m:t>rx_atime</m:t>
+        </m:r>
+        <m:r>
+          <m:rPr>
+            <m:sty m:val="p"/>
+          </m:rPr>
+          <m:t>[</m:t>
+        </m:r>
+        <m:r>
+          <m:t>d</m:t>
+        </m:r>
+        <m:r>
+          <m:rPr>
+            <m:sty m:val="p"/>
+          </m:rPr>
+          <m:t>]</m:t>
+        </m:r>
+        <m:r>
+          <m:rPr>
+            <m:sty m:val="p"/>
+          </m:rPr>
+          <m:t>,</m:t>
+        </m:r>
+        <m:r>
+          <m:rPr>
+            <m:nor/>
+            <m:sty m:val="p"/>
+          </m:rPr>
+          <m:t>tx_inj</m:t>
+        </m:r>
+        <m:r>
+          <m:rPr>
+            <m:sty m:val="p"/>
+          </m:rPr>
+          <m:t>[</m:t>
+        </m:r>
+        <m:r>
+          <m:t>d</m:t>
+        </m:r>
+        <m:r>
+          <m:rPr>
+            <m:sty m:val="p"/>
+          </m:rPr>
+          <m:t>]</m:t>
+        </m:r>
+        <m:r>
+          <m:rPr>
+            <m:sty m:val="p"/>
+          </m:rPr>
+          <m:t>,</m:t>
+        </m:r>
+        <m:r>
+          <m:rPr>
+            <m:nor/>
+            <m:sty m:val="p"/>
+          </m:rPr>
+          <m:t>tx_retire</m:t>
+        </m:r>
+        <m:r>
+          <m:rPr>
+            <m:sty m:val="p"/>
+          </m:rPr>
+          <m:t>[</m:t>
+        </m:r>
+        <m:r>
+          <m:t>d</m:t>
+        </m:r>
+        <m:r>
+          <m:rPr>
+            <m:sty m:val="p"/>
+          </m:rPr>
+          <m:t>]</m:t>
+        </m:r>
+        <m:r>
+          <m:rPr>
+            <m:sty m:val="p"/>
+          </m:rPr>
+          <m:t>)</m:t>
+        </m:r>
+      </m:oMath>
+      <w:r>
+        <w:t xml:space="preserve">.</w:t>
+      </w:r>
+    </w:p>
+    <w:p>
+      <w:pPr>
+        <w:pStyle w:val="Compact"/>
+        <w:numPr>
+          <w:ilvl w:val="0"/>
+          <w:numId w:val="1053"/>
+        </w:numPr>
+      </w:pPr>
+      <w:r>
+        <w:rPr>
+          <w:b/>
+          <w:bCs/>
+        </w:rPr>
         <w:t xml:space="preserve">Soporte Jerárquico Multi-Nodo (NVLink + InfiniBand):</w:t>
       </w:r>
       <w:r>
@@ -54799,9 +59916,9 @@
         </w:pict>
       </w:r>
     </w:p>
-    <w:bookmarkEnd w:id="218"/>
-    <w:bookmarkEnd w:id="219"/>
-    <w:bookmarkStart w:id="401" w:name="X8cfe5dec274f1c2d9ee8fdcb05773fba155ee8b"/>
+    <w:bookmarkEnd w:id="230"/>
+    <w:bookmarkEnd w:id="231"/>
+    <w:bookmarkStart w:id="413" w:name="X8cfe5dec274f1c2d9ee8fdcb05773fba155ee8b"/>
     <w:p>
       <w:pPr>
         <w:pStyle w:val="Heading1"/>
@@ -54891,7 +60008,7 @@
         </w:pict>
       </w:r>
     </w:p>
-    <w:bookmarkStart w:id="222" w:name="punto-de-entrada-y-evaluación-eval"/>
+    <w:bookmarkStart w:id="234" w:name="punto-de-entrada-y-evaluación-eval"/>
     <w:p>
       <w:pPr>
         <w:pStyle w:val="Heading2"/>
@@ -54909,12 +60026,12 @@
         <w:t xml:space="preserve">)</w:t>
       </w:r>
     </w:p>
-    <w:bookmarkStart w:id="221" w:name="evaltest.cpp"/>
+    <w:bookmarkStart w:id="233" w:name="evaltest.cpp"/>
     <w:p>
       <w:pPr>
         <w:pStyle w:val="Heading3"/>
       </w:pPr>
-      <w:hyperlink r:id="rId220">
+      <w:hyperlink r:id="rId232">
         <w:r>
           <w:rPr>
             <w:rStyle w:val="VerbatimChar"/>
@@ -55257,9 +60374,9 @@
         </w:pict>
       </w:r>
     </w:p>
-    <w:bookmarkEnd w:id="221"/>
-    <w:bookmarkEnd w:id="222"/>
-    <w:bookmarkStart w:id="227" w:name="X5bf2de88d9b131a6972c6bd851adb1679447bb1"/>
+    <w:bookmarkEnd w:id="233"/>
+    <w:bookmarkEnd w:id="234"/>
+    <w:bookmarkStart w:id="239" w:name="X5bf2de88d9b131a6972c6bd851adb1679447bb1"/>
     <w:p>
       <w:pPr>
         <w:pStyle w:val="Heading2"/>
@@ -55277,12 +60394,12 @@
         <w:t xml:space="preserve">)</w:t>
       </w:r>
     </w:p>
-    <w:bookmarkStart w:id="224" w:name="srccommonassert.h"/>
+    <w:bookmarkStart w:id="236" w:name="srccommonassert.h"/>
     <w:p>
       <w:pPr>
         <w:pStyle w:val="Heading3"/>
       </w:pPr>
-      <w:hyperlink r:id="rId223">
+      <w:hyperlink r:id="rId235">
         <w:r>
           <w:rPr>
             <w:rStyle w:val="VerbatimChar"/>
@@ -55387,13 +60504,13 @@
         <w:t xml:space="preserve">Utilizado universalmente en todo el simulador para garantizar integridad dimensional de tensores y consistencia en configuraciones.</w:t>
       </w:r>
     </w:p>
-    <w:bookmarkEnd w:id="224"/>
-    <w:bookmarkStart w:id="226" w:name="srccommontype.h"/>
+    <w:bookmarkEnd w:id="236"/>
+    <w:bookmarkStart w:id="238" w:name="srccommontype.h"/>
     <w:p>
       <w:pPr>
         <w:pStyle w:val="Heading3"/>
       </w:pPr>
-      <w:hyperlink r:id="rId225">
+      <w:hyperlink r:id="rId237">
         <w:r>
           <w:rPr>
             <w:rStyle w:val="VerbatimChar"/>
@@ -55541,9 +60658,9 @@
         </w:pict>
       </w:r>
     </w:p>
-    <w:bookmarkEnd w:id="226"/>
-    <w:bookmarkEnd w:id="227"/>
-    <w:bookmarkStart w:id="260" w:name="X2252d1ff0866367c3c8ae30549fe4e56070c838"/>
+    <w:bookmarkEnd w:id="238"/>
+    <w:bookmarkEnd w:id="239"/>
+    <w:bookmarkStart w:id="272" w:name="X2252d1ff0866367c3c8ae30549fe4e56070c838"/>
     <w:p>
       <w:pPr>
         <w:pStyle w:val="Heading2"/>
@@ -55561,12 +60678,12 @@
         <w:t xml:space="preserve">)</w:t>
       </w:r>
     </w:p>
-    <w:bookmarkStart w:id="230" w:name="srcdramdata_object.h-data_object.cpp"/>
+    <w:bookmarkStart w:id="242" w:name="srcdramdata_object.h-data_object.cpp"/>
     <w:p>
       <w:pPr>
         <w:pStyle w:val="Heading3"/>
       </w:pPr>
-      <w:hyperlink r:id="rId228">
+      <w:hyperlink r:id="rId240">
         <w:r>
           <w:rPr>
             <w:rStyle w:val="VerbatimChar"/>
@@ -55583,7 +60700,7 @@
       <w:r>
         <w:t xml:space="preserve"> </w:t>
       </w:r>
-      <w:hyperlink r:id="rId229">
+      <w:hyperlink r:id="rId241">
         <w:r>
           <w:rPr>
             <w:rStyle w:val="VerbatimChar"/>
@@ -55676,13 +60793,13 @@
         <w:t xml:space="preserve">.</w:t>
       </w:r>
     </w:p>
-    <w:bookmarkEnd w:id="230"/>
-    <w:bookmarkStart w:id="233" w:name="Xadee3e114cc7fa6753740563ee940073935661c"/>
+    <w:bookmarkEnd w:id="242"/>
+    <w:bookmarkStart w:id="245" w:name="Xadee3e114cc7fa6753740563ee940073935661c"/>
     <w:p>
       <w:pPr>
         <w:pStyle w:val="Heading3"/>
       </w:pPr>
-      <w:hyperlink r:id="rId231">
+      <w:hyperlink r:id="rId243">
         <w:r>
           <w:rPr>
             <w:rStyle w:val="VerbatimChar"/>
@@ -55699,7 +60816,7 @@
       <w:r>
         <w:t xml:space="preserve"> </w:t>
       </w:r>
-      <w:hyperlink r:id="rId232">
+      <w:hyperlink r:id="rId244">
         <w:r>
           <w:rPr>
             <w:rStyle w:val="VerbatimChar"/>
@@ -55921,13 +61038,13 @@
         <w:t xml:space="preserve">para calcular con máxima fidelidad los retrasos de acceso a la memoria HBM.</w:t>
       </w:r>
     </w:p>
-    <w:bookmarkEnd w:id="233"/>
-    <w:bookmarkStart w:id="236" w:name="srcdramdram_request.h-dram_request.cpp"/>
+    <w:bookmarkEnd w:id="245"/>
+    <w:bookmarkStart w:id="248" w:name="srcdramdram_request.h-dram_request.cpp"/>
     <w:p>
       <w:pPr>
         <w:pStyle w:val="Heading3"/>
       </w:pPr>
-      <w:hyperlink r:id="rId234">
+      <w:hyperlink r:id="rId246">
         <w:r>
           <w:rPr>
             <w:rStyle w:val="VerbatimChar"/>
@@ -55944,7 +61061,7 @@
       <w:r>
         <w:t xml:space="preserve"> </w:t>
       </w:r>
-      <w:hyperlink r:id="rId235">
+      <w:hyperlink r:id="rId247">
         <w:r>
           <w:rPr>
             <w:rStyle w:val="VerbatimChar"/>
@@ -56024,13 +61141,13 @@
         <w:t xml:space="preserve">), tamaño de ráfaga y canal de destino.</w:t>
       </w:r>
     </w:p>
-    <w:bookmarkEnd w:id="236"/>
-    <w:bookmarkStart w:id="238" w:name="srcdramdram_type.h"/>
+    <w:bookmarkEnd w:id="248"/>
+    <w:bookmarkStart w:id="250" w:name="srcdramdram_type.h"/>
     <w:p>
       <w:pPr>
         <w:pStyle w:val="Heading3"/>
       </w:pPr>
-      <w:hyperlink r:id="rId237">
+      <w:hyperlink r:id="rId249">
         <w:r>
           <w:rPr>
             <w:rStyle w:val="VerbatimChar"/>
@@ -56181,13 +61298,13 @@
         <w:t xml:space="preserve">).</w:t>
       </w:r>
     </w:p>
-    <w:bookmarkEnd w:id="238"/>
-    <w:bookmarkStart w:id="240" w:name="srcdrammemory_config.h"/>
+    <w:bookmarkEnd w:id="250"/>
+    <w:bookmarkStart w:id="252" w:name="srcdrammemory_config.h"/>
     <w:p>
       <w:pPr>
         <w:pStyle w:val="Heading3"/>
       </w:pPr>
-      <w:hyperlink r:id="rId239">
+      <w:hyperlink r:id="rId251">
         <w:r>
           <w:rPr>
             <w:rStyle w:val="VerbatimChar"/>
@@ -56218,13 +61335,13 @@
         <w:t xml:space="preserve">Parámetros configurables del subsistema de memoria: número de canales, rangos, grupos de bancos, bancos por grupo y tamaño de línea de caché (ej. 32B/64B).</w:t>
       </w:r>
     </w:p>
-    <w:bookmarkEnd w:id="240"/>
-    <w:bookmarkStart w:id="243" w:name="srcdrammemory_object.h-memory_object.cpp"/>
+    <w:bookmarkEnd w:id="252"/>
+    <w:bookmarkStart w:id="255" w:name="srcdrammemory_object.h-memory_object.cpp"/>
     <w:p>
       <w:pPr>
         <w:pStyle w:val="Heading3"/>
       </w:pPr>
-      <w:hyperlink r:id="rId241">
+      <w:hyperlink r:id="rId253">
         <w:r>
           <w:rPr>
             <w:rStyle w:val="VerbatimChar"/>
@@ -56241,7 +61358,7 @@
       <w:r>
         <w:t xml:space="preserve"> </w:t>
       </w:r>
-      <w:hyperlink r:id="rId242">
+      <w:hyperlink r:id="rId254">
         <w:r>
           <w:rPr>
             <w:rStyle w:val="VerbatimChar"/>
@@ -56272,13 +61389,13 @@
         <w:t xml:space="preserve">Gestión de objetos de memoria persistentes (pesos de capas, KV caches) y transitorios (activaciones).</w:t>
       </w:r>
     </w:p>
-    <w:bookmarkEnd w:id="243"/>
-    <w:bookmarkStart w:id="246" w:name="X4d8529a7c82ff5404088a6dc92e03672dc10c49"/>
+    <w:bookmarkEnd w:id="255"/>
+    <w:bookmarkStart w:id="258" w:name="X4d8529a7c82ff5404088a6dc92e03672dc10c49"/>
     <w:p>
       <w:pPr>
         <w:pStyle w:val="Heading3"/>
       </w:pPr>
-      <w:hyperlink r:id="rId244">
+      <w:hyperlink r:id="rId256">
         <w:r>
           <w:rPr>
             <w:rStyle w:val="VerbatimChar"/>
@@ -56295,7 +61412,7 @@
       <w:r>
         <w:t xml:space="preserve"> </w:t>
       </w:r>
-      <w:hyperlink r:id="rId245">
+      <w:hyperlink r:id="rId257">
         <w:r>
           <w:rPr>
             <w:rStyle w:val="VerbatimChar"/>
@@ -56348,13 +61465,13 @@
         <w:t xml:space="preserve">Asegura que los accesos concurrentes de múltiples GPUs o canales DRAM distribuyan el tráfico sin colisiones artificiales.</w:t>
       </w:r>
     </w:p>
-    <w:bookmarkEnd w:id="246"/>
-    <w:bookmarkStart w:id="252" w:name="Xa1e17a3965924fb2d584b674515d6444c832d1f"/>
+    <w:bookmarkEnd w:id="258"/>
+    <w:bookmarkStart w:id="264" w:name="Xa1e17a3965924fb2d584b674515d6444c832d1f"/>
     <w:p>
       <w:pPr>
         <w:pStyle w:val="Heading3"/>
       </w:pPr>
-      <w:hyperlink r:id="rId247">
+      <w:hyperlink r:id="rId259">
         <w:r>
           <w:rPr>
             <w:rStyle w:val="VerbatimChar"/>
@@ -56371,7 +61488,7 @@
       <w:r>
         <w:t xml:space="preserve"> </w:t>
       </w:r>
-      <w:hyperlink r:id="rId248">
+      <w:hyperlink r:id="rId260">
         <w:r>
           <w:rPr>
             <w:rStyle w:val="VerbatimChar"/>
@@ -56420,7 +61537,7 @@
       <w:r>
         <w:t xml:space="preserve"> </w:t>
       </w:r>
-      <w:hyperlink r:id="rId249">
+      <w:hyperlink r:id="rId261">
         <w:r>
           <w:rPr>
             <w:rStyle w:val="VerbatimChar"/>
@@ -56437,7 +61554,7 @@
       <w:r>
         <w:t xml:space="preserve"> </w:t>
       </w:r>
-      <w:hyperlink r:id="rId250">
+      <w:hyperlink r:id="rId262">
         <w:r>
           <w:rPr>
             <w:rStyle w:val="VerbatimChar"/>
@@ -56451,7 +61568,7 @@
       <w:r>
         <w:t xml:space="preserve"> </w:t>
       </w:r>
-      <w:hyperlink r:id="rId251">
+      <w:hyperlink r:id="rId263">
         <w:r>
           <w:rPr>
             <w:rStyle w:val="VerbatimChar"/>
@@ -56463,13 +61580,13 @@
         <w:t xml:space="preserve">.</w:t>
       </w:r>
     </w:p>
-    <w:bookmarkEnd w:id="252"/>
-    <w:bookmarkStart w:id="255" w:name="srcdrampim_request.h-pim_request.cpp"/>
+    <w:bookmarkEnd w:id="264"/>
+    <w:bookmarkStart w:id="267" w:name="srcdrampim_request.h-pim_request.cpp"/>
     <w:p>
       <w:pPr>
         <w:pStyle w:val="Heading3"/>
       </w:pPr>
-      <w:hyperlink r:id="rId253">
+      <w:hyperlink r:id="rId265">
         <w:r>
           <w:rPr>
             <w:rStyle w:val="VerbatimChar"/>
@@ -56486,7 +61603,7 @@
       <w:r>
         <w:t xml:space="preserve"> </w:t>
       </w:r>
-      <w:hyperlink r:id="rId254">
+      <w:hyperlink r:id="rId266">
         <w:r>
           <w:rPr>
             <w:rStyle w:val="VerbatimChar"/>
@@ -56517,13 +61634,13 @@
         <w:t xml:space="preserve">Petición específica de instrucción PIM transmitida por los buses de comando hacia los módulos de memoria inteligentes.</w:t>
       </w:r>
     </w:p>
-    <w:bookmarkEnd w:id="255"/>
-    <w:bookmarkStart w:id="257" w:name="srcdrampower.h"/>
+    <w:bookmarkEnd w:id="267"/>
+    <w:bookmarkStart w:id="269" w:name="srcdrampower.h"/>
     <w:p>
       <w:pPr>
         <w:pStyle w:val="Heading3"/>
       </w:pPr>
-      <w:hyperlink r:id="rId256">
+      <w:hyperlink r:id="rId268">
         <w:r>
           <w:rPr>
             <w:rStyle w:val="VerbatimChar"/>
@@ -56663,13 +61780,13 @@
         <w:t xml:space="preserve">.</w:t>
       </w:r>
     </w:p>
-    <w:bookmarkEnd w:id="257"/>
-    <w:bookmarkStart w:id="259" w:name="srcdramtest.cpp"/>
+    <w:bookmarkEnd w:id="269"/>
+    <w:bookmarkStart w:id="271" w:name="srcdramtest.cpp"/>
     <w:p>
       <w:pPr>
         <w:pStyle w:val="Heading3"/>
       </w:pPr>
-      <w:hyperlink r:id="rId258">
+      <w:hyperlink r:id="rId270">
         <w:r>
           <w:rPr>
             <w:rStyle w:val="VerbatimChar"/>
@@ -56719,9 +61836,9 @@
         </w:pict>
       </w:r>
     </w:p>
-    <w:bookmarkEnd w:id="259"/>
-    <w:bookmarkEnd w:id="260"/>
-    <w:bookmarkStart w:id="292" w:name="X54c6d079989cccaceb1de3923199abaf57cd12e"/>
+    <w:bookmarkEnd w:id="271"/>
+    <w:bookmarkEnd w:id="272"/>
+    <w:bookmarkStart w:id="304" w:name="X54c6d079989cccaceb1de3923199abaf57cd12e"/>
     <w:p>
       <w:pPr>
         <w:pStyle w:val="Heading2"/>
@@ -56739,12 +61856,12 @@
         <w:t xml:space="preserve">)</w:t>
       </w:r>
     </w:p>
-    <w:bookmarkStart w:id="262" w:name="srchardwarebase.h"/>
+    <w:bookmarkStart w:id="274" w:name="srchardwarebase.h"/>
     <w:p>
       <w:pPr>
         <w:pStyle w:val="Heading3"/>
       </w:pPr>
-      <w:hyperlink r:id="rId261">
+      <w:hyperlink r:id="rId273">
         <w:r>
           <w:rPr>
             <w:rStyle w:val="VerbatimChar"/>
@@ -56895,8 +62012,8 @@
         <w:t xml:space="preserve">.</w:t>
       </w:r>
     </w:p>
-    <w:bookmarkEnd w:id="262"/>
-    <w:bookmarkStart w:id="263" w:name="srchardwarehardware_config.h"/>
+    <w:bookmarkEnd w:id="274"/>
+    <w:bookmarkStart w:id="275" w:name="srchardwarehardware_config.h"/>
     <w:p>
       <w:pPr>
         <w:pStyle w:val="Heading3"/>
@@ -56947,8 +62064,8 @@
         <w:t xml:space="preserve">y configuraciones canónicas de GPUs: A100, H100, B100, B200 (cómputo pico, ancho de banda DRAM, latencias NVLink y red de nodo).</w:t>
       </w:r>
     </w:p>
-    <w:bookmarkEnd w:id="263"/>
-    <w:bookmarkStart w:id="264" w:name="srchardwarestat.h"/>
+    <w:bookmarkEnd w:id="275"/>
+    <w:bookmarkStart w:id="276" w:name="srchardwarestat.h"/>
     <w:p>
       <w:pPr>
         <w:pStyle w:val="Heading3"/>
@@ -56999,13 +62116,13 @@
         <w:t xml:space="preserve">que recopila las métricas agregadas por iteración: tiempos de cómputo por componente (QKV, Attention, FFN, MoE, AllReduce), latencias de cola y consumo energético total.</w:t>
       </w:r>
     </w:p>
-    <w:bookmarkEnd w:id="264"/>
-    <w:bookmarkStart w:id="267" w:name="srchardwaredevice.h-device.cpp"/>
+    <w:bookmarkEnd w:id="276"/>
+    <w:bookmarkStart w:id="279" w:name="srchardwaredevice.h-device.cpp"/>
     <w:p>
       <w:pPr>
         <w:pStyle w:val="Heading3"/>
       </w:pPr>
-      <w:hyperlink r:id="rId265">
+      <w:hyperlink r:id="rId277">
         <w:r>
           <w:rPr>
             <w:rStyle w:val="VerbatimChar"/>
@@ -57022,7 +62139,7 @@
       <w:r>
         <w:t xml:space="preserve"> </w:t>
       </w:r>
-      <w:hyperlink r:id="rId266">
+      <w:hyperlink r:id="rId278">
         <w:r>
           <w:rPr>
             <w:rStyle w:val="VerbatimChar"/>
@@ -57201,13 +62318,13 @@
         <w:t xml:space="preserve">.</w:t>
       </w:r>
     </w:p>
-    <w:bookmarkEnd w:id="267"/>
-    <w:bookmarkStart w:id="270" w:name="srchardwarenode.h-node.cpp"/>
+    <w:bookmarkEnd w:id="279"/>
+    <w:bookmarkStart w:id="282" w:name="srchardwarenode.h-node.cpp"/>
     <w:p>
       <w:pPr>
         <w:pStyle w:val="Heading3"/>
       </w:pPr>
-      <w:hyperlink r:id="rId268">
+      <w:hyperlink r:id="rId280">
         <w:r>
           <w:rPr>
             <w:rStyle w:val="VerbatimChar"/>
@@ -57224,7 +62341,7 @@
       <w:r>
         <w:t xml:space="preserve"> </w:t>
       </w:r>
-      <w:hyperlink r:id="rId269">
+      <w:hyperlink r:id="rId281">
         <w:r>
           <w:rPr>
             <w:rStyle w:val="VerbatimChar"/>
@@ -57270,13 +62387,13 @@
         <w:t xml:space="preserve">alojados en un mismo chasis/servidor físico, gestionando la interconexión intra-nodo (ej. NVLink).</w:t>
       </w:r>
     </w:p>
-    <w:bookmarkEnd w:id="270"/>
-    <w:bookmarkStart w:id="273" w:name="srchardwarecluster.h-cluster.cpp"/>
+    <w:bookmarkEnd w:id="282"/>
+    <w:bookmarkStart w:id="285" w:name="srchardwarecluster.h-cluster.cpp"/>
     <w:p>
       <w:pPr>
         <w:pStyle w:val="Heading3"/>
       </w:pPr>
-      <w:hyperlink r:id="rId271">
+      <w:hyperlink r:id="rId283">
         <w:r>
           <w:rPr>
             <w:rStyle w:val="VerbatimChar"/>
@@ -57293,7 +62410,7 @@
       <w:r>
         <w:t xml:space="preserve"> </w:t>
       </w:r>
-      <w:hyperlink r:id="rId272">
+      <w:hyperlink r:id="rId284">
         <w:r>
           <w:rPr>
             <w:rStyle w:val="VerbatimChar"/>
@@ -57409,13 +62526,13 @@
         <w:t xml:space="preserve">).</w:t>
       </w:r>
     </w:p>
-    <w:bookmarkEnd w:id="273"/>
-    <w:bookmarkStart w:id="276" w:name="srchardwareexecutor.h-executor.cpp"/>
+    <w:bookmarkEnd w:id="285"/>
+    <w:bookmarkStart w:id="288" w:name="srchardwareexecutor.h-executor.cpp"/>
     <w:p>
       <w:pPr>
         <w:pStyle w:val="Heading3"/>
       </w:pPr>
-      <w:hyperlink r:id="rId274">
+      <w:hyperlink r:id="rId286">
         <w:r>
           <w:rPr>
             <w:rStyle w:val="VerbatimChar"/>
@@ -57432,7 +62549,7 @@
       <w:r>
         <w:t xml:space="preserve"> </w:t>
       </w:r>
-      <w:hyperlink r:id="rId275">
+      <w:hyperlink r:id="rId287">
         <w:r>
           <w:rPr>
             <w:rStyle w:val="VerbatimChar"/>
@@ -57463,13 +62580,13 @@
         <w:t xml:space="preserve">Capa intermedia que despacha solicitudes de ejecución hacia los motores de cómputo específicos de cada capa.</w:t>
       </w:r>
     </w:p>
-    <w:bookmarkEnd w:id="276"/>
-    <w:bookmarkStart w:id="279" w:name="srchardwarelayer_impl.h-layer_impl.cpp"/>
+    <w:bookmarkEnd w:id="288"/>
+    <w:bookmarkStart w:id="291" w:name="srchardwarelayer_impl.h-layer_impl.cpp"/>
     <w:p>
       <w:pPr>
         <w:pStyle w:val="Heading3"/>
       </w:pPr>
-      <w:hyperlink r:id="rId277">
+      <w:hyperlink r:id="rId289">
         <w:r>
           <w:rPr>
             <w:rStyle w:val="VerbatimChar"/>
@@ -57486,7 +62603,7 @@
       <w:r>
         <w:t xml:space="preserve"> </w:t>
       </w:r>
-      <w:hyperlink r:id="rId278">
+      <w:hyperlink r:id="rId290">
         <w:r>
           <w:rPr>
             <w:rStyle w:val="VerbatimChar"/>
@@ -57538,13 +62655,13 @@
         <w:t xml:space="preserve">).</w:t>
       </w:r>
     </w:p>
-    <w:bookmarkEnd w:id="279"/>
-    <w:bookmarkStart w:id="281" w:name="srchardwarelinear_impl.cpp"/>
+    <w:bookmarkEnd w:id="291"/>
+    <w:bookmarkStart w:id="293" w:name="srchardwarelinear_impl.cpp"/>
     <w:p>
       <w:pPr>
         <w:pStyle w:val="Heading3"/>
       </w:pPr>
-      <w:hyperlink r:id="rId280">
+      <w:hyperlink r:id="rId292">
         <w:r>
           <w:rPr>
             <w:rStyle w:val="VerbatimChar"/>
@@ -57680,13 +62797,13 @@
         <w:t xml:space="preserve">).</w:t>
       </w:r>
     </w:p>
-    <w:bookmarkEnd w:id="281"/>
-    <w:bookmarkStart w:id="283" w:name="srchardwareactivation_impl.cpp"/>
+    <w:bookmarkEnd w:id="293"/>
+    <w:bookmarkStart w:id="295" w:name="srchardwareactivation_impl.cpp"/>
     <w:p>
       <w:pPr>
         <w:pStyle w:val="Heading3"/>
       </w:pPr>
-      <w:hyperlink r:id="rId282">
+      <w:hyperlink r:id="rId294">
         <w:r>
           <w:rPr>
             <w:rStyle w:val="VerbatimChar"/>
@@ -57759,13 +62876,13 @@
         <w:t xml:space="preserve">.</w:t>
       </w:r>
     </w:p>
-    <w:bookmarkEnd w:id="283"/>
-    <w:bookmarkStart w:id="285" w:name="srchardwareattention_sum_impl.cpp"/>
+    <w:bookmarkEnd w:id="295"/>
+    <w:bookmarkStart w:id="297" w:name="srchardwareattention_sum_impl.cpp"/>
     <w:p>
       <w:pPr>
         <w:pStyle w:val="Heading3"/>
       </w:pPr>
-      <w:hyperlink r:id="rId284">
+      <w:hyperlink r:id="rId296">
         <w:r>
           <w:rPr>
             <w:rStyle w:val="VerbatimChar"/>
@@ -57825,13 +62942,13 @@
         <w:t xml:space="preserve">y transferencias DRAM completas de secuencias largas.</w:t>
       </w:r>
     </w:p>
-    <w:bookmarkEnd w:id="285"/>
-    <w:bookmarkStart w:id="287" w:name="srchardwareattention_gen_impl.cpp"/>
+    <w:bookmarkEnd w:id="297"/>
+    <w:bookmarkStart w:id="299" w:name="srchardwareattention_gen_impl.cpp"/>
     <w:p>
       <w:pPr>
         <w:pStyle w:val="Heading3"/>
       </w:pPr>
-      <w:hyperlink r:id="rId286">
+      <w:hyperlink r:id="rId298">
         <w:r>
           <w:rPr>
             <w:rStyle w:val="VerbatimChar"/>
@@ -57862,13 +62979,13 @@
         <w:t xml:space="preserve">Modelado de la fase de decodificación token a token: cuantifica la lectura del KV-cache para cada paso autoregresivo.</w:t>
       </w:r>
     </w:p>
-    <w:bookmarkEnd w:id="287"/>
-    <w:bookmarkStart w:id="289" w:name="srchardwareattention_mixed_impl.cpp"/>
+    <w:bookmarkEnd w:id="299"/>
+    <w:bookmarkStart w:id="301" w:name="srchardwareattention_mixed_impl.cpp"/>
     <w:p>
       <w:pPr>
         <w:pStyle w:val="Heading3"/>
       </w:pPr>
-      <w:hyperlink r:id="rId288">
+      <w:hyperlink r:id="rId300">
         <w:r>
           <w:rPr>
             <w:rStyle w:val="VerbatimChar"/>
@@ -57899,13 +63016,13 @@
         <w:t xml:space="preserve">Modelado de lotes mixtos compuestos simultáneamente por secuencias en prefill y secuencias en decode.</w:t>
       </w:r>
     </w:p>
-    <w:bookmarkEnd w:id="289"/>
-    <w:bookmarkStart w:id="291" w:name="srchardwaretest.cpp"/>
+    <w:bookmarkEnd w:id="301"/>
+    <w:bookmarkStart w:id="303" w:name="srchardwaretest.cpp"/>
     <w:p>
       <w:pPr>
         <w:pStyle w:val="Heading3"/>
       </w:pPr>
-      <w:hyperlink r:id="rId290">
+      <w:hyperlink r:id="rId302">
         <w:r>
           <w:rPr>
             <w:rStyle w:val="VerbatimChar"/>
@@ -57943,9 +63060,9 @@
         </w:pict>
       </w:r>
     </w:p>
-    <w:bookmarkEnd w:id="291"/>
-    <w:bookmarkEnd w:id="292"/>
-    <w:bookmarkStart w:id="302" w:name="X11ce8effc15b6a2feb7a935b271f02419adafe7"/>
+    <w:bookmarkEnd w:id="303"/>
+    <w:bookmarkEnd w:id="304"/>
+    <w:bookmarkStart w:id="314" w:name="X11ce8effc15b6a2feb7a935b271f02419adafe7"/>
     <w:p>
       <w:pPr>
         <w:pStyle w:val="Heading2"/>
@@ -57963,7 +63080,7 @@
         <w:t xml:space="preserve">)</w:t>
       </w:r>
     </w:p>
-    <w:bookmarkStart w:id="293" w:name="srcmodelmodel_config.h"/>
+    <w:bookmarkStart w:id="305" w:name="srcmodelmodel_config.h"/>
     <w:p>
       <w:pPr>
         <w:pStyle w:val="Heading3"/>
@@ -58035,13 +63152,13 @@
         <w:t xml:space="preserve">, etc.).</w:t>
       </w:r>
     </w:p>
-    <w:bookmarkEnd w:id="293"/>
-    <w:bookmarkStart w:id="295" w:name="srcmodelmodel.h"/>
+    <w:bookmarkEnd w:id="305"/>
+    <w:bookmarkStart w:id="307" w:name="srcmodelmodel.h"/>
     <w:p>
       <w:pPr>
         <w:pStyle w:val="Heading3"/>
       </w:pPr>
-      <w:hyperlink r:id="rId294">
+      <w:hyperlink r:id="rId306">
         <w:r>
           <w:rPr>
             <w:rStyle w:val="VerbatimChar"/>
@@ -58072,13 +63189,13 @@
         <w:t xml:space="preserve">Interfaz abstracta pura para modelos de lenguaje en el simulador.</w:t>
       </w:r>
     </w:p>
-    <w:bookmarkEnd w:id="295"/>
-    <w:bookmarkStart w:id="297" w:name="srcmodelllm.h-llm.cpp"/>
+    <w:bookmarkEnd w:id="307"/>
+    <w:bookmarkStart w:id="309" w:name="srcmodelllm.h-llm.cpp"/>
     <w:p>
       <w:pPr>
         <w:pStyle w:val="Heading3"/>
       </w:pPr>
-      <w:hyperlink r:id="rId296">
+      <w:hyperlink r:id="rId308">
         <w:r>
           <w:rPr>
             <w:rStyle w:val="VerbatimChar"/>
@@ -58168,13 +63285,13 @@
         <w:t xml:space="preserve">.</w:t>
       </w:r>
     </w:p>
-    <w:bookmarkEnd w:id="297"/>
-    <w:bookmarkStart w:id="299" w:name="srcmodelutil.h"/>
+    <w:bookmarkEnd w:id="309"/>
+    <w:bookmarkStart w:id="311" w:name="srcmodelutil.h"/>
     <w:p>
       <w:pPr>
         <w:pStyle w:val="Heading3"/>
       </w:pPr>
-      <w:hyperlink r:id="rId298">
+      <w:hyperlink r:id="rId310">
         <w:r>
           <w:rPr>
             <w:rStyle w:val="VerbatimChar"/>
@@ -58205,13 +63322,13 @@
         <w:t xml:space="preserve">Funciones de utilidad matemática y manipulación de cadenas de configuración de modelos.</w:t>
       </w:r>
     </w:p>
-    <w:bookmarkEnd w:id="299"/>
-    <w:bookmarkStart w:id="301" w:name="srcmodeltest.cpp"/>
+    <w:bookmarkEnd w:id="311"/>
+    <w:bookmarkStart w:id="313" w:name="srcmodeltest.cpp"/>
     <w:p>
       <w:pPr>
         <w:pStyle w:val="Heading3"/>
       </w:pPr>
-      <w:hyperlink r:id="rId300">
+      <w:hyperlink r:id="rId312">
         <w:r>
           <w:rPr>
             <w:rStyle w:val="VerbatimChar"/>
@@ -58249,9 +63366,9 @@
         </w:pict>
       </w:r>
     </w:p>
-    <w:bookmarkEnd w:id="301"/>
-    <w:bookmarkEnd w:id="302"/>
-    <w:bookmarkStart w:id="359" w:name="Xb5cfa48c65edb258c55dfa25f673ac936e83b3b"/>
+    <w:bookmarkEnd w:id="313"/>
+    <w:bookmarkEnd w:id="314"/>
+    <w:bookmarkStart w:id="371" w:name="Xb5cfa48c65edb258c55dfa25f673ac936e83b3b"/>
     <w:p>
       <w:pPr>
         <w:pStyle w:val="Heading2"/>
@@ -58269,12 +63386,12 @@
         <w:t xml:space="preserve">)</w:t>
       </w:r>
     </w:p>
-    <w:bookmarkStart w:id="304" w:name="srcmodulebase.h"/>
+    <w:bookmarkStart w:id="316" w:name="srcmodulebase.h"/>
     <w:p>
       <w:pPr>
         <w:pStyle w:val="Heading3"/>
       </w:pPr>
-      <w:hyperlink r:id="rId303">
+      <w:hyperlink r:id="rId315">
         <w:r>
           <w:rPr>
             <w:rStyle w:val="VerbatimChar"/>
@@ -58326,13 +63443,13 @@
         <w:t xml:space="preserve">) y macros operacionales para el grafo.</w:t>
       </w:r>
     </w:p>
-    <w:bookmarkEnd w:id="304"/>
-    <w:bookmarkStart w:id="306" w:name="srcmodulestatus.h"/>
+    <w:bookmarkEnd w:id="316"/>
+    <w:bookmarkStart w:id="318" w:name="srcmodulestatus.h"/>
     <w:p>
       <w:pPr>
         <w:pStyle w:val="Heading3"/>
       </w:pPr>
-      <w:hyperlink r:id="rId305">
+      <w:hyperlink r:id="rId317">
         <w:r>
           <w:rPr>
             <w:rStyle w:val="VerbatimChar"/>
@@ -58411,13 +63528,13 @@
         <w:t xml:space="preserve">) y contadores de energía por dispositivo.</w:t>
       </w:r>
     </w:p>
-    <w:bookmarkEnd w:id="306"/>
-    <w:bookmarkStart w:id="309" w:name="srcmoduletensor.h-tensor.cpp"/>
+    <w:bookmarkEnd w:id="318"/>
+    <w:bookmarkStart w:id="321" w:name="srcmoduletensor.h-tensor.cpp"/>
     <w:p>
       <w:pPr>
         <w:pStyle w:val="Heading3"/>
       </w:pPr>
-      <w:hyperlink r:id="rId307">
+      <w:hyperlink r:id="rId319">
         <w:r>
           <w:rPr>
             <w:rStyle w:val="VerbatimChar"/>
@@ -58434,7 +63551,7 @@
       <w:r>
         <w:t xml:space="preserve"> </w:t>
       </w:r>
-      <w:hyperlink r:id="rId308">
+      <w:hyperlink r:id="rId320">
         <w:r>
           <w:rPr>
             <w:rStyle w:val="VerbatimChar"/>
@@ -58565,13 +63682,13 @@
         <w:t xml:space="preserve">).</w:t>
       </w:r>
     </w:p>
-    <w:bookmarkEnd w:id="309"/>
-    <w:bookmarkStart w:id="312" w:name="srcmodulemodule.h-module.cpp"/>
+    <w:bookmarkEnd w:id="321"/>
+    <w:bookmarkStart w:id="324" w:name="srcmodulemodule.h-module.cpp"/>
     <w:p>
       <w:pPr>
         <w:pStyle w:val="Heading3"/>
       </w:pPr>
-      <w:hyperlink r:id="rId310">
+      <w:hyperlink r:id="rId322">
         <w:r>
           <w:rPr>
             <w:rStyle w:val="VerbatimChar"/>
@@ -58588,7 +63705,7 @@
       <w:r>
         <w:t xml:space="preserve"> </w:t>
       </w:r>
-      <w:hyperlink r:id="rId311">
+      <w:hyperlink r:id="rId323">
         <w:r>
           <w:rPr>
             <w:rStyle w:val="VerbatimChar"/>
@@ -58776,13 +63893,13 @@
         <w:t xml:space="preserve">.</w:t>
       </w:r>
     </w:p>
-    <w:bookmarkEnd w:id="312"/>
-    <w:bookmarkStart w:id="314" w:name="srcmodulemodule_graph.h-module_graph.cpp"/>
+    <w:bookmarkEnd w:id="324"/>
+    <w:bookmarkStart w:id="326" w:name="srcmodulemodule_graph.h-module_graph.cpp"/>
     <w:p>
       <w:pPr>
         <w:pStyle w:val="Heading3"/>
       </w:pPr>
-      <w:hyperlink r:id="rId313">
+      <w:hyperlink r:id="rId325">
         <w:r>
           <w:rPr>
             <w:rStyle w:val="VerbatimChar"/>
@@ -58799,7 +63916,7 @@
       <w:r>
         <w:t xml:space="preserve"> </w:t>
       </w:r>
-      <w:hyperlink r:id="rId188">
+      <w:hyperlink r:id="rId200">
         <w:r>
           <w:rPr>
             <w:rStyle w:val="VerbatimChar"/>
@@ -59080,13 +64197,13 @@
         <w:t xml:space="preserve">.</w:t>
       </w:r>
     </w:p>
-    <w:bookmarkEnd w:id="314"/>
-    <w:bookmarkStart w:id="317" w:name="srcmoduletimeboard.h-timeboard.cpp"/>
+    <w:bookmarkEnd w:id="326"/>
+    <w:bookmarkStart w:id="329" w:name="srcmoduletimeboard.h-timeboard.cpp"/>
     <w:p>
       <w:pPr>
         <w:pStyle w:val="Heading3"/>
       </w:pPr>
-      <w:hyperlink r:id="rId315">
+      <w:hyperlink r:id="rId327">
         <w:r>
           <w:rPr>
             <w:rStyle w:val="VerbatimChar"/>
@@ -59103,7 +64220,7 @@
       <w:r>
         <w:t xml:space="preserve"> </w:t>
       </w:r>
-      <w:hyperlink r:id="rId316">
+      <w:hyperlink r:id="rId328">
         <w:r>
           <w:rPr>
             <w:rStyle w:val="VerbatimChar"/>
@@ -59143,13 +64260,13 @@
         <w:t xml:space="preserve">) de inicio y fin de cada módulo, computa diferencias de energía y vuelca estadísticas tabulares a consola y trazas estructuradas.</w:t>
       </w:r>
     </w:p>
-    <w:bookmarkEnd w:id="317"/>
-    <w:bookmarkStart w:id="320" w:name="srcmodulelinear.h-linear.cpp"/>
+    <w:bookmarkEnd w:id="329"/>
+    <w:bookmarkStart w:id="332" w:name="srcmodulelinear.h-linear.cpp"/>
     <w:p>
       <w:pPr>
         <w:pStyle w:val="Heading3"/>
       </w:pPr>
-      <w:hyperlink r:id="rId318">
+      <w:hyperlink r:id="rId330">
         <w:r>
           <w:rPr>
             <w:rStyle w:val="VerbatimChar"/>
@@ -59166,7 +64283,7 @@
       <w:r>
         <w:t xml:space="preserve"> </w:t>
       </w:r>
-      <w:hyperlink r:id="rId319">
+      <w:hyperlink r:id="rId331">
         <w:r>
           <w:rPr>
             <w:rStyle w:val="VerbatimChar"/>
@@ -59226,13 +64343,13 @@
         <w:t xml:space="preserve">, proyecciones de salida de atención y capas densas FFN.</w:t>
       </w:r>
     </w:p>
-    <w:bookmarkEnd w:id="320"/>
-    <w:bookmarkStart w:id="323" w:name="srcmoduleactivation.h-activation.cpp"/>
+    <w:bookmarkEnd w:id="332"/>
+    <w:bookmarkStart w:id="335" w:name="srcmoduleactivation.h-activation.cpp"/>
     <w:p>
       <w:pPr>
         <w:pStyle w:val="Heading3"/>
       </w:pPr>
-      <w:hyperlink r:id="rId321">
+      <w:hyperlink r:id="rId333">
         <w:r>
           <w:rPr>
             <w:rStyle w:val="VerbatimChar"/>
@@ -59249,7 +64366,7 @@
       <w:r>
         <w:t xml:space="preserve"> </w:t>
       </w:r>
-      <w:hyperlink r:id="rId322">
+      <w:hyperlink r:id="rId334">
         <w:r>
           <w:rPr>
             <w:rStyle w:val="VerbatimChar"/>
@@ -59280,13 +64397,13 @@
         <w:t xml:space="preserve">Módulos de función de activación (GELU, SiLU / SwiGLU).</w:t>
       </w:r>
     </w:p>
-    <w:bookmarkEnd w:id="323"/>
-    <w:bookmarkStart w:id="326" w:name="srcmoduleattention.h-attention.cpp"/>
+    <w:bookmarkEnd w:id="335"/>
+    <w:bookmarkStart w:id="338" w:name="srcmoduleattention.h-attention.cpp"/>
     <w:p>
       <w:pPr>
         <w:pStyle w:val="Heading3"/>
       </w:pPr>
-      <w:hyperlink r:id="rId324">
+      <w:hyperlink r:id="rId336">
         <w:r>
           <w:rPr>
             <w:rStyle w:val="VerbatimChar"/>
@@ -59303,7 +64420,7 @@
       <w:r>
         <w:t xml:space="preserve"> </w:t>
       </w:r>
-      <w:hyperlink r:id="rId325">
+      <w:hyperlink r:id="rId337">
         <w:r>
           <w:rPr>
             <w:rStyle w:val="VerbatimChar"/>
@@ -59406,13 +64523,13 @@
         <w:t xml:space="preserve">).</w:t>
       </w:r>
     </w:p>
-    <w:bookmarkEnd w:id="326"/>
-    <w:bookmarkStart w:id="328" w:name="X55533dc19a27f2cbeea130a1f0a37dc99cea6d8"/>
+    <w:bookmarkEnd w:id="338"/>
+    <w:bookmarkStart w:id="340" w:name="X55533dc19a27f2cbeea130a1f0a37dc99cea6d8"/>
     <w:p>
       <w:pPr>
         <w:pStyle w:val="Heading3"/>
       </w:pPr>
-      <w:hyperlink r:id="rId327">
+      <w:hyperlink r:id="rId339">
         <w:r>
           <w:rPr>
             <w:rStyle w:val="VerbatimChar"/>
@@ -59488,13 +64605,13 @@
         <w:t xml:space="preserve">elementos.</w:t>
       </w:r>
     </w:p>
-    <w:bookmarkEnd w:id="328"/>
-    <w:bookmarkStart w:id="330" w:name="srcmodulelayernorm.h-layernorm.cpp"/>
+    <w:bookmarkEnd w:id="340"/>
+    <w:bookmarkStart w:id="342" w:name="srcmodulelayernorm.h-layernorm.cpp"/>
     <w:p>
       <w:pPr>
         <w:pStyle w:val="Heading3"/>
       </w:pPr>
-      <w:hyperlink r:id="rId329">
+      <w:hyperlink r:id="rId341">
         <w:r>
           <w:rPr>
             <w:rStyle w:val="VerbatimChar"/>
@@ -59581,13 +64698,13 @@
         <w:t xml:space="preserve">para prevenir trazas y avances de tiempo en la construcción del grafo.</w:t>
       </w:r>
     </w:p>
-    <w:bookmarkEnd w:id="330"/>
-    <w:bookmarkStart w:id="332" w:name="srcmoduleresidual.h-residual.cpp"/>
+    <w:bookmarkEnd w:id="342"/>
+    <w:bookmarkStart w:id="344" w:name="srcmoduleresidual.h-residual.cpp"/>
     <w:p>
       <w:pPr>
         <w:pStyle w:val="Heading3"/>
       </w:pPr>
-      <w:hyperlink r:id="rId331">
+      <w:hyperlink r:id="rId343">
         <w:r>
           <w:rPr>
             <w:rStyle w:val="VerbatimChar"/>
@@ -59662,13 +64779,13 @@
         <w:t xml:space="preserve">.</w:t>
       </w:r>
     </w:p>
-    <w:bookmarkEnd w:id="332"/>
-    <w:bookmarkStart w:id="334" w:name="srcmodulerope.h-rope.cpp"/>
+    <w:bookmarkEnd w:id="344"/>
+    <w:bookmarkStart w:id="346" w:name="srcmodulerope.h-rope.cpp"/>
     <w:p>
       <w:pPr>
         <w:pStyle w:val="Heading3"/>
       </w:pPr>
-      <w:hyperlink r:id="rId333">
+      <w:hyperlink r:id="rId345">
         <w:r>
           <w:rPr>
             <w:rStyle w:val="VerbatimChar"/>
@@ -59728,13 +64845,13 @@
         <w:t xml:space="preserve">.</w:t>
       </w:r>
     </w:p>
-    <w:bookmarkEnd w:id="334"/>
-    <w:bookmarkStart w:id="337" w:name="srcmoduleroute.h-route.cpp"/>
+    <w:bookmarkEnd w:id="346"/>
+    <w:bookmarkStart w:id="349" w:name="srcmoduleroute.h-route.cpp"/>
     <w:p>
       <w:pPr>
         <w:pStyle w:val="Heading3"/>
       </w:pPr>
-      <w:hyperlink r:id="rId335">
+      <w:hyperlink r:id="rId347">
         <w:r>
           <w:rPr>
             <w:rStyle w:val="VerbatimChar"/>
@@ -59751,7 +64868,7 @@
       <w:r>
         <w:t xml:space="preserve"> </w:t>
       </w:r>
-      <w:hyperlink r:id="rId336">
+      <w:hyperlink r:id="rId348">
         <w:r>
           <w:rPr>
             <w:rStyle w:val="VerbatimChar"/>
@@ -59851,13 +64968,13 @@
         <w:t xml:space="preserve">) o basadas en trazas reales de dataset.</w:t>
       </w:r>
     </w:p>
-    <w:bookmarkEnd w:id="337"/>
-    <w:bookmarkStart w:id="340" w:name="srcmoduleexpert.h-expert.cpp"/>
+    <w:bookmarkEnd w:id="349"/>
+    <w:bookmarkStart w:id="352" w:name="srcmoduleexpert.h-expert.cpp"/>
     <w:p>
       <w:pPr>
         <w:pStyle w:val="Heading3"/>
       </w:pPr>
-      <w:hyperlink r:id="rId338">
+      <w:hyperlink r:id="rId350">
         <w:r>
           <w:rPr>
             <w:rStyle w:val="VerbatimChar"/>
@@ -59874,7 +64991,7 @@
       <w:r>
         <w:t xml:space="preserve"> </w:t>
       </w:r>
-      <w:hyperlink r:id="rId339">
+      <w:hyperlink r:id="rId351">
         <w:r>
           <w:rPr>
             <w:rStyle w:val="VerbatimChar"/>
@@ -60080,13 +65197,13 @@
         <w:t xml:space="preserve">).</w:t>
       </w:r>
     </w:p>
-    <w:bookmarkEnd w:id="340"/>
-    <w:bookmarkStart w:id="343" w:name="srcmodulelayer.h-layer.cpp"/>
+    <w:bookmarkEnd w:id="352"/>
+    <w:bookmarkStart w:id="355" w:name="srcmodulelayer.h-layer.cpp"/>
     <w:p>
       <w:pPr>
         <w:pStyle w:val="Heading3"/>
       </w:pPr>
-      <w:hyperlink r:id="rId341">
+      <w:hyperlink r:id="rId353">
         <w:r>
           <w:rPr>
             <w:rStyle w:val="VerbatimChar"/>
@@ -60103,7 +65220,7 @@
       <w:r>
         <w:t xml:space="preserve"> </w:t>
       </w:r>
-      <w:hyperlink r:id="rId342">
+      <w:hyperlink r:id="rId354">
         <w:r>
           <w:rPr>
             <w:rStyle w:val="VerbatimChar"/>
@@ -60161,13 +65278,13 @@
         <w:t xml:space="preserve">).</w:t>
       </w:r>
     </w:p>
-    <w:bookmarkEnd w:id="343"/>
-    <w:bookmarkStart w:id="345" w:name="srcmoduledecoder.h-decoder.cpp"/>
+    <w:bookmarkEnd w:id="355"/>
+    <w:bookmarkStart w:id="357" w:name="srcmoduledecoder.h-decoder.cpp"/>
     <w:p>
       <w:pPr>
         <w:pStyle w:val="Heading3"/>
       </w:pPr>
-      <w:hyperlink r:id="rId344">
+      <w:hyperlink r:id="rId356">
         <w:r>
           <w:rPr>
             <w:rStyle w:val="VerbatimChar"/>
@@ -60184,7 +65301,7 @@
       <w:r>
         <w:t xml:space="preserve"> </w:t>
       </w:r>
-      <w:hyperlink r:id="rId176">
+      <w:hyperlink r:id="rId186">
         <w:r>
           <w:rPr>
             <w:rStyle w:val="VerbatimChar"/>
@@ -60455,13 +65572,13 @@
         <w:t xml:space="preserve">Residual).</w:t>
       </w:r>
     </w:p>
-    <w:bookmarkEnd w:id="345"/>
-    <w:bookmarkStart w:id="348" w:name="srcmoduleembedding.h-embedding.cpp"/>
+    <w:bookmarkEnd w:id="357"/>
+    <w:bookmarkStart w:id="360" w:name="srcmoduleembedding.h-embedding.cpp"/>
     <w:p>
       <w:pPr>
         <w:pStyle w:val="Heading3"/>
       </w:pPr>
-      <w:hyperlink r:id="rId346">
+      <w:hyperlink r:id="rId358">
         <w:r>
           <w:rPr>
             <w:rStyle w:val="VerbatimChar"/>
@@ -60478,7 +65595,7 @@
       <w:r>
         <w:t xml:space="preserve"> </w:t>
       </w:r>
-      <w:hyperlink r:id="rId347">
+      <w:hyperlink r:id="rId359">
         <w:r>
           <w:rPr>
             <w:rStyle w:val="VerbatimChar"/>
@@ -60509,13 +65626,13 @@
         <w:t xml:space="preserve">Capa inicial de lookup de tokens que transforma IDs a representaciones vectoriales.</w:t>
       </w:r>
     </w:p>
-    <w:bookmarkEnd w:id="348"/>
-    <w:bookmarkStart w:id="351" w:name="srcmodulelm_head.h-lm_head.cpp"/>
+    <w:bookmarkEnd w:id="360"/>
+    <w:bookmarkStart w:id="363" w:name="srcmodulelm_head.h-lm_head.cpp"/>
     <w:p>
       <w:pPr>
         <w:pStyle w:val="Heading3"/>
       </w:pPr>
-      <w:hyperlink r:id="rId349">
+      <w:hyperlink r:id="rId361">
         <w:r>
           <w:rPr>
             <w:rStyle w:val="VerbatimChar"/>
@@ -60532,7 +65649,7 @@
       <w:r>
         <w:t xml:space="preserve"> </w:t>
       </w:r>
-      <w:hyperlink r:id="rId350">
+      <w:hyperlink r:id="rId362">
         <w:r>
           <w:rPr>
             <w:rStyle w:val="VerbatimChar"/>
@@ -60563,13 +65680,13 @@
         <w:t xml:space="preserve">Capa final de salida (Linear) que mapea el estado oculto hacia los logits sobre el vocabulario.</w:t>
       </w:r>
     </w:p>
-    <w:bookmarkEnd w:id="351"/>
-    <w:bookmarkStart w:id="354" w:name="srcmoduleparallel.h-parallel.cpp"/>
+    <w:bookmarkEnd w:id="363"/>
+    <w:bookmarkStart w:id="366" w:name="srcmoduleparallel.h-parallel.cpp"/>
     <w:p>
       <w:pPr>
         <w:pStyle w:val="Heading3"/>
       </w:pPr>
-      <w:hyperlink r:id="rId352">
+      <w:hyperlink r:id="rId364">
         <w:r>
           <w:rPr>
             <w:rStyle w:val="VerbatimChar"/>
@@ -60586,7 +65703,7 @@
       <w:r>
         <w:t xml:space="preserve"> </w:t>
       </w:r>
-      <w:hyperlink r:id="rId353">
+      <w:hyperlink r:id="rId365">
         <w:r>
           <w:rPr>
             <w:rStyle w:val="VerbatimChar"/>
@@ -60638,13 +65755,13 @@
         <w:t xml:space="preserve">).</w:t>
       </w:r>
     </w:p>
-    <w:bookmarkEnd w:id="354"/>
-    <w:bookmarkStart w:id="356" w:name="X604acce90831f52ea45d8dc88e8f833205bc475"/>
+    <w:bookmarkEnd w:id="366"/>
+    <w:bookmarkStart w:id="368" w:name="X604acce90831f52ea45d8dc88e8f833205bc475"/>
     <w:p>
       <w:pPr>
         <w:pStyle w:val="Heading3"/>
       </w:pPr>
-      <w:hyperlink r:id="rId355">
+      <w:hyperlink r:id="rId367">
         <w:r>
           <w:rPr>
             <w:rStyle w:val="VerbatimChar"/>
@@ -61055,13 +66172,13 @@
         <w:t xml:space="preserve">.</w:t>
       </w:r>
     </w:p>
-    <w:bookmarkEnd w:id="356"/>
-    <w:bookmarkStart w:id="358" w:name="srcmoduletest.cpp"/>
+    <w:bookmarkEnd w:id="368"/>
+    <w:bookmarkStart w:id="370" w:name="srcmoduletest.cpp"/>
     <w:p>
       <w:pPr>
         <w:pStyle w:val="Heading3"/>
       </w:pPr>
-      <w:hyperlink r:id="rId357">
+      <w:hyperlink r:id="rId369">
         <w:r>
           <w:rPr>
             <w:rStyle w:val="VerbatimChar"/>
@@ -61099,9 +66216,9 @@
         </w:pict>
       </w:r>
     </w:p>
-    <w:bookmarkEnd w:id="358"/>
-    <w:bookmarkEnd w:id="359"/>
-    <w:bookmarkStart w:id="367" w:name="Xf84261a8395965c3a348f2ab837d5e5093bc08f"/>
+    <w:bookmarkEnd w:id="370"/>
+    <w:bookmarkEnd w:id="371"/>
+    <w:bookmarkStart w:id="379" w:name="Xf84261a8395965c3a348f2ab837d5e5093bc08f"/>
     <w:p>
       <w:pPr>
         <w:pStyle w:val="Heading2"/>
@@ -61119,12 +66236,12 @@
         <w:t xml:space="preserve">)</w:t>
       </w:r>
     </w:p>
-    <w:bookmarkStart w:id="362" w:name="srcschedulersequence.h-sequence.cpp"/>
+    <w:bookmarkStart w:id="374" w:name="srcschedulersequence.h-sequence.cpp"/>
     <w:p>
       <w:pPr>
         <w:pStyle w:val="Heading3"/>
       </w:pPr>
-      <w:hyperlink r:id="rId360">
+      <w:hyperlink r:id="rId372">
         <w:r>
           <w:rPr>
             <w:rStyle w:val="VerbatimChar"/>
@@ -61141,7 +66258,7 @@
       <w:r>
         <w:t xml:space="preserve"> </w:t>
       </w:r>
-      <w:hyperlink r:id="rId361">
+      <w:hyperlink r:id="rId373">
         <w:r>
           <w:rPr>
             <w:rStyle w:val="VerbatimChar"/>
@@ -61241,13 +66358,13 @@
         <w:t xml:space="preserve">).</w:t>
       </w:r>
     </w:p>
-    <w:bookmarkEnd w:id="362"/>
-    <w:bookmarkStart w:id="364" w:name="srcschedulerscheduler.h-scheduler.cpp"/>
+    <w:bookmarkEnd w:id="374"/>
+    <w:bookmarkStart w:id="376" w:name="srcschedulerscheduler.h-scheduler.cpp"/>
     <w:p>
       <w:pPr>
         <w:pStyle w:val="Heading3"/>
       </w:pPr>
-      <w:hyperlink r:id="rId363">
+      <w:hyperlink r:id="rId375">
         <w:r>
           <w:rPr>
             <w:rStyle w:val="VerbatimChar"/>
@@ -61400,13 +66517,13 @@
         <w:t xml:space="preserve">respetando la distribución configurada.</w:t>
       </w:r>
     </w:p>
-    <w:bookmarkEnd w:id="364"/>
-    <w:bookmarkStart w:id="366" w:name="srcschedulertest.cpp"/>
+    <w:bookmarkEnd w:id="376"/>
+    <w:bookmarkStart w:id="378" w:name="srcschedulertest.cpp"/>
     <w:p>
       <w:pPr>
         <w:pStyle w:val="Heading3"/>
       </w:pPr>
-      <w:hyperlink r:id="rId365">
+      <w:hyperlink r:id="rId377">
         <w:r>
           <w:rPr>
             <w:rStyle w:val="VerbatimChar"/>
@@ -61444,9 +66561,9 @@
         </w:pict>
       </w:r>
     </w:p>
-    <w:bookmarkEnd w:id="366"/>
-    <w:bookmarkEnd w:id="367"/>
-    <w:bookmarkStart w:id="372" w:name="Xf9444877e953abcdf470106263594a62a482bdb"/>
+    <w:bookmarkEnd w:id="378"/>
+    <w:bookmarkEnd w:id="379"/>
+    <w:bookmarkStart w:id="384" w:name="Xf9444877e953abcdf470106263594a62a482bdb"/>
     <w:p>
       <w:pPr>
         <w:pStyle w:val="Heading2"/>
@@ -61464,12 +66581,12 @@
         <w:t xml:space="preserve">)</w:t>
       </w:r>
     </w:p>
-    <w:bookmarkStart w:id="368" w:name="llmsimulatorrun_sim.py"/>
+    <w:bookmarkStart w:id="380" w:name="llmsimulatorrun_sim.py"/>
     <w:p>
       <w:pPr>
         <w:pStyle w:val="Heading3"/>
       </w:pPr>
-      <w:hyperlink r:id="rId195">
+      <w:hyperlink r:id="rId207">
         <w:r>
           <w:rPr>
             <w:rStyle w:val="VerbatimChar"/>
@@ -61615,13 +66732,13 @@
         <w:t xml:space="preserve">para anular la captura en barridos masivos donde se desee máxima velocidad.</w:t>
       </w:r>
     </w:p>
-    <w:bookmarkEnd w:id="368"/>
-    <w:bookmarkStart w:id="369" w:name="llmsimulatoranalyze_traces.py"/>
+    <w:bookmarkEnd w:id="380"/>
+    <w:bookmarkStart w:id="381" w:name="llmsimulatoranalyze_traces.py"/>
     <w:p>
       <w:pPr>
         <w:pStyle w:val="Heading3"/>
       </w:pPr>
-      <w:hyperlink r:id="rId197">
+      <w:hyperlink r:id="rId209">
         <w:r>
           <w:rPr>
             <w:rStyle w:val="VerbatimChar"/>
@@ -61789,13 +66906,13 @@
         <w:t xml:space="preserve">).</w:t>
       </w:r>
     </w:p>
-    <w:bookmarkEnd w:id="369"/>
-    <w:bookmarkStart w:id="370" w:name="llmsimulatorplot_packet_tracking.py"/>
+    <w:bookmarkEnd w:id="381"/>
+    <w:bookmarkStart w:id="382" w:name="llmsimulatorplot_packet_tracking.py"/>
     <w:p>
       <w:pPr>
         <w:pStyle w:val="Heading3"/>
       </w:pPr>
-      <w:hyperlink r:id="rId202">
+      <w:hyperlink r:id="rId214">
         <w:r>
           <w:rPr>
             <w:rStyle w:val="VerbatimChar"/>
@@ -62237,13 +67354,13 @@
         <w:t xml:space="preserve">.</w:t>
       </w:r>
     </w:p>
-    <w:bookmarkEnd w:id="370"/>
-    <w:bookmarkStart w:id="371" w:name="llmsimulatorplot_cronograma.py"/>
+    <w:bookmarkEnd w:id="382"/>
+    <w:bookmarkStart w:id="383" w:name="llmsimulatorplot_cronograma.py"/>
     <w:p>
       <w:pPr>
         <w:pStyle w:val="Heading3"/>
       </w:pPr>
-      <w:hyperlink r:id="rId204">
+      <w:hyperlink r:id="rId216">
         <w:r>
           <w:rPr>
             <w:rStyle w:val="VerbatimChar"/>
@@ -62695,9 +67812,9 @@
         </w:pict>
       </w:r>
     </w:p>
-    <w:bookmarkEnd w:id="371"/>
-    <w:bookmarkEnd w:id="372"/>
-    <w:bookmarkStart w:id="400" w:name="subsistema-de-red-booksim2-booksim2src"/>
+    <w:bookmarkEnd w:id="383"/>
+    <w:bookmarkEnd w:id="384"/>
+    <w:bookmarkStart w:id="412" w:name="subsistema-de-red-booksim2-booksim2src"/>
     <w:p>
       <w:pPr>
         <w:pStyle w:val="Heading2"/>
@@ -62715,7 +67832,7 @@
         <w:t xml:space="preserve">)</w:t>
       </w:r>
     </w:p>
-    <w:bookmarkStart w:id="373" w:name="Xb3ba7dd208a049e2f1c6c9f422e9a15f0c4ee4a"/>
+    <w:bookmarkStart w:id="385" w:name="Xb3ba7dd208a049e2f1c6c9f422e9a15f0c4ee4a"/>
     <w:p>
       <w:pPr>
         <w:pStyle w:val="Heading3"/>
@@ -63171,13 +68288,13 @@
         <w:t xml:space="preserve">con 17 columnas canónicas.</w:t>
       </w:r>
     </w:p>
-    <w:bookmarkEnd w:id="373"/>
-    <w:bookmarkStart w:id="375" w:name="Xe645896aa4f417501dd1264f6026d8031d42d97"/>
+    <w:bookmarkEnd w:id="385"/>
+    <w:bookmarkStart w:id="387" w:name="Xe645896aa4f417501dd1264f6026d8031d42d97"/>
     <w:p>
       <w:pPr>
         <w:pStyle w:val="Heading3"/>
       </w:pPr>
-      <w:hyperlink r:id="rId374">
+      <w:hyperlink r:id="rId386">
         <w:r>
           <w:rPr>
             <w:rStyle w:val="VerbatimChar"/>
@@ -63255,13 +68372,13 @@
         <w:t xml:space="preserve">).</w:t>
       </w:r>
     </w:p>
-    <w:bookmarkEnd w:id="375"/>
-    <w:bookmarkStart w:id="378" w:name="booksim2srcflit.hpp-flit.cpp"/>
+    <w:bookmarkEnd w:id="387"/>
+    <w:bookmarkStart w:id="390" w:name="booksim2srcflit.hpp-flit.cpp"/>
     <w:p>
       <w:pPr>
         <w:pStyle w:val="Heading3"/>
       </w:pPr>
-      <w:hyperlink r:id="rId376">
+      <w:hyperlink r:id="rId388">
         <w:r>
           <w:rPr>
             <w:rStyle w:val="VerbatimChar"/>
@@ -63278,7 +68395,7 @@
       <w:r>
         <w:t xml:space="preserve"> </w:t>
       </w:r>
-      <w:hyperlink r:id="rId377">
+      <w:hyperlink r:id="rId389">
         <w:r>
           <w:rPr>
             <w:rStyle w:val="VerbatimChar"/>
@@ -63411,13 +68528,13 @@
         <w:t xml:space="preserve">).</w:t>
       </w:r>
     </w:p>
-    <w:bookmarkEnd w:id="378"/>
-    <w:bookmarkStart w:id="380" w:name="booksim2srcpacket_reply_info.hpp"/>
+    <w:bookmarkEnd w:id="390"/>
+    <w:bookmarkStart w:id="392" w:name="booksim2srcpacket_reply_info.hpp"/>
     <w:p>
       <w:pPr>
         <w:pStyle w:val="Heading3"/>
       </w:pPr>
-      <w:hyperlink r:id="rId379">
+      <w:hyperlink r:id="rId391">
         <w:r>
           <w:rPr>
             <w:rStyle w:val="VerbatimChar"/>
@@ -63448,13 +68565,13 @@
         <w:t xml:space="preserve">Estructuras de metadatos para paquetes de solicitud y respuesta de memoria en BookSim2.</w:t>
       </w:r>
     </w:p>
-    <w:bookmarkEnd w:id="380"/>
-    <w:bookmarkStart w:id="383" w:name="booksim2srcroutefunc.hpp-routefunc.cpp"/>
+    <w:bookmarkEnd w:id="392"/>
+    <w:bookmarkStart w:id="395" w:name="booksim2srcroutefunc.hpp-routefunc.cpp"/>
     <w:p>
       <w:pPr>
         <w:pStyle w:val="Heading3"/>
       </w:pPr>
-      <w:hyperlink r:id="rId381">
+      <w:hyperlink r:id="rId393">
         <w:r>
           <w:rPr>
             <w:rStyle w:val="VerbatimChar"/>
@@ -63471,7 +68588,7 @@
       <w:r>
         <w:t xml:space="preserve"> </w:t>
       </w:r>
-      <w:hyperlink r:id="rId382">
+      <w:hyperlink r:id="rId394">
         <w:r>
           <w:rPr>
             <w:rStyle w:val="VerbatimChar"/>
@@ -63532,13 +68649,13 @@
         <w:t xml:space="preserve">).</w:t>
       </w:r>
     </w:p>
-    <w:bookmarkEnd w:id="383"/>
-    <w:bookmarkStart w:id="386" w:name="Xe9201d0e93d97f388d71ef04d53f1a849b8a762"/>
+    <w:bookmarkEnd w:id="395"/>
+    <w:bookmarkStart w:id="398" w:name="Xe9201d0e93d97f388d71ef04d53f1a849b8a762"/>
     <w:p>
       <w:pPr>
         <w:pStyle w:val="Heading3"/>
       </w:pPr>
-      <w:hyperlink r:id="rId384">
+      <w:hyperlink r:id="rId396">
         <w:r>
           <w:rPr>
             <w:rStyle w:val="VerbatimChar"/>
@@ -63555,7 +68672,7 @@
       <w:r>
         <w:t xml:space="preserve"> </w:t>
       </w:r>
-      <w:hyperlink r:id="rId385">
+      <w:hyperlink r:id="rId397">
         <w:r>
           <w:rPr>
             <w:rStyle w:val="VerbatimChar"/>
@@ -63586,13 +68703,13 @@
         <w:t xml:space="preserve">Clase base abstracta de todas las topologías de red en BookSim2. Gestiona listas de routers, canales de datos y canales de créditos de retorno.</w:t>
       </w:r>
     </w:p>
-    <w:bookmarkEnd w:id="386"/>
-    <w:bookmarkStart w:id="388" w:name="booksim2srcnetworkskncube.hpp-kncube.cpp"/>
+    <w:bookmarkEnd w:id="398"/>
+    <w:bookmarkStart w:id="400" w:name="booksim2srcnetworkskncube.hpp-kncube.cpp"/>
     <w:p>
       <w:pPr>
         <w:pStyle w:val="Heading3"/>
       </w:pPr>
-      <w:hyperlink r:id="rId387">
+      <w:hyperlink r:id="rId399">
         <w:r>
           <w:rPr>
             <w:rStyle w:val="VerbatimChar"/>
@@ -63662,13 +68779,13 @@
         <w:t xml:space="preserve">-cube para mallas y toros multidimensionales. Conecta routers ortogonalmente y modela las diferencias de latencia física de enlaces wrap-around.</w:t>
       </w:r>
     </w:p>
-    <w:bookmarkEnd w:id="388"/>
-    <w:bookmarkStart w:id="391" w:name="booksim2srcroutersrouter.hpp-router.cpp"/>
+    <w:bookmarkEnd w:id="400"/>
+    <w:bookmarkStart w:id="403" w:name="booksim2srcroutersrouter.hpp-router.cpp"/>
     <w:p>
       <w:pPr>
         <w:pStyle w:val="Heading3"/>
       </w:pPr>
-      <w:hyperlink r:id="rId389">
+      <w:hyperlink r:id="rId401">
         <w:r>
           <w:rPr>
             <w:rStyle w:val="VerbatimChar"/>
@@ -63685,7 +68802,7 @@
       <w:r>
         <w:t xml:space="preserve"> </w:t>
       </w:r>
-      <w:hyperlink r:id="rId390">
+      <w:hyperlink r:id="rId402">
         <w:r>
           <w:rPr>
             <w:rStyle w:val="VerbatimChar"/>
@@ -63716,13 +68833,13 @@
         <w:t xml:space="preserve">Interfaz base de conmutadores de red en BookSim2.</w:t>
       </w:r>
     </w:p>
-    <w:bookmarkEnd w:id="391"/>
-    <w:bookmarkStart w:id="393" w:name="Xb07f0c838f9c1c4a519b7b82faea2de3df7e0c9"/>
+    <w:bookmarkEnd w:id="403"/>
+    <w:bookmarkStart w:id="405" w:name="Xb07f0c838f9c1c4a519b7b82faea2de3df7e0c9"/>
     <w:p>
       <w:pPr>
         <w:pStyle w:val="Heading3"/>
       </w:pPr>
-      <w:hyperlink r:id="rId392">
+      <w:hyperlink r:id="rId404">
         <w:r>
           <w:rPr>
             <w:rStyle w:val="VerbatimChar"/>
@@ -63855,13 +68972,13 @@
         <w:t xml:space="preserve">LT.</w:t>
       </w:r>
     </w:p>
-    <w:bookmarkEnd w:id="393"/>
-    <w:bookmarkStart w:id="396" w:name="X0cf4ebfee70db98c6538f33a0300f6f118c106f"/>
+    <w:bookmarkEnd w:id="405"/>
+    <w:bookmarkStart w:id="408" w:name="X0cf4ebfee70db98c6538f33a0300f6f118c106f"/>
     <w:p>
       <w:pPr>
         <w:pStyle w:val="Heading3"/>
       </w:pPr>
-      <w:hyperlink r:id="rId394">
+      <w:hyperlink r:id="rId406">
         <w:r>
           <w:rPr>
             <w:rStyle w:val="VerbatimChar"/>
@@ -63878,7 +68995,7 @@
       <w:r>
         <w:t xml:space="preserve"> </w:t>
       </w:r>
-      <w:hyperlink r:id="rId395">
+      <w:hyperlink r:id="rId407">
         <w:r>
           <w:rPr>
             <w:rStyle w:val="VerbatimChar"/>
@@ -63909,13 +69026,13 @@
         <w:t xml:space="preserve">Seguimiento de créditos y disponibilidad de buffers en el router del siguiente salto para control de flujo libre de desbordamiento.</w:t>
       </w:r>
     </w:p>
-    <w:bookmarkEnd w:id="396"/>
-    <w:bookmarkStart w:id="399" w:name="X650c699ba5e9a33bea05c403a8046397521452a"/>
+    <w:bookmarkEnd w:id="408"/>
+    <w:bookmarkStart w:id="411" w:name="X650c699ba5e9a33bea05c403a8046397521452a"/>
     <w:p>
       <w:pPr>
         <w:pStyle w:val="Heading3"/>
       </w:pPr>
-      <w:hyperlink r:id="rId397">
+      <w:hyperlink r:id="rId409">
         <w:r>
           <w:rPr>
             <w:rStyle w:val="VerbatimChar"/>
@@ -63932,7 +69049,7 @@
       <w:r>
         <w:t xml:space="preserve"> </w:t>
       </w:r>
-      <w:hyperlink r:id="rId398">
+      <w:hyperlink r:id="rId410">
         <w:r>
           <w:rPr>
             <w:rStyle w:val="VerbatimChar"/>
@@ -64027,9 +69144,9 @@
         <w:t xml:space="preserve">Fin del Documento Maestro - TFM Technical Bible (Octubre 2026)</w:t>
       </w:r>
     </w:p>
-    <w:bookmarkEnd w:id="399"/>
-    <w:bookmarkEnd w:id="400"/>
-    <w:bookmarkEnd w:id="401"/>
+    <w:bookmarkEnd w:id="411"/>
+    <w:bookmarkEnd w:id="412"/>
+    <w:bookmarkEnd w:id="413"/>
     <w:sectPr>
       <w:footnotePr>
         <w:numRestart w:val="eachSect"/>
